--- a/static/uploads/mau/hopdong/nt1/tren_o1/hdtv.docx
+++ b/static/uploads/mau/hopdong/nt1/tren_o1/hdtv.docx
@@ -84,77 +84,13 @@
                 <w:szCs w:val="24"/>
               </w:rPr>
             </w:pPr>
-            <w:proofErr w:type="spellStart"/>
             <w:r>
               <w:rPr>
                 <w:rFonts w:ascii="Times New Roman" w:hAnsi="Times New Roman"/>
                 <w:b/>
                 <w:szCs w:val="24"/>
               </w:rPr>
-              <w:t>Độc</w:t>
-            </w:r>
-            <w:proofErr w:type="spellEnd"/>
-            <w:r>
-              <w:rPr>
-                <w:rFonts w:ascii="Times New Roman" w:hAnsi="Times New Roman"/>
-                <w:b/>
-                <w:szCs w:val="24"/>
-              </w:rPr>
-              <w:t xml:space="preserve"> </w:t>
-            </w:r>
-            <w:proofErr w:type="spellStart"/>
-            <w:r>
-              <w:rPr>
-                <w:rFonts w:ascii="Times New Roman" w:hAnsi="Times New Roman"/>
-                <w:b/>
-                <w:szCs w:val="24"/>
-              </w:rPr>
-              <w:t>lập</w:t>
-            </w:r>
-            <w:proofErr w:type="spellEnd"/>
-            <w:r>
-              <w:rPr>
-                <w:rFonts w:ascii="Times New Roman" w:hAnsi="Times New Roman"/>
-                <w:b/>
-                <w:szCs w:val="24"/>
-              </w:rPr>
-              <w:t xml:space="preserve"> – </w:t>
-            </w:r>
-            <w:proofErr w:type="spellStart"/>
-            <w:r>
-              <w:rPr>
-                <w:rFonts w:ascii="Times New Roman" w:hAnsi="Times New Roman"/>
-                <w:b/>
-                <w:szCs w:val="24"/>
-              </w:rPr>
-              <w:t>Tự</w:t>
-            </w:r>
-            <w:proofErr w:type="spellEnd"/>
-            <w:r>
-              <w:rPr>
-                <w:rFonts w:ascii="Times New Roman" w:hAnsi="Times New Roman"/>
-                <w:b/>
-                <w:szCs w:val="24"/>
-              </w:rPr>
-              <w:t xml:space="preserve"> do – </w:t>
-            </w:r>
-            <w:proofErr w:type="spellStart"/>
-            <w:r>
-              <w:rPr>
-                <w:rFonts w:ascii="Times New Roman" w:hAnsi="Times New Roman"/>
-                <w:b/>
-                <w:szCs w:val="24"/>
-              </w:rPr>
-              <w:t>Hạnh</w:t>
-            </w:r>
-            <w:proofErr w:type="spellEnd"/>
-            <w:r>
-              <w:rPr>
-                <w:rFonts w:ascii="Times New Roman" w:hAnsi="Times New Roman"/>
-                <w:b/>
-                <w:szCs w:val="24"/>
-              </w:rPr>
-              <w:t xml:space="preserve"> phúc</w:t>
+              <w:t>Độc lập – Tự do – Hạnh phúc</w:t>
             </w:r>
           </w:p>
         </w:tc>
@@ -283,57 +219,14 @@
                 <w:b w:val="0"/>
                 <w:szCs w:val="24"/>
               </w:rPr>
-              <w:t xml:space="preserve">                     </w:t>
-            </w:r>
-            <w:proofErr w:type="spellStart"/>
-            <w:r>
-              <w:rPr>
-                <w:rFonts w:ascii="Times New Roman" w:hAnsi="Times New Roman"/>
-                <w:b w:val="0"/>
-                <w:szCs w:val="24"/>
-              </w:rPr>
-              <w:t>Số</w:t>
-            </w:r>
-            <w:proofErr w:type="spellEnd"/>
-            <w:r>
-              <w:rPr>
-                <w:rFonts w:ascii="Times New Roman" w:hAnsi="Times New Roman"/>
-                <w:b w:val="0"/>
-                <w:szCs w:val="24"/>
-              </w:rPr>
-              <w:t xml:space="preserve">: </w:t>
-            </w:r>
-            <w:r>
-              <w:rPr>
-                <w:rFonts w:ascii="Times New Roman" w:hAnsi="Times New Roman"/>
-                <w:szCs w:val="24"/>
-              </w:rPr>
-              <w:t>PC/{{</w:t>
-            </w:r>
-            <w:proofErr w:type="spellStart"/>
-            <w:r>
-              <w:rPr>
-                <w:rFonts w:ascii="Times New Roman" w:hAnsi="Times New Roman"/>
-                <w:szCs w:val="24"/>
-              </w:rPr>
-              <w:t>mst</w:t>
-            </w:r>
-            <w:proofErr w:type="spellEnd"/>
-            <w:proofErr w:type="gramStart"/>
-            <w:r>
-              <w:rPr>
-                <w:rFonts w:ascii="Times New Roman" w:hAnsi="Times New Roman"/>
-                <w:szCs w:val="24"/>
-              </w:rPr>
-              <w:t xml:space="preserve">}}   </w:t>
-            </w:r>
-            <w:proofErr w:type="gramEnd"/>
-            <w:r>
-              <w:rPr>
-                <w:rFonts w:ascii="Times New Roman" w:hAnsi="Times New Roman"/>
-                <w:szCs w:val="24"/>
-              </w:rPr>
-              <w:t xml:space="preserve">                                                                                                                                                            </w:t>
+              <w:t xml:space="preserve">                     Số: </w:t>
+            </w:r>
+            <w:r>
+              <w:rPr>
+                <w:rFonts w:ascii="Times New Roman" w:hAnsi="Times New Roman"/>
+                <w:szCs w:val="24"/>
+              </w:rPr>
+              <w:t xml:space="preserve">PC/{{mst}}                                                                                                                                                               </w:t>
             </w:r>
           </w:p>
         </w:tc>
@@ -358,43 +251,39 @@
                 <w:i/>
                 <w:szCs w:val="24"/>
               </w:rPr>
-              <w:t xml:space="preserve">Hải </w:t>
-            </w:r>
-            <w:proofErr w:type="spellStart"/>
+              <w:t xml:space="preserve">Hải Phòng, </w:t>
+            </w:r>
             <w:r>
               <w:rPr>
                 <w:rFonts w:ascii="Times New Roman" w:hAnsi="Times New Roman"/>
                 <w:i/>
                 <w:szCs w:val="24"/>
               </w:rPr>
-              <w:t>Phòng</w:t>
-            </w:r>
-            <w:proofErr w:type="spellEnd"/>
+              <w:t xml:space="preserve">ngày </w:t>
+            </w:r>
             <w:r>
               <w:rPr>
                 <w:rFonts w:ascii="Times New Roman" w:hAnsi="Times New Roman"/>
                 <w:i/>
                 <w:szCs w:val="24"/>
               </w:rPr>
-              <w:t xml:space="preserve">, </w:t>
-            </w:r>
-            <w:proofErr w:type="spellStart"/>
+              <w:t>{{</w:t>
+            </w:r>
             <w:r>
               <w:rPr>
                 <w:rFonts w:ascii="Times New Roman" w:hAnsi="Times New Roman"/>
                 <w:i/>
                 <w:szCs w:val="24"/>
               </w:rPr>
-              <w:t>ngày</w:t>
-            </w:r>
-            <w:proofErr w:type="spellEnd"/>
+              <w:t>ngay</w:t>
+            </w:r>
             <w:r>
               <w:rPr>
                 <w:rFonts w:ascii="Times New Roman" w:hAnsi="Times New Roman"/>
                 <w:i/>
                 <w:szCs w:val="24"/>
               </w:rPr>
-              <w:t xml:space="preserve"> </w:t>
+              <w:t>lamhopdong</w:t>
             </w:r>
             <w:r>
               <w:rPr>
@@ -402,16 +291,31 @@
                 <w:i/>
                 <w:szCs w:val="24"/>
               </w:rPr>
+              <w:t>}}</w:t>
+            </w:r>
+            <w:r>
+              <w:rPr>
+                <w:rFonts w:ascii="Times New Roman" w:hAnsi="Times New Roman"/>
+                <w:i/>
+                <w:szCs w:val="24"/>
+              </w:rPr>
+              <w:t xml:space="preserve"> tháng </w:t>
+            </w:r>
+            <w:r>
+              <w:rPr>
+                <w:rFonts w:ascii="Times New Roman" w:hAnsi="Times New Roman"/>
+                <w:i/>
+                <w:szCs w:val="24"/>
+              </w:rPr>
               <w:t>{{</w:t>
             </w:r>
-            <w:proofErr w:type="spellStart"/>
             <w:r>
               <w:rPr>
                 <w:rFonts w:ascii="Times New Roman" w:hAnsi="Times New Roman"/>
                 <w:i/>
                 <w:szCs w:val="24"/>
               </w:rPr>
-              <w:t>ngay</w:t>
+              <w:t>thanglamhopdong</w:t>
             </w:r>
             <w:r>
               <w:rPr>
@@ -419,16 +323,15 @@
                 <w:i/>
                 <w:szCs w:val="24"/>
               </w:rPr>
-              <w:t>lamhopdong</w:t>
-            </w:r>
-            <w:proofErr w:type="spellEnd"/>
+              <w:t>}}</w:t>
+            </w:r>
             <w:r>
               <w:rPr>
                 <w:rFonts w:ascii="Times New Roman" w:hAnsi="Times New Roman"/>
                 <w:i/>
                 <w:szCs w:val="24"/>
               </w:rPr>
-              <w:t>}}</w:t>
+              <w:t xml:space="preserve"> năm </w:t>
             </w:r>
             <w:r>
               <w:rPr>
@@ -436,104 +339,24 @@
                 <w:i/>
                 <w:szCs w:val="24"/>
               </w:rPr>
-              <w:t xml:space="preserve"> </w:t>
-            </w:r>
-            <w:proofErr w:type="spellStart"/>
+              <w:t>{{</w:t>
+            </w:r>
             <w:r>
               <w:rPr>
                 <w:rFonts w:ascii="Times New Roman" w:hAnsi="Times New Roman"/>
                 <w:i/>
                 <w:szCs w:val="24"/>
               </w:rPr>
-              <w:t>tháng</w:t>
-            </w:r>
-            <w:proofErr w:type="spellEnd"/>
+              <w:t>n</w:t>
+            </w:r>
             <w:r>
               <w:rPr>
                 <w:rFonts w:ascii="Times New Roman" w:hAnsi="Times New Roman"/>
                 <w:i/>
                 <w:szCs w:val="24"/>
               </w:rPr>
-              <w:t xml:space="preserve"> </w:t>
-            </w:r>
-            <w:r>
-              <w:rPr>
-                <w:rFonts w:ascii="Times New Roman" w:hAnsi="Times New Roman"/>
-                <w:i/>
-                <w:szCs w:val="24"/>
-              </w:rPr>
-              <w:t>{{</w:t>
-            </w:r>
-            <w:proofErr w:type="spellStart"/>
-            <w:r>
-              <w:rPr>
-                <w:rFonts w:ascii="Times New Roman" w:hAnsi="Times New Roman"/>
-                <w:i/>
-                <w:szCs w:val="24"/>
-              </w:rPr>
-              <w:t>thanglamhopdong</w:t>
-            </w:r>
-            <w:proofErr w:type="spellEnd"/>
-            <w:r>
-              <w:rPr>
-                <w:rFonts w:ascii="Times New Roman" w:hAnsi="Times New Roman"/>
-                <w:i/>
-                <w:szCs w:val="24"/>
-              </w:rPr>
-              <w:t>}}</w:t>
-            </w:r>
-            <w:r>
-              <w:rPr>
-                <w:rFonts w:ascii="Times New Roman" w:hAnsi="Times New Roman"/>
-                <w:i/>
-                <w:szCs w:val="24"/>
-              </w:rPr>
-              <w:t xml:space="preserve"> </w:t>
-            </w:r>
-            <w:proofErr w:type="spellStart"/>
-            <w:r>
-              <w:rPr>
-                <w:rFonts w:ascii="Times New Roman" w:hAnsi="Times New Roman"/>
-                <w:i/>
-                <w:szCs w:val="24"/>
-              </w:rPr>
-              <w:t>năm</w:t>
-            </w:r>
-            <w:proofErr w:type="spellEnd"/>
-            <w:r>
-              <w:rPr>
-                <w:rFonts w:ascii="Times New Roman" w:hAnsi="Times New Roman"/>
-                <w:i/>
-                <w:szCs w:val="24"/>
-              </w:rPr>
-              <w:t xml:space="preserve"> </w:t>
-            </w:r>
-            <w:r>
-              <w:rPr>
-                <w:rFonts w:ascii="Times New Roman" w:hAnsi="Times New Roman"/>
-                <w:i/>
-                <w:szCs w:val="24"/>
-              </w:rPr>
-              <w:t>{{</w:t>
-            </w:r>
-            <w:proofErr w:type="spellStart"/>
-            <w:r>
-              <w:rPr>
-                <w:rFonts w:ascii="Times New Roman" w:hAnsi="Times New Roman"/>
-                <w:i/>
-                <w:szCs w:val="24"/>
-              </w:rPr>
-              <w:t>n</w:t>
-            </w:r>
-            <w:r>
-              <w:rPr>
-                <w:rFonts w:ascii="Times New Roman" w:hAnsi="Times New Roman"/>
-                <w:i/>
-                <w:szCs w:val="24"/>
-              </w:rPr>
               <w:t>amlamhopdong</w:t>
             </w:r>
-            <w:proofErr w:type="spellEnd"/>
             <w:r>
               <w:rPr>
                 <w:rFonts w:ascii="Times New Roman" w:hAnsi="Times New Roman"/>
@@ -591,17 +414,7 @@
           <w:sz w:val="20"/>
           <w:szCs w:val="24"/>
         </w:rPr>
-        <w:t>(</w:t>
-      </w:r>
-      <w:proofErr w:type="spellStart"/>
-      <w:r>
-        <w:rPr>
-          <w:rFonts w:ascii="Times New Roman" w:hAnsi="Times New Roman"/>
-          <w:b w:val="0"/>
-          <w:sz w:val="20"/>
-          <w:szCs w:val="24"/>
-        </w:rPr>
-        <w:t>C</w:t>
+        <w:t>(C</w:t>
       </w:r>
       <w:r>
         <w:rPr>
@@ -619,57 +432,7 @@
           <w:sz w:val="20"/>
           <w:szCs w:val="24"/>
         </w:rPr>
-        <w:t>n</w:t>
-      </w:r>
-      <w:proofErr w:type="spellEnd"/>
-      <w:r>
-        <w:rPr>
-          <w:rFonts w:ascii="Times New Roman" w:hAnsi="Times New Roman"/>
-          <w:b w:val="0"/>
-          <w:sz w:val="20"/>
-          <w:szCs w:val="24"/>
-        </w:rPr>
-        <w:t xml:space="preserve"> </w:t>
-      </w:r>
-      <w:proofErr w:type="spellStart"/>
-      <w:r>
-        <w:rPr>
-          <w:rFonts w:ascii="Times New Roman" w:hAnsi="Times New Roman"/>
-          <w:b w:val="0"/>
-          <w:sz w:val="20"/>
-          <w:szCs w:val="24"/>
-        </w:rPr>
-        <w:t>cứ</w:t>
-      </w:r>
-      <w:proofErr w:type="spellEnd"/>
-      <w:r>
-        <w:rPr>
-          <w:rFonts w:ascii="Times New Roman" w:hAnsi="Times New Roman"/>
-          <w:b w:val="0"/>
-          <w:sz w:val="20"/>
-          <w:szCs w:val="24"/>
-        </w:rPr>
-        <w:t xml:space="preserve"> </w:t>
-      </w:r>
-      <w:proofErr w:type="spellStart"/>
-      <w:r>
-        <w:rPr>
-          <w:rFonts w:ascii="Times New Roman" w:hAnsi="Times New Roman"/>
-          <w:b w:val="0"/>
-          <w:sz w:val="20"/>
-          <w:szCs w:val="24"/>
-        </w:rPr>
-        <w:t>vào</w:t>
-      </w:r>
-      <w:proofErr w:type="spellEnd"/>
-      <w:r>
-        <w:rPr>
-          <w:rFonts w:ascii="Times New Roman" w:hAnsi="Times New Roman"/>
-          <w:b w:val="0"/>
-          <w:sz w:val="20"/>
-          <w:szCs w:val="24"/>
-        </w:rPr>
-        <w:t xml:space="preserve"> BLL</w:t>
+        <w:t>n cứ vào BLL</w:t>
       </w:r>
       <w:r>
         <w:rPr>
@@ -687,27 +450,7 @@
           <w:sz w:val="20"/>
           <w:szCs w:val="24"/>
         </w:rPr>
-        <w:t xml:space="preserve"> 45/2019/QH 14 </w:t>
-      </w:r>
-      <w:proofErr w:type="spellStart"/>
-      <w:r>
-        <w:rPr>
-          <w:rFonts w:ascii="Times New Roman" w:hAnsi="Times New Roman"/>
-          <w:b w:val="0"/>
-          <w:sz w:val="20"/>
-          <w:szCs w:val="24"/>
-        </w:rPr>
-        <w:t>và</w:t>
-      </w:r>
-      <w:proofErr w:type="spellEnd"/>
-      <w:r>
-        <w:rPr>
-          <w:rFonts w:ascii="Times New Roman" w:hAnsi="Times New Roman"/>
-          <w:b w:val="0"/>
-          <w:sz w:val="20"/>
-          <w:szCs w:val="24"/>
-        </w:rPr>
-        <w:t xml:space="preserve"> N</w:t>
+        <w:t xml:space="preserve"> 45/2019/QH 14 và N</w:t>
       </w:r>
       <w:r>
         <w:rPr>
@@ -743,17 +486,7 @@
           <w:sz w:val="20"/>
           <w:szCs w:val="24"/>
         </w:rPr>
-        <w:t>-CP, TT 10/2020/TT-</w:t>
-      </w:r>
-      <w:proofErr w:type="gramStart"/>
-      <w:r>
-        <w:rPr>
-          <w:rFonts w:ascii="Times New Roman" w:hAnsi="Times New Roman"/>
-          <w:b w:val="0"/>
-          <w:sz w:val="20"/>
-          <w:szCs w:val="24"/>
-        </w:rPr>
-        <w:t>BL</w:t>
+        <w:t>-CP, TT 10/2020/TT-BL</w:t>
       </w:r>
       <w:r>
         <w:rPr>
@@ -773,7 +506,6 @@
         </w:rPr>
         <w:t>TBXH )</w:t>
       </w:r>
-      <w:proofErr w:type="gramEnd"/>
     </w:p>
     <w:p>
       <w:pPr>
@@ -823,37 +555,12 @@
                 <w:szCs w:val="24"/>
               </w:rPr>
             </w:pPr>
-            <w:proofErr w:type="spellStart"/>
-            <w:r>
-              <w:rPr>
-                <w:rFonts w:ascii="Times New Roman" w:hAnsi="Times New Roman"/>
-                <w:szCs w:val="24"/>
-              </w:rPr>
-              <w:t>Chúng</w:t>
-            </w:r>
-            <w:proofErr w:type="spellEnd"/>
-            <w:r>
-              <w:rPr>
-                <w:rFonts w:ascii="Times New Roman" w:hAnsi="Times New Roman"/>
-                <w:szCs w:val="24"/>
-              </w:rPr>
-              <w:t xml:space="preserve"> </w:t>
-            </w:r>
-            <w:proofErr w:type="spellStart"/>
-            <w:r>
-              <w:rPr>
-                <w:rFonts w:ascii="Times New Roman" w:hAnsi="Times New Roman"/>
-                <w:szCs w:val="24"/>
-              </w:rPr>
-              <w:t>tôi</w:t>
-            </w:r>
-            <w:proofErr w:type="spellEnd"/>
-            <w:r>
-              <w:rPr>
-                <w:rFonts w:ascii="Times New Roman" w:hAnsi="Times New Roman"/>
-                <w:szCs w:val="24"/>
-              </w:rPr>
-              <w:t xml:space="preserve">, </w:t>
+            <w:r>
+              <w:rPr>
+                <w:rFonts w:ascii="Times New Roman" w:hAnsi="Times New Roman"/>
+                <w:szCs w:val="24"/>
+              </w:rPr>
+              <w:t xml:space="preserve">Chúng tôi, </w:t>
             </w:r>
             <w:r>
               <w:rPr>
@@ -861,48 +568,8 @@
                 <w:szCs w:val="24"/>
               </w:rPr>
               <w:br/>
-            </w:r>
-            <w:proofErr w:type="spellStart"/>
-            <w:r>
-              <w:rPr>
-                <w:rFonts w:ascii="Times New Roman" w:hAnsi="Times New Roman"/>
-                <w:szCs w:val="24"/>
-              </w:rPr>
-              <w:t>một</w:t>
-            </w:r>
-            <w:proofErr w:type="spellEnd"/>
-            <w:r>
-              <w:rPr>
-                <w:rFonts w:ascii="Times New Roman" w:hAnsi="Times New Roman"/>
-                <w:szCs w:val="24"/>
-              </w:rPr>
-              <w:t xml:space="preserve"> </w:t>
-            </w:r>
-            <w:proofErr w:type="spellStart"/>
-            <w:r>
-              <w:rPr>
-                <w:rFonts w:ascii="Times New Roman" w:hAnsi="Times New Roman"/>
-                <w:szCs w:val="24"/>
-              </w:rPr>
-              <w:t>bên</w:t>
-            </w:r>
-            <w:proofErr w:type="spellEnd"/>
-            <w:r>
-              <w:rPr>
-                <w:rFonts w:ascii="Times New Roman" w:hAnsi="Times New Roman"/>
-                <w:szCs w:val="24"/>
-              </w:rPr>
-              <w:t xml:space="preserve"> </w:t>
-            </w:r>
-            <w:proofErr w:type="spellStart"/>
-            <w:r>
-              <w:rPr>
-                <w:rFonts w:ascii="Times New Roman" w:hAnsi="Times New Roman"/>
-                <w:szCs w:val="24"/>
-              </w:rPr>
-              <w:t>là</w:t>
-            </w:r>
-            <w:proofErr w:type="spellEnd"/>
+              <w:t>một bên là</w:t>
+            </w:r>
           </w:p>
         </w:tc>
         <w:tc>
@@ -1188,63 +855,13 @@
                 <w:lang w:val="nl-NL"/>
               </w:rPr>
             </w:pPr>
-            <w:proofErr w:type="spellStart"/>
-            <w:r>
-              <w:rPr>
-                <w:rFonts w:ascii="Times New Roman" w:hAnsi="Times New Roman"/>
-                <w:szCs w:val="24"/>
-              </w:rPr>
-              <w:t>Ngày</w:t>
-            </w:r>
-            <w:proofErr w:type="spellEnd"/>
-            <w:r>
-              <w:rPr>
-                <w:rFonts w:ascii="Times New Roman" w:hAnsi="Times New Roman"/>
-                <w:szCs w:val="24"/>
-              </w:rPr>
-              <w:t xml:space="preserve"> </w:t>
-            </w:r>
-            <w:proofErr w:type="spellStart"/>
-            <w:r>
-              <w:rPr>
-                <w:rFonts w:ascii="Times New Roman" w:hAnsi="Times New Roman"/>
-                <w:szCs w:val="24"/>
-              </w:rPr>
-              <w:t>tháng</w:t>
-            </w:r>
-            <w:proofErr w:type="spellEnd"/>
-            <w:r>
-              <w:rPr>
-                <w:rFonts w:ascii="Times New Roman" w:hAnsi="Times New Roman"/>
-                <w:szCs w:val="24"/>
-              </w:rPr>
-              <w:t xml:space="preserve"> </w:t>
-            </w:r>
-            <w:proofErr w:type="spellStart"/>
-            <w:r>
-              <w:rPr>
-                <w:rFonts w:ascii="Times New Roman" w:hAnsi="Times New Roman"/>
-                <w:szCs w:val="24"/>
-              </w:rPr>
-              <w:t>năm</w:t>
-            </w:r>
-            <w:proofErr w:type="spellEnd"/>
-            <w:r>
-              <w:rPr>
-                <w:rFonts w:ascii="Times New Roman" w:hAnsi="Times New Roman"/>
-                <w:szCs w:val="24"/>
-              </w:rPr>
-              <w:t xml:space="preserve"> </w:t>
-            </w:r>
-            <w:proofErr w:type="spellStart"/>
-            <w:r>
-              <w:rPr>
-                <w:rFonts w:ascii="Times New Roman" w:hAnsi="Times New Roman"/>
-                <w:szCs w:val="24"/>
-              </w:rPr>
-              <w:t>sinh</w:t>
-            </w:r>
-            <w:proofErr w:type="spellEnd"/>
+            <w:r>
+              <w:rPr>
+                <w:rFonts w:ascii="Times New Roman" w:hAnsi="Times New Roman"/>
+                <w:szCs w:val="24"/>
+              </w:rPr>
+              <w:t>Ngày tháng năm sinh</w:t>
+            </w:r>
           </w:p>
         </w:tc>
         <w:tc>
@@ -1323,17 +940,8 @@
                 <w:rFonts w:ascii="Times New Roman" w:hAnsi="Times New Roman"/>
                 <w:szCs w:val="24"/>
               </w:rPr>
-              <w:t xml:space="preserve">Quốc </w:t>
-            </w:r>
-            <w:proofErr w:type="spellStart"/>
-            <w:r>
-              <w:rPr>
-                <w:rFonts w:ascii="Times New Roman" w:hAnsi="Times New Roman"/>
-                <w:szCs w:val="24"/>
-              </w:rPr>
-              <w:t>tịch</w:t>
-            </w:r>
-            <w:proofErr w:type="spellEnd"/>
+              <w:t>Quốc tịch</w:t>
+            </w:r>
           </w:p>
         </w:tc>
         <w:tc>
@@ -2059,53 +1667,12 @@
                 <w:lang w:val="nl-NL"/>
               </w:rPr>
             </w:pPr>
-            <w:proofErr w:type="spellStart"/>
             <w:r>
               <w:rPr>
                 <w:b/>
                 <w:bCs/>
               </w:rPr>
-              <w:t>Ông</w:t>
-            </w:r>
-            <w:proofErr w:type="spellEnd"/>
-            <w:r>
-              <w:rPr>
-                <w:b/>
-                <w:bCs/>
-              </w:rPr>
-              <w:t>/</w:t>
-            </w:r>
-            <w:proofErr w:type="spellStart"/>
-            <w:r>
-              <w:rPr>
-                <w:b/>
-                <w:bCs/>
-              </w:rPr>
-              <w:t>Bà</w:t>
-            </w:r>
-            <w:proofErr w:type="spellEnd"/>
-            <w:r>
-              <w:rPr>
-                <w:b/>
-                <w:bCs/>
-              </w:rPr>
-              <w:t>: {{</w:t>
-            </w:r>
-            <w:proofErr w:type="spellStart"/>
-            <w:r>
-              <w:rPr>
-                <w:b/>
-                <w:bCs/>
-              </w:rPr>
-              <w:t>hoten</w:t>
-            </w:r>
-            <w:proofErr w:type="spellEnd"/>
-            <w:r>
-              <w:rPr>
-                <w:b/>
-                <w:bCs/>
-              </w:rPr>
-              <w:t>}}</w:t>
+              <w:t>Ông/Bà: {{hoten}}</w:t>
             </w:r>
           </w:p>
         </w:tc>
@@ -2127,13 +1694,8 @@
               </w:rPr>
             </w:pPr>
             <w:r>
-              <w:t xml:space="preserve">     Quốc </w:t>
-            </w:r>
-            <w:proofErr w:type="spellStart"/>
-            <w:r>
-              <w:t>tịch</w:t>
-            </w:r>
-            <w:proofErr w:type="spellEnd"/>
+              <w:t xml:space="preserve">     Quốc tịch</w:t>
+            </w:r>
           </w:p>
         </w:tc>
         <w:tc>
@@ -2264,20 +1826,7 @@
               </w:rPr>
             </w:pPr>
             <w:r>
-              <w:t>{{</w:t>
-            </w:r>
-            <w:proofErr w:type="spellStart"/>
-            <w:r>
-              <w:t>gioitinh</w:t>
-            </w:r>
-            <w:proofErr w:type="spellEnd"/>
-            <w:proofErr w:type="gramStart"/>
-            <w:r>
-              <w:t xml:space="preserve">}}   </w:t>
-            </w:r>
-            <w:proofErr w:type="gramEnd"/>
-            <w:r>
-              <w:t xml:space="preserve">                                                          </w:t>
+              <w:t xml:space="preserve">{{gioitinh}}                                                             </w:t>
             </w:r>
           </w:p>
         </w:tc>
@@ -2302,17 +1851,8 @@
               </w:rPr>
             </w:pPr>
             <w:r>
-              <w:t xml:space="preserve">     </w:t>
-            </w:r>
-            <w:proofErr w:type="spellStart"/>
-            <w:r>
-              <w:t>Số</w:t>
-            </w:r>
-            <w:proofErr w:type="spellEnd"/>
-            <w:r>
-              <w:t xml:space="preserve"> </w:t>
-            </w:r>
-            <w:proofErr w:type="spellStart"/>
+              <w:t xml:space="preserve">     Số </w:t>
+            </w:r>
             <w:r>
               <w:rPr>
                 <w:rFonts w:hint="eastAsia"/>
@@ -2320,17 +1860,8 @@
               <w:t>đ</w:t>
             </w:r>
             <w:r>
-              <w:t>iện</w:t>
-            </w:r>
-            <w:proofErr w:type="spellEnd"/>
-            <w:r>
-              <w:t xml:space="preserve"> </w:t>
-            </w:r>
-            <w:proofErr w:type="spellStart"/>
-            <w:r>
-              <w:t>thoại</w:t>
-            </w:r>
-            <w:proofErr w:type="spellEnd"/>
+              <w:t>iện thoại</w:t>
+            </w:r>
           </w:p>
         </w:tc>
         <w:tc>
@@ -2375,15 +1906,7 @@
               </w:rPr>
             </w:pPr>
             <w:r>
-              <w:t>{{</w:t>
-            </w:r>
-            <w:proofErr w:type="spellStart"/>
-            <w:r>
-              <w:t>sodienthoai</w:t>
-            </w:r>
-            <w:proofErr w:type="spellEnd"/>
-            <w:r>
-              <w:t>}}</w:t>
+              <w:t>{{sodienthoai}}</w:t>
             </w:r>
           </w:p>
         </w:tc>
@@ -2471,15 +1994,7 @@
               </w:rPr>
             </w:pPr>
             <w:r>
-              <w:t>{{</w:t>
-            </w:r>
-            <w:proofErr w:type="spellStart"/>
-            <w:r>
-              <w:t>ngaysinh</w:t>
-            </w:r>
-            <w:proofErr w:type="spellEnd"/>
-            <w:r>
-              <w:t>}}</w:t>
+              <w:t>{{ngaysinh}}</w:t>
             </w:r>
           </w:p>
         </w:tc>
@@ -2567,15 +2082,7 @@
               </w:rPr>
             </w:pPr>
             <w:r>
-              <w:t>{{</w:t>
-            </w:r>
-            <w:proofErr w:type="spellStart"/>
-            <w:r>
-              <w:t>thuongtru</w:t>
-            </w:r>
-            <w:proofErr w:type="spellEnd"/>
-            <w:r>
-              <w:t>}}</w:t>
+              <w:t>{{thuongtru}}</w:t>
             </w:r>
           </w:p>
         </w:tc>
@@ -2609,7 +2116,7 @@
                 <w:szCs w:val="24"/>
                 <w:lang w:val="nl-NL"/>
               </w:rPr>
-              <w:t>Địa chỉ cư trú</w:t>
+              <w:t>Số CMND/CCCD</w:t>
             </w:r>
           </w:p>
         </w:tc>
@@ -2649,98 +2156,6 @@
           </w:tcPr>
           <w:p>
             <w:pPr>
-              <w:spacing w:before="0" w:after="0"/>
-              <w:ind w:left="0" w:firstLine="0"/>
-              <w:rPr>
-                <w:rFonts w:ascii="Times New Roman" w:hAnsi="Times New Roman"/>
-                <w:color w:val="000000"/>
-                <w:szCs w:val="24"/>
-                <w:lang w:val="nl-NL"/>
-              </w:rPr>
-            </w:pPr>
-            <w:r>
-              <w:t>{{</w:t>
-            </w:r>
-            <w:proofErr w:type="spellStart"/>
-            <w:r>
-              <w:t>tamtru</w:t>
-            </w:r>
-            <w:proofErr w:type="spellEnd"/>
-            <w:r>
-              <w:t>}}</w:t>
-            </w:r>
-          </w:p>
-        </w:tc>
-      </w:tr>
-      <w:tr>
-        <w:trPr>
-          <w:trHeight w:val="504"/>
-        </w:trPr>
-        <w:tc>
-          <w:tcPr>
-            <w:tcW w:w="2457" w:type="dxa"/>
-          </w:tcPr>
-          <w:p>
-            <w:pPr>
-              <w:tabs>
-                <w:tab w:val="left" w:pos="3402"/>
-                <w:tab w:val="left" w:pos="6804"/>
-              </w:tabs>
-              <w:ind w:left="0" w:firstLine="0"/>
-              <w:rPr>
-                <w:rFonts w:ascii="Times New Roman" w:hAnsi="Times New Roman"/>
-                <w:color w:val="000000"/>
-                <w:szCs w:val="24"/>
-                <w:lang w:val="nl-NL"/>
-              </w:rPr>
-            </w:pPr>
-            <w:r>
-              <w:rPr>
-                <w:rFonts w:ascii="Times New Roman" w:hAnsi="Times New Roman"/>
-                <w:color w:val="000000"/>
-                <w:szCs w:val="24"/>
-                <w:lang w:val="nl-NL"/>
-              </w:rPr>
-              <w:t>Số CMND/CCCD</w:t>
-            </w:r>
-          </w:p>
-        </w:tc>
-        <w:tc>
-          <w:tcPr>
-            <w:tcW w:w="284" w:type="dxa"/>
-          </w:tcPr>
-          <w:p>
-            <w:pPr>
-              <w:tabs>
-                <w:tab w:val="left" w:pos="3402"/>
-                <w:tab w:val="left" w:pos="6804"/>
-              </w:tabs>
-              <w:ind w:left="0" w:firstLine="0"/>
-              <w:rPr>
-                <w:rFonts w:ascii="Times New Roman" w:hAnsi="Times New Roman"/>
-                <w:color w:val="000000"/>
-                <w:szCs w:val="24"/>
-                <w:lang w:val="nl-NL"/>
-              </w:rPr>
-            </w:pPr>
-            <w:r>
-              <w:rPr>
-                <w:rFonts w:ascii="Times New Roman" w:hAnsi="Times New Roman"/>
-                <w:color w:val="000000"/>
-                <w:szCs w:val="24"/>
-                <w:lang w:val="nl-NL"/>
-              </w:rPr>
-              <w:t>:</w:t>
-            </w:r>
-          </w:p>
-        </w:tc>
-        <w:tc>
-          <w:tcPr>
-            <w:tcW w:w="7928" w:type="dxa"/>
-            <w:gridSpan w:val="5"/>
-          </w:tcPr>
-          <w:p>
-            <w:pPr>
               <w:tabs>
                 <w:tab w:val="left" w:pos="1305"/>
               </w:tabs>
@@ -2753,43 +2168,7 @@
               </w:rPr>
             </w:pPr>
             <w:r>
-              <w:t>{{</w:t>
-            </w:r>
-            <w:proofErr w:type="spellStart"/>
-            <w:r>
-              <w:t>cccd</w:t>
-            </w:r>
-            <w:proofErr w:type="spellEnd"/>
-            <w:r>
-              <w:t xml:space="preserve">}} </w:t>
-            </w:r>
-            <w:proofErr w:type="spellStart"/>
-            <w:r>
-              <w:t>Ngày</w:t>
-            </w:r>
-            <w:proofErr w:type="spellEnd"/>
-            <w:r>
-              <w:t xml:space="preserve"> </w:t>
-            </w:r>
-            <w:proofErr w:type="spellStart"/>
-            <w:r>
-              <w:t>cấp</w:t>
-            </w:r>
-            <w:proofErr w:type="spellEnd"/>
-            <w:r>
-              <w:t>: {{</w:t>
-            </w:r>
-            <w:proofErr w:type="spellStart"/>
-            <w:r>
-              <w:t>ngaycapcc</w:t>
-            </w:r>
-            <w:proofErr w:type="spellEnd"/>
-            <w:r>
-              <w:t xml:space="preserve">}} </w:t>
-            </w:r>
-            <w:proofErr w:type="spellStart"/>
-            <w:r>
-              <w:t>N</w:t>
+              <w:t>{{cccd}} Ngày cấp: {{ngaycapcc}} N</w:t>
             </w:r>
             <w:r>
               <w:rPr>
@@ -2798,27 +2177,7 @@
               <w:t>ơ</w:t>
             </w:r>
             <w:r>
-              <w:t>i</w:t>
-            </w:r>
-            <w:proofErr w:type="spellEnd"/>
-            <w:r>
-              <w:t xml:space="preserve"> </w:t>
-            </w:r>
-            <w:proofErr w:type="spellStart"/>
-            <w:r>
-              <w:t>cấp</w:t>
-            </w:r>
-            <w:proofErr w:type="spellEnd"/>
-            <w:r>
-              <w:t>: {{</w:t>
-            </w:r>
-            <w:proofErr w:type="spellStart"/>
-            <w:r>
-              <w:t>noicapcc</w:t>
-            </w:r>
-            <w:proofErr w:type="spellEnd"/>
-            <w:r>
-              <w:t>}}</w:t>
+              <w:t>i cấp: {{noicapcc}}</w:t>
             </w:r>
           </w:p>
         </w:tc>
@@ -3078,63 +2437,13 @@
                 <w:szCs w:val="24"/>
               </w:rPr>
             </w:pPr>
-            <w:proofErr w:type="spellStart"/>
             <w:r>
               <w:rPr>
                 <w:color w:val="000000"/>
                 <w:szCs w:val="24"/>
               </w:rPr>
-              <w:t>Thử</w:t>
-            </w:r>
-            <w:proofErr w:type="spellEnd"/>
-            <w:r>
-              <w:rPr>
-                <w:color w:val="000000"/>
-                <w:szCs w:val="24"/>
-              </w:rPr>
-              <w:t xml:space="preserve"> </w:t>
-            </w:r>
-            <w:proofErr w:type="spellStart"/>
-            <w:r>
-              <w:rPr>
-                <w:color w:val="000000"/>
-                <w:szCs w:val="24"/>
-              </w:rPr>
-              <w:t>việc</w:t>
-            </w:r>
-            <w:proofErr w:type="spellEnd"/>
-            <w:r>
-              <w:rPr>
-                <w:color w:val="000000"/>
-                <w:szCs w:val="24"/>
-              </w:rPr>
-              <w:t xml:space="preserve"> {{</w:t>
-            </w:r>
-            <w:proofErr w:type="spellStart"/>
-            <w:r>
-              <w:rPr>
-                <w:color w:val="000000"/>
-                <w:szCs w:val="24"/>
-              </w:rPr>
-              <w:t>songaythuviec</w:t>
-            </w:r>
-            <w:proofErr w:type="spellEnd"/>
-            <w:r>
-              <w:rPr>
-                <w:color w:val="000000"/>
-                <w:szCs w:val="24"/>
-              </w:rPr>
-              <w:t xml:space="preserve">}} </w:t>
-            </w:r>
-            <w:proofErr w:type="spellStart"/>
-            <w:r>
-              <w:rPr>
-                <w:color w:val="000000"/>
-                <w:szCs w:val="24"/>
-              </w:rPr>
-              <w:t>ngày</w:t>
-            </w:r>
-            <w:proofErr w:type="spellEnd"/>
+              <w:t>Thử việc {{songaythuviec}} ngày</w:t>
+            </w:r>
           </w:p>
           <w:p>
             <w:pPr>
@@ -3146,93 +2455,12 @@
                 <w:lang w:val="fr-FR"/>
               </w:rPr>
             </w:pPr>
-            <w:proofErr w:type="spellStart"/>
-            <w:r>
-              <w:rPr>
-                <w:rFonts w:ascii="Times New Roman" w:hAnsi="Times New Roman"/>
-                <w:szCs w:val="24"/>
-              </w:rPr>
-              <w:t>Từ</w:t>
-            </w:r>
-            <w:proofErr w:type="spellEnd"/>
-            <w:r>
-              <w:rPr>
-                <w:rFonts w:ascii="Times New Roman" w:hAnsi="Times New Roman"/>
-                <w:szCs w:val="24"/>
-              </w:rPr>
-              <w:t xml:space="preserve"> </w:t>
-            </w:r>
-            <w:proofErr w:type="spellStart"/>
-            <w:r>
-              <w:rPr>
-                <w:rFonts w:ascii="Times New Roman" w:hAnsi="Times New Roman"/>
-                <w:szCs w:val="24"/>
-              </w:rPr>
-              <w:t>ngày</w:t>
-            </w:r>
-            <w:proofErr w:type="spellEnd"/>
-            <w:r>
-              <w:rPr>
-                <w:rFonts w:ascii="Times New Roman" w:hAnsi="Times New Roman"/>
-                <w:szCs w:val="24"/>
-              </w:rPr>
-              <w:t xml:space="preserve"> {{</w:t>
-            </w:r>
-            <w:proofErr w:type="spellStart"/>
-            <w:r>
-              <w:rPr>
-                <w:rFonts w:ascii="Times New Roman" w:hAnsi="Times New Roman"/>
-                <w:szCs w:val="24"/>
-              </w:rPr>
-              <w:t>ngaylamhopdong</w:t>
-            </w:r>
-            <w:proofErr w:type="spellEnd"/>
-            <w:r>
-              <w:rPr>
-                <w:rFonts w:ascii="Times New Roman" w:hAnsi="Times New Roman"/>
-                <w:szCs w:val="24"/>
-              </w:rPr>
-              <w:t xml:space="preserve">}} </w:t>
-            </w:r>
-            <w:proofErr w:type="spellStart"/>
-            <w:r>
-              <w:rPr>
-                <w:rFonts w:ascii="Times New Roman" w:hAnsi="Times New Roman"/>
-                <w:szCs w:val="24"/>
-              </w:rPr>
-              <w:t>tháng</w:t>
-            </w:r>
-            <w:proofErr w:type="spellEnd"/>
-            <w:r>
-              <w:rPr>
-                <w:rFonts w:ascii="Times New Roman" w:hAnsi="Times New Roman"/>
-                <w:szCs w:val="24"/>
-              </w:rPr>
-              <w:t xml:space="preserve"> {{</w:t>
-            </w:r>
-            <w:proofErr w:type="spellStart"/>
-            <w:r>
-              <w:rPr>
-                <w:rFonts w:ascii="Times New Roman" w:hAnsi="Times New Roman"/>
-                <w:szCs w:val="24"/>
-              </w:rPr>
-              <w:t>thanglamhopdong</w:t>
-            </w:r>
-            <w:proofErr w:type="spellEnd"/>
-            <w:r>
-              <w:rPr>
-                <w:rFonts w:ascii="Times New Roman" w:hAnsi="Times New Roman"/>
-                <w:szCs w:val="24"/>
-              </w:rPr>
-              <w:t xml:space="preserve">}} </w:t>
-            </w:r>
-            <w:proofErr w:type="spellStart"/>
-            <w:r>
-              <w:rPr>
-                <w:rFonts w:ascii="Times New Roman" w:hAnsi="Times New Roman"/>
-                <w:szCs w:val="24"/>
-              </w:rPr>
-              <w:t>n</w:t>
+            <w:r>
+              <w:rPr>
+                <w:rFonts w:ascii="Times New Roman" w:hAnsi="Times New Roman"/>
+                <w:szCs w:val="24"/>
+              </w:rPr>
+              <w:t>Từ ngày {{ngaylamhopdong}} tháng {{thanglamhopdong}} n</w:t>
             </w:r>
             <w:r>
               <w:rPr>
@@ -3246,33 +2474,8 @@
                 <w:rFonts w:ascii="Times New Roman" w:hAnsi="Times New Roman"/>
                 <w:szCs w:val="24"/>
               </w:rPr>
-              <w:t>m</w:t>
-            </w:r>
-            <w:proofErr w:type="spellEnd"/>
-            <w:r>
-              <w:rPr>
-                <w:rFonts w:ascii="Times New Roman" w:hAnsi="Times New Roman"/>
-                <w:szCs w:val="24"/>
-              </w:rPr>
-              <w:t xml:space="preserve"> {{</w:t>
-            </w:r>
-            <w:proofErr w:type="spellStart"/>
-            <w:r>
-              <w:rPr>
-                <w:rFonts w:ascii="Times New Roman" w:hAnsi="Times New Roman"/>
-                <w:szCs w:val="24"/>
-              </w:rPr>
-              <w:t>namlamhopdong</w:t>
-            </w:r>
-            <w:proofErr w:type="spellEnd"/>
-            <w:r>
-              <w:rPr>
-                <w:rFonts w:ascii="Times New Roman" w:hAnsi="Times New Roman"/>
-                <w:szCs w:val="24"/>
-              </w:rPr>
-              <w:t xml:space="preserve">}} </w:t>
-            </w:r>
-            <w:proofErr w:type="spellStart"/>
+              <w:t xml:space="preserve">m {{namlamhopdong}} </w:t>
+            </w:r>
             <w:r>
               <w:rPr>
                 <w:rFonts w:ascii="Times New Roman" w:hAnsi="Times New Roman" w:hint="eastAsia"/>
@@ -3285,103 +2488,7 @@
                 <w:rFonts w:ascii="Times New Roman" w:hAnsi="Times New Roman"/>
                 <w:szCs w:val="24"/>
               </w:rPr>
-              <w:t>ến</w:t>
-            </w:r>
-            <w:proofErr w:type="spellEnd"/>
-            <w:r>
-              <w:rPr>
-                <w:rFonts w:ascii="Times New Roman" w:hAnsi="Times New Roman"/>
-                <w:szCs w:val="24"/>
-              </w:rPr>
-              <w:t xml:space="preserve"> </w:t>
-            </w:r>
-            <w:proofErr w:type="spellStart"/>
-            <w:r>
-              <w:rPr>
-                <w:rFonts w:ascii="Times New Roman" w:hAnsi="Times New Roman"/>
-                <w:szCs w:val="24"/>
-              </w:rPr>
-              <w:t>hết</w:t>
-            </w:r>
-            <w:proofErr w:type="spellEnd"/>
-            <w:r>
-              <w:rPr>
-                <w:rFonts w:ascii="Times New Roman" w:hAnsi="Times New Roman"/>
-                <w:szCs w:val="24"/>
-              </w:rPr>
-              <w:t xml:space="preserve"> </w:t>
-            </w:r>
-            <w:proofErr w:type="spellStart"/>
-            <w:r>
-              <w:rPr>
-                <w:rFonts w:ascii="Times New Roman" w:hAnsi="Times New Roman"/>
-                <w:szCs w:val="24"/>
-              </w:rPr>
-              <w:t>ngày</w:t>
-            </w:r>
-            <w:proofErr w:type="spellEnd"/>
-            <w:r>
-              <w:rPr>
-                <w:rFonts w:ascii="Times New Roman" w:hAnsi="Times New Roman"/>
-                <w:szCs w:val="24"/>
-              </w:rPr>
-              <w:t xml:space="preserve"> {{</w:t>
-            </w:r>
-            <w:proofErr w:type="spellStart"/>
-            <w:r>
-              <w:rPr>
-                <w:rFonts w:ascii="Times New Roman" w:hAnsi="Times New Roman"/>
-                <w:szCs w:val="24"/>
-              </w:rPr>
-              <w:t>ngayketthuchopdong</w:t>
-            </w:r>
-            <w:proofErr w:type="spellEnd"/>
-            <w:r>
-              <w:rPr>
-                <w:rFonts w:ascii="Times New Roman" w:hAnsi="Times New Roman"/>
-                <w:szCs w:val="24"/>
-              </w:rPr>
-              <w:t xml:space="preserve">}} </w:t>
-            </w:r>
-            <w:proofErr w:type="spellStart"/>
-            <w:r>
-              <w:rPr>
-                <w:rFonts w:ascii="Times New Roman" w:hAnsi="Times New Roman"/>
-                <w:szCs w:val="24"/>
-              </w:rPr>
-              <w:t>tháng</w:t>
-            </w:r>
-            <w:proofErr w:type="spellEnd"/>
-            <w:r>
-              <w:rPr>
-                <w:rFonts w:ascii="Times New Roman" w:hAnsi="Times New Roman"/>
-                <w:szCs w:val="24"/>
-              </w:rPr>
-              <w:t xml:space="preserve"> {{</w:t>
-            </w:r>
-            <w:proofErr w:type="spellStart"/>
-            <w:r>
-              <w:rPr>
-                <w:rFonts w:ascii="Times New Roman" w:hAnsi="Times New Roman"/>
-                <w:szCs w:val="24"/>
-              </w:rPr>
-              <w:t>thangketthuchopdong</w:t>
-            </w:r>
-            <w:proofErr w:type="spellEnd"/>
-            <w:r>
-              <w:rPr>
-                <w:rFonts w:ascii="Times New Roman" w:hAnsi="Times New Roman"/>
-                <w:szCs w:val="24"/>
-              </w:rPr>
-              <w:t xml:space="preserve">}} </w:t>
-            </w:r>
-            <w:proofErr w:type="spellStart"/>
-            <w:r>
-              <w:rPr>
-                <w:rFonts w:ascii="Times New Roman" w:hAnsi="Times New Roman"/>
-                <w:szCs w:val="24"/>
-              </w:rPr>
-              <w:t>n</w:t>
+              <w:t>ến hết ngày {{ngayketthuchopdong}} tháng {{thangketthuchopdong}} n</w:t>
             </w:r>
             <w:r>
               <w:rPr>
@@ -3395,31 +2502,7 @@
                 <w:rFonts w:ascii="Times New Roman" w:hAnsi="Times New Roman"/>
                 <w:szCs w:val="24"/>
               </w:rPr>
-              <w:t>m</w:t>
-            </w:r>
-            <w:proofErr w:type="spellEnd"/>
-            <w:r>
-              <w:rPr>
-                <w:rFonts w:ascii="Times New Roman" w:hAnsi="Times New Roman"/>
-                <w:szCs w:val="24"/>
-              </w:rPr>
-              <w:t xml:space="preserve"> {{</w:t>
-            </w:r>
-            <w:proofErr w:type="spellStart"/>
-            <w:r>
-              <w:rPr>
-                <w:rFonts w:ascii="Times New Roman" w:hAnsi="Times New Roman"/>
-                <w:szCs w:val="24"/>
-              </w:rPr>
-              <w:t>namketthuchopdong</w:t>
-            </w:r>
-            <w:proofErr w:type="spellEnd"/>
-            <w:r>
-              <w:rPr>
-                <w:rFonts w:ascii="Times New Roman" w:hAnsi="Times New Roman"/>
-                <w:szCs w:val="24"/>
-              </w:rPr>
-              <w:t>}}</w:t>
+              <w:t>m {{namketthuchopdong}}</w:t>
             </w:r>
           </w:p>
         </w:tc>
@@ -3445,16 +2528,23 @@
                 <w:szCs w:val="24"/>
                 <w:lang w:val="fr-FR"/>
               </w:rPr>
-              <w:t xml:space="preserve">- Theo </w:t>
-            </w:r>
-            <w:proofErr w:type="spellStart"/>
-            <w:r>
-              <w:rPr>
-                <w:rFonts w:ascii="Times New Roman" w:hAnsi="Times New Roman"/>
+              <w:t>- Theo k</w:t>
+            </w:r>
+            <w:r>
+              <w:rPr>
+                <w:rFonts w:ascii="Times New Roman" w:hAnsi="Times New Roman" w:cs="Calibri"/>
                 <w:szCs w:val="24"/>
                 <w:lang w:val="fr-FR"/>
               </w:rPr>
-              <w:t>k</w:t>
+              <w:t>ế</w:t>
+            </w:r>
+            <w:r>
+              <w:rPr>
+                <w:rFonts w:ascii="Times New Roman" w:hAnsi="Times New Roman"/>
+                <w:szCs w:val="24"/>
+                <w:lang w:val="fr-FR"/>
+              </w:rPr>
+              <w:t>t qu</w:t>
             </w:r>
             <w:r>
               <w:rPr>
@@ -3462,7 +2552,7 @@
                 <w:szCs w:val="24"/>
                 <w:lang w:val="fr-FR"/>
               </w:rPr>
-              <w:t>ế</w:t>
+              <w:t>ả</w:t>
             </w:r>
             <w:r>
               <w:rPr>
@@ -3470,25 +2560,47 @@
                 <w:szCs w:val="24"/>
                 <w:lang w:val="fr-FR"/>
               </w:rPr>
-              <w:t>t</w:t>
-            </w:r>
-            <w:proofErr w:type="spellEnd"/>
-            <w:r>
-              <w:rPr>
-                <w:rFonts w:ascii="Times New Roman" w:hAnsi="Times New Roman"/>
+              <w:t xml:space="preserve"> </w:t>
+            </w:r>
+            <w:r>
+              <w:rPr>
+                <w:rFonts w:ascii="Times New Roman" w:hAnsi="Times New Roman" w:cs="Calibri"/>
                 <w:szCs w:val="24"/>
                 <w:lang w:val="fr-FR"/>
               </w:rPr>
-              <w:t xml:space="preserve"> </w:t>
-            </w:r>
-            <w:proofErr w:type="spellStart"/>
-            <w:r>
-              <w:rPr>
-                <w:rFonts w:ascii="Times New Roman" w:hAnsi="Times New Roman"/>
+              <w:t>đ</w:t>
+            </w:r>
+            <w:r>
+              <w:rPr>
+                <w:rFonts w:ascii="Times New Roman" w:hAnsi="Times New Roman" w:cs=".VnTime"/>
                 <w:szCs w:val="24"/>
                 <w:lang w:val="fr-FR"/>
               </w:rPr>
-              <w:t>qu</w:t>
+              <w:t>á</w:t>
+            </w:r>
+            <w:r>
+              <w:rPr>
+                <w:rFonts w:ascii="Times New Roman" w:hAnsi="Times New Roman"/>
+                <w:szCs w:val="24"/>
+                <w:lang w:val="fr-FR"/>
+              </w:rPr>
+              <w:t>nh gi</w:t>
+            </w:r>
+            <w:r>
+              <w:rPr>
+                <w:rFonts w:ascii="Times New Roman" w:hAnsi="Times New Roman" w:cs=".VnTime"/>
+                <w:szCs w:val="24"/>
+                <w:lang w:val="fr-FR"/>
+              </w:rPr>
+              <w:t>á</w:t>
+            </w:r>
+            <w:r>
+              <w:rPr>
+                <w:rFonts w:ascii="Times New Roman" w:hAnsi="Times New Roman"/>
+                <w:szCs w:val="24"/>
+                <w:lang w:val="fr-FR"/>
+              </w:rPr>
+              <w:t xml:space="preserve"> sau th</w:t>
             </w:r>
             <w:r>
               <w:rPr>
@@ -3496,25 +2608,79 @@
                 <w:szCs w:val="24"/>
                 <w:lang w:val="fr-FR"/>
               </w:rPr>
-              <w:t>ả</w:t>
-            </w:r>
-            <w:proofErr w:type="spellEnd"/>
+              <w:t>ử</w:t>
+            </w:r>
             <w:r>
               <w:rPr>
                 <w:rFonts w:ascii="Times New Roman" w:hAnsi="Times New Roman"/>
                 <w:szCs w:val="24"/>
                 <w:lang w:val="fr-FR"/>
               </w:rPr>
-              <w:t xml:space="preserve"> </w:t>
-            </w:r>
-            <w:proofErr w:type="spellStart"/>
+              <w:t xml:space="preserve"> vi</w:t>
+            </w:r>
             <w:r>
               <w:rPr>
                 <w:rFonts w:ascii="Times New Roman" w:hAnsi="Times New Roman" w:cs="Calibri"/>
                 <w:szCs w:val="24"/>
                 <w:lang w:val="fr-FR"/>
               </w:rPr>
-              <w:t>đ</w:t>
+              <w:t>ệ</w:t>
+            </w:r>
+            <w:r>
+              <w:rPr>
+                <w:rFonts w:ascii="Times New Roman" w:hAnsi="Times New Roman"/>
+                <w:szCs w:val="24"/>
+                <w:lang w:val="fr-FR"/>
+              </w:rPr>
+              <w:t>c, ng</w:t>
+            </w:r>
+            <w:r>
+              <w:rPr>
+                <w:rFonts w:ascii="Times New Roman" w:hAnsi="Times New Roman" w:cs="Calibri"/>
+                <w:szCs w:val="24"/>
+                <w:lang w:val="fr-FR"/>
+              </w:rPr>
+              <w:t>ườ</w:t>
+            </w:r>
+            <w:r>
+              <w:rPr>
+                <w:rFonts w:ascii="Times New Roman" w:hAnsi="Times New Roman"/>
+                <w:szCs w:val="24"/>
+                <w:lang w:val="fr-FR"/>
+              </w:rPr>
+              <w:t xml:space="preserve">i lao </w:t>
+            </w:r>
+            <w:r>
+              <w:rPr>
+                <w:rFonts w:ascii="Times New Roman" w:hAnsi="Times New Roman" w:cs="Calibri"/>
+                <w:szCs w:val="24"/>
+                <w:lang w:val="fr-FR"/>
+              </w:rPr>
+              <w:t>độ</w:t>
+            </w:r>
+            <w:r>
+              <w:rPr>
+                <w:rFonts w:ascii="Times New Roman" w:hAnsi="Times New Roman"/>
+                <w:szCs w:val="24"/>
+                <w:lang w:val="fr-FR"/>
+              </w:rPr>
+              <w:t xml:space="preserve">ng </w:t>
+            </w:r>
+            <w:r>
+              <w:rPr>
+                <w:rFonts w:ascii="Times New Roman" w:hAnsi="Times New Roman" w:cs="Calibri"/>
+                <w:szCs w:val="24"/>
+                <w:lang w:val="fr-FR"/>
+              </w:rPr>
+              <w:t>đạ</w:t>
+            </w:r>
+            <w:r>
+              <w:rPr>
+                <w:rFonts w:ascii="Times New Roman" w:hAnsi="Times New Roman"/>
+                <w:szCs w:val="24"/>
+                <w:lang w:val="fr-FR"/>
+              </w:rPr>
+              <w:t>t y</w:t>
             </w:r>
             <w:r>
               <w:rPr>
@@ -3522,7 +2688,7 @@
                 <w:szCs w:val="24"/>
                 <w:lang w:val="fr-FR"/>
               </w:rPr>
-              <w:t>á</w:t>
+              <w:t>ê</w:t>
             </w:r>
             <w:r>
               <w:rPr>
@@ -3530,941 +2696,57 @@
                 <w:szCs w:val="24"/>
                 <w:lang w:val="fr-FR"/>
               </w:rPr>
-              <w:t>nh</w:t>
-            </w:r>
-            <w:proofErr w:type="spellEnd"/>
-            <w:r>
-              <w:rPr>
-                <w:rFonts w:ascii="Times New Roman" w:hAnsi="Times New Roman"/>
+              <w:t>u c</w:t>
+            </w:r>
+            <w:r>
+              <w:rPr>
+                <w:rFonts w:ascii="Times New Roman" w:hAnsi="Times New Roman" w:cs="Calibri"/>
                 <w:szCs w:val="24"/>
                 <w:lang w:val="fr-FR"/>
               </w:rPr>
-              <w:t xml:space="preserve"> </w:t>
-            </w:r>
-            <w:proofErr w:type="spellStart"/>
+              <w:t>ầ</w:t>
+            </w:r>
             <w:r>
               <w:rPr>
                 <w:rFonts w:ascii="Times New Roman" w:hAnsi="Times New Roman"/>
                 <w:szCs w:val="24"/>
                 <w:lang w:val="fr-FR"/>
               </w:rPr>
-              <w:t>gi</w:t>
-            </w:r>
-            <w:r>
-              <w:rPr>
-                <w:rFonts w:ascii="Times New Roman" w:hAnsi="Times New Roman" w:cs=".VnTime"/>
+              <w:t>u, s</w:t>
+            </w:r>
+            <w:r>
+              <w:rPr>
+                <w:rFonts w:ascii="Times New Roman" w:hAnsi="Times New Roman" w:cs="Calibri"/>
                 <w:szCs w:val="24"/>
                 <w:lang w:val="fr-FR"/>
               </w:rPr>
-              <w:t>á</w:t>
-            </w:r>
-            <w:proofErr w:type="spellEnd"/>
+              <w:t>ẽ</w:t>
+            </w:r>
             <w:r>
               <w:rPr>
                 <w:rFonts w:ascii="Times New Roman" w:hAnsi="Times New Roman"/>
                 <w:szCs w:val="24"/>
                 <w:lang w:val="fr-FR"/>
               </w:rPr>
-              <w:t xml:space="preserve"> </w:t>
-            </w:r>
-            <w:proofErr w:type="spellStart"/>
-            <w:r>
+              <w:t xml:space="preserve"> được ký hợp đồng lao động với Công ty</w:t>
+            </w:r>
+          </w:p>
+          <w:p>
+            <w:pPr>
+              <w:ind w:left="0" w:firstLine="0"/>
               <w:rPr>
                 <w:rFonts w:ascii="Times New Roman" w:hAnsi="Times New Roman"/>
                 <w:szCs w:val="24"/>
                 <w:lang w:val="fr-FR"/>
               </w:rPr>
-              <w:t>sau</w:t>
-            </w:r>
-            <w:proofErr w:type="spellEnd"/>
+            </w:pPr>
             <w:r>
               <w:rPr>
                 <w:rFonts w:ascii="Times New Roman" w:hAnsi="Times New Roman"/>
                 <w:szCs w:val="24"/>
                 <w:lang w:val="fr-FR"/>
               </w:rPr>
-              <w:t xml:space="preserve"> </w:t>
-            </w:r>
-            <w:proofErr w:type="spellStart"/>
-            <w:r>
-              <w:rPr>
-                <w:rFonts w:ascii="Times New Roman" w:hAnsi="Times New Roman"/>
-                <w:szCs w:val="24"/>
-                <w:lang w:val="fr-FR"/>
-              </w:rPr>
-              <w:t>th</w:t>
-            </w:r>
-            <w:r>
-              <w:rPr>
-                <w:rFonts w:ascii="Times New Roman" w:hAnsi="Times New Roman" w:cs="Calibri"/>
-                <w:szCs w:val="24"/>
-                <w:lang w:val="fr-FR"/>
-              </w:rPr>
-              <w:t>ử</w:t>
-            </w:r>
-            <w:proofErr w:type="spellEnd"/>
-            <w:r>
-              <w:rPr>
-                <w:rFonts w:ascii="Times New Roman" w:hAnsi="Times New Roman"/>
-                <w:szCs w:val="24"/>
-                <w:lang w:val="fr-FR"/>
-              </w:rPr>
-              <w:t xml:space="preserve"> </w:t>
-            </w:r>
-            <w:proofErr w:type="spellStart"/>
-            <w:r>
-              <w:rPr>
-                <w:rFonts w:ascii="Times New Roman" w:hAnsi="Times New Roman"/>
-                <w:szCs w:val="24"/>
-                <w:lang w:val="fr-FR"/>
-              </w:rPr>
-              <w:t>vi</w:t>
-            </w:r>
-            <w:r>
-              <w:rPr>
-                <w:rFonts w:ascii="Times New Roman" w:hAnsi="Times New Roman" w:cs="Calibri"/>
-                <w:szCs w:val="24"/>
-                <w:lang w:val="fr-FR"/>
-              </w:rPr>
-              <w:t>ệ</w:t>
-            </w:r>
-            <w:r>
-              <w:rPr>
-                <w:rFonts w:ascii="Times New Roman" w:hAnsi="Times New Roman"/>
-                <w:szCs w:val="24"/>
-                <w:lang w:val="fr-FR"/>
-              </w:rPr>
-              <w:t>c</w:t>
-            </w:r>
-            <w:proofErr w:type="spellEnd"/>
-            <w:r>
-              <w:rPr>
-                <w:rFonts w:ascii="Times New Roman" w:hAnsi="Times New Roman"/>
-                <w:szCs w:val="24"/>
-                <w:lang w:val="fr-FR"/>
-              </w:rPr>
-              <w:t xml:space="preserve">, </w:t>
-            </w:r>
-            <w:proofErr w:type="spellStart"/>
-            <w:r>
-              <w:rPr>
-                <w:rFonts w:ascii="Times New Roman" w:hAnsi="Times New Roman"/>
-                <w:szCs w:val="24"/>
-                <w:lang w:val="fr-FR"/>
-              </w:rPr>
-              <w:t>ng</w:t>
-            </w:r>
-            <w:r>
-              <w:rPr>
-                <w:rFonts w:ascii="Times New Roman" w:hAnsi="Times New Roman" w:cs="Calibri"/>
-                <w:szCs w:val="24"/>
-                <w:lang w:val="fr-FR"/>
-              </w:rPr>
-              <w:t>ườ</w:t>
-            </w:r>
-            <w:r>
-              <w:rPr>
-                <w:rFonts w:ascii="Times New Roman" w:hAnsi="Times New Roman"/>
-                <w:szCs w:val="24"/>
-                <w:lang w:val="fr-FR"/>
-              </w:rPr>
-              <w:t>i</w:t>
-            </w:r>
-            <w:proofErr w:type="spellEnd"/>
-            <w:r>
-              <w:rPr>
-                <w:rFonts w:ascii="Times New Roman" w:hAnsi="Times New Roman"/>
-                <w:szCs w:val="24"/>
-                <w:lang w:val="fr-FR"/>
-              </w:rPr>
-              <w:t xml:space="preserve"> lao </w:t>
-            </w:r>
-            <w:proofErr w:type="spellStart"/>
-            <w:r>
-              <w:rPr>
-                <w:rFonts w:ascii="Times New Roman" w:hAnsi="Times New Roman" w:cs="Calibri"/>
-                <w:szCs w:val="24"/>
-                <w:lang w:val="fr-FR"/>
-              </w:rPr>
-              <w:t>độ</w:t>
-            </w:r>
-            <w:r>
-              <w:rPr>
-                <w:rFonts w:ascii="Times New Roman" w:hAnsi="Times New Roman"/>
-                <w:szCs w:val="24"/>
-                <w:lang w:val="fr-FR"/>
-              </w:rPr>
-              <w:t>ng</w:t>
-            </w:r>
-            <w:proofErr w:type="spellEnd"/>
-            <w:r>
-              <w:rPr>
-                <w:rFonts w:ascii="Times New Roman" w:hAnsi="Times New Roman"/>
-                <w:szCs w:val="24"/>
-                <w:lang w:val="fr-FR"/>
-              </w:rPr>
-              <w:t xml:space="preserve"> </w:t>
-            </w:r>
-            <w:proofErr w:type="spellStart"/>
-            <w:r>
-              <w:rPr>
-                <w:rFonts w:ascii="Times New Roman" w:hAnsi="Times New Roman" w:cs="Calibri"/>
-                <w:szCs w:val="24"/>
-                <w:lang w:val="fr-FR"/>
-              </w:rPr>
-              <w:t>đạ</w:t>
-            </w:r>
-            <w:r>
-              <w:rPr>
-                <w:rFonts w:ascii="Times New Roman" w:hAnsi="Times New Roman"/>
-                <w:szCs w:val="24"/>
-                <w:lang w:val="fr-FR"/>
-              </w:rPr>
-              <w:t>t</w:t>
-            </w:r>
-            <w:proofErr w:type="spellEnd"/>
-            <w:r>
-              <w:rPr>
-                <w:rFonts w:ascii="Times New Roman" w:hAnsi="Times New Roman"/>
-                <w:szCs w:val="24"/>
-                <w:lang w:val="fr-FR"/>
-              </w:rPr>
-              <w:t xml:space="preserve"> </w:t>
-            </w:r>
-            <w:proofErr w:type="spellStart"/>
-            <w:r>
-              <w:rPr>
-                <w:rFonts w:ascii="Times New Roman" w:hAnsi="Times New Roman"/>
-                <w:szCs w:val="24"/>
-                <w:lang w:val="fr-FR"/>
-              </w:rPr>
-              <w:t>y</w:t>
-            </w:r>
-            <w:r>
-              <w:rPr>
-                <w:rFonts w:ascii="Times New Roman" w:hAnsi="Times New Roman" w:cs=".VnTime"/>
-                <w:szCs w:val="24"/>
-                <w:lang w:val="fr-FR"/>
-              </w:rPr>
-              <w:t>ê</w:t>
-            </w:r>
-            <w:r>
-              <w:rPr>
-                <w:rFonts w:ascii="Times New Roman" w:hAnsi="Times New Roman"/>
-                <w:szCs w:val="24"/>
-                <w:lang w:val="fr-FR"/>
-              </w:rPr>
-              <w:t>u</w:t>
-            </w:r>
-            <w:proofErr w:type="spellEnd"/>
-            <w:r>
-              <w:rPr>
-                <w:rFonts w:ascii="Times New Roman" w:hAnsi="Times New Roman"/>
-                <w:szCs w:val="24"/>
-                <w:lang w:val="fr-FR"/>
-              </w:rPr>
-              <w:t xml:space="preserve"> </w:t>
-            </w:r>
-            <w:proofErr w:type="spellStart"/>
-            <w:r>
-              <w:rPr>
-                <w:rFonts w:ascii="Times New Roman" w:hAnsi="Times New Roman"/>
-                <w:szCs w:val="24"/>
-                <w:lang w:val="fr-FR"/>
-              </w:rPr>
-              <w:t>c</w:t>
-            </w:r>
-            <w:r>
-              <w:rPr>
-                <w:rFonts w:ascii="Times New Roman" w:hAnsi="Times New Roman" w:cs="Calibri"/>
-                <w:szCs w:val="24"/>
-                <w:lang w:val="fr-FR"/>
-              </w:rPr>
-              <w:t>ầ</w:t>
-            </w:r>
-            <w:r>
-              <w:rPr>
-                <w:rFonts w:ascii="Times New Roman" w:hAnsi="Times New Roman"/>
-                <w:szCs w:val="24"/>
-                <w:lang w:val="fr-FR"/>
-              </w:rPr>
-              <w:t>u</w:t>
-            </w:r>
-            <w:proofErr w:type="spellEnd"/>
-            <w:r>
-              <w:rPr>
-                <w:rFonts w:ascii="Times New Roman" w:hAnsi="Times New Roman"/>
-                <w:szCs w:val="24"/>
-                <w:lang w:val="fr-FR"/>
-              </w:rPr>
-              <w:t xml:space="preserve">, </w:t>
-            </w:r>
-            <w:proofErr w:type="spellStart"/>
-            <w:r>
-              <w:rPr>
-                <w:rFonts w:ascii="Times New Roman" w:hAnsi="Times New Roman"/>
-                <w:szCs w:val="24"/>
-                <w:lang w:val="fr-FR"/>
-              </w:rPr>
-              <w:t>s</w:t>
-            </w:r>
-            <w:r>
-              <w:rPr>
-                <w:rFonts w:ascii="Times New Roman" w:hAnsi="Times New Roman" w:cs="Calibri"/>
-                <w:szCs w:val="24"/>
-                <w:lang w:val="fr-FR"/>
-              </w:rPr>
-              <w:t>ẽ</w:t>
-            </w:r>
-            <w:proofErr w:type="spellEnd"/>
-            <w:r>
-              <w:rPr>
-                <w:rFonts w:ascii="Times New Roman" w:hAnsi="Times New Roman"/>
-                <w:szCs w:val="24"/>
-                <w:lang w:val="fr-FR"/>
-              </w:rPr>
-              <w:t xml:space="preserve"> </w:t>
-            </w:r>
-            <w:proofErr w:type="spellStart"/>
-            <w:r>
-              <w:rPr>
-                <w:rFonts w:ascii="Times New Roman" w:hAnsi="Times New Roman"/>
-                <w:szCs w:val="24"/>
-                <w:lang w:val="fr-FR"/>
-              </w:rPr>
-              <w:t>được</w:t>
-            </w:r>
-            <w:proofErr w:type="spellEnd"/>
-            <w:r>
-              <w:rPr>
-                <w:rFonts w:ascii="Times New Roman" w:hAnsi="Times New Roman"/>
-                <w:szCs w:val="24"/>
-                <w:lang w:val="fr-FR"/>
-              </w:rPr>
-              <w:t xml:space="preserve"> </w:t>
-            </w:r>
-            <w:proofErr w:type="spellStart"/>
-            <w:r>
-              <w:rPr>
-                <w:rFonts w:ascii="Times New Roman" w:hAnsi="Times New Roman"/>
-                <w:szCs w:val="24"/>
-                <w:lang w:val="fr-FR"/>
-              </w:rPr>
-              <w:t>ký</w:t>
-            </w:r>
-            <w:proofErr w:type="spellEnd"/>
-            <w:r>
-              <w:rPr>
-                <w:rFonts w:ascii="Times New Roman" w:hAnsi="Times New Roman"/>
-                <w:szCs w:val="24"/>
-                <w:lang w:val="fr-FR"/>
-              </w:rPr>
-              <w:t xml:space="preserve"> </w:t>
-            </w:r>
-            <w:proofErr w:type="spellStart"/>
-            <w:r>
-              <w:rPr>
-                <w:rFonts w:ascii="Times New Roman" w:hAnsi="Times New Roman"/>
-                <w:szCs w:val="24"/>
-                <w:lang w:val="fr-FR"/>
-              </w:rPr>
-              <w:t>hợp</w:t>
-            </w:r>
-            <w:proofErr w:type="spellEnd"/>
-            <w:r>
-              <w:rPr>
-                <w:rFonts w:ascii="Times New Roman" w:hAnsi="Times New Roman"/>
-                <w:szCs w:val="24"/>
-                <w:lang w:val="fr-FR"/>
-              </w:rPr>
-              <w:t xml:space="preserve"> </w:t>
-            </w:r>
-            <w:proofErr w:type="spellStart"/>
-            <w:r>
-              <w:rPr>
-                <w:rFonts w:ascii="Times New Roman" w:hAnsi="Times New Roman"/>
-                <w:szCs w:val="24"/>
-                <w:lang w:val="fr-FR"/>
-              </w:rPr>
-              <w:t>đồng</w:t>
-            </w:r>
-            <w:proofErr w:type="spellEnd"/>
-            <w:r>
-              <w:rPr>
-                <w:rFonts w:ascii="Times New Roman" w:hAnsi="Times New Roman"/>
-                <w:szCs w:val="24"/>
-                <w:lang w:val="fr-FR"/>
-              </w:rPr>
-              <w:t xml:space="preserve"> lao </w:t>
-            </w:r>
-            <w:proofErr w:type="spellStart"/>
-            <w:r>
-              <w:rPr>
-                <w:rFonts w:ascii="Times New Roman" w:hAnsi="Times New Roman"/>
-                <w:szCs w:val="24"/>
-                <w:lang w:val="fr-FR"/>
-              </w:rPr>
-              <w:t>động</w:t>
-            </w:r>
-            <w:proofErr w:type="spellEnd"/>
-            <w:r>
-              <w:rPr>
-                <w:rFonts w:ascii="Times New Roman" w:hAnsi="Times New Roman"/>
-                <w:szCs w:val="24"/>
-                <w:lang w:val="fr-FR"/>
-              </w:rPr>
-              <w:t xml:space="preserve"> </w:t>
-            </w:r>
-            <w:proofErr w:type="spellStart"/>
-            <w:r>
-              <w:rPr>
-                <w:rFonts w:ascii="Times New Roman" w:hAnsi="Times New Roman"/>
-                <w:szCs w:val="24"/>
-                <w:lang w:val="fr-FR"/>
-              </w:rPr>
-              <w:t>với</w:t>
-            </w:r>
-            <w:proofErr w:type="spellEnd"/>
-            <w:r>
-              <w:rPr>
-                <w:rFonts w:ascii="Times New Roman" w:hAnsi="Times New Roman"/>
-                <w:szCs w:val="24"/>
-                <w:lang w:val="fr-FR"/>
-              </w:rPr>
-              <w:t xml:space="preserve"> </w:t>
-            </w:r>
-            <w:proofErr w:type="spellStart"/>
-            <w:r>
-              <w:rPr>
-                <w:rFonts w:ascii="Times New Roman" w:hAnsi="Times New Roman"/>
-                <w:szCs w:val="24"/>
-                <w:lang w:val="fr-FR"/>
-              </w:rPr>
-              <w:t>Công</w:t>
-            </w:r>
-            <w:proofErr w:type="spellEnd"/>
-            <w:r>
-              <w:rPr>
-                <w:rFonts w:ascii="Times New Roman" w:hAnsi="Times New Roman"/>
-                <w:szCs w:val="24"/>
-                <w:lang w:val="fr-FR"/>
-              </w:rPr>
-              <w:t xml:space="preserve"> </w:t>
-            </w:r>
-            <w:proofErr w:type="spellStart"/>
-            <w:r>
-              <w:rPr>
-                <w:rFonts w:ascii="Times New Roman" w:hAnsi="Times New Roman"/>
-                <w:szCs w:val="24"/>
-                <w:lang w:val="fr-FR"/>
-              </w:rPr>
-              <w:t>ty</w:t>
-            </w:r>
-            <w:proofErr w:type="spellEnd"/>
-          </w:p>
-          <w:p>
-            <w:pPr>
-              <w:ind w:left="0" w:firstLine="0"/>
-              <w:rPr>
-                <w:rFonts w:ascii="Times New Roman" w:hAnsi="Times New Roman"/>
-                <w:szCs w:val="24"/>
-                <w:lang w:val="fr-FR"/>
-              </w:rPr>
-            </w:pPr>
-            <w:r>
-              <w:rPr>
-                <w:rFonts w:ascii="Times New Roman" w:hAnsi="Times New Roman"/>
-                <w:szCs w:val="24"/>
-                <w:lang w:val="fr-FR"/>
-              </w:rPr>
-              <w:lastRenderedPageBreak/>
-              <w:t xml:space="preserve">- </w:t>
-            </w:r>
-            <w:proofErr w:type="spellStart"/>
-            <w:r>
-              <w:rPr>
-                <w:rFonts w:ascii="Times New Roman" w:hAnsi="Times New Roman"/>
-                <w:szCs w:val="24"/>
-                <w:lang w:val="fr-FR"/>
-              </w:rPr>
-              <w:t>Trường</w:t>
-            </w:r>
-            <w:proofErr w:type="spellEnd"/>
-            <w:r>
-              <w:rPr>
-                <w:rFonts w:ascii="Times New Roman" w:hAnsi="Times New Roman"/>
-                <w:szCs w:val="24"/>
-                <w:lang w:val="fr-FR"/>
-              </w:rPr>
-              <w:t xml:space="preserve"> </w:t>
-            </w:r>
-            <w:proofErr w:type="spellStart"/>
-            <w:r>
-              <w:rPr>
-                <w:rFonts w:ascii="Times New Roman" w:hAnsi="Times New Roman"/>
-                <w:szCs w:val="24"/>
-                <w:lang w:val="fr-FR"/>
-              </w:rPr>
-              <w:t>hợp</w:t>
-            </w:r>
-            <w:proofErr w:type="spellEnd"/>
-            <w:r>
-              <w:rPr>
-                <w:rFonts w:ascii="Times New Roman" w:hAnsi="Times New Roman"/>
-                <w:szCs w:val="24"/>
-                <w:lang w:val="fr-FR"/>
-              </w:rPr>
-              <w:t xml:space="preserve"> </w:t>
-            </w:r>
-            <w:proofErr w:type="spellStart"/>
-            <w:r>
-              <w:rPr>
-                <w:rFonts w:ascii="Times New Roman" w:hAnsi="Times New Roman"/>
-                <w:szCs w:val="24"/>
-                <w:lang w:val="fr-FR"/>
-              </w:rPr>
-              <w:t>không</w:t>
-            </w:r>
-            <w:proofErr w:type="spellEnd"/>
-            <w:r>
-              <w:rPr>
-                <w:rFonts w:ascii="Times New Roman" w:hAnsi="Times New Roman"/>
-                <w:szCs w:val="24"/>
-                <w:lang w:val="fr-FR"/>
-              </w:rPr>
-              <w:t xml:space="preserve"> qua </w:t>
-            </w:r>
-            <w:proofErr w:type="spellStart"/>
-            <w:r>
-              <w:rPr>
-                <w:rFonts w:ascii="Times New Roman" w:hAnsi="Times New Roman"/>
-                <w:szCs w:val="24"/>
-                <w:lang w:val="fr-FR"/>
-              </w:rPr>
-              <w:t>thử</w:t>
-            </w:r>
-            <w:proofErr w:type="spellEnd"/>
-            <w:r>
-              <w:rPr>
-                <w:rFonts w:ascii="Times New Roman" w:hAnsi="Times New Roman"/>
-                <w:szCs w:val="24"/>
-                <w:lang w:val="fr-FR"/>
-              </w:rPr>
-              <w:t xml:space="preserve"> </w:t>
-            </w:r>
-            <w:proofErr w:type="spellStart"/>
-            <w:r>
-              <w:rPr>
-                <w:rFonts w:ascii="Times New Roman" w:hAnsi="Times New Roman"/>
-                <w:szCs w:val="24"/>
-                <w:lang w:val="fr-FR"/>
-              </w:rPr>
-              <w:t>việc</w:t>
-            </w:r>
-            <w:proofErr w:type="spellEnd"/>
-            <w:r>
-              <w:rPr>
-                <w:rFonts w:ascii="Times New Roman" w:hAnsi="Times New Roman"/>
-                <w:szCs w:val="24"/>
-                <w:lang w:val="fr-FR"/>
-              </w:rPr>
-              <w:t xml:space="preserve">, </w:t>
-            </w:r>
-            <w:proofErr w:type="spellStart"/>
-            <w:r>
-              <w:rPr>
-                <w:rFonts w:ascii="Times New Roman" w:hAnsi="Times New Roman"/>
-                <w:szCs w:val="24"/>
-                <w:lang w:val="fr-FR"/>
-              </w:rPr>
-              <w:t>người</w:t>
-            </w:r>
-            <w:proofErr w:type="spellEnd"/>
-            <w:r>
-              <w:rPr>
-                <w:rFonts w:ascii="Times New Roman" w:hAnsi="Times New Roman"/>
-                <w:szCs w:val="24"/>
-                <w:lang w:val="fr-FR"/>
-              </w:rPr>
-              <w:t xml:space="preserve"> lao </w:t>
-            </w:r>
-            <w:proofErr w:type="spellStart"/>
-            <w:r>
-              <w:rPr>
-                <w:rFonts w:ascii="Times New Roman" w:hAnsi="Times New Roman"/>
-                <w:szCs w:val="24"/>
-                <w:lang w:val="fr-FR"/>
-              </w:rPr>
-              <w:t>động</w:t>
-            </w:r>
-            <w:proofErr w:type="spellEnd"/>
-            <w:r>
-              <w:rPr>
-                <w:rFonts w:ascii="Times New Roman" w:hAnsi="Times New Roman"/>
-                <w:szCs w:val="24"/>
-                <w:lang w:val="fr-FR"/>
-              </w:rPr>
-              <w:t xml:space="preserve"> </w:t>
-            </w:r>
-            <w:proofErr w:type="spellStart"/>
-            <w:r>
-              <w:rPr>
-                <w:rFonts w:ascii="Times New Roman" w:hAnsi="Times New Roman"/>
-                <w:szCs w:val="24"/>
-                <w:lang w:val="fr-FR"/>
-              </w:rPr>
-              <w:t>sẽ</w:t>
-            </w:r>
-            <w:proofErr w:type="spellEnd"/>
-            <w:r>
-              <w:rPr>
-                <w:rFonts w:ascii="Times New Roman" w:hAnsi="Times New Roman"/>
-                <w:szCs w:val="24"/>
-                <w:lang w:val="fr-FR"/>
-              </w:rPr>
-              <w:t xml:space="preserve"> </w:t>
-            </w:r>
-            <w:proofErr w:type="spellStart"/>
-            <w:r>
-              <w:rPr>
-                <w:rFonts w:ascii="Times New Roman" w:hAnsi="Times New Roman"/>
-                <w:szCs w:val="24"/>
-                <w:lang w:val="fr-FR"/>
-              </w:rPr>
-              <w:t>được</w:t>
-            </w:r>
-            <w:proofErr w:type="spellEnd"/>
-            <w:r>
-              <w:rPr>
-                <w:rFonts w:ascii="Times New Roman" w:hAnsi="Times New Roman"/>
-                <w:szCs w:val="24"/>
-                <w:lang w:val="fr-FR"/>
-              </w:rPr>
-              <w:t xml:space="preserve"> </w:t>
-            </w:r>
-            <w:proofErr w:type="spellStart"/>
-            <w:r>
-              <w:rPr>
-                <w:rFonts w:ascii="Times New Roman" w:hAnsi="Times New Roman"/>
-                <w:szCs w:val="24"/>
-                <w:lang w:val="fr-FR"/>
-              </w:rPr>
-              <w:t>thanh</w:t>
-            </w:r>
-            <w:proofErr w:type="spellEnd"/>
-            <w:r>
-              <w:rPr>
-                <w:rFonts w:ascii="Times New Roman" w:hAnsi="Times New Roman"/>
-                <w:szCs w:val="24"/>
-                <w:lang w:val="fr-FR"/>
-              </w:rPr>
-              <w:t xml:space="preserve"> </w:t>
-            </w:r>
-            <w:proofErr w:type="spellStart"/>
-            <w:r>
-              <w:rPr>
-                <w:rFonts w:ascii="Times New Roman" w:hAnsi="Times New Roman"/>
-                <w:szCs w:val="24"/>
-                <w:lang w:val="fr-FR"/>
-              </w:rPr>
-              <w:t>toán</w:t>
-            </w:r>
-            <w:proofErr w:type="spellEnd"/>
-            <w:r>
-              <w:rPr>
-                <w:rFonts w:ascii="Times New Roman" w:hAnsi="Times New Roman"/>
-                <w:szCs w:val="24"/>
-                <w:lang w:val="fr-FR"/>
-              </w:rPr>
-              <w:t xml:space="preserve"> </w:t>
-            </w:r>
-            <w:proofErr w:type="spellStart"/>
-            <w:r>
-              <w:rPr>
-                <w:rFonts w:ascii="Times New Roman" w:hAnsi="Times New Roman"/>
-                <w:szCs w:val="24"/>
-                <w:lang w:val="fr-FR"/>
-              </w:rPr>
-              <w:t>lương</w:t>
-            </w:r>
-            <w:proofErr w:type="spellEnd"/>
-            <w:r>
-              <w:rPr>
-                <w:rFonts w:ascii="Times New Roman" w:hAnsi="Times New Roman"/>
-                <w:szCs w:val="24"/>
-                <w:lang w:val="fr-FR"/>
-              </w:rPr>
-              <w:t xml:space="preserve"> </w:t>
-            </w:r>
-            <w:proofErr w:type="spellStart"/>
-            <w:r>
-              <w:rPr>
-                <w:rFonts w:ascii="Times New Roman" w:hAnsi="Times New Roman"/>
-                <w:szCs w:val="24"/>
-                <w:lang w:val="fr-FR"/>
-              </w:rPr>
-              <w:t>và</w:t>
-            </w:r>
-            <w:proofErr w:type="spellEnd"/>
-            <w:r>
-              <w:rPr>
-                <w:rFonts w:ascii="Times New Roman" w:hAnsi="Times New Roman"/>
-                <w:szCs w:val="24"/>
-                <w:lang w:val="fr-FR"/>
-              </w:rPr>
-              <w:t xml:space="preserve"> </w:t>
-            </w:r>
-            <w:proofErr w:type="spellStart"/>
-            <w:r>
-              <w:rPr>
-                <w:rFonts w:ascii="Times New Roman" w:hAnsi="Times New Roman"/>
-                <w:szCs w:val="24"/>
-                <w:lang w:val="fr-FR"/>
-              </w:rPr>
-              <w:t>các</w:t>
-            </w:r>
-            <w:proofErr w:type="spellEnd"/>
-            <w:r>
-              <w:rPr>
-                <w:rFonts w:ascii="Times New Roman" w:hAnsi="Times New Roman"/>
-                <w:szCs w:val="24"/>
-                <w:lang w:val="fr-FR"/>
-              </w:rPr>
-              <w:t xml:space="preserve"> </w:t>
-            </w:r>
-            <w:proofErr w:type="spellStart"/>
-            <w:r>
-              <w:rPr>
-                <w:rFonts w:ascii="Times New Roman" w:hAnsi="Times New Roman"/>
-                <w:szCs w:val="24"/>
-                <w:lang w:val="fr-FR"/>
-              </w:rPr>
-              <w:t>khoản</w:t>
-            </w:r>
-            <w:proofErr w:type="spellEnd"/>
-            <w:r>
-              <w:rPr>
-                <w:rFonts w:ascii="Times New Roman" w:hAnsi="Times New Roman"/>
-                <w:szCs w:val="24"/>
-                <w:lang w:val="fr-FR"/>
-              </w:rPr>
-              <w:t xml:space="preserve"> </w:t>
-            </w:r>
-            <w:proofErr w:type="spellStart"/>
-            <w:r>
-              <w:rPr>
-                <w:rFonts w:ascii="Times New Roman" w:hAnsi="Times New Roman"/>
-                <w:szCs w:val="24"/>
-                <w:lang w:val="fr-FR"/>
-              </w:rPr>
-              <w:t>trợ</w:t>
-            </w:r>
-            <w:proofErr w:type="spellEnd"/>
-            <w:r>
-              <w:rPr>
-                <w:rFonts w:ascii="Times New Roman" w:hAnsi="Times New Roman"/>
-                <w:szCs w:val="24"/>
-                <w:lang w:val="fr-FR"/>
-              </w:rPr>
-              <w:t xml:space="preserve"> </w:t>
-            </w:r>
-            <w:proofErr w:type="spellStart"/>
-            <w:r>
-              <w:rPr>
-                <w:rFonts w:ascii="Times New Roman" w:hAnsi="Times New Roman"/>
-                <w:szCs w:val="24"/>
-                <w:lang w:val="fr-FR"/>
-              </w:rPr>
-              <w:t>cấp</w:t>
-            </w:r>
-            <w:proofErr w:type="spellEnd"/>
-            <w:r>
-              <w:rPr>
-                <w:rFonts w:ascii="Times New Roman" w:hAnsi="Times New Roman"/>
-                <w:szCs w:val="24"/>
-                <w:lang w:val="fr-FR"/>
-              </w:rPr>
-              <w:t xml:space="preserve"> </w:t>
-            </w:r>
-            <w:proofErr w:type="spellStart"/>
-            <w:r>
-              <w:rPr>
-                <w:rFonts w:ascii="Times New Roman" w:hAnsi="Times New Roman"/>
-                <w:szCs w:val="24"/>
-                <w:lang w:val="fr-FR"/>
-              </w:rPr>
-              <w:t>khác</w:t>
-            </w:r>
-            <w:proofErr w:type="spellEnd"/>
-            <w:r>
-              <w:rPr>
-                <w:rFonts w:ascii="Times New Roman" w:hAnsi="Times New Roman"/>
-                <w:szCs w:val="24"/>
-                <w:lang w:val="fr-FR"/>
-              </w:rPr>
-              <w:t xml:space="preserve"> (</w:t>
-            </w:r>
-            <w:proofErr w:type="spellStart"/>
-            <w:r>
-              <w:rPr>
-                <w:rFonts w:ascii="Times New Roman" w:hAnsi="Times New Roman"/>
-                <w:szCs w:val="24"/>
-                <w:lang w:val="fr-FR"/>
-              </w:rPr>
-              <w:t>nếu</w:t>
-            </w:r>
-            <w:proofErr w:type="spellEnd"/>
-            <w:r>
-              <w:rPr>
-                <w:rFonts w:ascii="Times New Roman" w:hAnsi="Times New Roman"/>
-                <w:szCs w:val="24"/>
-                <w:lang w:val="fr-FR"/>
-              </w:rPr>
-              <w:t xml:space="preserve"> </w:t>
-            </w:r>
-            <w:proofErr w:type="spellStart"/>
-            <w:r>
-              <w:rPr>
-                <w:rFonts w:ascii="Times New Roman" w:hAnsi="Times New Roman"/>
-                <w:szCs w:val="24"/>
-                <w:lang w:val="fr-FR"/>
-              </w:rPr>
-              <w:t>có</w:t>
-            </w:r>
-            <w:proofErr w:type="spellEnd"/>
-            <w:r>
-              <w:rPr>
-                <w:rFonts w:ascii="Times New Roman" w:hAnsi="Times New Roman"/>
-                <w:szCs w:val="24"/>
-                <w:lang w:val="fr-FR"/>
-              </w:rPr>
-              <w:t xml:space="preserve">) </w:t>
-            </w:r>
-            <w:proofErr w:type="spellStart"/>
-            <w:r>
-              <w:rPr>
-                <w:rFonts w:ascii="Times New Roman" w:hAnsi="Times New Roman"/>
-                <w:szCs w:val="24"/>
-                <w:lang w:val="fr-FR"/>
-              </w:rPr>
-              <w:t>tính</w:t>
-            </w:r>
-            <w:proofErr w:type="spellEnd"/>
-            <w:r>
-              <w:rPr>
-                <w:rFonts w:ascii="Times New Roman" w:hAnsi="Times New Roman"/>
-                <w:szCs w:val="24"/>
-                <w:lang w:val="fr-FR"/>
-              </w:rPr>
-              <w:t xml:space="preserve"> </w:t>
-            </w:r>
-            <w:proofErr w:type="spellStart"/>
-            <w:r>
-              <w:rPr>
-                <w:rFonts w:ascii="Times New Roman" w:hAnsi="Times New Roman"/>
-                <w:szCs w:val="24"/>
-                <w:lang w:val="fr-FR"/>
-              </w:rPr>
-              <w:t>đến</w:t>
-            </w:r>
-            <w:proofErr w:type="spellEnd"/>
-            <w:r>
-              <w:rPr>
-                <w:rFonts w:ascii="Times New Roman" w:hAnsi="Times New Roman"/>
-                <w:szCs w:val="24"/>
-                <w:lang w:val="fr-FR"/>
-              </w:rPr>
-              <w:t xml:space="preserve"> </w:t>
-            </w:r>
-            <w:proofErr w:type="spellStart"/>
-            <w:r>
-              <w:rPr>
-                <w:rFonts w:ascii="Times New Roman" w:hAnsi="Times New Roman"/>
-                <w:szCs w:val="24"/>
-                <w:lang w:val="fr-FR"/>
-              </w:rPr>
-              <w:t>ngày</w:t>
-            </w:r>
-            <w:proofErr w:type="spellEnd"/>
-            <w:r>
-              <w:rPr>
-                <w:rFonts w:ascii="Times New Roman" w:hAnsi="Times New Roman"/>
-                <w:szCs w:val="24"/>
-                <w:lang w:val="fr-FR"/>
-              </w:rPr>
-              <w:t xml:space="preserve"> </w:t>
-            </w:r>
-            <w:proofErr w:type="spellStart"/>
-            <w:r>
-              <w:rPr>
-                <w:rFonts w:ascii="Times New Roman" w:hAnsi="Times New Roman"/>
-                <w:szCs w:val="24"/>
-                <w:lang w:val="fr-FR"/>
-              </w:rPr>
-              <w:t>làm</w:t>
-            </w:r>
-            <w:proofErr w:type="spellEnd"/>
-            <w:r>
-              <w:rPr>
-                <w:rFonts w:ascii="Times New Roman" w:hAnsi="Times New Roman"/>
-                <w:szCs w:val="24"/>
-                <w:lang w:val="fr-FR"/>
-              </w:rPr>
-              <w:t xml:space="preserve"> </w:t>
-            </w:r>
-            <w:proofErr w:type="spellStart"/>
-            <w:r>
-              <w:rPr>
-                <w:rFonts w:ascii="Times New Roman" w:hAnsi="Times New Roman"/>
-                <w:szCs w:val="24"/>
-                <w:lang w:val="fr-FR"/>
-              </w:rPr>
-              <w:t>việc</w:t>
-            </w:r>
-            <w:proofErr w:type="spellEnd"/>
-            <w:r>
-              <w:rPr>
-                <w:rFonts w:ascii="Times New Roman" w:hAnsi="Times New Roman"/>
-                <w:szCs w:val="24"/>
-                <w:lang w:val="fr-FR"/>
-              </w:rPr>
-              <w:t xml:space="preserve"> </w:t>
-            </w:r>
-            <w:proofErr w:type="spellStart"/>
-            <w:r>
-              <w:rPr>
-                <w:rFonts w:ascii="Times New Roman" w:hAnsi="Times New Roman"/>
-                <w:szCs w:val="24"/>
-                <w:lang w:val="fr-FR"/>
-              </w:rPr>
-              <w:t>cuối</w:t>
-            </w:r>
-            <w:proofErr w:type="spellEnd"/>
-            <w:r>
-              <w:rPr>
-                <w:rFonts w:ascii="Times New Roman" w:hAnsi="Times New Roman"/>
-                <w:szCs w:val="24"/>
-                <w:lang w:val="fr-FR"/>
-              </w:rPr>
-              <w:t xml:space="preserve"> </w:t>
-            </w:r>
-            <w:proofErr w:type="spellStart"/>
-            <w:r>
-              <w:rPr>
-                <w:rFonts w:ascii="Times New Roman" w:hAnsi="Times New Roman"/>
-                <w:szCs w:val="24"/>
-                <w:lang w:val="fr-FR"/>
-              </w:rPr>
-              <w:t>cùng</w:t>
-            </w:r>
-            <w:proofErr w:type="spellEnd"/>
-            <w:r>
-              <w:rPr>
-                <w:rFonts w:ascii="Times New Roman" w:hAnsi="Times New Roman"/>
-                <w:szCs w:val="24"/>
-                <w:lang w:val="fr-FR"/>
-              </w:rPr>
-              <w:t>.</w:t>
+              <w:t>- Trường hợp không qua thử việc, người lao động sẽ được thanh toán lương và các khoản trợ cấp khác (nếu có) tính đến ngày làm việc cuối cùng.</w:t>
             </w:r>
           </w:p>
         </w:tc>
@@ -4517,88 +2799,14 @@
                 <w:lang w:val="fr-FR"/>
               </w:rPr>
             </w:pPr>
-            <w:proofErr w:type="spellStart"/>
             <w:r>
               <w:rPr>
                 <w:rFonts w:ascii="Times New Roman" w:hAnsi="Times New Roman"/>
                 <w:szCs w:val="24"/>
                 <w:lang w:val="fr-FR"/>
               </w:rPr>
-              <w:t>Địa</w:t>
-            </w:r>
-            <w:proofErr w:type="spellEnd"/>
-            <w:r>
-              <w:rPr>
-                <w:rFonts w:ascii="Times New Roman" w:hAnsi="Times New Roman"/>
-                <w:szCs w:val="24"/>
-                <w:lang w:val="fr-FR"/>
-              </w:rPr>
-              <w:t xml:space="preserve"> </w:t>
-            </w:r>
-            <w:proofErr w:type="spellStart"/>
-            <w:r>
-              <w:rPr>
-                <w:rFonts w:ascii="Times New Roman" w:hAnsi="Times New Roman"/>
-                <w:szCs w:val="24"/>
-                <w:lang w:val="fr-FR"/>
-              </w:rPr>
-              <w:t>điểm</w:t>
-            </w:r>
-            <w:proofErr w:type="spellEnd"/>
-            <w:r>
-              <w:rPr>
-                <w:rFonts w:ascii="Times New Roman" w:hAnsi="Times New Roman"/>
-                <w:szCs w:val="24"/>
-                <w:lang w:val="fr-FR"/>
-              </w:rPr>
-              <w:t xml:space="preserve"> </w:t>
-            </w:r>
-            <w:proofErr w:type="spellStart"/>
-            <w:r>
-              <w:rPr>
-                <w:rFonts w:ascii="Times New Roman" w:hAnsi="Times New Roman"/>
-                <w:szCs w:val="24"/>
-                <w:lang w:val="fr-FR"/>
-              </w:rPr>
-              <w:t>làm</w:t>
-            </w:r>
-            <w:proofErr w:type="spellEnd"/>
-            <w:r>
-              <w:rPr>
-                <w:rFonts w:ascii="Times New Roman" w:hAnsi="Times New Roman"/>
-                <w:szCs w:val="24"/>
-                <w:lang w:val="fr-FR"/>
-              </w:rPr>
-              <w:t xml:space="preserve"> </w:t>
-            </w:r>
-            <w:proofErr w:type="spellStart"/>
-            <w:r>
-              <w:rPr>
-                <w:rFonts w:ascii="Times New Roman" w:hAnsi="Times New Roman"/>
-                <w:szCs w:val="24"/>
-                <w:lang w:val="fr-FR"/>
-              </w:rPr>
-              <w:t>việc</w:t>
-            </w:r>
-            <w:proofErr w:type="spellEnd"/>
-            <w:r>
-              <w:rPr>
-                <w:rFonts w:ascii="Times New Roman" w:hAnsi="Times New Roman"/>
-                <w:szCs w:val="24"/>
-                <w:lang w:val="fr-FR"/>
-              </w:rPr>
-              <w:t xml:space="preserve"> </w:t>
-            </w:r>
-            <w:proofErr w:type="spellStart"/>
-            <w:r>
-              <w:rPr>
-                <w:rFonts w:ascii="Times New Roman" w:hAnsi="Times New Roman"/>
-                <w:szCs w:val="24"/>
-                <w:lang w:val="fr-FR"/>
-              </w:rPr>
-              <w:t>chính</w:t>
-            </w:r>
-            <w:proofErr w:type="spellEnd"/>
+              <w:t>Địa điểm làm việc chính</w:t>
+            </w:r>
           </w:p>
         </w:tc>
         <w:tc>
@@ -4646,714 +2854,68 @@
                 <w:szCs w:val="24"/>
                 <w:lang w:val="fr-FR"/>
               </w:rPr>
-              <w:t xml:space="preserve">+ </w:t>
-            </w:r>
-            <w:proofErr w:type="spellStart"/>
+              <w:t xml:space="preserve">+ Tại trụ sở của Công ty Cổ phần </w:t>
+            </w:r>
             <w:r>
               <w:rPr>
                 <w:rFonts w:ascii="Times New Roman" w:hAnsi="Times New Roman"/>
                 <w:szCs w:val="24"/>
                 <w:lang w:val="fr-FR"/>
               </w:rPr>
-              <w:t>Tại</w:t>
-            </w:r>
-            <w:proofErr w:type="spellEnd"/>
+              <w:t>Sản xuất Nam Thuận</w:t>
+            </w:r>
             <w:r>
               <w:rPr>
                 <w:rFonts w:ascii="Times New Roman" w:hAnsi="Times New Roman"/>
                 <w:szCs w:val="24"/>
                 <w:lang w:val="fr-FR"/>
               </w:rPr>
+              <w:t>:</w:t>
+            </w:r>
+            <w:r>
+              <w:rPr>
+                <w:rFonts w:ascii="Times New Roman" w:hAnsi="Times New Roman"/>
+                <w:szCs w:val="24"/>
+                <w:lang w:val="fr-FR"/>
+              </w:rPr>
               <w:t xml:space="preserve"> </w:t>
             </w:r>
-            <w:proofErr w:type="spellStart"/>
-            <w:r>
+          </w:p>
+          <w:p>
+            <w:pPr>
+              <w:ind w:left="0" w:firstLine="0"/>
               <w:rPr>
                 <w:rFonts w:ascii="Times New Roman" w:hAnsi="Times New Roman"/>
                 <w:szCs w:val="24"/>
                 <w:lang w:val="fr-FR"/>
               </w:rPr>
-              <w:t>trụ</w:t>
-            </w:r>
-            <w:proofErr w:type="spellEnd"/>
+            </w:pPr>
             <w:r>
               <w:rPr>
                 <w:rFonts w:ascii="Times New Roman" w:hAnsi="Times New Roman"/>
                 <w:szCs w:val="24"/>
                 <w:lang w:val="fr-FR"/>
               </w:rPr>
-              <w:t xml:space="preserve"> </w:t>
-            </w:r>
-            <w:proofErr w:type="spellStart"/>
-            <w:r>
+              <w:t>Tổ dân phố Thủy Sơn 7, phường Thủy Nguyên, thành phố Hải Phòng</w:t>
+            </w:r>
+          </w:p>
+          <w:p>
+            <w:pPr>
+              <w:ind w:left="0" w:firstLine="0"/>
               <w:rPr>
                 <w:rFonts w:ascii="Times New Roman" w:hAnsi="Times New Roman"/>
                 <w:szCs w:val="24"/>
                 <w:lang w:val="fr-FR"/>
               </w:rPr>
-              <w:t>sở</w:t>
-            </w:r>
-            <w:proofErr w:type="spellEnd"/>
+            </w:pPr>
             <w:r>
               <w:rPr>
                 <w:rFonts w:ascii="Times New Roman" w:hAnsi="Times New Roman"/>
                 <w:szCs w:val="24"/>
                 <w:lang w:val="fr-FR"/>
               </w:rPr>
-              <w:t xml:space="preserve"> </w:t>
-            </w:r>
-            <w:proofErr w:type="spellStart"/>
-            <w:r>
-              <w:rPr>
-                <w:rFonts w:ascii="Times New Roman" w:hAnsi="Times New Roman"/>
-                <w:szCs w:val="24"/>
-                <w:lang w:val="fr-FR"/>
-              </w:rPr>
-              <w:t>của</w:t>
-            </w:r>
-            <w:proofErr w:type="spellEnd"/>
-            <w:r>
-              <w:rPr>
-                <w:rFonts w:ascii="Times New Roman" w:hAnsi="Times New Roman"/>
-                <w:szCs w:val="24"/>
-                <w:lang w:val="fr-FR"/>
-              </w:rPr>
-              <w:t xml:space="preserve"> </w:t>
-            </w:r>
-            <w:proofErr w:type="spellStart"/>
-            <w:r>
-              <w:rPr>
-                <w:rFonts w:ascii="Times New Roman" w:hAnsi="Times New Roman"/>
-                <w:szCs w:val="24"/>
-                <w:lang w:val="fr-FR"/>
-              </w:rPr>
-              <w:t>Công</w:t>
-            </w:r>
-            <w:proofErr w:type="spellEnd"/>
-            <w:r>
-              <w:rPr>
-                <w:rFonts w:ascii="Times New Roman" w:hAnsi="Times New Roman"/>
-                <w:szCs w:val="24"/>
-                <w:lang w:val="fr-FR"/>
-              </w:rPr>
-              <w:t xml:space="preserve"> </w:t>
-            </w:r>
-            <w:proofErr w:type="spellStart"/>
-            <w:r>
-              <w:rPr>
-                <w:rFonts w:ascii="Times New Roman" w:hAnsi="Times New Roman"/>
-                <w:szCs w:val="24"/>
-                <w:lang w:val="fr-FR"/>
-              </w:rPr>
-              <w:t>ty</w:t>
-            </w:r>
-            <w:proofErr w:type="spellEnd"/>
-            <w:r>
-              <w:rPr>
-                <w:rFonts w:ascii="Times New Roman" w:hAnsi="Times New Roman"/>
-                <w:szCs w:val="24"/>
-                <w:lang w:val="fr-FR"/>
-              </w:rPr>
-              <w:t xml:space="preserve"> </w:t>
-            </w:r>
-            <w:proofErr w:type="spellStart"/>
-            <w:r>
-              <w:rPr>
-                <w:rFonts w:ascii="Times New Roman" w:hAnsi="Times New Roman"/>
-                <w:szCs w:val="24"/>
-                <w:lang w:val="fr-FR"/>
-              </w:rPr>
-              <w:t>Cổ</w:t>
-            </w:r>
-            <w:proofErr w:type="spellEnd"/>
-            <w:r>
-              <w:rPr>
-                <w:rFonts w:ascii="Times New Roman" w:hAnsi="Times New Roman"/>
-                <w:szCs w:val="24"/>
-                <w:lang w:val="fr-FR"/>
-              </w:rPr>
-              <w:t xml:space="preserve"> </w:t>
-            </w:r>
-            <w:proofErr w:type="spellStart"/>
-            <w:r>
-              <w:rPr>
-                <w:rFonts w:ascii="Times New Roman" w:hAnsi="Times New Roman"/>
-                <w:szCs w:val="24"/>
-                <w:lang w:val="fr-FR"/>
-              </w:rPr>
-              <w:t>phần</w:t>
-            </w:r>
-            <w:proofErr w:type="spellEnd"/>
-            <w:r>
-              <w:rPr>
-                <w:rFonts w:ascii="Times New Roman" w:hAnsi="Times New Roman"/>
-                <w:szCs w:val="24"/>
-                <w:lang w:val="fr-FR"/>
-              </w:rPr>
-              <w:t xml:space="preserve"> </w:t>
-            </w:r>
-            <w:proofErr w:type="spellStart"/>
-            <w:r>
-              <w:rPr>
-                <w:rFonts w:ascii="Times New Roman" w:hAnsi="Times New Roman"/>
-                <w:szCs w:val="24"/>
-                <w:lang w:val="fr-FR"/>
-              </w:rPr>
-              <w:t>Sản</w:t>
-            </w:r>
-            <w:proofErr w:type="spellEnd"/>
-            <w:r>
-              <w:rPr>
-                <w:rFonts w:ascii="Times New Roman" w:hAnsi="Times New Roman"/>
-                <w:szCs w:val="24"/>
-                <w:lang w:val="fr-FR"/>
-              </w:rPr>
-              <w:t xml:space="preserve"> </w:t>
-            </w:r>
-            <w:proofErr w:type="spellStart"/>
-            <w:r>
-              <w:rPr>
-                <w:rFonts w:ascii="Times New Roman" w:hAnsi="Times New Roman"/>
-                <w:szCs w:val="24"/>
-                <w:lang w:val="fr-FR"/>
-              </w:rPr>
-              <w:t>xuất</w:t>
-            </w:r>
-            <w:proofErr w:type="spellEnd"/>
-            <w:r>
-              <w:rPr>
-                <w:rFonts w:ascii="Times New Roman" w:hAnsi="Times New Roman"/>
-                <w:szCs w:val="24"/>
-                <w:lang w:val="fr-FR"/>
-              </w:rPr>
-              <w:t xml:space="preserve"> Nam </w:t>
-            </w:r>
-            <w:proofErr w:type="spellStart"/>
-            <w:proofErr w:type="gramStart"/>
-            <w:r>
-              <w:rPr>
-                <w:rFonts w:ascii="Times New Roman" w:hAnsi="Times New Roman"/>
-                <w:szCs w:val="24"/>
-                <w:lang w:val="fr-FR"/>
-              </w:rPr>
-              <w:t>Thuận</w:t>
-            </w:r>
-            <w:proofErr w:type="spellEnd"/>
-            <w:r>
-              <w:rPr>
-                <w:rFonts w:ascii="Times New Roman" w:hAnsi="Times New Roman"/>
-                <w:szCs w:val="24"/>
-                <w:lang w:val="fr-FR"/>
-              </w:rPr>
-              <w:t>:</w:t>
-            </w:r>
-            <w:proofErr w:type="gramEnd"/>
-            <w:r>
-              <w:rPr>
-                <w:rFonts w:ascii="Times New Roman" w:hAnsi="Times New Roman"/>
-                <w:szCs w:val="24"/>
-                <w:lang w:val="fr-FR"/>
-              </w:rPr>
-              <w:t xml:space="preserve"> </w:t>
-            </w:r>
-          </w:p>
-          <w:p>
-            <w:pPr>
-              <w:ind w:left="0" w:firstLine="0"/>
-              <w:rPr>
-                <w:rFonts w:ascii="Times New Roman" w:hAnsi="Times New Roman"/>
-                <w:szCs w:val="24"/>
-                <w:lang w:val="fr-FR"/>
-              </w:rPr>
-            </w:pPr>
-            <w:proofErr w:type="spellStart"/>
-            <w:r>
-              <w:rPr>
-                <w:rFonts w:ascii="Times New Roman" w:hAnsi="Times New Roman"/>
-                <w:szCs w:val="24"/>
-                <w:lang w:val="fr-FR"/>
-              </w:rPr>
-              <w:t>Tổ</w:t>
-            </w:r>
-            <w:proofErr w:type="spellEnd"/>
-            <w:r>
-              <w:rPr>
-                <w:rFonts w:ascii="Times New Roman" w:hAnsi="Times New Roman"/>
-                <w:szCs w:val="24"/>
-                <w:lang w:val="fr-FR"/>
-              </w:rPr>
-              <w:t xml:space="preserve"> </w:t>
-            </w:r>
-            <w:proofErr w:type="spellStart"/>
-            <w:r>
-              <w:rPr>
-                <w:rFonts w:ascii="Times New Roman" w:hAnsi="Times New Roman"/>
-                <w:szCs w:val="24"/>
-                <w:lang w:val="fr-FR"/>
-              </w:rPr>
-              <w:t>dân</w:t>
-            </w:r>
-            <w:proofErr w:type="spellEnd"/>
-            <w:r>
-              <w:rPr>
-                <w:rFonts w:ascii="Times New Roman" w:hAnsi="Times New Roman"/>
-                <w:szCs w:val="24"/>
-                <w:lang w:val="fr-FR"/>
-              </w:rPr>
-              <w:t xml:space="preserve"> </w:t>
-            </w:r>
-            <w:proofErr w:type="spellStart"/>
-            <w:r>
-              <w:rPr>
-                <w:rFonts w:ascii="Times New Roman" w:hAnsi="Times New Roman"/>
-                <w:szCs w:val="24"/>
-                <w:lang w:val="fr-FR"/>
-              </w:rPr>
-              <w:t>phố</w:t>
-            </w:r>
-            <w:proofErr w:type="spellEnd"/>
-            <w:r>
-              <w:rPr>
-                <w:rFonts w:ascii="Times New Roman" w:hAnsi="Times New Roman"/>
-                <w:szCs w:val="24"/>
-                <w:lang w:val="fr-FR"/>
-              </w:rPr>
-              <w:t xml:space="preserve"> </w:t>
-            </w:r>
-            <w:proofErr w:type="spellStart"/>
-            <w:r>
-              <w:rPr>
-                <w:rFonts w:ascii="Times New Roman" w:hAnsi="Times New Roman"/>
-                <w:szCs w:val="24"/>
-                <w:lang w:val="fr-FR"/>
-              </w:rPr>
-              <w:t>Thủy</w:t>
-            </w:r>
-            <w:proofErr w:type="spellEnd"/>
-            <w:r>
-              <w:rPr>
-                <w:rFonts w:ascii="Times New Roman" w:hAnsi="Times New Roman"/>
-                <w:szCs w:val="24"/>
-                <w:lang w:val="fr-FR"/>
-              </w:rPr>
-              <w:t xml:space="preserve"> </w:t>
-            </w:r>
-            <w:proofErr w:type="spellStart"/>
-            <w:r>
-              <w:rPr>
-                <w:rFonts w:ascii="Times New Roman" w:hAnsi="Times New Roman"/>
-                <w:szCs w:val="24"/>
-                <w:lang w:val="fr-FR"/>
-              </w:rPr>
-              <w:t>Sơn</w:t>
-            </w:r>
-            <w:proofErr w:type="spellEnd"/>
-            <w:r>
-              <w:rPr>
-                <w:rFonts w:ascii="Times New Roman" w:hAnsi="Times New Roman"/>
-                <w:szCs w:val="24"/>
-                <w:lang w:val="fr-FR"/>
-              </w:rPr>
-              <w:t xml:space="preserve"> 7, </w:t>
-            </w:r>
-            <w:proofErr w:type="spellStart"/>
-            <w:r>
-              <w:rPr>
-                <w:rFonts w:ascii="Times New Roman" w:hAnsi="Times New Roman"/>
-                <w:szCs w:val="24"/>
-                <w:lang w:val="fr-FR"/>
-              </w:rPr>
-              <w:t>phường</w:t>
-            </w:r>
-            <w:proofErr w:type="spellEnd"/>
-            <w:r>
-              <w:rPr>
-                <w:rFonts w:ascii="Times New Roman" w:hAnsi="Times New Roman"/>
-                <w:szCs w:val="24"/>
-                <w:lang w:val="fr-FR"/>
-              </w:rPr>
-              <w:t xml:space="preserve"> </w:t>
-            </w:r>
-            <w:proofErr w:type="spellStart"/>
-            <w:r>
-              <w:rPr>
-                <w:rFonts w:ascii="Times New Roman" w:hAnsi="Times New Roman"/>
-                <w:szCs w:val="24"/>
-                <w:lang w:val="fr-FR"/>
-              </w:rPr>
-              <w:t>Thủy</w:t>
-            </w:r>
-            <w:proofErr w:type="spellEnd"/>
-            <w:r>
-              <w:rPr>
-                <w:rFonts w:ascii="Times New Roman" w:hAnsi="Times New Roman"/>
-                <w:szCs w:val="24"/>
-                <w:lang w:val="fr-FR"/>
-              </w:rPr>
-              <w:t xml:space="preserve"> Nguyên, </w:t>
-            </w:r>
-            <w:proofErr w:type="spellStart"/>
-            <w:r>
-              <w:rPr>
-                <w:rFonts w:ascii="Times New Roman" w:hAnsi="Times New Roman"/>
-                <w:szCs w:val="24"/>
-                <w:lang w:val="fr-FR"/>
-              </w:rPr>
-              <w:t>thành</w:t>
-            </w:r>
-            <w:proofErr w:type="spellEnd"/>
-            <w:r>
-              <w:rPr>
-                <w:rFonts w:ascii="Times New Roman" w:hAnsi="Times New Roman"/>
-                <w:szCs w:val="24"/>
-                <w:lang w:val="fr-FR"/>
-              </w:rPr>
-              <w:t xml:space="preserve"> </w:t>
-            </w:r>
-            <w:proofErr w:type="spellStart"/>
-            <w:r>
-              <w:rPr>
-                <w:rFonts w:ascii="Times New Roman" w:hAnsi="Times New Roman"/>
-                <w:szCs w:val="24"/>
-                <w:lang w:val="fr-FR"/>
-              </w:rPr>
-              <w:t>phố</w:t>
-            </w:r>
-            <w:proofErr w:type="spellEnd"/>
-            <w:r>
-              <w:rPr>
-                <w:rFonts w:ascii="Times New Roman" w:hAnsi="Times New Roman"/>
-                <w:szCs w:val="24"/>
-                <w:lang w:val="fr-FR"/>
-              </w:rPr>
-              <w:t xml:space="preserve"> </w:t>
-            </w:r>
-            <w:proofErr w:type="spellStart"/>
-            <w:r>
-              <w:rPr>
-                <w:rFonts w:ascii="Times New Roman" w:hAnsi="Times New Roman"/>
-                <w:szCs w:val="24"/>
-                <w:lang w:val="fr-FR"/>
-              </w:rPr>
-              <w:t>Hải</w:t>
-            </w:r>
-            <w:proofErr w:type="spellEnd"/>
-            <w:r>
-              <w:rPr>
-                <w:rFonts w:ascii="Times New Roman" w:hAnsi="Times New Roman"/>
-                <w:szCs w:val="24"/>
-                <w:lang w:val="fr-FR"/>
-              </w:rPr>
-              <w:t xml:space="preserve"> </w:t>
-            </w:r>
-            <w:proofErr w:type="spellStart"/>
-            <w:r>
-              <w:rPr>
-                <w:rFonts w:ascii="Times New Roman" w:hAnsi="Times New Roman"/>
-                <w:szCs w:val="24"/>
-                <w:lang w:val="fr-FR"/>
-              </w:rPr>
-              <w:t>Phòng</w:t>
-            </w:r>
-            <w:proofErr w:type="spellEnd"/>
-          </w:p>
-          <w:p>
-            <w:pPr>
-              <w:ind w:left="0" w:firstLine="0"/>
-              <w:rPr>
-                <w:rFonts w:ascii="Times New Roman" w:hAnsi="Times New Roman"/>
-                <w:szCs w:val="24"/>
-                <w:lang w:val="fr-FR"/>
-              </w:rPr>
-            </w:pPr>
-            <w:r>
-              <w:rPr>
-                <w:rFonts w:ascii="Times New Roman" w:hAnsi="Times New Roman"/>
-                <w:szCs w:val="24"/>
-                <w:lang w:val="fr-FR"/>
-              </w:rPr>
-              <w:t xml:space="preserve">+ </w:t>
-            </w:r>
-            <w:proofErr w:type="spellStart"/>
-            <w:r>
-              <w:rPr>
-                <w:rFonts w:ascii="Times New Roman" w:hAnsi="Times New Roman"/>
-                <w:szCs w:val="24"/>
-                <w:lang w:val="fr-FR"/>
-              </w:rPr>
-              <w:t>Các</w:t>
-            </w:r>
-            <w:proofErr w:type="spellEnd"/>
-            <w:r>
-              <w:rPr>
-                <w:rFonts w:ascii="Times New Roman" w:hAnsi="Times New Roman"/>
-                <w:szCs w:val="24"/>
-                <w:lang w:val="fr-FR"/>
-              </w:rPr>
-              <w:t xml:space="preserve"> </w:t>
-            </w:r>
-            <w:proofErr w:type="spellStart"/>
-            <w:r>
-              <w:rPr>
-                <w:rFonts w:ascii="Times New Roman" w:hAnsi="Times New Roman"/>
-                <w:szCs w:val="24"/>
-                <w:lang w:val="fr-FR"/>
-              </w:rPr>
-              <w:t>địa</w:t>
-            </w:r>
-            <w:proofErr w:type="spellEnd"/>
-            <w:r>
-              <w:rPr>
-                <w:rFonts w:ascii="Times New Roman" w:hAnsi="Times New Roman"/>
-                <w:szCs w:val="24"/>
-                <w:lang w:val="fr-FR"/>
-              </w:rPr>
-              <w:t xml:space="preserve"> </w:t>
-            </w:r>
-            <w:proofErr w:type="spellStart"/>
-            <w:r>
-              <w:rPr>
-                <w:rFonts w:ascii="Times New Roman" w:hAnsi="Times New Roman"/>
-                <w:szCs w:val="24"/>
-                <w:lang w:val="fr-FR"/>
-              </w:rPr>
-              <w:t>điểm</w:t>
-            </w:r>
-            <w:proofErr w:type="spellEnd"/>
-            <w:r>
-              <w:rPr>
-                <w:rFonts w:ascii="Times New Roman" w:hAnsi="Times New Roman"/>
-                <w:szCs w:val="24"/>
-                <w:lang w:val="fr-FR"/>
-              </w:rPr>
-              <w:t xml:space="preserve"> </w:t>
-            </w:r>
-            <w:proofErr w:type="spellStart"/>
-            <w:r>
-              <w:rPr>
-                <w:rFonts w:ascii="Times New Roman" w:hAnsi="Times New Roman"/>
-                <w:szCs w:val="24"/>
-                <w:lang w:val="fr-FR"/>
-              </w:rPr>
-              <w:t>khác</w:t>
-            </w:r>
-            <w:proofErr w:type="spellEnd"/>
-            <w:r>
-              <w:rPr>
-                <w:rFonts w:ascii="Times New Roman" w:hAnsi="Times New Roman"/>
-                <w:szCs w:val="24"/>
-                <w:lang w:val="fr-FR"/>
-              </w:rPr>
-              <w:t xml:space="preserve"> </w:t>
-            </w:r>
-            <w:proofErr w:type="spellStart"/>
-            <w:r>
-              <w:rPr>
-                <w:rFonts w:ascii="Times New Roman" w:hAnsi="Times New Roman"/>
-                <w:szCs w:val="24"/>
-                <w:lang w:val="fr-FR"/>
-              </w:rPr>
-              <w:t>theo</w:t>
-            </w:r>
-            <w:proofErr w:type="spellEnd"/>
-            <w:r>
-              <w:rPr>
-                <w:rFonts w:ascii="Times New Roman" w:hAnsi="Times New Roman"/>
-                <w:szCs w:val="24"/>
-                <w:lang w:val="fr-FR"/>
-              </w:rPr>
-              <w:t xml:space="preserve"> </w:t>
-            </w:r>
-            <w:proofErr w:type="spellStart"/>
-            <w:r>
-              <w:rPr>
-                <w:rFonts w:ascii="Times New Roman" w:hAnsi="Times New Roman"/>
-                <w:szCs w:val="24"/>
-                <w:lang w:val="fr-FR"/>
-              </w:rPr>
-              <w:t>sự</w:t>
-            </w:r>
-            <w:proofErr w:type="spellEnd"/>
-            <w:r>
-              <w:rPr>
-                <w:rFonts w:ascii="Times New Roman" w:hAnsi="Times New Roman"/>
-                <w:szCs w:val="24"/>
-                <w:lang w:val="fr-FR"/>
-              </w:rPr>
-              <w:t xml:space="preserve"> </w:t>
-            </w:r>
-            <w:proofErr w:type="spellStart"/>
-            <w:r>
-              <w:rPr>
-                <w:rFonts w:ascii="Times New Roman" w:hAnsi="Times New Roman"/>
-                <w:szCs w:val="24"/>
-                <w:lang w:val="fr-FR"/>
-              </w:rPr>
-              <w:t>phân</w:t>
-            </w:r>
-            <w:proofErr w:type="spellEnd"/>
-            <w:r>
-              <w:rPr>
-                <w:rFonts w:ascii="Times New Roman" w:hAnsi="Times New Roman"/>
-                <w:szCs w:val="24"/>
-                <w:lang w:val="fr-FR"/>
-              </w:rPr>
-              <w:t xml:space="preserve"> </w:t>
-            </w:r>
-            <w:proofErr w:type="spellStart"/>
-            <w:r>
-              <w:rPr>
-                <w:rFonts w:ascii="Times New Roman" w:hAnsi="Times New Roman"/>
-                <w:szCs w:val="24"/>
-                <w:lang w:val="fr-FR"/>
-              </w:rPr>
-              <w:t>công</w:t>
-            </w:r>
-            <w:proofErr w:type="spellEnd"/>
-            <w:r>
-              <w:rPr>
-                <w:rFonts w:ascii="Times New Roman" w:hAnsi="Times New Roman"/>
-                <w:szCs w:val="24"/>
-                <w:lang w:val="fr-FR"/>
-              </w:rPr>
-              <w:t xml:space="preserve"> </w:t>
-            </w:r>
-            <w:proofErr w:type="spellStart"/>
-            <w:r>
-              <w:rPr>
-                <w:rFonts w:ascii="Times New Roman" w:hAnsi="Times New Roman"/>
-                <w:szCs w:val="24"/>
-                <w:lang w:val="fr-FR"/>
-              </w:rPr>
-              <w:t>của</w:t>
-            </w:r>
-            <w:proofErr w:type="spellEnd"/>
-            <w:r>
-              <w:rPr>
-                <w:rFonts w:ascii="Times New Roman" w:hAnsi="Times New Roman"/>
-                <w:szCs w:val="24"/>
-                <w:lang w:val="fr-FR"/>
-              </w:rPr>
-              <w:t xml:space="preserve"> </w:t>
-            </w:r>
-            <w:proofErr w:type="spellStart"/>
-            <w:r>
-              <w:rPr>
-                <w:rFonts w:ascii="Times New Roman" w:hAnsi="Times New Roman"/>
-                <w:szCs w:val="24"/>
-                <w:lang w:val="fr-FR"/>
-              </w:rPr>
-              <w:t>Công</w:t>
-            </w:r>
-            <w:proofErr w:type="spellEnd"/>
-            <w:r>
-              <w:rPr>
-                <w:rFonts w:ascii="Times New Roman" w:hAnsi="Times New Roman"/>
-                <w:szCs w:val="24"/>
-                <w:lang w:val="fr-FR"/>
-              </w:rPr>
-              <w:t xml:space="preserve"> </w:t>
-            </w:r>
-            <w:proofErr w:type="spellStart"/>
-            <w:r>
-              <w:rPr>
-                <w:rFonts w:ascii="Times New Roman" w:hAnsi="Times New Roman"/>
-                <w:szCs w:val="24"/>
-                <w:lang w:val="fr-FR"/>
-              </w:rPr>
-              <w:t>ty</w:t>
-            </w:r>
-            <w:proofErr w:type="spellEnd"/>
-            <w:r>
-              <w:rPr>
-                <w:rFonts w:ascii="Times New Roman" w:hAnsi="Times New Roman"/>
-                <w:szCs w:val="24"/>
-                <w:lang w:val="fr-FR"/>
-              </w:rPr>
-              <w:t xml:space="preserve"> </w:t>
-            </w:r>
-            <w:proofErr w:type="spellStart"/>
-            <w:r>
-              <w:rPr>
-                <w:rFonts w:ascii="Times New Roman" w:hAnsi="Times New Roman"/>
-                <w:szCs w:val="24"/>
-                <w:lang w:val="fr-FR"/>
-              </w:rPr>
-              <w:t>theo</w:t>
-            </w:r>
-            <w:proofErr w:type="spellEnd"/>
-            <w:r>
-              <w:rPr>
-                <w:rFonts w:ascii="Times New Roman" w:hAnsi="Times New Roman"/>
-                <w:szCs w:val="24"/>
-                <w:lang w:val="fr-FR"/>
-              </w:rPr>
-              <w:t xml:space="preserve"> </w:t>
-            </w:r>
-            <w:proofErr w:type="spellStart"/>
-            <w:r>
-              <w:rPr>
-                <w:rFonts w:ascii="Times New Roman" w:hAnsi="Times New Roman"/>
-                <w:szCs w:val="24"/>
-                <w:lang w:val="fr-FR"/>
-              </w:rPr>
-              <w:t>yêu</w:t>
-            </w:r>
-            <w:proofErr w:type="spellEnd"/>
-            <w:r>
-              <w:rPr>
-                <w:rFonts w:ascii="Times New Roman" w:hAnsi="Times New Roman"/>
-                <w:szCs w:val="24"/>
-                <w:lang w:val="fr-FR"/>
-              </w:rPr>
-              <w:t xml:space="preserve"> </w:t>
-            </w:r>
-            <w:proofErr w:type="spellStart"/>
-            <w:r>
-              <w:rPr>
-                <w:rFonts w:ascii="Times New Roman" w:hAnsi="Times New Roman"/>
-                <w:szCs w:val="24"/>
-                <w:lang w:val="fr-FR"/>
-              </w:rPr>
-              <w:t>cầu</w:t>
-            </w:r>
-            <w:proofErr w:type="spellEnd"/>
-            <w:r>
-              <w:rPr>
-                <w:rFonts w:ascii="Times New Roman" w:hAnsi="Times New Roman"/>
-                <w:szCs w:val="24"/>
-                <w:lang w:val="fr-FR"/>
-              </w:rPr>
-              <w:t xml:space="preserve"> </w:t>
-            </w:r>
-            <w:proofErr w:type="spellStart"/>
-            <w:r>
-              <w:rPr>
-                <w:rFonts w:ascii="Times New Roman" w:hAnsi="Times New Roman"/>
-                <w:szCs w:val="24"/>
-                <w:lang w:val="fr-FR"/>
-              </w:rPr>
-              <w:t>công</w:t>
-            </w:r>
-            <w:proofErr w:type="spellEnd"/>
-            <w:r>
-              <w:rPr>
-                <w:rFonts w:ascii="Times New Roman" w:hAnsi="Times New Roman"/>
-                <w:szCs w:val="24"/>
-                <w:lang w:val="fr-FR"/>
-              </w:rPr>
-              <w:t xml:space="preserve"> </w:t>
-            </w:r>
-            <w:proofErr w:type="spellStart"/>
-            <w:r>
-              <w:rPr>
-                <w:rFonts w:ascii="Times New Roman" w:hAnsi="Times New Roman"/>
-                <w:szCs w:val="24"/>
-                <w:lang w:val="fr-FR"/>
-              </w:rPr>
-              <w:t>việc</w:t>
-            </w:r>
-            <w:proofErr w:type="spellEnd"/>
+              <w:t>+ Các địa điểm khác theo sự phân công của Công ty theo yêu cầu công việc</w:t>
+            </w:r>
           </w:p>
         </w:tc>
       </w:tr>
@@ -5458,23 +3020,7 @@
                 <w:color w:val="000000"/>
                 <w:szCs w:val="24"/>
               </w:rPr>
-              <w:t>{{</w:t>
-            </w:r>
-            <w:proofErr w:type="spellStart"/>
-            <w:r>
-              <w:rPr>
-                <w:color w:val="000000"/>
-                <w:szCs w:val="24"/>
-              </w:rPr>
-              <w:t>chucdanh</w:t>
-            </w:r>
-            <w:proofErr w:type="spellEnd"/>
-            <w:r>
-              <w:rPr>
-                <w:color w:val="000000"/>
-                <w:szCs w:val="24"/>
-              </w:rPr>
-              <w:t>}}</w:t>
+              <w:t>{{chucdanh}}</w:t>
             </w:r>
           </w:p>
           <w:p>
@@ -5597,27 +3143,7 @@
                 <w:color w:val="000000"/>
                 <w:szCs w:val="24"/>
               </w:rPr>
-              <w:t>{{</w:t>
-            </w:r>
-            <w:proofErr w:type="spellStart"/>
-            <w:r>
-              <w:rPr>
-                <w:b/>
-                <w:bCs/>
-                <w:color w:val="000000"/>
-                <w:szCs w:val="24"/>
-              </w:rPr>
-              <w:t>bophan</w:t>
-            </w:r>
-            <w:proofErr w:type="spellEnd"/>
-            <w:r>
-              <w:rPr>
-                <w:b/>
-                <w:bCs/>
-                <w:color w:val="000000"/>
-                <w:szCs w:val="24"/>
-              </w:rPr>
-              <w:t>}}</w:t>
+              <w:t>{{bophan}}</w:t>
             </w:r>
           </w:p>
           <w:p>
@@ -5722,21 +3248,7 @@
               <w:rPr>
                 <w:rFonts w:ascii="Times New Roman" w:hAnsi="Times New Roman"/>
               </w:rPr>
-              <w:t>{{</w:t>
-            </w:r>
-            <w:proofErr w:type="spellStart"/>
-            <w:r>
-              <w:rPr>
-                <w:rFonts w:ascii="Times New Roman" w:hAnsi="Times New Roman"/>
-              </w:rPr>
-              <w:t>mst</w:t>
-            </w:r>
-            <w:proofErr w:type="spellEnd"/>
-            <w:r>
-              <w:rPr>
-                <w:rFonts w:ascii="Times New Roman" w:hAnsi="Times New Roman"/>
-              </w:rPr>
-              <w:t>}}</w:t>
+              <w:t>{{mst}}</w:t>
             </w:r>
           </w:p>
         </w:tc>
@@ -5831,7 +3343,6 @@
                 <w:lang w:val="fr-FR"/>
               </w:rPr>
             </w:pPr>
-            <w:proofErr w:type="spellStart"/>
             <w:r>
               <w:rPr>
                 <w:rFonts w:ascii="Times New Roman" w:hAnsi="Times New Roman"/>
@@ -5839,407 +3350,7 @@
                 <w:szCs w:val="24"/>
                 <w:lang w:val="fr-FR"/>
               </w:rPr>
-              <w:t>Thực</w:t>
-            </w:r>
-            <w:proofErr w:type="spellEnd"/>
-            <w:r>
-              <w:rPr>
-                <w:rFonts w:ascii="Times New Roman" w:hAnsi="Times New Roman"/>
-                <w:color w:val="000000"/>
-                <w:szCs w:val="24"/>
-                <w:lang w:val="fr-FR"/>
-              </w:rPr>
-              <w:t xml:space="preserve"> </w:t>
-            </w:r>
-            <w:proofErr w:type="spellStart"/>
-            <w:r>
-              <w:rPr>
-                <w:rFonts w:ascii="Times New Roman" w:hAnsi="Times New Roman"/>
-                <w:color w:val="000000"/>
-                <w:szCs w:val="24"/>
-                <w:lang w:val="fr-FR"/>
-              </w:rPr>
-              <w:t>hiện</w:t>
-            </w:r>
-            <w:proofErr w:type="spellEnd"/>
-            <w:r>
-              <w:rPr>
-                <w:rFonts w:ascii="Times New Roman" w:hAnsi="Times New Roman"/>
-                <w:color w:val="000000"/>
-                <w:szCs w:val="24"/>
-                <w:lang w:val="fr-FR"/>
-              </w:rPr>
-              <w:t xml:space="preserve"> </w:t>
-            </w:r>
-            <w:proofErr w:type="spellStart"/>
-            <w:r>
-              <w:rPr>
-                <w:rFonts w:ascii="Times New Roman" w:hAnsi="Times New Roman"/>
-                <w:color w:val="000000"/>
-                <w:szCs w:val="24"/>
-                <w:lang w:val="fr-FR"/>
-              </w:rPr>
-              <w:t>theo</w:t>
-            </w:r>
-            <w:proofErr w:type="spellEnd"/>
-            <w:r>
-              <w:rPr>
-                <w:rFonts w:ascii="Times New Roman" w:hAnsi="Times New Roman"/>
-                <w:color w:val="000000"/>
-                <w:szCs w:val="24"/>
-                <w:lang w:val="fr-FR"/>
-              </w:rPr>
-              <w:t xml:space="preserve"> </w:t>
-            </w:r>
-            <w:proofErr w:type="spellStart"/>
-            <w:r>
-              <w:rPr>
-                <w:rFonts w:ascii="Times New Roman" w:hAnsi="Times New Roman"/>
-                <w:color w:val="000000"/>
-                <w:szCs w:val="24"/>
-                <w:lang w:val="fr-FR"/>
-              </w:rPr>
-              <w:t>bảng</w:t>
-            </w:r>
-            <w:proofErr w:type="spellEnd"/>
-            <w:r>
-              <w:rPr>
-                <w:rFonts w:ascii="Times New Roman" w:hAnsi="Times New Roman"/>
-                <w:color w:val="000000"/>
-                <w:szCs w:val="24"/>
-                <w:lang w:val="fr-FR"/>
-              </w:rPr>
-              <w:t xml:space="preserve"> </w:t>
-            </w:r>
-            <w:proofErr w:type="spellStart"/>
-            <w:r>
-              <w:rPr>
-                <w:rFonts w:ascii="Times New Roman" w:hAnsi="Times New Roman"/>
-                <w:color w:val="000000"/>
-                <w:szCs w:val="24"/>
-                <w:lang w:val="fr-FR"/>
-              </w:rPr>
-              <w:t>mô</w:t>
-            </w:r>
-            <w:proofErr w:type="spellEnd"/>
-            <w:r>
-              <w:rPr>
-                <w:rFonts w:ascii="Times New Roman" w:hAnsi="Times New Roman"/>
-                <w:color w:val="000000"/>
-                <w:szCs w:val="24"/>
-                <w:lang w:val="fr-FR"/>
-              </w:rPr>
-              <w:t xml:space="preserve"> </w:t>
-            </w:r>
-            <w:proofErr w:type="spellStart"/>
-            <w:r>
-              <w:rPr>
-                <w:rFonts w:ascii="Times New Roman" w:hAnsi="Times New Roman"/>
-                <w:color w:val="000000"/>
-                <w:szCs w:val="24"/>
-                <w:lang w:val="fr-FR"/>
-              </w:rPr>
-              <w:t>tả</w:t>
-            </w:r>
-            <w:proofErr w:type="spellEnd"/>
-            <w:r>
-              <w:rPr>
-                <w:rFonts w:ascii="Times New Roman" w:hAnsi="Times New Roman"/>
-                <w:color w:val="000000"/>
-                <w:szCs w:val="24"/>
-                <w:lang w:val="fr-FR"/>
-              </w:rPr>
-              <w:t xml:space="preserve"> </w:t>
-            </w:r>
-            <w:proofErr w:type="spellStart"/>
-            <w:r>
-              <w:rPr>
-                <w:rFonts w:ascii="Times New Roman" w:hAnsi="Times New Roman"/>
-                <w:color w:val="000000"/>
-                <w:szCs w:val="24"/>
-                <w:lang w:val="fr-FR"/>
-              </w:rPr>
-              <w:t>công</w:t>
-            </w:r>
-            <w:proofErr w:type="spellEnd"/>
-            <w:r>
-              <w:rPr>
-                <w:rFonts w:ascii="Times New Roman" w:hAnsi="Times New Roman"/>
-                <w:color w:val="000000"/>
-                <w:szCs w:val="24"/>
-                <w:lang w:val="fr-FR"/>
-              </w:rPr>
-              <w:t xml:space="preserve"> </w:t>
-            </w:r>
-            <w:proofErr w:type="spellStart"/>
-            <w:r>
-              <w:rPr>
-                <w:rFonts w:ascii="Times New Roman" w:hAnsi="Times New Roman"/>
-                <w:color w:val="000000"/>
-                <w:szCs w:val="24"/>
-                <w:lang w:val="fr-FR"/>
-              </w:rPr>
-              <w:t>việc</w:t>
-            </w:r>
-            <w:proofErr w:type="spellEnd"/>
-            <w:r>
-              <w:rPr>
-                <w:rFonts w:ascii="Times New Roman" w:hAnsi="Times New Roman"/>
-                <w:color w:val="000000"/>
-                <w:szCs w:val="24"/>
-                <w:lang w:val="fr-FR"/>
-              </w:rPr>
-              <w:t xml:space="preserve"> </w:t>
-            </w:r>
-            <w:proofErr w:type="spellStart"/>
-            <w:r>
-              <w:rPr>
-                <w:rFonts w:ascii="Times New Roman" w:hAnsi="Times New Roman"/>
-                <w:color w:val="000000"/>
-                <w:szCs w:val="24"/>
-                <w:lang w:val="fr-FR"/>
-              </w:rPr>
-              <w:t>và</w:t>
-            </w:r>
-            <w:proofErr w:type="spellEnd"/>
-            <w:r>
-              <w:rPr>
-                <w:rFonts w:ascii="Times New Roman" w:hAnsi="Times New Roman"/>
-                <w:color w:val="000000"/>
-                <w:szCs w:val="24"/>
-                <w:lang w:val="fr-FR"/>
-              </w:rPr>
-              <w:t xml:space="preserve"> </w:t>
-            </w:r>
-            <w:proofErr w:type="spellStart"/>
-            <w:r>
-              <w:rPr>
-                <w:rFonts w:ascii="Times New Roman" w:hAnsi="Times New Roman"/>
-                <w:color w:val="000000"/>
-                <w:szCs w:val="24"/>
-                <w:lang w:val="fr-FR"/>
-              </w:rPr>
-              <w:t>các</w:t>
-            </w:r>
-            <w:proofErr w:type="spellEnd"/>
-            <w:r>
-              <w:rPr>
-                <w:rFonts w:ascii="Times New Roman" w:hAnsi="Times New Roman"/>
-                <w:color w:val="000000"/>
-                <w:szCs w:val="24"/>
-                <w:lang w:val="fr-FR"/>
-              </w:rPr>
-              <w:t xml:space="preserve"> </w:t>
-            </w:r>
-            <w:proofErr w:type="spellStart"/>
-            <w:r>
-              <w:rPr>
-                <w:rFonts w:ascii="Times New Roman" w:hAnsi="Times New Roman"/>
-                <w:color w:val="000000"/>
-                <w:szCs w:val="24"/>
-                <w:lang w:val="fr-FR"/>
-              </w:rPr>
-              <w:t>công</w:t>
-            </w:r>
-            <w:proofErr w:type="spellEnd"/>
-            <w:r>
-              <w:rPr>
-                <w:rFonts w:ascii="Times New Roman" w:hAnsi="Times New Roman"/>
-                <w:color w:val="000000"/>
-                <w:szCs w:val="24"/>
-                <w:lang w:val="fr-FR"/>
-              </w:rPr>
-              <w:t xml:space="preserve"> </w:t>
-            </w:r>
-            <w:proofErr w:type="spellStart"/>
-            <w:r>
-              <w:rPr>
-                <w:rFonts w:ascii="Times New Roman" w:hAnsi="Times New Roman"/>
-                <w:color w:val="000000"/>
-                <w:szCs w:val="24"/>
-                <w:lang w:val="fr-FR"/>
-              </w:rPr>
-              <w:t>việc</w:t>
-            </w:r>
-            <w:proofErr w:type="spellEnd"/>
-            <w:r>
-              <w:rPr>
-                <w:rFonts w:ascii="Times New Roman" w:hAnsi="Times New Roman"/>
-                <w:color w:val="000000"/>
-                <w:szCs w:val="24"/>
-                <w:lang w:val="fr-FR"/>
-              </w:rPr>
-              <w:t xml:space="preserve"> </w:t>
-            </w:r>
-            <w:proofErr w:type="spellStart"/>
-            <w:r>
-              <w:rPr>
-                <w:rFonts w:ascii="Times New Roman" w:hAnsi="Times New Roman"/>
-                <w:color w:val="000000"/>
-                <w:szCs w:val="24"/>
-                <w:lang w:val="fr-FR"/>
-              </w:rPr>
-              <w:t>liên</w:t>
-            </w:r>
-            <w:proofErr w:type="spellEnd"/>
-            <w:r>
-              <w:rPr>
-                <w:rFonts w:ascii="Times New Roman" w:hAnsi="Times New Roman"/>
-                <w:color w:val="000000"/>
-                <w:szCs w:val="24"/>
-                <w:lang w:val="fr-FR"/>
-              </w:rPr>
-              <w:t xml:space="preserve"> </w:t>
-            </w:r>
-            <w:proofErr w:type="spellStart"/>
-            <w:r>
-              <w:rPr>
-                <w:rFonts w:ascii="Times New Roman" w:hAnsi="Times New Roman"/>
-                <w:color w:val="000000"/>
-                <w:szCs w:val="24"/>
-                <w:lang w:val="fr-FR"/>
-              </w:rPr>
-              <w:t>quan</w:t>
-            </w:r>
-            <w:proofErr w:type="spellEnd"/>
-            <w:r>
-              <w:rPr>
-                <w:rFonts w:ascii="Times New Roman" w:hAnsi="Times New Roman"/>
-                <w:color w:val="000000"/>
-                <w:szCs w:val="24"/>
-                <w:lang w:val="fr-FR"/>
-              </w:rPr>
-              <w:t xml:space="preserve"> </w:t>
-            </w:r>
-            <w:proofErr w:type="spellStart"/>
-            <w:r>
-              <w:rPr>
-                <w:rFonts w:ascii="Times New Roman" w:hAnsi="Times New Roman"/>
-                <w:color w:val="000000"/>
-                <w:szCs w:val="24"/>
-                <w:lang w:val="fr-FR"/>
-              </w:rPr>
-              <w:t>khác</w:t>
-            </w:r>
-            <w:proofErr w:type="spellEnd"/>
-            <w:r>
-              <w:rPr>
-                <w:rFonts w:ascii="Times New Roman" w:hAnsi="Times New Roman"/>
-                <w:color w:val="000000"/>
-                <w:szCs w:val="24"/>
-                <w:lang w:val="fr-FR"/>
-              </w:rPr>
-              <w:t xml:space="preserve"> </w:t>
-            </w:r>
-            <w:proofErr w:type="spellStart"/>
-            <w:r>
-              <w:rPr>
-                <w:rFonts w:ascii="Times New Roman" w:hAnsi="Times New Roman"/>
-                <w:color w:val="000000"/>
-                <w:szCs w:val="24"/>
-                <w:lang w:val="fr-FR"/>
-              </w:rPr>
-              <w:t>dưới</w:t>
-            </w:r>
-            <w:proofErr w:type="spellEnd"/>
-            <w:r>
-              <w:rPr>
-                <w:rFonts w:ascii="Times New Roman" w:hAnsi="Times New Roman"/>
-                <w:color w:val="000000"/>
-                <w:szCs w:val="24"/>
-                <w:lang w:val="fr-FR"/>
-              </w:rPr>
-              <w:t xml:space="preserve"> </w:t>
-            </w:r>
-            <w:proofErr w:type="spellStart"/>
-            <w:r>
-              <w:rPr>
-                <w:rFonts w:ascii="Times New Roman" w:hAnsi="Times New Roman"/>
-                <w:color w:val="000000"/>
-                <w:szCs w:val="24"/>
-                <w:lang w:val="fr-FR"/>
-              </w:rPr>
-              <w:t>sự</w:t>
-            </w:r>
-            <w:proofErr w:type="spellEnd"/>
-            <w:r>
-              <w:rPr>
-                <w:rFonts w:ascii="Times New Roman" w:hAnsi="Times New Roman"/>
-                <w:color w:val="000000"/>
-                <w:szCs w:val="24"/>
-                <w:lang w:val="fr-FR"/>
-              </w:rPr>
-              <w:t xml:space="preserve"> </w:t>
-            </w:r>
-            <w:proofErr w:type="spellStart"/>
-            <w:r>
-              <w:rPr>
-                <w:rFonts w:ascii="Times New Roman" w:hAnsi="Times New Roman"/>
-                <w:color w:val="000000"/>
-                <w:szCs w:val="24"/>
-                <w:lang w:val="fr-FR"/>
-              </w:rPr>
-              <w:t>phân</w:t>
-            </w:r>
-            <w:proofErr w:type="spellEnd"/>
-            <w:r>
-              <w:rPr>
-                <w:rFonts w:ascii="Times New Roman" w:hAnsi="Times New Roman"/>
-                <w:color w:val="000000"/>
-                <w:szCs w:val="24"/>
-                <w:lang w:val="fr-FR"/>
-              </w:rPr>
-              <w:t xml:space="preserve"> </w:t>
-            </w:r>
-            <w:proofErr w:type="spellStart"/>
-            <w:r>
-              <w:rPr>
-                <w:rFonts w:ascii="Times New Roman" w:hAnsi="Times New Roman"/>
-                <w:color w:val="000000"/>
-                <w:szCs w:val="24"/>
-                <w:lang w:val="fr-FR"/>
-              </w:rPr>
-              <w:t>công</w:t>
-            </w:r>
-            <w:proofErr w:type="spellEnd"/>
-            <w:r>
-              <w:rPr>
-                <w:rFonts w:ascii="Times New Roman" w:hAnsi="Times New Roman"/>
-                <w:color w:val="000000"/>
-                <w:szCs w:val="24"/>
-                <w:lang w:val="fr-FR"/>
-              </w:rPr>
-              <w:t xml:space="preserve"> </w:t>
-            </w:r>
-            <w:proofErr w:type="spellStart"/>
-            <w:r>
-              <w:rPr>
-                <w:rFonts w:ascii="Times New Roman" w:hAnsi="Times New Roman"/>
-                <w:color w:val="000000"/>
-                <w:szCs w:val="24"/>
-                <w:lang w:val="fr-FR"/>
-              </w:rPr>
-              <w:t>của</w:t>
-            </w:r>
-            <w:proofErr w:type="spellEnd"/>
-            <w:r>
-              <w:rPr>
-                <w:rFonts w:ascii="Times New Roman" w:hAnsi="Times New Roman"/>
-                <w:color w:val="000000"/>
-                <w:szCs w:val="24"/>
-                <w:lang w:val="fr-FR"/>
-              </w:rPr>
-              <w:t xml:space="preserve"> </w:t>
-            </w:r>
-            <w:proofErr w:type="spellStart"/>
-            <w:r>
-              <w:rPr>
-                <w:rFonts w:ascii="Times New Roman" w:hAnsi="Times New Roman"/>
-                <w:color w:val="000000"/>
-                <w:szCs w:val="24"/>
-                <w:lang w:val="fr-FR"/>
-              </w:rPr>
-              <w:t>ng</w:t>
+              <w:t>Thực hiện theo bảng mô tả công việc và các công việc liên quan khác dưới sự phân công của ng</w:t>
             </w:r>
             <w:r>
               <w:rPr>
@@ -6257,97 +3368,7 @@
                 <w:szCs w:val="24"/>
                 <w:lang w:val="fr-FR"/>
               </w:rPr>
-              <w:t>ời</w:t>
-            </w:r>
-            <w:proofErr w:type="spellEnd"/>
-            <w:r>
-              <w:rPr>
-                <w:rFonts w:ascii="Times New Roman" w:hAnsi="Times New Roman"/>
-                <w:color w:val="000000"/>
-                <w:szCs w:val="24"/>
-                <w:lang w:val="fr-FR"/>
-              </w:rPr>
-              <w:t xml:space="preserve"> </w:t>
-            </w:r>
-            <w:proofErr w:type="spellStart"/>
-            <w:r>
-              <w:rPr>
-                <w:rFonts w:ascii="Times New Roman" w:hAnsi="Times New Roman"/>
-                <w:color w:val="000000"/>
-                <w:szCs w:val="24"/>
-                <w:lang w:val="fr-FR"/>
-              </w:rPr>
-              <w:t>quản</w:t>
-            </w:r>
-            <w:proofErr w:type="spellEnd"/>
-            <w:r>
-              <w:rPr>
-                <w:rFonts w:ascii="Times New Roman" w:hAnsi="Times New Roman"/>
-                <w:color w:val="000000"/>
-                <w:szCs w:val="24"/>
-                <w:lang w:val="fr-FR"/>
-              </w:rPr>
-              <w:t xml:space="preserve"> </w:t>
-            </w:r>
-            <w:proofErr w:type="spellStart"/>
-            <w:r>
-              <w:rPr>
-                <w:rFonts w:ascii="Times New Roman" w:hAnsi="Times New Roman"/>
-                <w:color w:val="000000"/>
-                <w:szCs w:val="24"/>
-                <w:lang w:val="fr-FR"/>
-              </w:rPr>
-              <w:t>lý</w:t>
-            </w:r>
-            <w:proofErr w:type="spellEnd"/>
-            <w:r>
-              <w:rPr>
-                <w:rFonts w:ascii="Times New Roman" w:hAnsi="Times New Roman"/>
-                <w:color w:val="000000"/>
-                <w:szCs w:val="24"/>
-                <w:lang w:val="fr-FR"/>
-              </w:rPr>
-              <w:t xml:space="preserve"> </w:t>
-            </w:r>
-            <w:proofErr w:type="spellStart"/>
-            <w:r>
-              <w:rPr>
-                <w:rFonts w:ascii="Times New Roman" w:hAnsi="Times New Roman"/>
-                <w:color w:val="000000"/>
-                <w:szCs w:val="24"/>
-                <w:lang w:val="fr-FR"/>
-              </w:rPr>
-              <w:t>trực</w:t>
-            </w:r>
-            <w:proofErr w:type="spellEnd"/>
-            <w:r>
-              <w:rPr>
-                <w:rFonts w:ascii="Times New Roman" w:hAnsi="Times New Roman"/>
-                <w:color w:val="000000"/>
-                <w:szCs w:val="24"/>
-                <w:lang w:val="fr-FR"/>
-              </w:rPr>
-              <w:t xml:space="preserve"> </w:t>
-            </w:r>
-            <w:proofErr w:type="spellStart"/>
-            <w:r>
-              <w:rPr>
-                <w:rFonts w:ascii="Times New Roman" w:hAnsi="Times New Roman"/>
-                <w:color w:val="000000"/>
-                <w:szCs w:val="24"/>
-                <w:lang w:val="fr-FR"/>
-              </w:rPr>
-              <w:t>tiếp</w:t>
-            </w:r>
-            <w:proofErr w:type="spellEnd"/>
-            <w:r>
-              <w:rPr>
-                <w:rFonts w:ascii="Times New Roman" w:hAnsi="Times New Roman"/>
-                <w:color w:val="000000"/>
-                <w:szCs w:val="24"/>
-                <w:lang w:val="fr-FR"/>
-              </w:rPr>
-              <w:t>.</w:t>
+              <w:t>ời quản lý trực tiếp.</w:t>
             </w:r>
           </w:p>
         </w:tc>
@@ -6373,21 +3394,8 @@
           <w:u w:val="single"/>
           <w:lang w:val="fr-FR"/>
         </w:rPr>
-        <w:t xml:space="preserve">ĐIỀU </w:t>
-      </w:r>
-      <w:proofErr w:type="gramStart"/>
-      <w:r>
-        <w:rPr>
-          <w:rFonts w:ascii="Times New Roman" w:hAnsi="Times New Roman"/>
-          <w:b/>
-          <w:bCs/>
-          <w:szCs w:val="24"/>
-          <w:u w:val="single"/>
-          <w:lang w:val="fr-FR"/>
-        </w:rPr>
-        <w:t>2:</w:t>
-      </w:r>
-      <w:proofErr w:type="gramEnd"/>
+        <w:t>ĐIỀU 2:</w:t>
+      </w:r>
       <w:r>
         <w:rPr>
           <w:rFonts w:ascii="Times New Roman" w:hAnsi="Times New Roman"/>
@@ -6427,575 +3435,7 @@
           <w:szCs w:val="24"/>
           <w:lang w:val="fr-FR"/>
         </w:rPr>
-        <w:t xml:space="preserve">- </w:t>
-      </w:r>
-      <w:proofErr w:type="spellStart"/>
-      <w:r>
-        <w:rPr>
-          <w:rFonts w:ascii="Times New Roman" w:hAnsi="Times New Roman"/>
-          <w:szCs w:val="24"/>
-          <w:lang w:val="fr-FR"/>
-        </w:rPr>
-        <w:t>Thời</w:t>
-      </w:r>
-      <w:proofErr w:type="spellEnd"/>
-      <w:r>
-        <w:rPr>
-          <w:rFonts w:ascii="Times New Roman" w:hAnsi="Times New Roman"/>
-          <w:szCs w:val="24"/>
-          <w:lang w:val="fr-FR"/>
-        </w:rPr>
-        <w:t xml:space="preserve"> </w:t>
-      </w:r>
-      <w:proofErr w:type="spellStart"/>
-      <w:r>
-        <w:rPr>
-          <w:rFonts w:ascii="Times New Roman" w:hAnsi="Times New Roman"/>
-          <w:szCs w:val="24"/>
-          <w:lang w:val="fr-FR"/>
-        </w:rPr>
-        <w:t>gian</w:t>
-      </w:r>
-      <w:proofErr w:type="spellEnd"/>
-      <w:r>
-        <w:rPr>
-          <w:rFonts w:ascii="Times New Roman" w:hAnsi="Times New Roman"/>
-          <w:szCs w:val="24"/>
-          <w:lang w:val="fr-FR"/>
-        </w:rPr>
-        <w:t xml:space="preserve"> </w:t>
-      </w:r>
-      <w:proofErr w:type="spellStart"/>
-      <w:r>
-        <w:rPr>
-          <w:rFonts w:ascii="Times New Roman" w:hAnsi="Times New Roman"/>
-          <w:szCs w:val="24"/>
-          <w:lang w:val="fr-FR"/>
-        </w:rPr>
-        <w:t>làm</w:t>
-      </w:r>
-      <w:proofErr w:type="spellEnd"/>
-      <w:r>
-        <w:rPr>
-          <w:rFonts w:ascii="Times New Roman" w:hAnsi="Times New Roman"/>
-          <w:szCs w:val="24"/>
-          <w:lang w:val="fr-FR"/>
-        </w:rPr>
-        <w:t xml:space="preserve"> </w:t>
-      </w:r>
-      <w:proofErr w:type="spellStart"/>
-      <w:r>
-        <w:rPr>
-          <w:rFonts w:ascii="Times New Roman" w:hAnsi="Times New Roman"/>
-          <w:szCs w:val="24"/>
-          <w:lang w:val="fr-FR"/>
-        </w:rPr>
-        <w:t>việc</w:t>
-      </w:r>
-      <w:proofErr w:type="spellEnd"/>
-      <w:r>
-        <w:rPr>
-          <w:rFonts w:ascii="Times New Roman" w:hAnsi="Times New Roman"/>
-          <w:szCs w:val="24"/>
-          <w:lang w:val="fr-FR"/>
-        </w:rPr>
-        <w:t xml:space="preserve">, </w:t>
-      </w:r>
-      <w:proofErr w:type="spellStart"/>
-      <w:r>
-        <w:rPr>
-          <w:rFonts w:ascii="Times New Roman" w:hAnsi="Times New Roman"/>
-          <w:szCs w:val="24"/>
-          <w:lang w:val="fr-FR"/>
-        </w:rPr>
-        <w:t>làm</w:t>
-      </w:r>
-      <w:proofErr w:type="spellEnd"/>
-      <w:r>
-        <w:rPr>
-          <w:rFonts w:ascii="Times New Roman" w:hAnsi="Times New Roman"/>
-          <w:szCs w:val="24"/>
-          <w:lang w:val="fr-FR"/>
-        </w:rPr>
-        <w:t xml:space="preserve"> </w:t>
-      </w:r>
-      <w:proofErr w:type="spellStart"/>
-      <w:r>
-        <w:rPr>
-          <w:rFonts w:ascii="Times New Roman" w:hAnsi="Times New Roman"/>
-          <w:szCs w:val="24"/>
-          <w:lang w:val="fr-FR"/>
-        </w:rPr>
-        <w:t>thêm</w:t>
-      </w:r>
-      <w:proofErr w:type="spellEnd"/>
-      <w:r>
-        <w:rPr>
-          <w:rFonts w:ascii="Times New Roman" w:hAnsi="Times New Roman"/>
-          <w:szCs w:val="24"/>
-          <w:lang w:val="fr-FR"/>
-        </w:rPr>
-        <w:t xml:space="preserve"> </w:t>
-      </w:r>
-      <w:proofErr w:type="spellStart"/>
-      <w:r>
-        <w:rPr>
-          <w:rFonts w:ascii="Times New Roman" w:hAnsi="Times New Roman"/>
-          <w:szCs w:val="24"/>
-          <w:lang w:val="fr-FR"/>
-        </w:rPr>
-        <w:t>giờ</w:t>
-      </w:r>
-      <w:proofErr w:type="spellEnd"/>
-      <w:r>
-        <w:rPr>
-          <w:rFonts w:ascii="Times New Roman" w:hAnsi="Times New Roman"/>
-          <w:szCs w:val="24"/>
-          <w:lang w:val="fr-FR"/>
-        </w:rPr>
-        <w:t xml:space="preserve"> </w:t>
-      </w:r>
-      <w:proofErr w:type="spellStart"/>
-      <w:r>
-        <w:rPr>
-          <w:rFonts w:ascii="Times New Roman" w:hAnsi="Times New Roman"/>
-          <w:szCs w:val="24"/>
-          <w:lang w:val="fr-FR"/>
-        </w:rPr>
-        <w:t>và</w:t>
-      </w:r>
-      <w:proofErr w:type="spellEnd"/>
-      <w:r>
-        <w:rPr>
-          <w:rFonts w:ascii="Times New Roman" w:hAnsi="Times New Roman"/>
-          <w:szCs w:val="24"/>
-          <w:lang w:val="fr-FR"/>
-        </w:rPr>
-        <w:t xml:space="preserve"> </w:t>
-      </w:r>
-      <w:proofErr w:type="spellStart"/>
-      <w:r>
-        <w:rPr>
-          <w:rFonts w:ascii="Times New Roman" w:hAnsi="Times New Roman"/>
-          <w:szCs w:val="24"/>
-          <w:lang w:val="fr-FR"/>
-        </w:rPr>
-        <w:t>thời</w:t>
-      </w:r>
-      <w:proofErr w:type="spellEnd"/>
-      <w:r>
-        <w:rPr>
-          <w:rFonts w:ascii="Times New Roman" w:hAnsi="Times New Roman"/>
-          <w:szCs w:val="24"/>
-          <w:lang w:val="fr-FR"/>
-        </w:rPr>
-        <w:t xml:space="preserve"> </w:t>
-      </w:r>
-      <w:proofErr w:type="spellStart"/>
-      <w:r>
-        <w:rPr>
-          <w:rFonts w:ascii="Times New Roman" w:hAnsi="Times New Roman"/>
-          <w:szCs w:val="24"/>
-          <w:lang w:val="fr-FR"/>
-        </w:rPr>
-        <w:t>gian</w:t>
-      </w:r>
-      <w:proofErr w:type="spellEnd"/>
-      <w:r>
-        <w:rPr>
-          <w:rFonts w:ascii="Times New Roman" w:hAnsi="Times New Roman"/>
-          <w:szCs w:val="24"/>
-          <w:lang w:val="fr-FR"/>
-        </w:rPr>
-        <w:t xml:space="preserve"> </w:t>
-      </w:r>
-      <w:proofErr w:type="spellStart"/>
-      <w:r>
-        <w:rPr>
-          <w:rFonts w:ascii="Times New Roman" w:hAnsi="Times New Roman"/>
-          <w:szCs w:val="24"/>
-          <w:lang w:val="fr-FR"/>
-        </w:rPr>
-        <w:t>nghỉ</w:t>
-      </w:r>
-      <w:proofErr w:type="spellEnd"/>
-      <w:r>
-        <w:rPr>
-          <w:rFonts w:ascii="Times New Roman" w:hAnsi="Times New Roman"/>
-          <w:szCs w:val="24"/>
-          <w:lang w:val="fr-FR"/>
-        </w:rPr>
-        <w:t xml:space="preserve"> </w:t>
-      </w:r>
-      <w:proofErr w:type="spellStart"/>
-      <w:r>
-        <w:rPr>
-          <w:rFonts w:ascii="Times New Roman" w:hAnsi="Times New Roman"/>
-          <w:szCs w:val="24"/>
-          <w:lang w:val="fr-FR"/>
-        </w:rPr>
-        <w:t>ngơi</w:t>
-      </w:r>
-      <w:proofErr w:type="spellEnd"/>
-      <w:r>
-        <w:rPr>
-          <w:rFonts w:ascii="Times New Roman" w:hAnsi="Times New Roman"/>
-          <w:szCs w:val="24"/>
-          <w:lang w:val="fr-FR"/>
-        </w:rPr>
-        <w:t xml:space="preserve">, </w:t>
-      </w:r>
-      <w:proofErr w:type="spellStart"/>
-      <w:r>
-        <w:rPr>
-          <w:rFonts w:ascii="Times New Roman" w:hAnsi="Times New Roman"/>
-          <w:szCs w:val="24"/>
-          <w:lang w:val="fr-FR"/>
-        </w:rPr>
-        <w:t>nghỉ</w:t>
-      </w:r>
-      <w:proofErr w:type="spellEnd"/>
-      <w:r>
-        <w:rPr>
-          <w:rFonts w:ascii="Times New Roman" w:hAnsi="Times New Roman"/>
-          <w:szCs w:val="24"/>
-          <w:lang w:val="fr-FR"/>
-        </w:rPr>
-        <w:t xml:space="preserve"> </w:t>
-      </w:r>
-      <w:proofErr w:type="spellStart"/>
-      <w:r>
-        <w:rPr>
-          <w:rFonts w:ascii="Times New Roman" w:hAnsi="Times New Roman"/>
-          <w:szCs w:val="24"/>
-          <w:lang w:val="fr-FR"/>
-        </w:rPr>
-        <w:t>hàng</w:t>
-      </w:r>
-      <w:proofErr w:type="spellEnd"/>
-      <w:r>
-        <w:rPr>
-          <w:rFonts w:ascii="Times New Roman" w:hAnsi="Times New Roman"/>
-          <w:szCs w:val="24"/>
-          <w:lang w:val="fr-FR"/>
-        </w:rPr>
-        <w:t xml:space="preserve"> </w:t>
-      </w:r>
-      <w:proofErr w:type="spellStart"/>
-      <w:proofErr w:type="gramStart"/>
-      <w:r>
-        <w:rPr>
-          <w:rFonts w:ascii="Times New Roman" w:hAnsi="Times New Roman"/>
-          <w:szCs w:val="24"/>
-          <w:lang w:val="fr-FR"/>
-        </w:rPr>
-        <w:t>năm</w:t>
-      </w:r>
-      <w:proofErr w:type="spellEnd"/>
-      <w:r>
-        <w:rPr>
-          <w:rFonts w:ascii="Times New Roman" w:hAnsi="Times New Roman"/>
-          <w:szCs w:val="24"/>
-          <w:lang w:val="fr-FR"/>
-        </w:rPr>
-        <w:t>:</w:t>
-      </w:r>
-      <w:proofErr w:type="gramEnd"/>
-      <w:r>
-        <w:rPr>
-          <w:rFonts w:ascii="Times New Roman" w:hAnsi="Times New Roman"/>
-          <w:szCs w:val="24"/>
-          <w:lang w:val="fr-FR"/>
-        </w:rPr>
-        <w:t xml:space="preserve"> Theo </w:t>
-      </w:r>
-      <w:proofErr w:type="spellStart"/>
-      <w:r>
-        <w:rPr>
-          <w:rFonts w:ascii="Times New Roman" w:hAnsi="Times New Roman"/>
-          <w:szCs w:val="24"/>
-          <w:lang w:val="fr-FR"/>
-        </w:rPr>
-        <w:t>nội</w:t>
-      </w:r>
-      <w:proofErr w:type="spellEnd"/>
-      <w:r>
-        <w:rPr>
-          <w:rFonts w:ascii="Times New Roman" w:hAnsi="Times New Roman"/>
-          <w:szCs w:val="24"/>
-          <w:lang w:val="fr-FR"/>
-        </w:rPr>
-        <w:t xml:space="preserve"> </w:t>
-      </w:r>
-      <w:proofErr w:type="spellStart"/>
-      <w:r>
-        <w:rPr>
-          <w:rFonts w:ascii="Times New Roman" w:hAnsi="Times New Roman"/>
-          <w:szCs w:val="24"/>
-          <w:lang w:val="fr-FR"/>
-        </w:rPr>
-        <w:t>quy</w:t>
-      </w:r>
-      <w:proofErr w:type="spellEnd"/>
-      <w:r>
-        <w:rPr>
-          <w:rFonts w:ascii="Times New Roman" w:hAnsi="Times New Roman"/>
-          <w:szCs w:val="24"/>
-          <w:lang w:val="fr-FR"/>
-        </w:rPr>
-        <w:t xml:space="preserve">, </w:t>
-      </w:r>
-      <w:proofErr w:type="spellStart"/>
-      <w:r>
-        <w:rPr>
-          <w:rFonts w:ascii="Times New Roman" w:hAnsi="Times New Roman"/>
-          <w:szCs w:val="24"/>
-          <w:lang w:val="fr-FR"/>
-        </w:rPr>
-        <w:t>thỏa</w:t>
-      </w:r>
-      <w:proofErr w:type="spellEnd"/>
-      <w:r>
-        <w:rPr>
-          <w:rFonts w:ascii="Times New Roman" w:hAnsi="Times New Roman"/>
-          <w:szCs w:val="24"/>
-          <w:lang w:val="fr-FR"/>
-        </w:rPr>
-        <w:t xml:space="preserve"> </w:t>
-      </w:r>
-      <w:proofErr w:type="spellStart"/>
-      <w:r>
-        <w:rPr>
-          <w:rFonts w:ascii="Times New Roman" w:hAnsi="Times New Roman"/>
-          <w:szCs w:val="24"/>
-          <w:lang w:val="fr-FR"/>
-        </w:rPr>
-        <w:t>ước</w:t>
-      </w:r>
-      <w:proofErr w:type="spellEnd"/>
-      <w:r>
-        <w:rPr>
-          <w:rFonts w:ascii="Times New Roman" w:hAnsi="Times New Roman"/>
-          <w:szCs w:val="24"/>
-          <w:lang w:val="fr-FR"/>
-        </w:rPr>
-        <w:t xml:space="preserve"> lao </w:t>
-      </w:r>
-      <w:proofErr w:type="spellStart"/>
-      <w:r>
-        <w:rPr>
-          <w:rFonts w:ascii="Times New Roman" w:hAnsi="Times New Roman"/>
-          <w:szCs w:val="24"/>
-          <w:lang w:val="fr-FR"/>
-        </w:rPr>
-        <w:t>động</w:t>
-      </w:r>
-      <w:proofErr w:type="spellEnd"/>
-      <w:r>
-        <w:rPr>
-          <w:rFonts w:ascii="Times New Roman" w:hAnsi="Times New Roman"/>
-          <w:szCs w:val="24"/>
-          <w:lang w:val="fr-FR"/>
-        </w:rPr>
-        <w:t xml:space="preserve"> </w:t>
-      </w:r>
-      <w:proofErr w:type="spellStart"/>
-      <w:r>
-        <w:rPr>
-          <w:rFonts w:ascii="Times New Roman" w:hAnsi="Times New Roman"/>
-          <w:szCs w:val="24"/>
-          <w:lang w:val="fr-FR"/>
-        </w:rPr>
-        <w:t>tập</w:t>
-      </w:r>
-      <w:proofErr w:type="spellEnd"/>
-      <w:r>
-        <w:rPr>
-          <w:rFonts w:ascii="Times New Roman" w:hAnsi="Times New Roman"/>
-          <w:szCs w:val="24"/>
-          <w:lang w:val="fr-FR"/>
-        </w:rPr>
-        <w:t xml:space="preserve"> </w:t>
-      </w:r>
-      <w:proofErr w:type="spellStart"/>
-      <w:r>
-        <w:rPr>
-          <w:rFonts w:ascii="Times New Roman" w:hAnsi="Times New Roman"/>
-          <w:szCs w:val="24"/>
-          <w:lang w:val="fr-FR"/>
-        </w:rPr>
-        <w:t>thể</w:t>
-      </w:r>
-      <w:proofErr w:type="spellEnd"/>
-      <w:r>
-        <w:rPr>
-          <w:rFonts w:ascii="Times New Roman" w:hAnsi="Times New Roman"/>
-          <w:szCs w:val="24"/>
-          <w:lang w:val="fr-FR"/>
-        </w:rPr>
-        <w:t xml:space="preserve"> </w:t>
-      </w:r>
-      <w:proofErr w:type="spellStart"/>
-      <w:r>
-        <w:rPr>
-          <w:rFonts w:ascii="Times New Roman" w:hAnsi="Times New Roman"/>
-          <w:szCs w:val="24"/>
-          <w:lang w:val="fr-FR"/>
-        </w:rPr>
-        <w:t>của</w:t>
-      </w:r>
-      <w:proofErr w:type="spellEnd"/>
-      <w:r>
-        <w:rPr>
-          <w:rFonts w:ascii="Times New Roman" w:hAnsi="Times New Roman"/>
-          <w:szCs w:val="24"/>
-          <w:lang w:val="fr-FR"/>
-        </w:rPr>
-        <w:t xml:space="preserve"> </w:t>
-      </w:r>
-      <w:proofErr w:type="spellStart"/>
-      <w:r>
-        <w:rPr>
-          <w:rFonts w:ascii="Times New Roman" w:hAnsi="Times New Roman"/>
-          <w:szCs w:val="24"/>
-          <w:lang w:val="fr-FR"/>
-        </w:rPr>
-        <w:t>công</w:t>
-      </w:r>
-      <w:proofErr w:type="spellEnd"/>
-      <w:r>
-        <w:rPr>
-          <w:rFonts w:ascii="Times New Roman" w:hAnsi="Times New Roman"/>
-          <w:szCs w:val="24"/>
-          <w:lang w:val="fr-FR"/>
-        </w:rPr>
-        <w:t xml:space="preserve"> </w:t>
-      </w:r>
-      <w:proofErr w:type="spellStart"/>
-      <w:r>
-        <w:rPr>
-          <w:rFonts w:ascii="Times New Roman" w:hAnsi="Times New Roman"/>
-          <w:szCs w:val="24"/>
-          <w:lang w:val="fr-FR"/>
-        </w:rPr>
-        <w:t>ty</w:t>
-      </w:r>
-      <w:proofErr w:type="spellEnd"/>
-      <w:r>
-        <w:rPr>
-          <w:rFonts w:ascii="Times New Roman" w:hAnsi="Times New Roman"/>
-          <w:szCs w:val="24"/>
-          <w:lang w:val="fr-FR"/>
-        </w:rPr>
-        <w:t xml:space="preserve"> </w:t>
-      </w:r>
-      <w:proofErr w:type="spellStart"/>
-      <w:r>
-        <w:rPr>
-          <w:rFonts w:ascii="Times New Roman" w:hAnsi="Times New Roman"/>
-          <w:szCs w:val="24"/>
-          <w:lang w:val="fr-FR"/>
-        </w:rPr>
-        <w:t>và</w:t>
-      </w:r>
-      <w:proofErr w:type="spellEnd"/>
-      <w:r>
-        <w:rPr>
-          <w:rFonts w:ascii="Times New Roman" w:hAnsi="Times New Roman"/>
-          <w:szCs w:val="24"/>
-          <w:lang w:val="fr-FR"/>
-        </w:rPr>
-        <w:t xml:space="preserve"> </w:t>
-      </w:r>
-      <w:proofErr w:type="spellStart"/>
-      <w:r>
-        <w:rPr>
-          <w:rFonts w:ascii="Times New Roman" w:hAnsi="Times New Roman"/>
-          <w:szCs w:val="24"/>
-          <w:lang w:val="fr-FR"/>
-        </w:rPr>
-        <w:t>quy</w:t>
-      </w:r>
-      <w:proofErr w:type="spellEnd"/>
-      <w:r>
-        <w:rPr>
-          <w:rFonts w:ascii="Times New Roman" w:hAnsi="Times New Roman"/>
-          <w:szCs w:val="24"/>
-          <w:lang w:val="fr-FR"/>
-        </w:rPr>
-        <w:t xml:space="preserve"> </w:t>
-      </w:r>
-      <w:proofErr w:type="spellStart"/>
-      <w:r>
-        <w:rPr>
-          <w:rFonts w:ascii="Times New Roman" w:hAnsi="Times New Roman"/>
-          <w:szCs w:val="24"/>
-          <w:lang w:val="fr-FR"/>
-        </w:rPr>
-        <w:t>định</w:t>
-      </w:r>
-      <w:proofErr w:type="spellEnd"/>
-      <w:r>
-        <w:rPr>
-          <w:rFonts w:ascii="Times New Roman" w:hAnsi="Times New Roman"/>
-          <w:szCs w:val="24"/>
-          <w:lang w:val="fr-FR"/>
-        </w:rPr>
-        <w:t xml:space="preserve"> </w:t>
-      </w:r>
-      <w:proofErr w:type="spellStart"/>
-      <w:r>
-        <w:rPr>
-          <w:rFonts w:ascii="Times New Roman" w:hAnsi="Times New Roman"/>
-          <w:szCs w:val="24"/>
-          <w:lang w:val="fr-FR"/>
-        </w:rPr>
-        <w:t>của</w:t>
-      </w:r>
-      <w:proofErr w:type="spellEnd"/>
-      <w:r>
-        <w:rPr>
-          <w:rFonts w:ascii="Times New Roman" w:hAnsi="Times New Roman"/>
-          <w:szCs w:val="24"/>
-          <w:lang w:val="fr-FR"/>
-        </w:rPr>
-        <w:t xml:space="preserve"> </w:t>
-      </w:r>
-      <w:proofErr w:type="spellStart"/>
-      <w:r>
-        <w:rPr>
-          <w:rFonts w:ascii="Times New Roman" w:hAnsi="Times New Roman"/>
-          <w:szCs w:val="24"/>
-          <w:lang w:val="fr-FR"/>
-        </w:rPr>
-        <w:t>pháp</w:t>
-      </w:r>
-      <w:proofErr w:type="spellEnd"/>
-      <w:r>
-        <w:rPr>
-          <w:rFonts w:ascii="Times New Roman" w:hAnsi="Times New Roman"/>
-          <w:szCs w:val="24"/>
-          <w:lang w:val="fr-FR"/>
-        </w:rPr>
-        <w:t xml:space="preserve"> </w:t>
-      </w:r>
-      <w:proofErr w:type="spellStart"/>
-      <w:r>
-        <w:rPr>
-          <w:rFonts w:ascii="Times New Roman" w:hAnsi="Times New Roman"/>
-          <w:szCs w:val="24"/>
-          <w:lang w:val="fr-FR"/>
-        </w:rPr>
-        <w:t>luật</w:t>
-      </w:r>
-      <w:proofErr w:type="spellEnd"/>
-      <w:r>
-        <w:rPr>
-          <w:rFonts w:ascii="Times New Roman" w:hAnsi="Times New Roman"/>
-          <w:szCs w:val="24"/>
-          <w:lang w:val="fr-FR"/>
-        </w:rPr>
-        <w:t>.</w:t>
+        <w:t>- Thời gian làm việc, làm thêm giờ và thời gian nghỉ ngơi, nghỉ hàng năm: Theo nội quy, thỏa ước lao động tập thể của công ty và quy định của pháp luật.</w:t>
       </w:r>
     </w:p>
     <w:p>
@@ -7019,321 +3459,13 @@
         </w:rPr>
         <w:t xml:space="preserve">- </w:t>
       </w:r>
-      <w:proofErr w:type="spellStart"/>
       <w:r>
         <w:rPr>
           <w:rFonts w:ascii="Times New Roman" w:hAnsi="Times New Roman"/>
           <w:szCs w:val="24"/>
           <w:lang w:val="fr-FR"/>
         </w:rPr>
-        <w:t>Nghỉ</w:t>
-      </w:r>
-      <w:proofErr w:type="spellEnd"/>
-      <w:r>
-        <w:rPr>
-          <w:rFonts w:ascii="Times New Roman" w:hAnsi="Times New Roman"/>
-          <w:szCs w:val="24"/>
-          <w:lang w:val="fr-FR"/>
-        </w:rPr>
-        <w:t xml:space="preserve"> </w:t>
-      </w:r>
-      <w:proofErr w:type="spellStart"/>
-      <w:r>
-        <w:rPr>
-          <w:rFonts w:ascii="Times New Roman" w:hAnsi="Times New Roman"/>
-          <w:szCs w:val="24"/>
-          <w:lang w:val="fr-FR"/>
-        </w:rPr>
-        <w:t>phép</w:t>
-      </w:r>
-      <w:proofErr w:type="spellEnd"/>
-      <w:r>
-        <w:rPr>
-          <w:rFonts w:ascii="Times New Roman" w:hAnsi="Times New Roman"/>
-          <w:szCs w:val="24"/>
-          <w:lang w:val="fr-FR"/>
-        </w:rPr>
-        <w:t xml:space="preserve"> </w:t>
-      </w:r>
-      <w:proofErr w:type="spellStart"/>
-      <w:proofErr w:type="gramStart"/>
-      <w:r>
-        <w:rPr>
-          <w:rFonts w:ascii="Times New Roman" w:hAnsi="Times New Roman"/>
-          <w:szCs w:val="24"/>
-          <w:lang w:val="fr-FR"/>
-        </w:rPr>
-        <w:t>năm</w:t>
-      </w:r>
-      <w:proofErr w:type="spellEnd"/>
-      <w:r>
-        <w:rPr>
-          <w:rFonts w:ascii="Times New Roman" w:hAnsi="Times New Roman"/>
-          <w:szCs w:val="24"/>
-          <w:lang w:val="fr-FR"/>
-        </w:rPr>
-        <w:t>:</w:t>
-      </w:r>
-      <w:proofErr w:type="gramEnd"/>
-      <w:r>
-        <w:rPr>
-          <w:rFonts w:ascii="Times New Roman" w:hAnsi="Times New Roman"/>
-          <w:szCs w:val="24"/>
-          <w:lang w:val="fr-FR"/>
-        </w:rPr>
-        <w:t xml:space="preserve"> </w:t>
-      </w:r>
-      <w:proofErr w:type="spellStart"/>
-      <w:r>
-        <w:rPr>
-          <w:rFonts w:ascii="Times New Roman" w:hAnsi="Times New Roman"/>
-          <w:szCs w:val="24"/>
-          <w:lang w:val="fr-FR"/>
-        </w:rPr>
-        <w:t>Công</w:t>
-      </w:r>
-      <w:proofErr w:type="spellEnd"/>
-      <w:r>
-        <w:rPr>
-          <w:rFonts w:ascii="Times New Roman" w:hAnsi="Times New Roman"/>
-          <w:szCs w:val="24"/>
-          <w:lang w:val="fr-FR"/>
-        </w:rPr>
-        <w:t xml:space="preserve"> </w:t>
-      </w:r>
-      <w:proofErr w:type="spellStart"/>
-      <w:r>
-        <w:rPr>
-          <w:rFonts w:ascii="Times New Roman" w:hAnsi="Times New Roman"/>
-          <w:szCs w:val="24"/>
-          <w:lang w:val="fr-FR"/>
-        </w:rPr>
-        <w:t>ty</w:t>
-      </w:r>
-      <w:proofErr w:type="spellEnd"/>
-      <w:r>
-        <w:rPr>
-          <w:rFonts w:ascii="Times New Roman" w:hAnsi="Times New Roman"/>
-          <w:szCs w:val="24"/>
-          <w:lang w:val="fr-FR"/>
-        </w:rPr>
-        <w:t xml:space="preserve"> </w:t>
-      </w:r>
-      <w:proofErr w:type="spellStart"/>
-      <w:r>
-        <w:rPr>
-          <w:rFonts w:ascii="Times New Roman" w:hAnsi="Times New Roman"/>
-          <w:szCs w:val="24"/>
-          <w:lang w:val="fr-FR"/>
-        </w:rPr>
-        <w:t>không</w:t>
-      </w:r>
-      <w:proofErr w:type="spellEnd"/>
-      <w:r>
-        <w:rPr>
-          <w:rFonts w:ascii="Times New Roman" w:hAnsi="Times New Roman"/>
-          <w:szCs w:val="24"/>
-          <w:lang w:val="fr-FR"/>
-        </w:rPr>
-        <w:t xml:space="preserve"> </w:t>
-      </w:r>
-      <w:proofErr w:type="spellStart"/>
-      <w:r>
-        <w:rPr>
-          <w:rFonts w:ascii="Times New Roman" w:hAnsi="Times New Roman"/>
-          <w:szCs w:val="24"/>
-          <w:lang w:val="fr-FR"/>
-        </w:rPr>
-        <w:t>giải</w:t>
-      </w:r>
-      <w:proofErr w:type="spellEnd"/>
-      <w:r>
-        <w:rPr>
-          <w:rFonts w:ascii="Times New Roman" w:hAnsi="Times New Roman"/>
-          <w:szCs w:val="24"/>
-          <w:lang w:val="fr-FR"/>
-        </w:rPr>
-        <w:t xml:space="preserve"> </w:t>
-      </w:r>
-      <w:proofErr w:type="spellStart"/>
-      <w:r>
-        <w:rPr>
-          <w:rFonts w:ascii="Times New Roman" w:hAnsi="Times New Roman"/>
-          <w:szCs w:val="24"/>
-          <w:lang w:val="fr-FR"/>
-        </w:rPr>
-        <w:t>quyết</w:t>
-      </w:r>
-      <w:proofErr w:type="spellEnd"/>
-      <w:r>
-        <w:rPr>
-          <w:rFonts w:ascii="Times New Roman" w:hAnsi="Times New Roman"/>
-          <w:szCs w:val="24"/>
-          <w:lang w:val="fr-FR"/>
-        </w:rPr>
-        <w:t xml:space="preserve"> </w:t>
-      </w:r>
-      <w:proofErr w:type="spellStart"/>
-      <w:r>
-        <w:rPr>
-          <w:rFonts w:ascii="Times New Roman" w:hAnsi="Times New Roman"/>
-          <w:szCs w:val="24"/>
-          <w:lang w:val="fr-FR"/>
-        </w:rPr>
-        <w:t>và</w:t>
-      </w:r>
-      <w:proofErr w:type="spellEnd"/>
-      <w:r>
-        <w:rPr>
-          <w:rFonts w:ascii="Times New Roman" w:hAnsi="Times New Roman"/>
-          <w:szCs w:val="24"/>
-          <w:lang w:val="fr-FR"/>
-        </w:rPr>
-        <w:t xml:space="preserve"> chi </w:t>
-      </w:r>
-      <w:proofErr w:type="spellStart"/>
-      <w:r>
-        <w:rPr>
-          <w:rFonts w:ascii="Times New Roman" w:hAnsi="Times New Roman"/>
-          <w:szCs w:val="24"/>
-          <w:lang w:val="fr-FR"/>
-        </w:rPr>
-        <w:t>trả</w:t>
-      </w:r>
-      <w:proofErr w:type="spellEnd"/>
-      <w:r>
-        <w:rPr>
-          <w:rFonts w:ascii="Times New Roman" w:hAnsi="Times New Roman"/>
-          <w:szCs w:val="24"/>
-          <w:lang w:val="fr-FR"/>
-        </w:rPr>
-        <w:t xml:space="preserve"> </w:t>
-      </w:r>
-      <w:proofErr w:type="spellStart"/>
-      <w:r>
-        <w:rPr>
-          <w:rFonts w:ascii="Times New Roman" w:hAnsi="Times New Roman"/>
-          <w:szCs w:val="24"/>
-          <w:lang w:val="fr-FR"/>
-        </w:rPr>
-        <w:t>phép</w:t>
-      </w:r>
-      <w:proofErr w:type="spellEnd"/>
-      <w:r>
-        <w:rPr>
-          <w:rFonts w:ascii="Times New Roman" w:hAnsi="Times New Roman"/>
-          <w:szCs w:val="24"/>
-          <w:lang w:val="fr-FR"/>
-        </w:rPr>
-        <w:t xml:space="preserve"> </w:t>
-      </w:r>
-      <w:proofErr w:type="spellStart"/>
-      <w:r>
-        <w:rPr>
-          <w:rFonts w:ascii="Times New Roman" w:hAnsi="Times New Roman"/>
-          <w:szCs w:val="24"/>
-          <w:lang w:val="fr-FR"/>
-        </w:rPr>
-        <w:t>năm</w:t>
-      </w:r>
-      <w:proofErr w:type="spellEnd"/>
-      <w:r>
-        <w:rPr>
-          <w:rFonts w:ascii="Times New Roman" w:hAnsi="Times New Roman"/>
-          <w:szCs w:val="24"/>
-          <w:lang w:val="fr-FR"/>
-        </w:rPr>
-        <w:t xml:space="preserve"> </w:t>
-      </w:r>
-      <w:proofErr w:type="spellStart"/>
-      <w:r>
-        <w:rPr>
-          <w:rFonts w:ascii="Times New Roman" w:hAnsi="Times New Roman"/>
-          <w:szCs w:val="24"/>
-          <w:lang w:val="fr-FR"/>
-        </w:rPr>
-        <w:t>trong</w:t>
-      </w:r>
-      <w:proofErr w:type="spellEnd"/>
-      <w:r>
-        <w:rPr>
-          <w:rFonts w:ascii="Times New Roman" w:hAnsi="Times New Roman"/>
-          <w:szCs w:val="24"/>
-          <w:lang w:val="fr-FR"/>
-        </w:rPr>
-        <w:t xml:space="preserve"> </w:t>
-      </w:r>
-      <w:proofErr w:type="spellStart"/>
-      <w:r>
-        <w:rPr>
-          <w:rFonts w:ascii="Times New Roman" w:hAnsi="Times New Roman"/>
-          <w:szCs w:val="24"/>
-          <w:lang w:val="fr-FR"/>
-        </w:rPr>
-        <w:t>thời</w:t>
-      </w:r>
-      <w:proofErr w:type="spellEnd"/>
-      <w:r>
-        <w:rPr>
-          <w:rFonts w:ascii="Times New Roman" w:hAnsi="Times New Roman"/>
-          <w:szCs w:val="24"/>
-          <w:lang w:val="fr-FR"/>
-        </w:rPr>
-        <w:t xml:space="preserve"> </w:t>
-      </w:r>
-      <w:proofErr w:type="spellStart"/>
-      <w:r>
-        <w:rPr>
-          <w:rFonts w:ascii="Times New Roman" w:hAnsi="Times New Roman"/>
-          <w:szCs w:val="24"/>
-          <w:lang w:val="fr-FR"/>
-        </w:rPr>
-        <w:t>gian</w:t>
-      </w:r>
-      <w:proofErr w:type="spellEnd"/>
-      <w:r>
-        <w:rPr>
-          <w:rFonts w:ascii="Times New Roman" w:hAnsi="Times New Roman"/>
-          <w:szCs w:val="24"/>
-          <w:lang w:val="fr-FR"/>
-        </w:rPr>
-        <w:t xml:space="preserve"> </w:t>
-      </w:r>
-      <w:proofErr w:type="spellStart"/>
-      <w:r>
-        <w:rPr>
-          <w:rFonts w:ascii="Times New Roman" w:hAnsi="Times New Roman"/>
-          <w:szCs w:val="24"/>
-          <w:lang w:val="fr-FR"/>
-        </w:rPr>
-        <w:t>thử</w:t>
-      </w:r>
-      <w:proofErr w:type="spellEnd"/>
-      <w:r>
-        <w:rPr>
-          <w:rFonts w:ascii="Times New Roman" w:hAnsi="Times New Roman"/>
-          <w:szCs w:val="24"/>
-          <w:lang w:val="fr-FR"/>
-        </w:rPr>
-        <w:t xml:space="preserve"> </w:t>
-      </w:r>
-      <w:proofErr w:type="spellStart"/>
-      <w:r>
-        <w:rPr>
-          <w:rFonts w:ascii="Times New Roman" w:hAnsi="Times New Roman"/>
-          <w:szCs w:val="24"/>
-          <w:lang w:val="fr-FR"/>
-        </w:rPr>
-        <w:t>việc</w:t>
-      </w:r>
-      <w:proofErr w:type="spellEnd"/>
-      <w:r>
-        <w:rPr>
-          <w:rFonts w:ascii="Times New Roman" w:hAnsi="Times New Roman"/>
-          <w:szCs w:val="24"/>
-          <w:lang w:val="fr-FR"/>
-        </w:rPr>
-        <w:t>.</w:t>
+        <w:t>Nghỉ phép năm: Công ty không giải quyết và chi trả phép năm trong thời gian thử việc.</w:t>
       </w:r>
     </w:p>
     <w:p>
@@ -7357,359 +3489,7 @@
           <w:szCs w:val="24"/>
           <w:lang w:val="fr-FR"/>
         </w:rPr>
-        <w:t xml:space="preserve">- </w:t>
-      </w:r>
-      <w:proofErr w:type="spellStart"/>
-      <w:r>
-        <w:rPr>
-          <w:rFonts w:ascii="Times New Roman" w:hAnsi="Times New Roman"/>
-          <w:szCs w:val="24"/>
-          <w:lang w:val="fr-FR"/>
-        </w:rPr>
-        <w:t>Nghỉ</w:t>
-      </w:r>
-      <w:proofErr w:type="spellEnd"/>
-      <w:r>
-        <w:rPr>
-          <w:rFonts w:ascii="Times New Roman" w:hAnsi="Times New Roman"/>
-          <w:szCs w:val="24"/>
-          <w:lang w:val="fr-FR"/>
-        </w:rPr>
-        <w:t xml:space="preserve"> </w:t>
-      </w:r>
-      <w:proofErr w:type="spellStart"/>
-      <w:r>
-        <w:rPr>
-          <w:rFonts w:ascii="Times New Roman" w:hAnsi="Times New Roman"/>
-          <w:szCs w:val="24"/>
-          <w:lang w:val="fr-FR"/>
-        </w:rPr>
-        <w:t>Lễ</w:t>
-      </w:r>
-      <w:proofErr w:type="spellEnd"/>
-      <w:r>
-        <w:rPr>
-          <w:rFonts w:ascii="Times New Roman" w:hAnsi="Times New Roman"/>
-          <w:szCs w:val="24"/>
-          <w:lang w:val="fr-FR"/>
-        </w:rPr>
-        <w:t xml:space="preserve">, </w:t>
-      </w:r>
-      <w:proofErr w:type="spellStart"/>
-      <w:r>
-        <w:rPr>
-          <w:rFonts w:ascii="Times New Roman" w:hAnsi="Times New Roman"/>
-          <w:szCs w:val="24"/>
-          <w:lang w:val="fr-FR"/>
-        </w:rPr>
-        <w:t>Tết</w:t>
-      </w:r>
-      <w:proofErr w:type="spellEnd"/>
-      <w:r>
-        <w:rPr>
-          <w:rFonts w:ascii="Times New Roman" w:hAnsi="Times New Roman"/>
-          <w:szCs w:val="24"/>
-          <w:lang w:val="fr-FR"/>
-        </w:rPr>
-        <w:t xml:space="preserve">, </w:t>
-      </w:r>
-      <w:proofErr w:type="spellStart"/>
-      <w:r>
-        <w:rPr>
-          <w:rFonts w:ascii="Times New Roman" w:hAnsi="Times New Roman"/>
-          <w:szCs w:val="24"/>
-          <w:lang w:val="fr-FR"/>
-        </w:rPr>
-        <w:t>việc</w:t>
-      </w:r>
-      <w:proofErr w:type="spellEnd"/>
-      <w:r>
-        <w:rPr>
-          <w:rFonts w:ascii="Times New Roman" w:hAnsi="Times New Roman"/>
-          <w:szCs w:val="24"/>
-          <w:lang w:val="fr-FR"/>
-        </w:rPr>
-        <w:t xml:space="preserve"> </w:t>
-      </w:r>
-      <w:proofErr w:type="spellStart"/>
-      <w:r>
-        <w:rPr>
-          <w:rFonts w:ascii="Times New Roman" w:hAnsi="Times New Roman"/>
-          <w:szCs w:val="24"/>
-          <w:lang w:val="fr-FR"/>
-        </w:rPr>
-        <w:t>riêng</w:t>
-      </w:r>
-      <w:proofErr w:type="spellEnd"/>
-      <w:r>
-        <w:rPr>
-          <w:rFonts w:ascii="Times New Roman" w:hAnsi="Times New Roman"/>
-          <w:szCs w:val="24"/>
-          <w:lang w:val="fr-FR"/>
-        </w:rPr>
-        <w:t xml:space="preserve"> </w:t>
-      </w:r>
-      <w:proofErr w:type="spellStart"/>
-      <w:r>
-        <w:rPr>
-          <w:rFonts w:ascii="Times New Roman" w:hAnsi="Times New Roman"/>
-          <w:szCs w:val="24"/>
-          <w:lang w:val="fr-FR"/>
-        </w:rPr>
-        <w:t>có</w:t>
-      </w:r>
-      <w:proofErr w:type="spellEnd"/>
-      <w:r>
-        <w:rPr>
-          <w:rFonts w:ascii="Times New Roman" w:hAnsi="Times New Roman"/>
-          <w:szCs w:val="24"/>
-          <w:lang w:val="fr-FR"/>
-        </w:rPr>
-        <w:t xml:space="preserve"> </w:t>
-      </w:r>
-      <w:proofErr w:type="spellStart"/>
-      <w:r>
-        <w:rPr>
-          <w:rFonts w:ascii="Times New Roman" w:hAnsi="Times New Roman"/>
-          <w:szCs w:val="24"/>
-          <w:lang w:val="fr-FR"/>
-        </w:rPr>
-        <w:t>hưởng</w:t>
-      </w:r>
-      <w:proofErr w:type="spellEnd"/>
-      <w:r>
-        <w:rPr>
-          <w:rFonts w:ascii="Times New Roman" w:hAnsi="Times New Roman"/>
-          <w:szCs w:val="24"/>
-          <w:lang w:val="fr-FR"/>
-        </w:rPr>
-        <w:t xml:space="preserve"> </w:t>
-      </w:r>
-      <w:proofErr w:type="spellStart"/>
-      <w:proofErr w:type="gramStart"/>
-      <w:r>
-        <w:rPr>
-          <w:rFonts w:ascii="Times New Roman" w:hAnsi="Times New Roman"/>
-          <w:szCs w:val="24"/>
-          <w:lang w:val="fr-FR"/>
-        </w:rPr>
-        <w:t>lương</w:t>
-      </w:r>
-      <w:proofErr w:type="spellEnd"/>
-      <w:r>
-        <w:rPr>
-          <w:rFonts w:ascii="Times New Roman" w:hAnsi="Times New Roman"/>
-          <w:szCs w:val="24"/>
-          <w:lang w:val="fr-FR"/>
-        </w:rPr>
-        <w:t>:</w:t>
-      </w:r>
-      <w:proofErr w:type="gramEnd"/>
-      <w:r>
-        <w:rPr>
-          <w:rFonts w:ascii="Times New Roman" w:hAnsi="Times New Roman"/>
-          <w:szCs w:val="24"/>
-          <w:lang w:val="fr-FR"/>
-        </w:rPr>
-        <w:t xml:space="preserve"> Theo </w:t>
-      </w:r>
-      <w:proofErr w:type="spellStart"/>
-      <w:r>
-        <w:rPr>
-          <w:rFonts w:ascii="Times New Roman" w:hAnsi="Times New Roman"/>
-          <w:szCs w:val="24"/>
-          <w:lang w:val="fr-FR"/>
-        </w:rPr>
-        <w:t>quy</w:t>
-      </w:r>
-      <w:proofErr w:type="spellEnd"/>
-      <w:r>
-        <w:rPr>
-          <w:rFonts w:ascii="Times New Roman" w:hAnsi="Times New Roman"/>
-          <w:szCs w:val="24"/>
-          <w:lang w:val="fr-FR"/>
-        </w:rPr>
-        <w:t xml:space="preserve"> </w:t>
-      </w:r>
-      <w:proofErr w:type="spellStart"/>
-      <w:r>
-        <w:rPr>
-          <w:rFonts w:ascii="Times New Roman" w:hAnsi="Times New Roman"/>
-          <w:szCs w:val="24"/>
-          <w:lang w:val="fr-FR"/>
-        </w:rPr>
-        <w:t>định</w:t>
-      </w:r>
-      <w:proofErr w:type="spellEnd"/>
-      <w:r>
-        <w:rPr>
-          <w:rFonts w:ascii="Times New Roman" w:hAnsi="Times New Roman"/>
-          <w:szCs w:val="24"/>
-          <w:lang w:val="fr-FR"/>
-        </w:rPr>
-        <w:t xml:space="preserve"> </w:t>
-      </w:r>
-      <w:proofErr w:type="spellStart"/>
-      <w:r>
-        <w:rPr>
-          <w:rFonts w:ascii="Times New Roman" w:hAnsi="Times New Roman"/>
-          <w:szCs w:val="24"/>
-          <w:lang w:val="fr-FR"/>
-        </w:rPr>
-        <w:t>của</w:t>
-      </w:r>
-      <w:proofErr w:type="spellEnd"/>
-      <w:r>
-        <w:rPr>
-          <w:rFonts w:ascii="Times New Roman" w:hAnsi="Times New Roman"/>
-          <w:szCs w:val="24"/>
-          <w:lang w:val="fr-FR"/>
-        </w:rPr>
-        <w:t xml:space="preserve"> </w:t>
-      </w:r>
-      <w:proofErr w:type="spellStart"/>
-      <w:r>
-        <w:rPr>
-          <w:rFonts w:ascii="Times New Roman" w:hAnsi="Times New Roman"/>
-          <w:szCs w:val="24"/>
-          <w:lang w:val="fr-FR"/>
-        </w:rPr>
-        <w:t>pháp</w:t>
-      </w:r>
-      <w:proofErr w:type="spellEnd"/>
-      <w:r>
-        <w:rPr>
-          <w:rFonts w:ascii="Times New Roman" w:hAnsi="Times New Roman"/>
-          <w:szCs w:val="24"/>
-          <w:lang w:val="fr-FR"/>
-        </w:rPr>
-        <w:t xml:space="preserve"> </w:t>
-      </w:r>
-      <w:proofErr w:type="spellStart"/>
-      <w:r>
-        <w:rPr>
-          <w:rFonts w:ascii="Times New Roman" w:hAnsi="Times New Roman"/>
-          <w:szCs w:val="24"/>
-          <w:lang w:val="fr-FR"/>
-        </w:rPr>
-        <w:t>luật</w:t>
-      </w:r>
-      <w:proofErr w:type="spellEnd"/>
-      <w:r>
-        <w:rPr>
-          <w:rFonts w:ascii="Times New Roman" w:hAnsi="Times New Roman"/>
-          <w:szCs w:val="24"/>
-          <w:lang w:val="fr-FR"/>
-        </w:rPr>
-        <w:t xml:space="preserve"> </w:t>
-      </w:r>
-      <w:proofErr w:type="spellStart"/>
-      <w:r>
-        <w:rPr>
-          <w:rFonts w:ascii="Times New Roman" w:hAnsi="Times New Roman"/>
-          <w:szCs w:val="24"/>
-          <w:lang w:val="fr-FR"/>
-        </w:rPr>
-        <w:t>và</w:t>
-      </w:r>
-      <w:proofErr w:type="spellEnd"/>
-      <w:r>
-        <w:rPr>
-          <w:rFonts w:ascii="Times New Roman" w:hAnsi="Times New Roman"/>
-          <w:szCs w:val="24"/>
-          <w:lang w:val="fr-FR"/>
-        </w:rPr>
-        <w:t xml:space="preserve"> </w:t>
-      </w:r>
-      <w:proofErr w:type="spellStart"/>
-      <w:r>
-        <w:rPr>
-          <w:rFonts w:ascii="Times New Roman" w:hAnsi="Times New Roman"/>
-          <w:szCs w:val="24"/>
-          <w:lang w:val="fr-FR"/>
-        </w:rPr>
-        <w:t>nội</w:t>
-      </w:r>
-      <w:proofErr w:type="spellEnd"/>
-      <w:r>
-        <w:rPr>
-          <w:rFonts w:ascii="Times New Roman" w:hAnsi="Times New Roman"/>
-          <w:szCs w:val="24"/>
-          <w:lang w:val="fr-FR"/>
-        </w:rPr>
-        <w:t xml:space="preserve"> </w:t>
-      </w:r>
-      <w:proofErr w:type="spellStart"/>
-      <w:r>
-        <w:rPr>
-          <w:rFonts w:ascii="Times New Roman" w:hAnsi="Times New Roman"/>
-          <w:szCs w:val="24"/>
-          <w:lang w:val="fr-FR"/>
-        </w:rPr>
-        <w:t>quy</w:t>
-      </w:r>
-      <w:proofErr w:type="spellEnd"/>
-      <w:r>
-        <w:rPr>
-          <w:rFonts w:ascii="Times New Roman" w:hAnsi="Times New Roman"/>
-          <w:szCs w:val="24"/>
-          <w:lang w:val="fr-FR"/>
-        </w:rPr>
-        <w:t xml:space="preserve"> </w:t>
-      </w:r>
-      <w:proofErr w:type="spellStart"/>
-      <w:r>
-        <w:rPr>
-          <w:rFonts w:ascii="Times New Roman" w:hAnsi="Times New Roman"/>
-          <w:szCs w:val="24"/>
-          <w:lang w:val="fr-FR"/>
-        </w:rPr>
-        <w:t>của</w:t>
-      </w:r>
-      <w:proofErr w:type="spellEnd"/>
-      <w:r>
-        <w:rPr>
-          <w:rFonts w:ascii="Times New Roman" w:hAnsi="Times New Roman"/>
-          <w:szCs w:val="24"/>
-          <w:lang w:val="fr-FR"/>
-        </w:rPr>
-        <w:t xml:space="preserve"> </w:t>
-      </w:r>
-      <w:proofErr w:type="spellStart"/>
-      <w:r>
-        <w:rPr>
-          <w:rFonts w:ascii="Times New Roman" w:hAnsi="Times New Roman"/>
-          <w:szCs w:val="24"/>
-          <w:lang w:val="fr-FR"/>
-        </w:rPr>
-        <w:t>công</w:t>
-      </w:r>
-      <w:proofErr w:type="spellEnd"/>
-      <w:r>
-        <w:rPr>
-          <w:rFonts w:ascii="Times New Roman" w:hAnsi="Times New Roman"/>
-          <w:szCs w:val="24"/>
-          <w:lang w:val="fr-FR"/>
-        </w:rPr>
-        <w:t xml:space="preserve"> </w:t>
-      </w:r>
-      <w:proofErr w:type="spellStart"/>
-      <w:r>
-        <w:rPr>
-          <w:rFonts w:ascii="Times New Roman" w:hAnsi="Times New Roman"/>
-          <w:szCs w:val="24"/>
-          <w:lang w:val="fr-FR"/>
-        </w:rPr>
-        <w:t>ty</w:t>
-      </w:r>
-      <w:proofErr w:type="spellEnd"/>
-      <w:r>
-        <w:rPr>
-          <w:rFonts w:ascii="Times New Roman" w:hAnsi="Times New Roman"/>
-          <w:szCs w:val="24"/>
-          <w:lang w:val="fr-FR"/>
-        </w:rPr>
-        <w:t>.</w:t>
+        <w:t>- Nghỉ Lễ, Tết, việc riêng có hưởng lương: Theo quy định của pháp luật và nội quy của công ty.</w:t>
       </w:r>
     </w:p>
     <w:p>
@@ -7733,21 +3513,8 @@
           <w:u w:val="single"/>
           <w:lang w:val="fr-FR"/>
         </w:rPr>
-        <w:t xml:space="preserve">ĐIỀU </w:t>
-      </w:r>
-      <w:proofErr w:type="gramStart"/>
-      <w:r>
-        <w:rPr>
-          <w:rFonts w:ascii="Times New Roman" w:hAnsi="Times New Roman"/>
-          <w:b/>
-          <w:bCs/>
-          <w:szCs w:val="24"/>
-          <w:u w:val="single"/>
-          <w:lang w:val="fr-FR"/>
-        </w:rPr>
-        <w:t>3:</w:t>
-      </w:r>
-      <w:proofErr w:type="gramEnd"/>
+        <w:t>ĐIỀU 3:</w:t>
+      </w:r>
       <w:r>
         <w:rPr>
           <w:rFonts w:ascii="Times New Roman" w:hAnsi="Times New Roman"/>
@@ -7846,25 +3613,7 @@
           <w:b/>
           <w:szCs w:val="24"/>
         </w:rPr>
-        <w:t>{{</w:t>
-      </w:r>
-      <w:proofErr w:type="spellStart"/>
-      <w:r>
-        <w:rPr>
-          <w:rFonts w:ascii="Times New Roman" w:hAnsi="Times New Roman"/>
-          <w:b/>
-          <w:szCs w:val="24"/>
-        </w:rPr>
-        <w:t>luongcoban</w:t>
-      </w:r>
-      <w:proofErr w:type="spellEnd"/>
-      <w:r>
-        <w:rPr>
-          <w:rFonts w:ascii="Times New Roman" w:hAnsi="Times New Roman"/>
-          <w:b/>
-          <w:szCs w:val="24"/>
-        </w:rPr>
-        <w:t xml:space="preserve">}} </w:t>
+        <w:t xml:space="preserve">{{luongcoban}} </w:t>
       </w:r>
       <w:r>
         <w:rPr>
@@ -8075,7 +3824,6 @@
         </w:rPr>
         <w:t xml:space="preserve">- </w:t>
       </w:r>
-      <w:proofErr w:type="spellStart"/>
       <w:r>
         <w:rPr>
           <w:rFonts w:ascii="Times New Roman" w:hAnsi="Times New Roman"/>
@@ -8085,45 +3833,8 @@
           <w:szCs w:val="24"/>
           <w:lang w:val="fr-FR"/>
         </w:rPr>
-        <w:t>Các</w:t>
-      </w:r>
-      <w:proofErr w:type="spellEnd"/>
-      <w:r>
-        <w:rPr>
-          <w:rFonts w:ascii="Times New Roman" w:hAnsi="Times New Roman"/>
-          <w:b/>
-          <w:bCs/>
-          <w:iCs/>
-          <w:szCs w:val="24"/>
-          <w:lang w:val="fr-FR"/>
-        </w:rPr>
-        <w:t xml:space="preserve"> </w:t>
-      </w:r>
-      <w:proofErr w:type="spellStart"/>
-      <w:r>
-        <w:rPr>
-          <w:rFonts w:ascii="Times New Roman" w:hAnsi="Times New Roman"/>
-          <w:b/>
-          <w:bCs/>
-          <w:iCs/>
-          <w:szCs w:val="24"/>
-          <w:lang w:val="fr-FR"/>
-        </w:rPr>
-        <w:t>chế</w:t>
-      </w:r>
-      <w:proofErr w:type="spellEnd"/>
-      <w:r>
-        <w:rPr>
-          <w:rFonts w:ascii="Times New Roman" w:hAnsi="Times New Roman"/>
-          <w:b/>
-          <w:bCs/>
-          <w:iCs/>
-          <w:szCs w:val="24"/>
-          <w:lang w:val="fr-FR"/>
-        </w:rPr>
-        <w:t xml:space="preserve"> </w:t>
-      </w:r>
-      <w:proofErr w:type="spellStart"/>
+        <w:t xml:space="preserve">Các chế </w:t>
+      </w:r>
       <w:r>
         <w:rPr>
           <w:rFonts w:ascii="Times New Roman" w:hAnsi="Times New Roman" w:hint="eastAsia"/>
@@ -8144,13 +3855,11 @@
           <w:szCs w:val="24"/>
           <w:lang w:val="fr-FR"/>
         </w:rPr>
-        <w:t>ộ</w:t>
-      </w:r>
-      <w:proofErr w:type="spellEnd"/>
-      <w:r>
-        <w:rPr>
-          <w:rFonts w:ascii="Times New Roman" w:hAnsi="Times New Roman"/>
-          <w:b/>
+        <w:t>ộ phúc lợi khác:</w:t>
+      </w:r>
+      <w:r>
+        <w:rPr>
+          <w:rFonts w:ascii="Times New Roman" w:hAnsi="Times New Roman"/>
           <w:bCs/>
           <w:iCs/>
           <w:szCs w:val="24"/>
@@ -8158,387 +3867,47 @@
         </w:rPr>
         <w:t xml:space="preserve"> </w:t>
       </w:r>
-      <w:proofErr w:type="spellStart"/>
-      <w:r>
-        <w:rPr>
-          <w:rFonts w:ascii="Times New Roman" w:hAnsi="Times New Roman"/>
-          <w:b/>
+      <w:bookmarkStart w:id="0" w:name="_Hlk164410317"/>
+      <w:r>
+        <w:rPr>
+          <w:rFonts w:ascii="Times New Roman" w:hAnsi="Times New Roman"/>
           <w:bCs/>
           <w:iCs/>
           <w:szCs w:val="24"/>
           <w:lang w:val="fr-FR"/>
         </w:rPr>
-        <w:t>phúc</w:t>
-      </w:r>
-      <w:proofErr w:type="spellEnd"/>
-      <w:r>
-        <w:rPr>
-          <w:rFonts w:ascii="Times New Roman" w:hAnsi="Times New Roman"/>
-          <w:b/>
+        <w:t xml:space="preserve">Tiền thưởng, xăng xe/ nhà ở/ nuôi con nhỏ … </w:t>
+      </w:r>
+      <w:bookmarkEnd w:id="0"/>
+      <w:r>
+        <w:rPr>
+          <w:rFonts w:ascii="Times New Roman" w:hAnsi="Times New Roman"/>
           <w:bCs/>
           <w:iCs/>
           <w:szCs w:val="24"/>
           <w:lang w:val="fr-FR"/>
         </w:rPr>
-        <w:t xml:space="preserve"> </w:t>
-      </w:r>
-      <w:proofErr w:type="spellStart"/>
-      <w:r>
-        <w:rPr>
-          <w:rFonts w:ascii="Times New Roman" w:hAnsi="Times New Roman"/>
-          <w:b/>
+        <w:t xml:space="preserve">theo quy </w:t>
+      </w:r>
+      <w:r>
+        <w:rPr>
+          <w:rFonts w:ascii="Times New Roman" w:hAnsi="Times New Roman" w:hint="eastAsia"/>
           <w:bCs/>
           <w:iCs/>
           <w:szCs w:val="24"/>
           <w:lang w:val="fr-FR"/>
         </w:rPr>
-        <w:t>lợi</w:t>
-      </w:r>
-      <w:proofErr w:type="spellEnd"/>
-      <w:r>
-        <w:rPr>
-          <w:rFonts w:ascii="Times New Roman" w:hAnsi="Times New Roman"/>
-          <w:b/>
+        <w:t>đ</w:t>
+      </w:r>
+      <w:r>
+        <w:rPr>
+          <w:rFonts w:ascii="Times New Roman" w:hAnsi="Times New Roman"/>
           <w:bCs/>
           <w:iCs/>
           <w:szCs w:val="24"/>
           <w:lang w:val="fr-FR"/>
         </w:rPr>
-        <w:t xml:space="preserve"> </w:t>
-      </w:r>
-      <w:proofErr w:type="spellStart"/>
-      <w:proofErr w:type="gramStart"/>
-      <w:r>
-        <w:rPr>
-          <w:rFonts w:ascii="Times New Roman" w:hAnsi="Times New Roman"/>
-          <w:b/>
-          <w:bCs/>
-          <w:iCs/>
-          <w:szCs w:val="24"/>
-          <w:lang w:val="fr-FR"/>
-        </w:rPr>
-        <w:t>khác</w:t>
-      </w:r>
-      <w:proofErr w:type="spellEnd"/>
-      <w:r>
-        <w:rPr>
-          <w:rFonts w:ascii="Times New Roman" w:hAnsi="Times New Roman"/>
-          <w:b/>
-          <w:bCs/>
-          <w:iCs/>
-          <w:szCs w:val="24"/>
-          <w:lang w:val="fr-FR"/>
-        </w:rPr>
-        <w:t>:</w:t>
-      </w:r>
-      <w:proofErr w:type="gramEnd"/>
-      <w:r>
-        <w:rPr>
-          <w:rFonts w:ascii="Times New Roman" w:hAnsi="Times New Roman"/>
-          <w:bCs/>
-          <w:iCs/>
-          <w:szCs w:val="24"/>
-          <w:lang w:val="fr-FR"/>
-        </w:rPr>
-        <w:t xml:space="preserve"> </w:t>
-      </w:r>
-      <w:bookmarkStart w:id="0" w:name="_Hlk164410317"/>
-      <w:proofErr w:type="spellStart"/>
-      <w:r>
-        <w:rPr>
-          <w:rFonts w:ascii="Times New Roman" w:hAnsi="Times New Roman"/>
-          <w:bCs/>
-          <w:iCs/>
-          <w:szCs w:val="24"/>
-          <w:lang w:val="fr-FR"/>
-        </w:rPr>
-        <w:t>Tiền</w:t>
-      </w:r>
-      <w:proofErr w:type="spellEnd"/>
-      <w:r>
-        <w:rPr>
-          <w:rFonts w:ascii="Times New Roman" w:hAnsi="Times New Roman"/>
-          <w:bCs/>
-          <w:iCs/>
-          <w:szCs w:val="24"/>
-          <w:lang w:val="fr-FR"/>
-        </w:rPr>
-        <w:t xml:space="preserve"> </w:t>
-      </w:r>
-      <w:proofErr w:type="spellStart"/>
-      <w:r>
-        <w:rPr>
-          <w:rFonts w:ascii="Times New Roman" w:hAnsi="Times New Roman"/>
-          <w:bCs/>
-          <w:iCs/>
-          <w:szCs w:val="24"/>
-          <w:lang w:val="fr-FR"/>
-        </w:rPr>
-        <w:t>thưởng</w:t>
-      </w:r>
-      <w:proofErr w:type="spellEnd"/>
-      <w:r>
-        <w:rPr>
-          <w:rFonts w:ascii="Times New Roman" w:hAnsi="Times New Roman"/>
-          <w:bCs/>
-          <w:iCs/>
-          <w:szCs w:val="24"/>
-          <w:lang w:val="fr-FR"/>
-        </w:rPr>
-        <w:t xml:space="preserve">, </w:t>
-      </w:r>
-      <w:proofErr w:type="spellStart"/>
-      <w:r>
-        <w:rPr>
-          <w:rFonts w:ascii="Times New Roman" w:hAnsi="Times New Roman"/>
-          <w:bCs/>
-          <w:iCs/>
-          <w:szCs w:val="24"/>
-          <w:lang w:val="fr-FR"/>
-        </w:rPr>
-        <w:t>xăng</w:t>
-      </w:r>
-      <w:proofErr w:type="spellEnd"/>
-      <w:r>
-        <w:rPr>
-          <w:rFonts w:ascii="Times New Roman" w:hAnsi="Times New Roman"/>
-          <w:bCs/>
-          <w:iCs/>
-          <w:szCs w:val="24"/>
-          <w:lang w:val="fr-FR"/>
-        </w:rPr>
-        <w:t xml:space="preserve"> </w:t>
-      </w:r>
-      <w:proofErr w:type="spellStart"/>
-      <w:r>
-        <w:rPr>
-          <w:rFonts w:ascii="Times New Roman" w:hAnsi="Times New Roman"/>
-          <w:bCs/>
-          <w:iCs/>
-          <w:szCs w:val="24"/>
-          <w:lang w:val="fr-FR"/>
-        </w:rPr>
-        <w:t>xe</w:t>
-      </w:r>
-      <w:proofErr w:type="spellEnd"/>
-      <w:r>
-        <w:rPr>
-          <w:rFonts w:ascii="Times New Roman" w:hAnsi="Times New Roman"/>
-          <w:bCs/>
-          <w:iCs/>
-          <w:szCs w:val="24"/>
-          <w:lang w:val="fr-FR"/>
-        </w:rPr>
-        <w:t xml:space="preserve">/ </w:t>
-      </w:r>
-      <w:proofErr w:type="spellStart"/>
-      <w:r>
-        <w:rPr>
-          <w:rFonts w:ascii="Times New Roman" w:hAnsi="Times New Roman"/>
-          <w:bCs/>
-          <w:iCs/>
-          <w:szCs w:val="24"/>
-          <w:lang w:val="fr-FR"/>
-        </w:rPr>
-        <w:t>nhà</w:t>
-      </w:r>
-      <w:proofErr w:type="spellEnd"/>
-      <w:r>
-        <w:rPr>
-          <w:rFonts w:ascii="Times New Roman" w:hAnsi="Times New Roman"/>
-          <w:bCs/>
-          <w:iCs/>
-          <w:szCs w:val="24"/>
-          <w:lang w:val="fr-FR"/>
-        </w:rPr>
-        <w:t xml:space="preserve"> ở/ </w:t>
-      </w:r>
-      <w:proofErr w:type="spellStart"/>
-      <w:r>
-        <w:rPr>
-          <w:rFonts w:ascii="Times New Roman" w:hAnsi="Times New Roman"/>
-          <w:bCs/>
-          <w:iCs/>
-          <w:szCs w:val="24"/>
-          <w:lang w:val="fr-FR"/>
-        </w:rPr>
-        <w:t>nuôi</w:t>
-      </w:r>
-      <w:proofErr w:type="spellEnd"/>
-      <w:r>
-        <w:rPr>
-          <w:rFonts w:ascii="Times New Roman" w:hAnsi="Times New Roman"/>
-          <w:bCs/>
-          <w:iCs/>
-          <w:szCs w:val="24"/>
-          <w:lang w:val="fr-FR"/>
-        </w:rPr>
-        <w:t xml:space="preserve"> con </w:t>
-      </w:r>
-      <w:proofErr w:type="spellStart"/>
-      <w:r>
-        <w:rPr>
-          <w:rFonts w:ascii="Times New Roman" w:hAnsi="Times New Roman"/>
-          <w:bCs/>
-          <w:iCs/>
-          <w:szCs w:val="24"/>
-          <w:lang w:val="fr-FR"/>
-        </w:rPr>
-        <w:t>nhỏ</w:t>
-      </w:r>
-      <w:proofErr w:type="spellEnd"/>
-      <w:r>
-        <w:rPr>
-          <w:rFonts w:ascii="Times New Roman" w:hAnsi="Times New Roman"/>
-          <w:bCs/>
-          <w:iCs/>
-          <w:szCs w:val="24"/>
-          <w:lang w:val="fr-FR"/>
-        </w:rPr>
-        <w:t xml:space="preserve"> … </w:t>
-      </w:r>
-      <w:bookmarkEnd w:id="0"/>
-      <w:proofErr w:type="spellStart"/>
-      <w:r>
-        <w:rPr>
-          <w:rFonts w:ascii="Times New Roman" w:hAnsi="Times New Roman"/>
-          <w:bCs/>
-          <w:iCs/>
-          <w:szCs w:val="24"/>
-          <w:lang w:val="fr-FR"/>
-        </w:rPr>
-        <w:t>theo</w:t>
-      </w:r>
-      <w:proofErr w:type="spellEnd"/>
-      <w:r>
-        <w:rPr>
-          <w:rFonts w:ascii="Times New Roman" w:hAnsi="Times New Roman"/>
-          <w:bCs/>
-          <w:iCs/>
-          <w:szCs w:val="24"/>
-          <w:lang w:val="fr-FR"/>
-        </w:rPr>
-        <w:t xml:space="preserve"> </w:t>
-      </w:r>
-      <w:proofErr w:type="spellStart"/>
-      <w:r>
-        <w:rPr>
-          <w:rFonts w:ascii="Times New Roman" w:hAnsi="Times New Roman"/>
-          <w:bCs/>
-          <w:iCs/>
-          <w:szCs w:val="24"/>
-          <w:lang w:val="fr-FR"/>
-        </w:rPr>
-        <w:t>quy</w:t>
-      </w:r>
-      <w:proofErr w:type="spellEnd"/>
-      <w:r>
-        <w:rPr>
-          <w:rFonts w:ascii="Times New Roman" w:hAnsi="Times New Roman"/>
-          <w:bCs/>
-          <w:iCs/>
-          <w:szCs w:val="24"/>
-          <w:lang w:val="fr-FR"/>
-        </w:rPr>
-        <w:t xml:space="preserve"> </w:t>
-      </w:r>
-      <w:proofErr w:type="spellStart"/>
-      <w:r>
-        <w:rPr>
-          <w:rFonts w:ascii="Times New Roman" w:hAnsi="Times New Roman" w:hint="eastAsia"/>
-          <w:bCs/>
-          <w:iCs/>
-          <w:szCs w:val="24"/>
-          <w:lang w:val="fr-FR"/>
-        </w:rPr>
-        <w:t>đ</w:t>
-      </w:r>
-      <w:r>
-        <w:rPr>
-          <w:rFonts w:ascii="Times New Roman" w:hAnsi="Times New Roman"/>
-          <w:bCs/>
-          <w:iCs/>
-          <w:szCs w:val="24"/>
-          <w:lang w:val="fr-FR"/>
-        </w:rPr>
-        <w:t>ịnh</w:t>
-      </w:r>
-      <w:proofErr w:type="spellEnd"/>
-      <w:r>
-        <w:rPr>
-          <w:rFonts w:ascii="Times New Roman" w:hAnsi="Times New Roman"/>
-          <w:bCs/>
-          <w:iCs/>
-          <w:szCs w:val="24"/>
-          <w:lang w:val="fr-FR"/>
-        </w:rPr>
-        <w:t xml:space="preserve"> </w:t>
-      </w:r>
-      <w:proofErr w:type="spellStart"/>
-      <w:r>
-        <w:rPr>
-          <w:rFonts w:ascii="Times New Roman" w:hAnsi="Times New Roman"/>
-          <w:bCs/>
-          <w:iCs/>
-          <w:szCs w:val="24"/>
-          <w:lang w:val="fr-FR"/>
-        </w:rPr>
-        <w:t>của</w:t>
-      </w:r>
-      <w:proofErr w:type="spellEnd"/>
-      <w:r>
-        <w:rPr>
-          <w:rFonts w:ascii="Times New Roman" w:hAnsi="Times New Roman"/>
-          <w:bCs/>
-          <w:iCs/>
-          <w:szCs w:val="24"/>
-          <w:lang w:val="fr-FR"/>
-        </w:rPr>
-        <w:t xml:space="preserve"> </w:t>
-      </w:r>
-      <w:proofErr w:type="spellStart"/>
-      <w:r>
-        <w:rPr>
-          <w:rFonts w:ascii="Times New Roman" w:hAnsi="Times New Roman"/>
-          <w:bCs/>
-          <w:iCs/>
-          <w:szCs w:val="24"/>
-          <w:lang w:val="fr-FR"/>
-        </w:rPr>
-        <w:t>Công</w:t>
-      </w:r>
-      <w:proofErr w:type="spellEnd"/>
-      <w:r>
-        <w:rPr>
-          <w:rFonts w:ascii="Times New Roman" w:hAnsi="Times New Roman"/>
-          <w:bCs/>
-          <w:iCs/>
-          <w:szCs w:val="24"/>
-          <w:lang w:val="fr-FR"/>
-        </w:rPr>
-        <w:t xml:space="preserve"> </w:t>
-      </w:r>
-      <w:proofErr w:type="spellStart"/>
-      <w:r>
-        <w:rPr>
-          <w:rFonts w:ascii="Times New Roman" w:hAnsi="Times New Roman"/>
-          <w:bCs/>
-          <w:iCs/>
-          <w:szCs w:val="24"/>
-          <w:lang w:val="fr-FR"/>
-        </w:rPr>
-        <w:t>ty</w:t>
-      </w:r>
-      <w:proofErr w:type="spellEnd"/>
-      <w:r>
-        <w:rPr>
-          <w:rFonts w:ascii="Times New Roman" w:hAnsi="Times New Roman"/>
-          <w:bCs/>
-          <w:iCs/>
-          <w:szCs w:val="24"/>
-          <w:lang w:val="fr-FR"/>
-        </w:rPr>
-        <w:t>.</w:t>
+        <w:t>ịnh của Công ty.</w:t>
       </w:r>
     </w:p>
     <w:p>
@@ -8556,7 +3925,6 @@
           <w:lang w:val="nl-NL"/>
         </w:rPr>
       </w:pPr>
-      <w:proofErr w:type="spellStart"/>
       <w:r>
         <w:rPr>
           <w:rFonts w:ascii="Times New Roman" w:hAnsi="Times New Roman"/>
@@ -8565,20 +3933,18 @@
           <w:szCs w:val="24"/>
           <w:lang w:val="fr-FR"/>
         </w:rPr>
-        <w:t>Tiền</w:t>
-      </w:r>
-      <w:proofErr w:type="spellEnd"/>
-      <w:r>
-        <w:rPr>
-          <w:rFonts w:ascii="Times New Roman" w:hAnsi="Times New Roman"/>
+        <w:t>Tiền l</w:t>
+      </w:r>
+      <w:r>
+        <w:rPr>
+          <w:rFonts w:ascii="Times New Roman" w:hAnsi="Times New Roman" w:hint="eastAsia"/>
           <w:bCs/>
           <w:iCs/>
           <w:szCs w:val="24"/>
           <w:lang w:val="fr-FR"/>
         </w:rPr>
-        <w:t xml:space="preserve"> </w:t>
-      </w:r>
-      <w:proofErr w:type="spellStart"/>
+        <w:t>ươ</w:t>
+      </w:r>
       <w:r>
         <w:rPr>
           <w:rFonts w:ascii="Times New Roman" w:hAnsi="Times New Roman"/>
@@ -8587,7 +3953,7 @@
           <w:szCs w:val="24"/>
           <w:lang w:val="fr-FR"/>
         </w:rPr>
-        <w:t>l</w:t>
+        <w:t xml:space="preserve">ng </w:t>
       </w:r>
       <w:r>
         <w:rPr>
@@ -8597,6 +3963,46 @@
           <w:szCs w:val="24"/>
           <w:lang w:val="fr-FR"/>
         </w:rPr>
+        <w:t>đư</w:t>
+      </w:r>
+      <w:r>
+        <w:rPr>
+          <w:rFonts w:ascii="Times New Roman" w:hAnsi="Times New Roman"/>
+          <w:bCs/>
+          <w:iCs/>
+          <w:szCs w:val="24"/>
+          <w:lang w:val="fr-FR"/>
+        </w:rPr>
+        <w:t xml:space="preserve">ợc trả sau khi làm </w:t>
+      </w:r>
+      <w:r>
+        <w:rPr>
+          <w:rFonts w:ascii="Times New Roman" w:hAnsi="Times New Roman" w:hint="eastAsia"/>
+          <w:bCs/>
+          <w:iCs/>
+          <w:szCs w:val="24"/>
+          <w:lang w:val="fr-FR"/>
+        </w:rPr>
+        <w:t>đ</w:t>
+      </w:r>
+      <w:r>
+        <w:rPr>
+          <w:rFonts w:ascii="Times New Roman" w:hAnsi="Times New Roman"/>
+          <w:bCs/>
+          <w:iCs/>
+          <w:szCs w:val="24"/>
+          <w:lang w:val="fr-FR"/>
+        </w:rPr>
+        <w:t>ủ số ngày công mỗi tháng d</w:t>
+      </w:r>
+      <w:r>
+        <w:rPr>
+          <w:rFonts w:ascii="Times New Roman" w:hAnsi="Times New Roman" w:hint="eastAsia"/>
+          <w:bCs/>
+          <w:iCs/>
+          <w:szCs w:val="24"/>
+          <w:lang w:val="fr-FR"/>
+        </w:rPr>
         <w:t>ươ</w:t>
       </w:r>
       <w:r>
@@ -8607,20 +4013,28 @@
           <w:szCs w:val="24"/>
           <w:lang w:val="fr-FR"/>
         </w:rPr>
-        <w:t>ng</w:t>
-      </w:r>
-      <w:proofErr w:type="spellEnd"/>
-      <w:r>
-        <w:rPr>
-          <w:rFonts w:ascii="Times New Roman" w:hAnsi="Times New Roman"/>
+        <w:t>ng lịch (ng</w:t>
+      </w:r>
+      <w:r>
+        <w:rPr>
+          <w:rFonts w:ascii="Times New Roman" w:hAnsi="Times New Roman" w:hint="eastAsia"/>
           <w:bCs/>
           <w:iCs/>
           <w:szCs w:val="24"/>
           <w:lang w:val="fr-FR"/>
         </w:rPr>
-        <w:t xml:space="preserve"> </w:t>
-      </w:r>
-      <w:proofErr w:type="spellStart"/>
+        <w:t>ư</w:t>
+      </w:r>
+      <w:r>
+        <w:rPr>
+          <w:rFonts w:ascii="Times New Roman" w:hAnsi="Times New Roman"/>
+          <w:bCs/>
+          <w:iCs/>
+          <w:szCs w:val="24"/>
+          <w:lang w:val="fr-FR"/>
+        </w:rPr>
+        <w:t xml:space="preserve">ời lao </w:t>
+      </w:r>
       <w:r>
         <w:rPr>
           <w:rFonts w:ascii="Times New Roman" w:hAnsi="Times New Roman" w:hint="eastAsia"/>
@@ -8629,6 +4043,46 @@
           <w:szCs w:val="24"/>
           <w:lang w:val="fr-FR"/>
         </w:rPr>
+        <w:t>đ</w:t>
+      </w:r>
+      <w:r>
+        <w:rPr>
+          <w:rFonts w:ascii="Times New Roman" w:hAnsi="Times New Roman"/>
+          <w:bCs/>
+          <w:iCs/>
+          <w:szCs w:val="24"/>
+          <w:lang w:val="fr-FR"/>
+        </w:rPr>
+        <w:t xml:space="preserve">ộng không làm </w:t>
+      </w:r>
+      <w:r>
+        <w:rPr>
+          <w:rFonts w:ascii="Times New Roman" w:hAnsi="Times New Roman" w:hint="eastAsia"/>
+          <w:bCs/>
+          <w:iCs/>
+          <w:szCs w:val="24"/>
+          <w:lang w:val="fr-FR"/>
+        </w:rPr>
+        <w:t>đ</w:t>
+      </w:r>
+      <w:r>
+        <w:rPr>
+          <w:rFonts w:ascii="Times New Roman" w:hAnsi="Times New Roman"/>
+          <w:bCs/>
+          <w:iCs/>
+          <w:szCs w:val="24"/>
+          <w:lang w:val="fr-FR"/>
+        </w:rPr>
+        <w:t xml:space="preserve">ủ ngày công trong một tháng thì </w:t>
+      </w:r>
+      <w:r>
+        <w:rPr>
+          <w:rFonts w:ascii="Times New Roman" w:hAnsi="Times New Roman" w:hint="eastAsia"/>
+          <w:bCs/>
+          <w:iCs/>
+          <w:szCs w:val="24"/>
+          <w:lang w:val="fr-FR"/>
+        </w:rPr>
         <w:t>đư</w:t>
       </w:r>
       <w:r>
@@ -8639,20 +4093,18 @@
           <w:szCs w:val="24"/>
           <w:lang w:val="fr-FR"/>
         </w:rPr>
-        <w:t>ợc</w:t>
-      </w:r>
-      <w:proofErr w:type="spellEnd"/>
-      <w:r>
-        <w:rPr>
-          <w:rFonts w:ascii="Times New Roman" w:hAnsi="Times New Roman"/>
+        <w:t>ợc tính theo tỷ lệ t</w:t>
+      </w:r>
+      <w:r>
+        <w:rPr>
+          <w:rFonts w:ascii="Times New Roman" w:hAnsi="Times New Roman" w:hint="eastAsia"/>
           <w:bCs/>
           <w:iCs/>
           <w:szCs w:val="24"/>
           <w:lang w:val="fr-FR"/>
         </w:rPr>
-        <w:t xml:space="preserve"> </w:t>
-      </w:r>
-      <w:proofErr w:type="spellStart"/>
+        <w:t>ươ</w:t>
+      </w:r>
       <w:r>
         <w:rPr>
           <w:rFonts w:ascii="Times New Roman" w:hAnsi="Times New Roman"/>
@@ -8661,866 +4113,7 @@
           <w:szCs w:val="24"/>
           <w:lang w:val="fr-FR"/>
         </w:rPr>
-        <w:t>trả</w:t>
-      </w:r>
-      <w:proofErr w:type="spellEnd"/>
-      <w:r>
-        <w:rPr>
-          <w:rFonts w:ascii="Times New Roman" w:hAnsi="Times New Roman"/>
-          <w:bCs/>
-          <w:iCs/>
-          <w:szCs w:val="24"/>
-          <w:lang w:val="fr-FR"/>
-        </w:rPr>
-        <w:t xml:space="preserve"> </w:t>
-      </w:r>
-      <w:proofErr w:type="spellStart"/>
-      <w:r>
-        <w:rPr>
-          <w:rFonts w:ascii="Times New Roman" w:hAnsi="Times New Roman"/>
-          <w:bCs/>
-          <w:iCs/>
-          <w:szCs w:val="24"/>
-          <w:lang w:val="fr-FR"/>
-        </w:rPr>
-        <w:t>sau</w:t>
-      </w:r>
-      <w:proofErr w:type="spellEnd"/>
-      <w:r>
-        <w:rPr>
-          <w:rFonts w:ascii="Times New Roman" w:hAnsi="Times New Roman"/>
-          <w:bCs/>
-          <w:iCs/>
-          <w:szCs w:val="24"/>
-          <w:lang w:val="fr-FR"/>
-        </w:rPr>
-        <w:t xml:space="preserve"> khi </w:t>
-      </w:r>
-      <w:proofErr w:type="spellStart"/>
-      <w:r>
-        <w:rPr>
-          <w:rFonts w:ascii="Times New Roman" w:hAnsi="Times New Roman"/>
-          <w:bCs/>
-          <w:iCs/>
-          <w:szCs w:val="24"/>
-          <w:lang w:val="fr-FR"/>
-        </w:rPr>
-        <w:t>làm</w:t>
-      </w:r>
-      <w:proofErr w:type="spellEnd"/>
-      <w:r>
-        <w:rPr>
-          <w:rFonts w:ascii="Times New Roman" w:hAnsi="Times New Roman"/>
-          <w:bCs/>
-          <w:iCs/>
-          <w:szCs w:val="24"/>
-          <w:lang w:val="fr-FR"/>
-        </w:rPr>
-        <w:t xml:space="preserve"> </w:t>
-      </w:r>
-      <w:proofErr w:type="spellStart"/>
-      <w:r>
-        <w:rPr>
-          <w:rFonts w:ascii="Times New Roman" w:hAnsi="Times New Roman" w:hint="eastAsia"/>
-          <w:bCs/>
-          <w:iCs/>
-          <w:szCs w:val="24"/>
-          <w:lang w:val="fr-FR"/>
-        </w:rPr>
-        <w:t>đ</w:t>
-      </w:r>
-      <w:r>
-        <w:rPr>
-          <w:rFonts w:ascii="Times New Roman" w:hAnsi="Times New Roman"/>
-          <w:bCs/>
-          <w:iCs/>
-          <w:szCs w:val="24"/>
-          <w:lang w:val="fr-FR"/>
-        </w:rPr>
-        <w:t>ủ</w:t>
-      </w:r>
-      <w:proofErr w:type="spellEnd"/>
-      <w:r>
-        <w:rPr>
-          <w:rFonts w:ascii="Times New Roman" w:hAnsi="Times New Roman"/>
-          <w:bCs/>
-          <w:iCs/>
-          <w:szCs w:val="24"/>
-          <w:lang w:val="fr-FR"/>
-        </w:rPr>
-        <w:t xml:space="preserve"> </w:t>
-      </w:r>
-      <w:proofErr w:type="spellStart"/>
-      <w:r>
-        <w:rPr>
-          <w:rFonts w:ascii="Times New Roman" w:hAnsi="Times New Roman"/>
-          <w:bCs/>
-          <w:iCs/>
-          <w:szCs w:val="24"/>
-          <w:lang w:val="fr-FR"/>
-        </w:rPr>
-        <w:t>số</w:t>
-      </w:r>
-      <w:proofErr w:type="spellEnd"/>
-      <w:r>
-        <w:rPr>
-          <w:rFonts w:ascii="Times New Roman" w:hAnsi="Times New Roman"/>
-          <w:bCs/>
-          <w:iCs/>
-          <w:szCs w:val="24"/>
-          <w:lang w:val="fr-FR"/>
-        </w:rPr>
-        <w:t xml:space="preserve"> </w:t>
-      </w:r>
-      <w:proofErr w:type="spellStart"/>
-      <w:r>
-        <w:rPr>
-          <w:rFonts w:ascii="Times New Roman" w:hAnsi="Times New Roman"/>
-          <w:bCs/>
-          <w:iCs/>
-          <w:szCs w:val="24"/>
-          <w:lang w:val="fr-FR"/>
-        </w:rPr>
-        <w:t>ngày</w:t>
-      </w:r>
-      <w:proofErr w:type="spellEnd"/>
-      <w:r>
-        <w:rPr>
-          <w:rFonts w:ascii="Times New Roman" w:hAnsi="Times New Roman"/>
-          <w:bCs/>
-          <w:iCs/>
-          <w:szCs w:val="24"/>
-          <w:lang w:val="fr-FR"/>
-        </w:rPr>
-        <w:t xml:space="preserve"> </w:t>
-      </w:r>
-      <w:proofErr w:type="spellStart"/>
-      <w:r>
-        <w:rPr>
-          <w:rFonts w:ascii="Times New Roman" w:hAnsi="Times New Roman"/>
-          <w:bCs/>
-          <w:iCs/>
-          <w:szCs w:val="24"/>
-          <w:lang w:val="fr-FR"/>
-        </w:rPr>
-        <w:t>công</w:t>
-      </w:r>
-      <w:proofErr w:type="spellEnd"/>
-      <w:r>
-        <w:rPr>
-          <w:rFonts w:ascii="Times New Roman" w:hAnsi="Times New Roman"/>
-          <w:bCs/>
-          <w:iCs/>
-          <w:szCs w:val="24"/>
-          <w:lang w:val="fr-FR"/>
-        </w:rPr>
-        <w:t xml:space="preserve"> </w:t>
-      </w:r>
-      <w:proofErr w:type="spellStart"/>
-      <w:r>
-        <w:rPr>
-          <w:rFonts w:ascii="Times New Roman" w:hAnsi="Times New Roman"/>
-          <w:bCs/>
-          <w:iCs/>
-          <w:szCs w:val="24"/>
-          <w:lang w:val="fr-FR"/>
-        </w:rPr>
-        <w:t>mỗi</w:t>
-      </w:r>
-      <w:proofErr w:type="spellEnd"/>
-      <w:r>
-        <w:rPr>
-          <w:rFonts w:ascii="Times New Roman" w:hAnsi="Times New Roman"/>
-          <w:bCs/>
-          <w:iCs/>
-          <w:szCs w:val="24"/>
-          <w:lang w:val="fr-FR"/>
-        </w:rPr>
-        <w:t xml:space="preserve"> </w:t>
-      </w:r>
-      <w:proofErr w:type="spellStart"/>
-      <w:r>
-        <w:rPr>
-          <w:rFonts w:ascii="Times New Roman" w:hAnsi="Times New Roman"/>
-          <w:bCs/>
-          <w:iCs/>
-          <w:szCs w:val="24"/>
-          <w:lang w:val="fr-FR"/>
-        </w:rPr>
-        <w:t>tháng</w:t>
-      </w:r>
-      <w:proofErr w:type="spellEnd"/>
-      <w:r>
-        <w:rPr>
-          <w:rFonts w:ascii="Times New Roman" w:hAnsi="Times New Roman"/>
-          <w:bCs/>
-          <w:iCs/>
-          <w:szCs w:val="24"/>
-          <w:lang w:val="fr-FR"/>
-        </w:rPr>
-        <w:t xml:space="preserve"> </w:t>
-      </w:r>
-      <w:proofErr w:type="spellStart"/>
-      <w:r>
-        <w:rPr>
-          <w:rFonts w:ascii="Times New Roman" w:hAnsi="Times New Roman"/>
-          <w:bCs/>
-          <w:iCs/>
-          <w:szCs w:val="24"/>
-          <w:lang w:val="fr-FR"/>
-        </w:rPr>
-        <w:t>d</w:t>
-      </w:r>
-      <w:r>
-        <w:rPr>
-          <w:rFonts w:ascii="Times New Roman" w:hAnsi="Times New Roman" w:hint="eastAsia"/>
-          <w:bCs/>
-          <w:iCs/>
-          <w:szCs w:val="24"/>
-          <w:lang w:val="fr-FR"/>
-        </w:rPr>
-        <w:t>ươ</w:t>
-      </w:r>
-      <w:r>
-        <w:rPr>
-          <w:rFonts w:ascii="Times New Roman" w:hAnsi="Times New Roman"/>
-          <w:bCs/>
-          <w:iCs/>
-          <w:szCs w:val="24"/>
-          <w:lang w:val="fr-FR"/>
-        </w:rPr>
-        <w:t>ng</w:t>
-      </w:r>
-      <w:proofErr w:type="spellEnd"/>
-      <w:r>
-        <w:rPr>
-          <w:rFonts w:ascii="Times New Roman" w:hAnsi="Times New Roman"/>
-          <w:bCs/>
-          <w:iCs/>
-          <w:szCs w:val="24"/>
-          <w:lang w:val="fr-FR"/>
-        </w:rPr>
-        <w:t xml:space="preserve"> </w:t>
-      </w:r>
-      <w:proofErr w:type="spellStart"/>
-      <w:r>
-        <w:rPr>
-          <w:rFonts w:ascii="Times New Roman" w:hAnsi="Times New Roman"/>
-          <w:bCs/>
-          <w:iCs/>
-          <w:szCs w:val="24"/>
-          <w:lang w:val="fr-FR"/>
-        </w:rPr>
-        <w:t>lịch</w:t>
-      </w:r>
-      <w:proofErr w:type="spellEnd"/>
-      <w:r>
-        <w:rPr>
-          <w:rFonts w:ascii="Times New Roman" w:hAnsi="Times New Roman"/>
-          <w:bCs/>
-          <w:iCs/>
-          <w:szCs w:val="24"/>
-          <w:lang w:val="fr-FR"/>
-        </w:rPr>
-        <w:t xml:space="preserve"> (</w:t>
-      </w:r>
-      <w:proofErr w:type="spellStart"/>
-      <w:r>
-        <w:rPr>
-          <w:rFonts w:ascii="Times New Roman" w:hAnsi="Times New Roman"/>
-          <w:bCs/>
-          <w:iCs/>
-          <w:szCs w:val="24"/>
-          <w:lang w:val="fr-FR"/>
-        </w:rPr>
-        <w:t>ng</w:t>
-      </w:r>
-      <w:r>
-        <w:rPr>
-          <w:rFonts w:ascii="Times New Roman" w:hAnsi="Times New Roman" w:hint="eastAsia"/>
-          <w:bCs/>
-          <w:iCs/>
-          <w:szCs w:val="24"/>
-          <w:lang w:val="fr-FR"/>
-        </w:rPr>
-        <w:t>ư</w:t>
-      </w:r>
-      <w:r>
-        <w:rPr>
-          <w:rFonts w:ascii="Times New Roman" w:hAnsi="Times New Roman"/>
-          <w:bCs/>
-          <w:iCs/>
-          <w:szCs w:val="24"/>
-          <w:lang w:val="fr-FR"/>
-        </w:rPr>
-        <w:t>ời</w:t>
-      </w:r>
-      <w:proofErr w:type="spellEnd"/>
-      <w:r>
-        <w:rPr>
-          <w:rFonts w:ascii="Times New Roman" w:hAnsi="Times New Roman"/>
-          <w:bCs/>
-          <w:iCs/>
-          <w:szCs w:val="24"/>
-          <w:lang w:val="fr-FR"/>
-        </w:rPr>
-        <w:t xml:space="preserve"> lao </w:t>
-      </w:r>
-      <w:proofErr w:type="spellStart"/>
-      <w:r>
-        <w:rPr>
-          <w:rFonts w:ascii="Times New Roman" w:hAnsi="Times New Roman" w:hint="eastAsia"/>
-          <w:bCs/>
-          <w:iCs/>
-          <w:szCs w:val="24"/>
-          <w:lang w:val="fr-FR"/>
-        </w:rPr>
-        <w:t>đ</w:t>
-      </w:r>
-      <w:r>
-        <w:rPr>
-          <w:rFonts w:ascii="Times New Roman" w:hAnsi="Times New Roman"/>
-          <w:bCs/>
-          <w:iCs/>
-          <w:szCs w:val="24"/>
-          <w:lang w:val="fr-FR"/>
-        </w:rPr>
-        <w:t>ộng</w:t>
-      </w:r>
-      <w:proofErr w:type="spellEnd"/>
-      <w:r>
-        <w:rPr>
-          <w:rFonts w:ascii="Times New Roman" w:hAnsi="Times New Roman"/>
-          <w:bCs/>
-          <w:iCs/>
-          <w:szCs w:val="24"/>
-          <w:lang w:val="fr-FR"/>
-        </w:rPr>
-        <w:t xml:space="preserve"> </w:t>
-      </w:r>
-      <w:proofErr w:type="spellStart"/>
-      <w:r>
-        <w:rPr>
-          <w:rFonts w:ascii="Times New Roman" w:hAnsi="Times New Roman"/>
-          <w:bCs/>
-          <w:iCs/>
-          <w:szCs w:val="24"/>
-          <w:lang w:val="fr-FR"/>
-        </w:rPr>
-        <w:t>không</w:t>
-      </w:r>
-      <w:proofErr w:type="spellEnd"/>
-      <w:r>
-        <w:rPr>
-          <w:rFonts w:ascii="Times New Roman" w:hAnsi="Times New Roman"/>
-          <w:bCs/>
-          <w:iCs/>
-          <w:szCs w:val="24"/>
-          <w:lang w:val="fr-FR"/>
-        </w:rPr>
-        <w:t xml:space="preserve"> </w:t>
-      </w:r>
-      <w:proofErr w:type="spellStart"/>
-      <w:r>
-        <w:rPr>
-          <w:rFonts w:ascii="Times New Roman" w:hAnsi="Times New Roman"/>
-          <w:bCs/>
-          <w:iCs/>
-          <w:szCs w:val="24"/>
-          <w:lang w:val="fr-FR"/>
-        </w:rPr>
-        <w:t>làm</w:t>
-      </w:r>
-      <w:proofErr w:type="spellEnd"/>
-      <w:r>
-        <w:rPr>
-          <w:rFonts w:ascii="Times New Roman" w:hAnsi="Times New Roman"/>
-          <w:bCs/>
-          <w:iCs/>
-          <w:szCs w:val="24"/>
-          <w:lang w:val="fr-FR"/>
-        </w:rPr>
-        <w:t xml:space="preserve"> </w:t>
-      </w:r>
-      <w:proofErr w:type="spellStart"/>
-      <w:r>
-        <w:rPr>
-          <w:rFonts w:ascii="Times New Roman" w:hAnsi="Times New Roman" w:hint="eastAsia"/>
-          <w:bCs/>
-          <w:iCs/>
-          <w:szCs w:val="24"/>
-          <w:lang w:val="fr-FR"/>
-        </w:rPr>
-        <w:t>đ</w:t>
-      </w:r>
-      <w:r>
-        <w:rPr>
-          <w:rFonts w:ascii="Times New Roman" w:hAnsi="Times New Roman"/>
-          <w:bCs/>
-          <w:iCs/>
-          <w:szCs w:val="24"/>
-          <w:lang w:val="fr-FR"/>
-        </w:rPr>
-        <w:t>ủ</w:t>
-      </w:r>
-      <w:proofErr w:type="spellEnd"/>
-      <w:r>
-        <w:rPr>
-          <w:rFonts w:ascii="Times New Roman" w:hAnsi="Times New Roman"/>
-          <w:bCs/>
-          <w:iCs/>
-          <w:szCs w:val="24"/>
-          <w:lang w:val="fr-FR"/>
-        </w:rPr>
-        <w:t xml:space="preserve"> </w:t>
-      </w:r>
-      <w:proofErr w:type="spellStart"/>
-      <w:r>
-        <w:rPr>
-          <w:rFonts w:ascii="Times New Roman" w:hAnsi="Times New Roman"/>
-          <w:bCs/>
-          <w:iCs/>
-          <w:szCs w:val="24"/>
-          <w:lang w:val="fr-FR"/>
-        </w:rPr>
-        <w:t>ngày</w:t>
-      </w:r>
-      <w:proofErr w:type="spellEnd"/>
-      <w:r>
-        <w:rPr>
-          <w:rFonts w:ascii="Times New Roman" w:hAnsi="Times New Roman"/>
-          <w:bCs/>
-          <w:iCs/>
-          <w:szCs w:val="24"/>
-          <w:lang w:val="fr-FR"/>
-        </w:rPr>
-        <w:t xml:space="preserve"> </w:t>
-      </w:r>
-      <w:proofErr w:type="spellStart"/>
-      <w:r>
-        <w:rPr>
-          <w:rFonts w:ascii="Times New Roman" w:hAnsi="Times New Roman"/>
-          <w:bCs/>
-          <w:iCs/>
-          <w:szCs w:val="24"/>
-          <w:lang w:val="fr-FR"/>
-        </w:rPr>
-        <w:t>công</w:t>
-      </w:r>
-      <w:proofErr w:type="spellEnd"/>
-      <w:r>
-        <w:rPr>
-          <w:rFonts w:ascii="Times New Roman" w:hAnsi="Times New Roman"/>
-          <w:bCs/>
-          <w:iCs/>
-          <w:szCs w:val="24"/>
-          <w:lang w:val="fr-FR"/>
-        </w:rPr>
-        <w:t xml:space="preserve"> </w:t>
-      </w:r>
-      <w:proofErr w:type="spellStart"/>
-      <w:r>
-        <w:rPr>
-          <w:rFonts w:ascii="Times New Roman" w:hAnsi="Times New Roman"/>
-          <w:bCs/>
-          <w:iCs/>
-          <w:szCs w:val="24"/>
-          <w:lang w:val="fr-FR"/>
-        </w:rPr>
-        <w:t>trong</w:t>
-      </w:r>
-      <w:proofErr w:type="spellEnd"/>
-      <w:r>
-        <w:rPr>
-          <w:rFonts w:ascii="Times New Roman" w:hAnsi="Times New Roman"/>
-          <w:bCs/>
-          <w:iCs/>
-          <w:szCs w:val="24"/>
-          <w:lang w:val="fr-FR"/>
-        </w:rPr>
-        <w:t xml:space="preserve"> </w:t>
-      </w:r>
-      <w:proofErr w:type="spellStart"/>
-      <w:r>
-        <w:rPr>
-          <w:rFonts w:ascii="Times New Roman" w:hAnsi="Times New Roman"/>
-          <w:bCs/>
-          <w:iCs/>
-          <w:szCs w:val="24"/>
-          <w:lang w:val="fr-FR"/>
-        </w:rPr>
-        <w:t>một</w:t>
-      </w:r>
-      <w:proofErr w:type="spellEnd"/>
-      <w:r>
-        <w:rPr>
-          <w:rFonts w:ascii="Times New Roman" w:hAnsi="Times New Roman"/>
-          <w:bCs/>
-          <w:iCs/>
-          <w:szCs w:val="24"/>
-          <w:lang w:val="fr-FR"/>
-        </w:rPr>
-        <w:t xml:space="preserve"> </w:t>
-      </w:r>
-      <w:proofErr w:type="spellStart"/>
-      <w:r>
-        <w:rPr>
-          <w:rFonts w:ascii="Times New Roman" w:hAnsi="Times New Roman"/>
-          <w:bCs/>
-          <w:iCs/>
-          <w:szCs w:val="24"/>
-          <w:lang w:val="fr-FR"/>
-        </w:rPr>
-        <w:t>tháng</w:t>
-      </w:r>
-      <w:proofErr w:type="spellEnd"/>
-      <w:r>
-        <w:rPr>
-          <w:rFonts w:ascii="Times New Roman" w:hAnsi="Times New Roman"/>
-          <w:bCs/>
-          <w:iCs/>
-          <w:szCs w:val="24"/>
-          <w:lang w:val="fr-FR"/>
-        </w:rPr>
-        <w:t xml:space="preserve"> </w:t>
-      </w:r>
-      <w:proofErr w:type="spellStart"/>
-      <w:r>
-        <w:rPr>
-          <w:rFonts w:ascii="Times New Roman" w:hAnsi="Times New Roman"/>
-          <w:bCs/>
-          <w:iCs/>
-          <w:szCs w:val="24"/>
-          <w:lang w:val="fr-FR"/>
-        </w:rPr>
-        <w:t>thì</w:t>
-      </w:r>
-      <w:proofErr w:type="spellEnd"/>
-      <w:r>
-        <w:rPr>
-          <w:rFonts w:ascii="Times New Roman" w:hAnsi="Times New Roman"/>
-          <w:bCs/>
-          <w:iCs/>
-          <w:szCs w:val="24"/>
-          <w:lang w:val="fr-FR"/>
-        </w:rPr>
-        <w:t xml:space="preserve"> </w:t>
-      </w:r>
-      <w:proofErr w:type="spellStart"/>
-      <w:r>
-        <w:rPr>
-          <w:rFonts w:ascii="Times New Roman" w:hAnsi="Times New Roman" w:hint="eastAsia"/>
-          <w:bCs/>
-          <w:iCs/>
-          <w:szCs w:val="24"/>
-          <w:lang w:val="fr-FR"/>
-        </w:rPr>
-        <w:t>đư</w:t>
-      </w:r>
-      <w:r>
-        <w:rPr>
-          <w:rFonts w:ascii="Times New Roman" w:hAnsi="Times New Roman"/>
-          <w:bCs/>
-          <w:iCs/>
-          <w:szCs w:val="24"/>
-          <w:lang w:val="fr-FR"/>
-        </w:rPr>
-        <w:t>ợc</w:t>
-      </w:r>
-      <w:proofErr w:type="spellEnd"/>
-      <w:r>
-        <w:rPr>
-          <w:rFonts w:ascii="Times New Roman" w:hAnsi="Times New Roman"/>
-          <w:bCs/>
-          <w:iCs/>
-          <w:szCs w:val="24"/>
-          <w:lang w:val="fr-FR"/>
-        </w:rPr>
-        <w:t xml:space="preserve"> </w:t>
-      </w:r>
-      <w:proofErr w:type="spellStart"/>
-      <w:r>
-        <w:rPr>
-          <w:rFonts w:ascii="Times New Roman" w:hAnsi="Times New Roman"/>
-          <w:bCs/>
-          <w:iCs/>
-          <w:szCs w:val="24"/>
-          <w:lang w:val="fr-FR"/>
-        </w:rPr>
-        <w:t>tính</w:t>
-      </w:r>
-      <w:proofErr w:type="spellEnd"/>
-      <w:r>
-        <w:rPr>
-          <w:rFonts w:ascii="Times New Roman" w:hAnsi="Times New Roman"/>
-          <w:bCs/>
-          <w:iCs/>
-          <w:szCs w:val="24"/>
-          <w:lang w:val="fr-FR"/>
-        </w:rPr>
-        <w:t xml:space="preserve"> </w:t>
-      </w:r>
-      <w:proofErr w:type="spellStart"/>
-      <w:r>
-        <w:rPr>
-          <w:rFonts w:ascii="Times New Roman" w:hAnsi="Times New Roman"/>
-          <w:bCs/>
-          <w:iCs/>
-          <w:szCs w:val="24"/>
-          <w:lang w:val="fr-FR"/>
-        </w:rPr>
-        <w:t>theo</w:t>
-      </w:r>
-      <w:proofErr w:type="spellEnd"/>
-      <w:r>
-        <w:rPr>
-          <w:rFonts w:ascii="Times New Roman" w:hAnsi="Times New Roman"/>
-          <w:bCs/>
-          <w:iCs/>
-          <w:szCs w:val="24"/>
-          <w:lang w:val="fr-FR"/>
-        </w:rPr>
-        <w:t xml:space="preserve"> </w:t>
-      </w:r>
-      <w:proofErr w:type="spellStart"/>
-      <w:r>
-        <w:rPr>
-          <w:rFonts w:ascii="Times New Roman" w:hAnsi="Times New Roman"/>
-          <w:bCs/>
-          <w:iCs/>
-          <w:szCs w:val="24"/>
-          <w:lang w:val="fr-FR"/>
-        </w:rPr>
-        <w:t>tỷ</w:t>
-      </w:r>
-      <w:proofErr w:type="spellEnd"/>
-      <w:r>
-        <w:rPr>
-          <w:rFonts w:ascii="Times New Roman" w:hAnsi="Times New Roman"/>
-          <w:bCs/>
-          <w:iCs/>
-          <w:szCs w:val="24"/>
-          <w:lang w:val="fr-FR"/>
-        </w:rPr>
-        <w:t xml:space="preserve"> </w:t>
-      </w:r>
-      <w:proofErr w:type="spellStart"/>
-      <w:r>
-        <w:rPr>
-          <w:rFonts w:ascii="Times New Roman" w:hAnsi="Times New Roman"/>
-          <w:bCs/>
-          <w:iCs/>
-          <w:szCs w:val="24"/>
-          <w:lang w:val="fr-FR"/>
-        </w:rPr>
-        <w:t>lệ</w:t>
-      </w:r>
-      <w:proofErr w:type="spellEnd"/>
-      <w:r>
-        <w:rPr>
-          <w:rFonts w:ascii="Times New Roman" w:hAnsi="Times New Roman"/>
-          <w:bCs/>
-          <w:iCs/>
-          <w:szCs w:val="24"/>
-          <w:lang w:val="fr-FR"/>
-        </w:rPr>
-        <w:t xml:space="preserve"> </w:t>
-      </w:r>
-      <w:proofErr w:type="spellStart"/>
-      <w:r>
-        <w:rPr>
-          <w:rFonts w:ascii="Times New Roman" w:hAnsi="Times New Roman"/>
-          <w:bCs/>
-          <w:iCs/>
-          <w:szCs w:val="24"/>
-          <w:lang w:val="fr-FR"/>
-        </w:rPr>
-        <w:t>t</w:t>
-      </w:r>
-      <w:r>
-        <w:rPr>
-          <w:rFonts w:ascii="Times New Roman" w:hAnsi="Times New Roman" w:hint="eastAsia"/>
-          <w:bCs/>
-          <w:iCs/>
-          <w:szCs w:val="24"/>
-          <w:lang w:val="fr-FR"/>
-        </w:rPr>
-        <w:t>ươ</w:t>
-      </w:r>
-      <w:r>
-        <w:rPr>
-          <w:rFonts w:ascii="Times New Roman" w:hAnsi="Times New Roman"/>
-          <w:bCs/>
-          <w:iCs/>
-          <w:szCs w:val="24"/>
-          <w:lang w:val="fr-FR"/>
-        </w:rPr>
-        <w:t>ng</w:t>
-      </w:r>
-      <w:proofErr w:type="spellEnd"/>
-      <w:r>
-        <w:rPr>
-          <w:rFonts w:ascii="Times New Roman" w:hAnsi="Times New Roman"/>
-          <w:bCs/>
-          <w:iCs/>
-          <w:szCs w:val="24"/>
-          <w:lang w:val="fr-FR"/>
-        </w:rPr>
-        <w:t xml:space="preserve"> </w:t>
-      </w:r>
-      <w:proofErr w:type="spellStart"/>
-      <w:r>
-        <w:rPr>
-          <w:rFonts w:ascii="Times New Roman" w:hAnsi="Times New Roman"/>
-          <w:bCs/>
-          <w:iCs/>
-          <w:szCs w:val="24"/>
-          <w:lang w:val="fr-FR"/>
-        </w:rPr>
-        <w:t>ứng</w:t>
-      </w:r>
-      <w:proofErr w:type="spellEnd"/>
-      <w:r>
-        <w:rPr>
-          <w:rFonts w:ascii="Times New Roman" w:hAnsi="Times New Roman"/>
-          <w:bCs/>
-          <w:iCs/>
-          <w:szCs w:val="24"/>
-          <w:lang w:val="fr-FR"/>
-        </w:rPr>
-        <w:t xml:space="preserve"> </w:t>
-      </w:r>
-      <w:proofErr w:type="spellStart"/>
-      <w:r>
-        <w:rPr>
-          <w:rFonts w:ascii="Times New Roman" w:hAnsi="Times New Roman"/>
-          <w:bCs/>
-          <w:iCs/>
-          <w:szCs w:val="24"/>
-          <w:lang w:val="fr-FR"/>
-        </w:rPr>
-        <w:t>với</w:t>
-      </w:r>
-      <w:proofErr w:type="spellEnd"/>
-      <w:r>
-        <w:rPr>
-          <w:rFonts w:ascii="Times New Roman" w:hAnsi="Times New Roman"/>
-          <w:bCs/>
-          <w:iCs/>
-          <w:szCs w:val="24"/>
-          <w:lang w:val="fr-FR"/>
-        </w:rPr>
-        <w:t xml:space="preserve"> </w:t>
-      </w:r>
-      <w:proofErr w:type="spellStart"/>
-      <w:r>
-        <w:rPr>
-          <w:rFonts w:ascii="Times New Roman" w:hAnsi="Times New Roman"/>
-          <w:bCs/>
-          <w:iCs/>
-          <w:szCs w:val="24"/>
-          <w:lang w:val="fr-FR"/>
-        </w:rPr>
-        <w:t>số</w:t>
-      </w:r>
-      <w:proofErr w:type="spellEnd"/>
-      <w:r>
-        <w:rPr>
-          <w:rFonts w:ascii="Times New Roman" w:hAnsi="Times New Roman"/>
-          <w:bCs/>
-          <w:iCs/>
-          <w:szCs w:val="24"/>
-          <w:lang w:val="fr-FR"/>
-        </w:rPr>
-        <w:t xml:space="preserve"> </w:t>
-      </w:r>
-      <w:proofErr w:type="spellStart"/>
-      <w:r>
-        <w:rPr>
-          <w:rFonts w:ascii="Times New Roman" w:hAnsi="Times New Roman"/>
-          <w:bCs/>
-          <w:iCs/>
-          <w:szCs w:val="24"/>
-          <w:lang w:val="fr-FR"/>
-        </w:rPr>
-        <w:t>thời</w:t>
-      </w:r>
-      <w:proofErr w:type="spellEnd"/>
-      <w:r>
-        <w:rPr>
-          <w:rFonts w:ascii="Times New Roman" w:hAnsi="Times New Roman"/>
-          <w:bCs/>
-          <w:iCs/>
-          <w:szCs w:val="24"/>
-          <w:lang w:val="fr-FR"/>
-        </w:rPr>
-        <w:t xml:space="preserve"> </w:t>
-      </w:r>
-      <w:proofErr w:type="spellStart"/>
-      <w:r>
-        <w:rPr>
-          <w:rFonts w:ascii="Times New Roman" w:hAnsi="Times New Roman"/>
-          <w:bCs/>
-          <w:iCs/>
-          <w:szCs w:val="24"/>
-          <w:lang w:val="fr-FR"/>
-        </w:rPr>
-        <w:t>gian</w:t>
-      </w:r>
-      <w:proofErr w:type="spellEnd"/>
-      <w:r>
-        <w:rPr>
-          <w:rFonts w:ascii="Times New Roman" w:hAnsi="Times New Roman"/>
-          <w:bCs/>
-          <w:iCs/>
-          <w:szCs w:val="24"/>
-          <w:lang w:val="fr-FR"/>
-        </w:rPr>
-        <w:t xml:space="preserve"> </w:t>
-      </w:r>
-      <w:proofErr w:type="spellStart"/>
-      <w:r>
-        <w:rPr>
-          <w:rFonts w:ascii="Times New Roman" w:hAnsi="Times New Roman"/>
-          <w:bCs/>
-          <w:iCs/>
-          <w:szCs w:val="24"/>
-          <w:lang w:val="fr-FR"/>
-        </w:rPr>
-        <w:t>làm</w:t>
-      </w:r>
-      <w:proofErr w:type="spellEnd"/>
-      <w:r>
-        <w:rPr>
-          <w:rFonts w:ascii="Times New Roman" w:hAnsi="Times New Roman"/>
-          <w:bCs/>
-          <w:iCs/>
-          <w:szCs w:val="24"/>
-          <w:lang w:val="fr-FR"/>
-        </w:rPr>
-        <w:t xml:space="preserve"> </w:t>
-      </w:r>
-      <w:proofErr w:type="spellStart"/>
-      <w:r>
-        <w:rPr>
-          <w:rFonts w:ascii="Times New Roman" w:hAnsi="Times New Roman"/>
-          <w:bCs/>
-          <w:iCs/>
-          <w:szCs w:val="24"/>
-          <w:lang w:val="fr-FR"/>
-        </w:rPr>
-        <w:t>việc</w:t>
-      </w:r>
-      <w:proofErr w:type="spellEnd"/>
-      <w:r>
-        <w:rPr>
-          <w:rFonts w:ascii="Times New Roman" w:hAnsi="Times New Roman"/>
-          <w:bCs/>
-          <w:iCs/>
-          <w:szCs w:val="24"/>
-          <w:lang w:val="fr-FR"/>
-        </w:rPr>
-        <w:t>).</w:t>
+        <w:t>ng ứng với số thời gian làm việc).</w:t>
       </w:r>
     </w:p>
     <w:p>
@@ -9928,7 +4521,6 @@
           <w:szCs w:val="24"/>
           <w:lang w:val="nl-NL"/>
         </w:rPr>
-        <w:lastRenderedPageBreak/>
         <w:t xml:space="preserve">  - Người lao động được cấp phát trang thiết bị bảo hộ lao động theo chính sách cấp phát bảo hộ lao động của công ty.</w:t>
       </w:r>
       <w:r>
@@ -9966,6 +4558,7 @@
           <w:szCs w:val="24"/>
           <w:lang w:val="nl-NL"/>
         </w:rPr>
+        <w:lastRenderedPageBreak/>
         <w:t>3.</w:t>
       </w:r>
       <w:r>
@@ -10047,7 +4640,6 @@
         </w:rPr>
         <w:t xml:space="preserve">- </w:t>
       </w:r>
-      <w:proofErr w:type="spellStart"/>
       <w:r>
         <w:rPr>
           <w:rFonts w:ascii="Times New Roman" w:hAnsi="Times New Roman"/>
@@ -10055,9 +4647,8 @@
           <w:szCs w:val="24"/>
           <w:lang w:val="fr-FR"/>
         </w:rPr>
-        <w:t>Người</w:t>
-      </w:r>
-      <w:proofErr w:type="spellEnd"/>
+        <w:t xml:space="preserve">Người lao động </w:t>
+      </w:r>
       <w:r>
         <w:rPr>
           <w:rFonts w:ascii="Times New Roman" w:hAnsi="Times New Roman"/>
@@ -10065,9 +4656,8 @@
           <w:szCs w:val="24"/>
           <w:lang w:val="fr-FR"/>
         </w:rPr>
-        <w:t xml:space="preserve"> lao </w:t>
-      </w:r>
-      <w:proofErr w:type="spellStart"/>
+        <w:t>ký hợp đồng thử việc không tham gia bảo hiểm trong thời gian thử việc và sẽ được trả thêm cùng lúc với kỳ trả lương một khoản tiền tương đương với mức người sử dụng lao động đóng BHXH, BHYT, BHTN cho người lao động (</w:t>
+      </w:r>
       <w:r>
         <w:rPr>
           <w:rFonts w:ascii="Times New Roman" w:hAnsi="Times New Roman"/>
@@ -10075,9 +4665,8 @@
           <w:szCs w:val="24"/>
           <w:lang w:val="fr-FR"/>
         </w:rPr>
-        <w:t>động</w:t>
-      </w:r>
-      <w:proofErr w:type="spellEnd"/>
+        <w:t>21,5%</w:t>
+      </w:r>
       <w:r>
         <w:rPr>
           <w:rFonts w:ascii="Times New Roman" w:hAnsi="Times New Roman"/>
@@ -10085,1137 +4674,8 @@
           <w:szCs w:val="24"/>
           <w:lang w:val="fr-FR"/>
         </w:rPr>
-        <w:t xml:space="preserve"> </w:t>
-      </w:r>
-      <w:proofErr w:type="spellStart"/>
-      <w:r>
-        <w:rPr>
-          <w:rFonts w:ascii="Times New Roman" w:hAnsi="Times New Roman"/>
-          <w:color w:val="000000"/>
-          <w:szCs w:val="24"/>
-          <w:lang w:val="fr-FR"/>
-        </w:rPr>
-        <w:t>ký</w:t>
-      </w:r>
-      <w:proofErr w:type="spellEnd"/>
-      <w:r>
-        <w:rPr>
-          <w:rFonts w:ascii="Times New Roman" w:hAnsi="Times New Roman"/>
-          <w:color w:val="000000"/>
-          <w:szCs w:val="24"/>
-          <w:lang w:val="fr-FR"/>
-        </w:rPr>
-        <w:t xml:space="preserve"> </w:t>
-      </w:r>
-      <w:proofErr w:type="spellStart"/>
-      <w:r>
-        <w:rPr>
-          <w:rFonts w:ascii="Times New Roman" w:hAnsi="Times New Roman"/>
-          <w:color w:val="000000"/>
-          <w:szCs w:val="24"/>
-          <w:lang w:val="fr-FR"/>
-        </w:rPr>
-        <w:t>hợp</w:t>
-      </w:r>
-      <w:proofErr w:type="spellEnd"/>
-      <w:r>
-        <w:rPr>
-          <w:rFonts w:ascii="Times New Roman" w:hAnsi="Times New Roman"/>
-          <w:color w:val="000000"/>
-          <w:szCs w:val="24"/>
-          <w:lang w:val="fr-FR"/>
-        </w:rPr>
-        <w:t xml:space="preserve"> </w:t>
-      </w:r>
-      <w:proofErr w:type="spellStart"/>
-      <w:r>
-        <w:rPr>
-          <w:rFonts w:ascii="Times New Roman" w:hAnsi="Times New Roman"/>
-          <w:color w:val="000000"/>
-          <w:szCs w:val="24"/>
-          <w:lang w:val="fr-FR"/>
-        </w:rPr>
-        <w:t>đồng</w:t>
-      </w:r>
-      <w:proofErr w:type="spellEnd"/>
-      <w:r>
-        <w:rPr>
-          <w:rFonts w:ascii="Times New Roman" w:hAnsi="Times New Roman"/>
-          <w:color w:val="000000"/>
-          <w:szCs w:val="24"/>
-          <w:lang w:val="fr-FR"/>
-        </w:rPr>
-        <w:t xml:space="preserve"> </w:t>
-      </w:r>
-      <w:proofErr w:type="spellStart"/>
-      <w:r>
-        <w:rPr>
-          <w:rFonts w:ascii="Times New Roman" w:hAnsi="Times New Roman"/>
-          <w:color w:val="000000"/>
-          <w:szCs w:val="24"/>
-          <w:lang w:val="fr-FR"/>
-        </w:rPr>
-        <w:t>thử</w:t>
-      </w:r>
-      <w:proofErr w:type="spellEnd"/>
-      <w:r>
-        <w:rPr>
-          <w:rFonts w:ascii="Times New Roman" w:hAnsi="Times New Roman"/>
-          <w:color w:val="000000"/>
-          <w:szCs w:val="24"/>
-          <w:lang w:val="fr-FR"/>
-        </w:rPr>
-        <w:t xml:space="preserve"> </w:t>
-      </w:r>
-      <w:proofErr w:type="spellStart"/>
-      <w:r>
-        <w:rPr>
-          <w:rFonts w:ascii="Times New Roman" w:hAnsi="Times New Roman"/>
-          <w:color w:val="000000"/>
-          <w:szCs w:val="24"/>
-          <w:lang w:val="fr-FR"/>
-        </w:rPr>
-        <w:t>việc</w:t>
-      </w:r>
-      <w:proofErr w:type="spellEnd"/>
-      <w:r>
-        <w:rPr>
-          <w:rFonts w:ascii="Times New Roman" w:hAnsi="Times New Roman"/>
-          <w:color w:val="000000"/>
-          <w:szCs w:val="24"/>
-          <w:lang w:val="fr-FR"/>
-        </w:rPr>
-        <w:t xml:space="preserve"> </w:t>
-      </w:r>
-      <w:proofErr w:type="spellStart"/>
-      <w:r>
-        <w:rPr>
-          <w:rFonts w:ascii="Times New Roman" w:hAnsi="Times New Roman"/>
-          <w:color w:val="000000"/>
-          <w:szCs w:val="24"/>
-          <w:lang w:val="fr-FR"/>
-        </w:rPr>
-        <w:t>không</w:t>
-      </w:r>
-      <w:proofErr w:type="spellEnd"/>
-      <w:r>
-        <w:rPr>
-          <w:rFonts w:ascii="Times New Roman" w:hAnsi="Times New Roman"/>
-          <w:color w:val="000000"/>
-          <w:szCs w:val="24"/>
-          <w:lang w:val="fr-FR"/>
-        </w:rPr>
-        <w:t xml:space="preserve"> </w:t>
-      </w:r>
-      <w:proofErr w:type="spellStart"/>
-      <w:r>
-        <w:rPr>
-          <w:rFonts w:ascii="Times New Roman" w:hAnsi="Times New Roman"/>
-          <w:color w:val="000000"/>
-          <w:szCs w:val="24"/>
-          <w:lang w:val="fr-FR"/>
-        </w:rPr>
-        <w:t>tham</w:t>
-      </w:r>
-      <w:proofErr w:type="spellEnd"/>
-      <w:r>
-        <w:rPr>
-          <w:rFonts w:ascii="Times New Roman" w:hAnsi="Times New Roman"/>
-          <w:color w:val="000000"/>
-          <w:szCs w:val="24"/>
-          <w:lang w:val="fr-FR"/>
-        </w:rPr>
-        <w:t xml:space="preserve"> </w:t>
-      </w:r>
-      <w:proofErr w:type="spellStart"/>
-      <w:r>
-        <w:rPr>
-          <w:rFonts w:ascii="Times New Roman" w:hAnsi="Times New Roman"/>
-          <w:color w:val="000000"/>
-          <w:szCs w:val="24"/>
-          <w:lang w:val="fr-FR"/>
-        </w:rPr>
-        <w:t>gia</w:t>
-      </w:r>
-      <w:proofErr w:type="spellEnd"/>
-      <w:r>
-        <w:rPr>
-          <w:rFonts w:ascii="Times New Roman" w:hAnsi="Times New Roman"/>
-          <w:color w:val="000000"/>
-          <w:szCs w:val="24"/>
-          <w:lang w:val="fr-FR"/>
-        </w:rPr>
-        <w:t xml:space="preserve"> </w:t>
-      </w:r>
-      <w:proofErr w:type="spellStart"/>
-      <w:r>
-        <w:rPr>
-          <w:rFonts w:ascii="Times New Roman" w:hAnsi="Times New Roman"/>
-          <w:color w:val="000000"/>
-          <w:szCs w:val="24"/>
-          <w:lang w:val="fr-FR"/>
-        </w:rPr>
-        <w:t>bảo</w:t>
-      </w:r>
-      <w:proofErr w:type="spellEnd"/>
-      <w:r>
-        <w:rPr>
-          <w:rFonts w:ascii="Times New Roman" w:hAnsi="Times New Roman"/>
-          <w:color w:val="000000"/>
-          <w:szCs w:val="24"/>
-          <w:lang w:val="fr-FR"/>
-        </w:rPr>
-        <w:t xml:space="preserve"> </w:t>
-      </w:r>
-      <w:proofErr w:type="spellStart"/>
-      <w:r>
-        <w:rPr>
-          <w:rFonts w:ascii="Times New Roman" w:hAnsi="Times New Roman"/>
-          <w:color w:val="000000"/>
-          <w:szCs w:val="24"/>
-          <w:lang w:val="fr-FR"/>
-        </w:rPr>
-        <w:t>hiểm</w:t>
-      </w:r>
-      <w:proofErr w:type="spellEnd"/>
-      <w:r>
-        <w:rPr>
-          <w:rFonts w:ascii="Times New Roman" w:hAnsi="Times New Roman"/>
-          <w:color w:val="000000"/>
-          <w:szCs w:val="24"/>
-          <w:lang w:val="fr-FR"/>
-        </w:rPr>
-        <w:t xml:space="preserve"> </w:t>
-      </w:r>
-      <w:proofErr w:type="spellStart"/>
-      <w:r>
-        <w:rPr>
-          <w:rFonts w:ascii="Times New Roman" w:hAnsi="Times New Roman"/>
-          <w:color w:val="000000"/>
-          <w:szCs w:val="24"/>
-          <w:lang w:val="fr-FR"/>
-        </w:rPr>
-        <w:t>trong</w:t>
-      </w:r>
-      <w:proofErr w:type="spellEnd"/>
-      <w:r>
-        <w:rPr>
-          <w:rFonts w:ascii="Times New Roman" w:hAnsi="Times New Roman"/>
-          <w:color w:val="000000"/>
-          <w:szCs w:val="24"/>
-          <w:lang w:val="fr-FR"/>
-        </w:rPr>
-        <w:t xml:space="preserve"> </w:t>
-      </w:r>
-      <w:proofErr w:type="spellStart"/>
-      <w:r>
-        <w:rPr>
-          <w:rFonts w:ascii="Times New Roman" w:hAnsi="Times New Roman"/>
-          <w:color w:val="000000"/>
-          <w:szCs w:val="24"/>
-          <w:lang w:val="fr-FR"/>
-        </w:rPr>
-        <w:t>thời</w:t>
-      </w:r>
-      <w:proofErr w:type="spellEnd"/>
-      <w:r>
-        <w:rPr>
-          <w:rFonts w:ascii="Times New Roman" w:hAnsi="Times New Roman"/>
-          <w:color w:val="000000"/>
-          <w:szCs w:val="24"/>
-          <w:lang w:val="fr-FR"/>
-        </w:rPr>
-        <w:t xml:space="preserve"> </w:t>
-      </w:r>
-      <w:proofErr w:type="spellStart"/>
-      <w:r>
-        <w:rPr>
-          <w:rFonts w:ascii="Times New Roman" w:hAnsi="Times New Roman"/>
-          <w:color w:val="000000"/>
-          <w:szCs w:val="24"/>
-          <w:lang w:val="fr-FR"/>
-        </w:rPr>
-        <w:t>gian</w:t>
-      </w:r>
-      <w:proofErr w:type="spellEnd"/>
-      <w:r>
-        <w:rPr>
-          <w:rFonts w:ascii="Times New Roman" w:hAnsi="Times New Roman"/>
-          <w:color w:val="000000"/>
-          <w:szCs w:val="24"/>
-          <w:lang w:val="fr-FR"/>
-        </w:rPr>
-        <w:t xml:space="preserve"> </w:t>
-      </w:r>
-      <w:proofErr w:type="spellStart"/>
-      <w:r>
-        <w:rPr>
-          <w:rFonts w:ascii="Times New Roman" w:hAnsi="Times New Roman"/>
-          <w:color w:val="000000"/>
-          <w:szCs w:val="24"/>
-          <w:lang w:val="fr-FR"/>
-        </w:rPr>
-        <w:t>thử</w:t>
-      </w:r>
-      <w:proofErr w:type="spellEnd"/>
-      <w:r>
-        <w:rPr>
-          <w:rFonts w:ascii="Times New Roman" w:hAnsi="Times New Roman"/>
-          <w:color w:val="000000"/>
-          <w:szCs w:val="24"/>
-          <w:lang w:val="fr-FR"/>
-        </w:rPr>
-        <w:t xml:space="preserve"> </w:t>
-      </w:r>
-      <w:proofErr w:type="spellStart"/>
-      <w:r>
-        <w:rPr>
-          <w:rFonts w:ascii="Times New Roman" w:hAnsi="Times New Roman"/>
-          <w:color w:val="000000"/>
-          <w:szCs w:val="24"/>
-          <w:lang w:val="fr-FR"/>
-        </w:rPr>
-        <w:t>việc</w:t>
-      </w:r>
-      <w:proofErr w:type="spellEnd"/>
-      <w:r>
-        <w:rPr>
-          <w:rFonts w:ascii="Times New Roman" w:hAnsi="Times New Roman"/>
-          <w:color w:val="000000"/>
-          <w:szCs w:val="24"/>
-          <w:lang w:val="fr-FR"/>
-        </w:rPr>
-        <w:t xml:space="preserve"> </w:t>
-      </w:r>
-      <w:proofErr w:type="spellStart"/>
-      <w:r>
-        <w:rPr>
-          <w:rFonts w:ascii="Times New Roman" w:hAnsi="Times New Roman"/>
-          <w:color w:val="000000"/>
-          <w:szCs w:val="24"/>
-          <w:lang w:val="fr-FR"/>
-        </w:rPr>
-        <w:t>và</w:t>
-      </w:r>
-      <w:proofErr w:type="spellEnd"/>
-      <w:r>
-        <w:rPr>
-          <w:rFonts w:ascii="Times New Roman" w:hAnsi="Times New Roman"/>
-          <w:color w:val="000000"/>
-          <w:szCs w:val="24"/>
-          <w:lang w:val="fr-FR"/>
-        </w:rPr>
-        <w:t xml:space="preserve"> </w:t>
-      </w:r>
-      <w:proofErr w:type="spellStart"/>
-      <w:r>
-        <w:rPr>
-          <w:rFonts w:ascii="Times New Roman" w:hAnsi="Times New Roman"/>
-          <w:color w:val="000000"/>
-          <w:szCs w:val="24"/>
-          <w:lang w:val="fr-FR"/>
-        </w:rPr>
-        <w:t>sẽ</w:t>
-      </w:r>
-      <w:proofErr w:type="spellEnd"/>
-      <w:r>
-        <w:rPr>
-          <w:rFonts w:ascii="Times New Roman" w:hAnsi="Times New Roman"/>
-          <w:color w:val="000000"/>
-          <w:szCs w:val="24"/>
-          <w:lang w:val="fr-FR"/>
-        </w:rPr>
-        <w:t xml:space="preserve"> </w:t>
-      </w:r>
-      <w:proofErr w:type="spellStart"/>
-      <w:r>
-        <w:rPr>
-          <w:rFonts w:ascii="Times New Roman" w:hAnsi="Times New Roman"/>
-          <w:color w:val="000000"/>
-          <w:szCs w:val="24"/>
-          <w:lang w:val="fr-FR"/>
-        </w:rPr>
-        <w:t>được</w:t>
-      </w:r>
-      <w:proofErr w:type="spellEnd"/>
-      <w:r>
-        <w:rPr>
-          <w:rFonts w:ascii="Times New Roman" w:hAnsi="Times New Roman"/>
-          <w:color w:val="000000"/>
-          <w:szCs w:val="24"/>
-          <w:lang w:val="fr-FR"/>
-        </w:rPr>
-        <w:t xml:space="preserve"> </w:t>
-      </w:r>
-      <w:proofErr w:type="spellStart"/>
-      <w:r>
-        <w:rPr>
-          <w:rFonts w:ascii="Times New Roman" w:hAnsi="Times New Roman"/>
-          <w:color w:val="000000"/>
-          <w:szCs w:val="24"/>
-          <w:lang w:val="fr-FR"/>
-        </w:rPr>
-        <w:t>trả</w:t>
-      </w:r>
-      <w:proofErr w:type="spellEnd"/>
-      <w:r>
-        <w:rPr>
-          <w:rFonts w:ascii="Times New Roman" w:hAnsi="Times New Roman"/>
-          <w:color w:val="000000"/>
-          <w:szCs w:val="24"/>
-          <w:lang w:val="fr-FR"/>
-        </w:rPr>
-        <w:t xml:space="preserve"> </w:t>
-      </w:r>
-      <w:proofErr w:type="spellStart"/>
-      <w:r>
-        <w:rPr>
-          <w:rFonts w:ascii="Times New Roman" w:hAnsi="Times New Roman"/>
-          <w:color w:val="000000"/>
-          <w:szCs w:val="24"/>
-          <w:lang w:val="fr-FR"/>
-        </w:rPr>
-        <w:t>thêm</w:t>
-      </w:r>
-      <w:proofErr w:type="spellEnd"/>
-      <w:r>
-        <w:rPr>
-          <w:rFonts w:ascii="Times New Roman" w:hAnsi="Times New Roman"/>
-          <w:color w:val="000000"/>
-          <w:szCs w:val="24"/>
-          <w:lang w:val="fr-FR"/>
-        </w:rPr>
-        <w:t xml:space="preserve"> </w:t>
-      </w:r>
-      <w:proofErr w:type="spellStart"/>
-      <w:r>
-        <w:rPr>
-          <w:rFonts w:ascii="Times New Roman" w:hAnsi="Times New Roman"/>
-          <w:color w:val="000000"/>
-          <w:szCs w:val="24"/>
-          <w:lang w:val="fr-FR"/>
-        </w:rPr>
-        <w:t>cùng</w:t>
-      </w:r>
-      <w:proofErr w:type="spellEnd"/>
-      <w:r>
-        <w:rPr>
-          <w:rFonts w:ascii="Times New Roman" w:hAnsi="Times New Roman"/>
-          <w:color w:val="000000"/>
-          <w:szCs w:val="24"/>
-          <w:lang w:val="fr-FR"/>
-        </w:rPr>
-        <w:t xml:space="preserve"> </w:t>
-      </w:r>
-      <w:proofErr w:type="spellStart"/>
-      <w:r>
-        <w:rPr>
-          <w:rFonts w:ascii="Times New Roman" w:hAnsi="Times New Roman"/>
-          <w:color w:val="000000"/>
-          <w:szCs w:val="24"/>
-          <w:lang w:val="fr-FR"/>
-        </w:rPr>
-        <w:t>lúc</w:t>
-      </w:r>
-      <w:proofErr w:type="spellEnd"/>
-      <w:r>
-        <w:rPr>
-          <w:rFonts w:ascii="Times New Roman" w:hAnsi="Times New Roman"/>
-          <w:color w:val="000000"/>
-          <w:szCs w:val="24"/>
-          <w:lang w:val="fr-FR"/>
-        </w:rPr>
-        <w:t xml:space="preserve"> </w:t>
-      </w:r>
-      <w:proofErr w:type="spellStart"/>
-      <w:r>
-        <w:rPr>
-          <w:rFonts w:ascii="Times New Roman" w:hAnsi="Times New Roman"/>
-          <w:color w:val="000000"/>
-          <w:szCs w:val="24"/>
-          <w:lang w:val="fr-FR"/>
-        </w:rPr>
-        <w:t>với</w:t>
-      </w:r>
-      <w:proofErr w:type="spellEnd"/>
-      <w:r>
-        <w:rPr>
-          <w:rFonts w:ascii="Times New Roman" w:hAnsi="Times New Roman"/>
-          <w:color w:val="000000"/>
-          <w:szCs w:val="24"/>
-          <w:lang w:val="fr-FR"/>
-        </w:rPr>
-        <w:t xml:space="preserve"> </w:t>
-      </w:r>
-      <w:proofErr w:type="spellStart"/>
-      <w:r>
-        <w:rPr>
-          <w:rFonts w:ascii="Times New Roman" w:hAnsi="Times New Roman"/>
-          <w:color w:val="000000"/>
-          <w:szCs w:val="24"/>
-          <w:lang w:val="fr-FR"/>
-        </w:rPr>
-        <w:t>kỳ</w:t>
-      </w:r>
-      <w:proofErr w:type="spellEnd"/>
-      <w:r>
-        <w:rPr>
-          <w:rFonts w:ascii="Times New Roman" w:hAnsi="Times New Roman"/>
-          <w:color w:val="000000"/>
-          <w:szCs w:val="24"/>
-          <w:lang w:val="fr-FR"/>
-        </w:rPr>
-        <w:t xml:space="preserve"> </w:t>
-      </w:r>
-      <w:proofErr w:type="spellStart"/>
-      <w:r>
-        <w:rPr>
-          <w:rFonts w:ascii="Times New Roman" w:hAnsi="Times New Roman"/>
-          <w:color w:val="000000"/>
-          <w:szCs w:val="24"/>
-          <w:lang w:val="fr-FR"/>
-        </w:rPr>
-        <w:t>trả</w:t>
-      </w:r>
-      <w:proofErr w:type="spellEnd"/>
-      <w:r>
-        <w:rPr>
-          <w:rFonts w:ascii="Times New Roman" w:hAnsi="Times New Roman"/>
-          <w:color w:val="000000"/>
-          <w:szCs w:val="24"/>
-          <w:lang w:val="fr-FR"/>
-        </w:rPr>
-        <w:t xml:space="preserve"> </w:t>
-      </w:r>
-      <w:proofErr w:type="spellStart"/>
-      <w:r>
-        <w:rPr>
-          <w:rFonts w:ascii="Times New Roman" w:hAnsi="Times New Roman"/>
-          <w:color w:val="000000"/>
-          <w:szCs w:val="24"/>
-          <w:lang w:val="fr-FR"/>
-        </w:rPr>
-        <w:t>lương</w:t>
-      </w:r>
-      <w:proofErr w:type="spellEnd"/>
-      <w:r>
-        <w:rPr>
-          <w:rFonts w:ascii="Times New Roman" w:hAnsi="Times New Roman"/>
-          <w:color w:val="000000"/>
-          <w:szCs w:val="24"/>
-          <w:lang w:val="fr-FR"/>
-        </w:rPr>
-        <w:t xml:space="preserve"> </w:t>
-      </w:r>
-      <w:proofErr w:type="spellStart"/>
-      <w:r>
-        <w:rPr>
-          <w:rFonts w:ascii="Times New Roman" w:hAnsi="Times New Roman"/>
-          <w:color w:val="000000"/>
-          <w:szCs w:val="24"/>
-          <w:lang w:val="fr-FR"/>
-        </w:rPr>
-        <w:t>một</w:t>
-      </w:r>
-      <w:proofErr w:type="spellEnd"/>
-      <w:r>
-        <w:rPr>
-          <w:rFonts w:ascii="Times New Roman" w:hAnsi="Times New Roman"/>
-          <w:color w:val="000000"/>
-          <w:szCs w:val="24"/>
-          <w:lang w:val="fr-FR"/>
-        </w:rPr>
-        <w:t xml:space="preserve"> </w:t>
-      </w:r>
-      <w:proofErr w:type="spellStart"/>
-      <w:r>
-        <w:rPr>
-          <w:rFonts w:ascii="Times New Roman" w:hAnsi="Times New Roman"/>
-          <w:color w:val="000000"/>
-          <w:szCs w:val="24"/>
-          <w:lang w:val="fr-FR"/>
-        </w:rPr>
-        <w:t>khoản</w:t>
-      </w:r>
-      <w:proofErr w:type="spellEnd"/>
-      <w:r>
-        <w:rPr>
-          <w:rFonts w:ascii="Times New Roman" w:hAnsi="Times New Roman"/>
-          <w:color w:val="000000"/>
-          <w:szCs w:val="24"/>
-          <w:lang w:val="fr-FR"/>
-        </w:rPr>
-        <w:t xml:space="preserve"> </w:t>
-      </w:r>
-      <w:proofErr w:type="spellStart"/>
-      <w:r>
-        <w:rPr>
-          <w:rFonts w:ascii="Times New Roman" w:hAnsi="Times New Roman"/>
-          <w:color w:val="000000"/>
-          <w:szCs w:val="24"/>
-          <w:lang w:val="fr-FR"/>
-        </w:rPr>
-        <w:t>tiền</w:t>
-      </w:r>
-      <w:proofErr w:type="spellEnd"/>
-      <w:r>
-        <w:rPr>
-          <w:rFonts w:ascii="Times New Roman" w:hAnsi="Times New Roman"/>
-          <w:color w:val="000000"/>
-          <w:szCs w:val="24"/>
-          <w:lang w:val="fr-FR"/>
-        </w:rPr>
-        <w:t xml:space="preserve"> </w:t>
-      </w:r>
-      <w:proofErr w:type="spellStart"/>
-      <w:r>
-        <w:rPr>
-          <w:rFonts w:ascii="Times New Roman" w:hAnsi="Times New Roman"/>
-          <w:color w:val="000000"/>
-          <w:szCs w:val="24"/>
-          <w:lang w:val="fr-FR"/>
-        </w:rPr>
-        <w:t>tương</w:t>
-      </w:r>
-      <w:proofErr w:type="spellEnd"/>
-      <w:r>
-        <w:rPr>
-          <w:rFonts w:ascii="Times New Roman" w:hAnsi="Times New Roman"/>
-          <w:color w:val="000000"/>
-          <w:szCs w:val="24"/>
-          <w:lang w:val="fr-FR"/>
-        </w:rPr>
-        <w:t xml:space="preserve"> </w:t>
-      </w:r>
-      <w:proofErr w:type="spellStart"/>
-      <w:r>
-        <w:rPr>
-          <w:rFonts w:ascii="Times New Roman" w:hAnsi="Times New Roman"/>
-          <w:color w:val="000000"/>
-          <w:szCs w:val="24"/>
-          <w:lang w:val="fr-FR"/>
-        </w:rPr>
-        <w:t>đương</w:t>
-      </w:r>
-      <w:proofErr w:type="spellEnd"/>
-      <w:r>
-        <w:rPr>
-          <w:rFonts w:ascii="Times New Roman" w:hAnsi="Times New Roman"/>
-          <w:color w:val="000000"/>
-          <w:szCs w:val="24"/>
-          <w:lang w:val="fr-FR"/>
-        </w:rPr>
-        <w:t xml:space="preserve"> </w:t>
-      </w:r>
-      <w:proofErr w:type="spellStart"/>
-      <w:r>
-        <w:rPr>
-          <w:rFonts w:ascii="Times New Roman" w:hAnsi="Times New Roman"/>
-          <w:color w:val="000000"/>
-          <w:szCs w:val="24"/>
-          <w:lang w:val="fr-FR"/>
-        </w:rPr>
-        <w:t>với</w:t>
-      </w:r>
-      <w:proofErr w:type="spellEnd"/>
-      <w:r>
-        <w:rPr>
-          <w:rFonts w:ascii="Times New Roman" w:hAnsi="Times New Roman"/>
-          <w:color w:val="000000"/>
-          <w:szCs w:val="24"/>
-          <w:lang w:val="fr-FR"/>
-        </w:rPr>
-        <w:t xml:space="preserve"> </w:t>
-      </w:r>
-      <w:proofErr w:type="spellStart"/>
-      <w:r>
-        <w:rPr>
-          <w:rFonts w:ascii="Times New Roman" w:hAnsi="Times New Roman"/>
-          <w:color w:val="000000"/>
-          <w:szCs w:val="24"/>
-          <w:lang w:val="fr-FR"/>
-        </w:rPr>
-        <w:t>mức</w:t>
-      </w:r>
-      <w:proofErr w:type="spellEnd"/>
-      <w:r>
-        <w:rPr>
-          <w:rFonts w:ascii="Times New Roman" w:hAnsi="Times New Roman"/>
-          <w:color w:val="000000"/>
-          <w:szCs w:val="24"/>
-          <w:lang w:val="fr-FR"/>
-        </w:rPr>
-        <w:t xml:space="preserve"> </w:t>
-      </w:r>
-      <w:proofErr w:type="spellStart"/>
-      <w:r>
-        <w:rPr>
-          <w:rFonts w:ascii="Times New Roman" w:hAnsi="Times New Roman"/>
-          <w:color w:val="000000"/>
-          <w:szCs w:val="24"/>
-          <w:lang w:val="fr-FR"/>
-        </w:rPr>
-        <w:t>người</w:t>
-      </w:r>
-      <w:proofErr w:type="spellEnd"/>
-      <w:r>
-        <w:rPr>
-          <w:rFonts w:ascii="Times New Roman" w:hAnsi="Times New Roman"/>
-          <w:color w:val="000000"/>
-          <w:szCs w:val="24"/>
-          <w:lang w:val="fr-FR"/>
-        </w:rPr>
-        <w:t xml:space="preserve"> </w:t>
-      </w:r>
-      <w:proofErr w:type="spellStart"/>
-      <w:r>
-        <w:rPr>
-          <w:rFonts w:ascii="Times New Roman" w:hAnsi="Times New Roman"/>
-          <w:color w:val="000000"/>
-          <w:szCs w:val="24"/>
-          <w:lang w:val="fr-FR"/>
-        </w:rPr>
-        <w:t>sử</w:t>
-      </w:r>
-      <w:proofErr w:type="spellEnd"/>
-      <w:r>
-        <w:rPr>
-          <w:rFonts w:ascii="Times New Roman" w:hAnsi="Times New Roman"/>
-          <w:color w:val="000000"/>
-          <w:szCs w:val="24"/>
-          <w:lang w:val="fr-FR"/>
-        </w:rPr>
-        <w:t xml:space="preserve"> </w:t>
-      </w:r>
-      <w:proofErr w:type="spellStart"/>
-      <w:r>
-        <w:rPr>
-          <w:rFonts w:ascii="Times New Roman" w:hAnsi="Times New Roman"/>
-          <w:color w:val="000000"/>
-          <w:szCs w:val="24"/>
-          <w:lang w:val="fr-FR"/>
-        </w:rPr>
-        <w:t>dụng</w:t>
-      </w:r>
-      <w:proofErr w:type="spellEnd"/>
-      <w:r>
-        <w:rPr>
-          <w:rFonts w:ascii="Times New Roman" w:hAnsi="Times New Roman"/>
-          <w:color w:val="000000"/>
-          <w:szCs w:val="24"/>
-          <w:lang w:val="fr-FR"/>
-        </w:rPr>
-        <w:t xml:space="preserve"> lao </w:t>
-      </w:r>
-      <w:proofErr w:type="spellStart"/>
-      <w:r>
-        <w:rPr>
-          <w:rFonts w:ascii="Times New Roman" w:hAnsi="Times New Roman"/>
-          <w:color w:val="000000"/>
-          <w:szCs w:val="24"/>
-          <w:lang w:val="fr-FR"/>
-        </w:rPr>
-        <w:t>động</w:t>
-      </w:r>
-      <w:proofErr w:type="spellEnd"/>
-      <w:r>
-        <w:rPr>
-          <w:rFonts w:ascii="Times New Roman" w:hAnsi="Times New Roman"/>
-          <w:color w:val="000000"/>
-          <w:szCs w:val="24"/>
-          <w:lang w:val="fr-FR"/>
-        </w:rPr>
-        <w:t xml:space="preserve"> </w:t>
-      </w:r>
-      <w:proofErr w:type="spellStart"/>
-      <w:r>
-        <w:rPr>
-          <w:rFonts w:ascii="Times New Roman" w:hAnsi="Times New Roman"/>
-          <w:color w:val="000000"/>
-          <w:szCs w:val="24"/>
-          <w:lang w:val="fr-FR"/>
-        </w:rPr>
-        <w:t>đóng</w:t>
-      </w:r>
-      <w:proofErr w:type="spellEnd"/>
-      <w:r>
-        <w:rPr>
-          <w:rFonts w:ascii="Times New Roman" w:hAnsi="Times New Roman"/>
-          <w:color w:val="000000"/>
-          <w:szCs w:val="24"/>
-          <w:lang w:val="fr-FR"/>
-        </w:rPr>
-        <w:t xml:space="preserve"> BHXH, BHYT, BHTN </w:t>
-      </w:r>
-      <w:proofErr w:type="spellStart"/>
-      <w:r>
-        <w:rPr>
-          <w:rFonts w:ascii="Times New Roman" w:hAnsi="Times New Roman"/>
-          <w:color w:val="000000"/>
-          <w:szCs w:val="24"/>
-          <w:lang w:val="fr-FR"/>
-        </w:rPr>
-        <w:t>cho</w:t>
-      </w:r>
-      <w:proofErr w:type="spellEnd"/>
-      <w:r>
-        <w:rPr>
-          <w:rFonts w:ascii="Times New Roman" w:hAnsi="Times New Roman"/>
-          <w:color w:val="000000"/>
-          <w:szCs w:val="24"/>
-          <w:lang w:val="fr-FR"/>
-        </w:rPr>
-        <w:t xml:space="preserve"> </w:t>
-      </w:r>
-      <w:proofErr w:type="spellStart"/>
-      <w:r>
-        <w:rPr>
-          <w:rFonts w:ascii="Times New Roman" w:hAnsi="Times New Roman"/>
-          <w:color w:val="000000"/>
-          <w:szCs w:val="24"/>
-          <w:lang w:val="fr-FR"/>
-        </w:rPr>
-        <w:t>người</w:t>
-      </w:r>
-      <w:proofErr w:type="spellEnd"/>
-      <w:r>
-        <w:rPr>
-          <w:rFonts w:ascii="Times New Roman" w:hAnsi="Times New Roman"/>
-          <w:color w:val="000000"/>
-          <w:szCs w:val="24"/>
-          <w:lang w:val="fr-FR"/>
-        </w:rPr>
-        <w:t xml:space="preserve"> lao </w:t>
-      </w:r>
-      <w:proofErr w:type="spellStart"/>
-      <w:r>
-        <w:rPr>
-          <w:rFonts w:ascii="Times New Roman" w:hAnsi="Times New Roman"/>
-          <w:color w:val="000000"/>
-          <w:szCs w:val="24"/>
-          <w:lang w:val="fr-FR"/>
-        </w:rPr>
-        <w:t>động</w:t>
-      </w:r>
-      <w:proofErr w:type="spellEnd"/>
-      <w:r>
-        <w:rPr>
-          <w:rFonts w:ascii="Times New Roman" w:hAnsi="Times New Roman"/>
-          <w:color w:val="000000"/>
-          <w:szCs w:val="24"/>
-          <w:lang w:val="fr-FR"/>
-        </w:rPr>
-        <w:t xml:space="preserve"> (</w:t>
-      </w:r>
-      <w:r>
-        <w:rPr>
-          <w:rFonts w:ascii="Times New Roman" w:hAnsi="Times New Roman"/>
-          <w:color w:val="000000"/>
-          <w:szCs w:val="24"/>
-          <w:lang w:val="fr-FR"/>
-        </w:rPr>
-        <w:t>21,5%</w:t>
-      </w:r>
-      <w:r>
-        <w:rPr>
-          <w:rFonts w:ascii="Times New Roman" w:hAnsi="Times New Roman"/>
-          <w:color w:val="000000"/>
-          <w:szCs w:val="24"/>
-          <w:lang w:val="fr-FR"/>
-        </w:rPr>
-        <w:t xml:space="preserve">). </w:t>
-      </w:r>
-      <w:proofErr w:type="spellStart"/>
-      <w:r>
-        <w:rPr>
-          <w:rFonts w:ascii="Times New Roman" w:hAnsi="Times New Roman"/>
-          <w:color w:val="000000"/>
-          <w:szCs w:val="24"/>
-          <w:lang w:val="fr-FR"/>
-        </w:rPr>
-        <w:t>Khoản</w:t>
-      </w:r>
-      <w:proofErr w:type="spellEnd"/>
-      <w:r>
-        <w:rPr>
-          <w:rFonts w:ascii="Times New Roman" w:hAnsi="Times New Roman"/>
-          <w:color w:val="000000"/>
-          <w:szCs w:val="24"/>
-          <w:lang w:val="fr-FR"/>
-        </w:rPr>
-        <w:t xml:space="preserve"> </w:t>
-      </w:r>
-      <w:proofErr w:type="spellStart"/>
-      <w:r>
-        <w:rPr>
-          <w:rFonts w:ascii="Times New Roman" w:hAnsi="Times New Roman"/>
-          <w:color w:val="000000"/>
-          <w:szCs w:val="24"/>
-          <w:lang w:val="fr-FR"/>
-        </w:rPr>
-        <w:t>tiền</w:t>
-      </w:r>
-      <w:proofErr w:type="spellEnd"/>
-      <w:r>
-        <w:rPr>
-          <w:rFonts w:ascii="Times New Roman" w:hAnsi="Times New Roman"/>
-          <w:color w:val="000000"/>
-          <w:szCs w:val="24"/>
-          <w:lang w:val="fr-FR"/>
-        </w:rPr>
-        <w:t xml:space="preserve"> </w:t>
-      </w:r>
-      <w:proofErr w:type="spellStart"/>
-      <w:r>
-        <w:rPr>
-          <w:rFonts w:ascii="Times New Roman" w:hAnsi="Times New Roman"/>
-          <w:color w:val="000000"/>
-          <w:szCs w:val="24"/>
-          <w:lang w:val="fr-FR"/>
-        </w:rPr>
-        <w:t>này</w:t>
-      </w:r>
-      <w:proofErr w:type="spellEnd"/>
-      <w:r>
-        <w:rPr>
-          <w:rFonts w:ascii="Times New Roman" w:hAnsi="Times New Roman"/>
-          <w:color w:val="000000"/>
-          <w:szCs w:val="24"/>
-          <w:lang w:val="fr-FR"/>
-        </w:rPr>
-        <w:t xml:space="preserve"> </w:t>
-      </w:r>
-      <w:proofErr w:type="spellStart"/>
-      <w:r>
-        <w:rPr>
-          <w:rFonts w:ascii="Times New Roman" w:hAnsi="Times New Roman"/>
-          <w:color w:val="000000"/>
-          <w:szCs w:val="24"/>
-          <w:lang w:val="fr-FR"/>
-        </w:rPr>
-        <w:t>sẽ</w:t>
-      </w:r>
-      <w:proofErr w:type="spellEnd"/>
-      <w:r>
-        <w:rPr>
-          <w:rFonts w:ascii="Times New Roman" w:hAnsi="Times New Roman"/>
-          <w:color w:val="000000"/>
-          <w:szCs w:val="24"/>
-          <w:lang w:val="fr-FR"/>
-        </w:rPr>
-        <w:t xml:space="preserve"> </w:t>
-      </w:r>
-      <w:proofErr w:type="spellStart"/>
-      <w:r>
-        <w:rPr>
-          <w:rFonts w:ascii="Times New Roman" w:hAnsi="Times New Roman"/>
-          <w:color w:val="000000"/>
-          <w:szCs w:val="24"/>
-          <w:lang w:val="fr-FR"/>
-        </w:rPr>
-        <w:t>được</w:t>
-      </w:r>
-      <w:proofErr w:type="spellEnd"/>
-      <w:r>
-        <w:rPr>
-          <w:rFonts w:ascii="Times New Roman" w:hAnsi="Times New Roman"/>
-          <w:color w:val="000000"/>
-          <w:szCs w:val="24"/>
-          <w:lang w:val="fr-FR"/>
-        </w:rPr>
-        <w:t xml:space="preserve"> chi </w:t>
-      </w:r>
-      <w:proofErr w:type="spellStart"/>
-      <w:r>
-        <w:rPr>
-          <w:rFonts w:ascii="Times New Roman" w:hAnsi="Times New Roman"/>
-          <w:color w:val="000000"/>
-          <w:szCs w:val="24"/>
-          <w:lang w:val="fr-FR"/>
-        </w:rPr>
-        <w:t>trả</w:t>
-      </w:r>
-      <w:proofErr w:type="spellEnd"/>
-      <w:r>
-        <w:rPr>
-          <w:rFonts w:ascii="Times New Roman" w:hAnsi="Times New Roman"/>
-          <w:color w:val="000000"/>
-          <w:szCs w:val="24"/>
-          <w:lang w:val="fr-FR"/>
-        </w:rPr>
-        <w:t xml:space="preserve"> </w:t>
-      </w:r>
-      <w:proofErr w:type="spellStart"/>
-      <w:r>
-        <w:rPr>
-          <w:rFonts w:ascii="Times New Roman" w:hAnsi="Times New Roman"/>
-          <w:color w:val="000000"/>
-          <w:szCs w:val="24"/>
-          <w:lang w:val="fr-FR"/>
-        </w:rPr>
-        <w:t>theo</w:t>
-      </w:r>
-      <w:proofErr w:type="spellEnd"/>
-      <w:r>
-        <w:rPr>
-          <w:rFonts w:ascii="Times New Roman" w:hAnsi="Times New Roman"/>
-          <w:color w:val="000000"/>
-          <w:szCs w:val="24"/>
-          <w:lang w:val="fr-FR"/>
-        </w:rPr>
-        <w:t xml:space="preserve"> </w:t>
-      </w:r>
-      <w:proofErr w:type="spellStart"/>
-      <w:r>
-        <w:rPr>
-          <w:rFonts w:ascii="Times New Roman" w:hAnsi="Times New Roman"/>
-          <w:color w:val="000000"/>
-          <w:szCs w:val="24"/>
-          <w:lang w:val="fr-FR"/>
-        </w:rPr>
-        <w:t>ngày</w:t>
-      </w:r>
-      <w:proofErr w:type="spellEnd"/>
-      <w:r>
-        <w:rPr>
-          <w:rFonts w:ascii="Times New Roman" w:hAnsi="Times New Roman"/>
-          <w:color w:val="000000"/>
-          <w:szCs w:val="24"/>
-          <w:lang w:val="fr-FR"/>
-        </w:rPr>
-        <w:t xml:space="preserve"> </w:t>
-      </w:r>
-      <w:proofErr w:type="spellStart"/>
-      <w:r>
-        <w:rPr>
-          <w:rFonts w:ascii="Times New Roman" w:hAnsi="Times New Roman"/>
-          <w:color w:val="000000"/>
-          <w:szCs w:val="24"/>
-          <w:lang w:val="fr-FR"/>
-        </w:rPr>
-        <w:t>công</w:t>
-      </w:r>
-      <w:proofErr w:type="spellEnd"/>
-      <w:r>
-        <w:rPr>
-          <w:rFonts w:ascii="Times New Roman" w:hAnsi="Times New Roman"/>
-          <w:color w:val="000000"/>
-          <w:szCs w:val="24"/>
-          <w:lang w:val="fr-FR"/>
-        </w:rPr>
-        <w:t xml:space="preserve"> </w:t>
-      </w:r>
-      <w:proofErr w:type="spellStart"/>
-      <w:r>
-        <w:rPr>
-          <w:rFonts w:ascii="Times New Roman" w:hAnsi="Times New Roman"/>
-          <w:color w:val="000000"/>
-          <w:szCs w:val="24"/>
-          <w:lang w:val="fr-FR"/>
-        </w:rPr>
-        <w:t>làm</w:t>
-      </w:r>
-      <w:proofErr w:type="spellEnd"/>
-      <w:r>
-        <w:rPr>
-          <w:rFonts w:ascii="Times New Roman" w:hAnsi="Times New Roman"/>
-          <w:color w:val="000000"/>
-          <w:szCs w:val="24"/>
-          <w:lang w:val="fr-FR"/>
-        </w:rPr>
-        <w:t xml:space="preserve"> </w:t>
-      </w:r>
-      <w:proofErr w:type="spellStart"/>
-      <w:r>
-        <w:rPr>
-          <w:rFonts w:ascii="Times New Roman" w:hAnsi="Times New Roman"/>
-          <w:color w:val="000000"/>
-          <w:szCs w:val="24"/>
-          <w:lang w:val="fr-FR"/>
-        </w:rPr>
-        <w:t>việc</w:t>
-      </w:r>
-      <w:proofErr w:type="spellEnd"/>
-      <w:r>
-        <w:rPr>
-          <w:rFonts w:ascii="Times New Roman" w:hAnsi="Times New Roman"/>
-          <w:color w:val="000000"/>
-          <w:szCs w:val="24"/>
-          <w:lang w:val="fr-FR"/>
-        </w:rPr>
-        <w:t xml:space="preserve"> </w:t>
-      </w:r>
-      <w:proofErr w:type="spellStart"/>
-      <w:r>
-        <w:rPr>
-          <w:rFonts w:ascii="Times New Roman" w:hAnsi="Times New Roman"/>
-          <w:color w:val="000000"/>
-          <w:szCs w:val="24"/>
-          <w:lang w:val="fr-FR"/>
-        </w:rPr>
-        <w:t>thực</w:t>
-      </w:r>
-      <w:proofErr w:type="spellEnd"/>
-      <w:r>
-        <w:rPr>
-          <w:rFonts w:ascii="Times New Roman" w:hAnsi="Times New Roman"/>
-          <w:color w:val="000000"/>
-          <w:szCs w:val="24"/>
-          <w:lang w:val="fr-FR"/>
-        </w:rPr>
-        <w:t xml:space="preserve"> </w:t>
-      </w:r>
-      <w:proofErr w:type="spellStart"/>
-      <w:r>
-        <w:rPr>
-          <w:rFonts w:ascii="Times New Roman" w:hAnsi="Times New Roman"/>
-          <w:color w:val="000000"/>
-          <w:szCs w:val="24"/>
-          <w:lang w:val="fr-FR"/>
-        </w:rPr>
-        <w:t>tế</w:t>
-      </w:r>
-      <w:proofErr w:type="spellEnd"/>
-      <w:r>
-        <w:rPr>
-          <w:rFonts w:ascii="Times New Roman" w:hAnsi="Times New Roman"/>
-          <w:color w:val="000000"/>
-          <w:szCs w:val="24"/>
-          <w:lang w:val="fr-FR"/>
-        </w:rPr>
-        <w:t xml:space="preserve"> </w:t>
-      </w:r>
-      <w:proofErr w:type="spellStart"/>
-      <w:r>
-        <w:rPr>
-          <w:rFonts w:ascii="Times New Roman" w:hAnsi="Times New Roman"/>
-          <w:color w:val="000000"/>
-          <w:szCs w:val="24"/>
-          <w:lang w:val="fr-FR"/>
-        </w:rPr>
-        <w:t>trong</w:t>
-      </w:r>
-      <w:proofErr w:type="spellEnd"/>
-      <w:r>
-        <w:rPr>
-          <w:rFonts w:ascii="Times New Roman" w:hAnsi="Times New Roman"/>
-          <w:color w:val="000000"/>
-          <w:szCs w:val="24"/>
-          <w:lang w:val="fr-FR"/>
-        </w:rPr>
-        <w:t xml:space="preserve"> </w:t>
-      </w:r>
-      <w:proofErr w:type="spellStart"/>
-      <w:r>
-        <w:rPr>
-          <w:rFonts w:ascii="Times New Roman" w:hAnsi="Times New Roman"/>
-          <w:color w:val="000000"/>
-          <w:szCs w:val="24"/>
-          <w:lang w:val="fr-FR"/>
-        </w:rPr>
-        <w:t>tháng</w:t>
-      </w:r>
-      <w:proofErr w:type="spellEnd"/>
+        <w:t>). Khoản tiền này sẽ được chi trả theo ngày công làm việc thực tế trong tháng</w:t>
+      </w:r>
       <w:r>
         <w:rPr>
           <w:rFonts w:ascii="Times New Roman" w:hAnsi="Times New Roman"/>
@@ -12323,7 +5783,6 @@
           <w:rFonts w:ascii="Times New Roman" w:hAnsi="Times New Roman"/>
           <w:lang w:val="vi-VN"/>
         </w:rPr>
-        <w:lastRenderedPageBreak/>
         <w:t xml:space="preserve">   quy c</w:t>
       </w:r>
       <w:r>
@@ -12537,6 +5996,7 @@
           <w:rFonts w:ascii="Times New Roman" w:hAnsi="Times New Roman"/>
           <w:lang w:val="vi-VN"/>
         </w:rPr>
+        <w:lastRenderedPageBreak/>
         <w:t xml:space="preserve">   (01) bản. Trong trường hợp có bất kỳ sửa đổi, bổ sung thì hai bên sẽ ký kết phụ lục hợp đồn</w:t>
       </w:r>
       <w:r>
@@ -13056,37 +6516,12 @@
               </w:rPr>
               <w:t xml:space="preserve">  </w:t>
             </w:r>
-            <w:proofErr w:type="spellStart"/>
-            <w:r>
-              <w:rPr>
-                <w:rFonts w:ascii="Times New Roman" w:hAnsi="Times New Roman"/>
-                <w:szCs w:val="24"/>
-              </w:rPr>
-              <w:t>Vị</w:t>
-            </w:r>
-            <w:proofErr w:type="spellEnd"/>
-            <w:r>
-              <w:rPr>
-                <w:rFonts w:ascii="Times New Roman" w:hAnsi="Times New Roman"/>
-                <w:szCs w:val="24"/>
-              </w:rPr>
-              <w:t xml:space="preserve"> </w:t>
-            </w:r>
-            <w:proofErr w:type="spellStart"/>
-            <w:r>
-              <w:rPr>
-                <w:rFonts w:ascii="Times New Roman" w:hAnsi="Times New Roman"/>
-                <w:szCs w:val="24"/>
-              </w:rPr>
-              <w:t>trí</w:t>
-            </w:r>
-            <w:proofErr w:type="spellEnd"/>
-            <w:r>
-              <w:rPr>
-                <w:rFonts w:ascii="Times New Roman" w:hAnsi="Times New Roman"/>
-                <w:szCs w:val="24"/>
-              </w:rPr>
-              <w:t xml:space="preserve">: </w:t>
+            <w:r>
+              <w:rPr>
+                <w:rFonts w:ascii="Times New Roman" w:hAnsi="Times New Roman"/>
+                <w:szCs w:val="24"/>
+              </w:rPr>
+              <w:t xml:space="preserve">Vị trí: </w:t>
             </w:r>
             <w:r>
               <w:rPr>
@@ -14149,6 +7584,9 @@
   <wne:recipientData>
     <wne:active wne:val="1"/>
     <wne:hash wne:val="1707048493"/>
+  </wne:recipientData>
+  <wne:recipientData>
+    <wne:active wne:val="1"/>
   </wne:recipientData>
   <wne:recipientData>
     <wne:active wne:val="1"/>

--- a/static/uploads/mau/hopdong/nt1/tren_o1/hdtv.docx
+++ b/static/uploads/mau/hopdong/nt1/tren_o1/hdtv.docx
@@ -154,18 +154,8 @@
                 <w:b/>
                 <w:szCs w:val="24"/>
               </w:rPr>
-              <w:t xml:space="preserve"> </w:t>
-            </w:r>
-            <w:proofErr w:type="spellStart"/>
-            <w:r>
-              <w:rPr>
-                <w:rFonts w:ascii="Times New Roman" w:hAnsi="Times New Roman"/>
-                <w:b/>
-                <w:szCs w:val="24"/>
-              </w:rPr>
-              <w:t>phúc</w:t>
-            </w:r>
-            <w:proofErr w:type="spellEnd"/>
+              <w:t xml:space="preserve"> phúc</w:t>
+            </w:r>
           </w:p>
         </w:tc>
       </w:tr>
@@ -518,20 +508,6 @@
         </w:rPr>
         <w:t>TBXH )</w:t>
       </w:r>
-    </w:p>
-    <w:p>
-      <w:pPr>
-        <w:tabs>
-          <w:tab w:val="left" w:pos="6390"/>
-        </w:tabs>
-        <w:ind w:left="270"/>
-        <w:rPr>
-          <w:rFonts w:ascii="Times New Roman" w:hAnsi="Times New Roman"/>
-          <w:i/>
-          <w:szCs w:val="24"/>
-          <w:lang w:val="vi-VN"/>
-        </w:rPr>
-      </w:pPr>
     </w:p>
     <w:tbl>
       <w:tblPr>
@@ -851,7 +827,7 @@
       </w:tr>
       <w:tr>
         <w:trPr>
-          <w:trHeight w:val="732"/>
+          <w:trHeight w:val="432"/>
         </w:trPr>
         <w:tc>
           <w:tcPr>
@@ -1082,7 +1058,7 @@
       </w:tr>
       <w:tr>
         <w:trPr>
-          <w:trHeight w:val="600"/>
+          <w:trHeight w:val="450"/>
         </w:trPr>
         <w:tc>
           <w:tcPr>
@@ -1225,7 +1201,7 @@
       </w:tr>
       <w:tr>
         <w:trPr>
-          <w:trHeight w:val="748"/>
+          <w:trHeight w:val="450"/>
         </w:trPr>
         <w:tc>
           <w:tcPr>
@@ -2549,7 +2525,7 @@
         <w:gridCol w:w="676"/>
         <w:gridCol w:w="2701"/>
         <w:gridCol w:w="284"/>
-        <w:gridCol w:w="5717"/>
+        <w:gridCol w:w="6311"/>
       </w:tblGrid>
       <w:tr>
         <w:tc>
@@ -2651,7 +2627,7 @@
         </w:tc>
         <w:tc>
           <w:tcPr>
-            <w:tcW w:w="5717" w:type="dxa"/>
+            <w:tcW w:w="6311" w:type="dxa"/>
           </w:tcPr>
           <w:p>
             <w:pPr>
@@ -3055,7 +3031,7 @@
       <w:tr>
         <w:tc>
           <w:tcPr>
-            <w:tcW w:w="9378" w:type="dxa"/>
+            <w:tcW w:w="9972" w:type="dxa"/>
             <w:gridSpan w:val="4"/>
           </w:tcPr>
           <w:p>
@@ -3559,25 +3535,7 @@
                 <w:szCs w:val="24"/>
                 <w:lang w:val="fr-FR"/>
               </w:rPr>
-              <w:t xml:space="preserve"> </w:t>
-            </w:r>
-            <w:proofErr w:type="spellStart"/>
-            <w:r>
-              <w:rPr>
-                <w:rFonts w:ascii="Times New Roman" w:hAnsi="Times New Roman"/>
-                <w:szCs w:val="24"/>
-                <w:lang w:val="fr-FR"/>
-              </w:rPr>
-              <w:t>Công</w:t>
-            </w:r>
-            <w:proofErr w:type="spellEnd"/>
-            <w:r>
-              <w:rPr>
-                <w:rFonts w:ascii="Times New Roman" w:hAnsi="Times New Roman"/>
-                <w:szCs w:val="24"/>
-                <w:lang w:val="fr-FR"/>
-              </w:rPr>
-              <w:t xml:space="preserve"> </w:t>
+              <w:t xml:space="preserve"> Công </w:t>
             </w:r>
             <w:proofErr w:type="spellStart"/>
             <w:r>
@@ -3605,25 +3563,7 @@
                 <w:szCs w:val="24"/>
                 <w:lang w:val="fr-FR"/>
               </w:rPr>
-              <w:t xml:space="preserve">- </w:t>
-            </w:r>
-            <w:proofErr w:type="spellStart"/>
-            <w:r>
-              <w:rPr>
-                <w:rFonts w:ascii="Times New Roman" w:hAnsi="Times New Roman"/>
-                <w:szCs w:val="24"/>
-                <w:lang w:val="fr-FR"/>
-              </w:rPr>
-              <w:t>Trường</w:t>
-            </w:r>
-            <w:proofErr w:type="spellEnd"/>
-            <w:r>
-              <w:rPr>
-                <w:rFonts w:ascii="Times New Roman" w:hAnsi="Times New Roman"/>
-                <w:szCs w:val="24"/>
-                <w:lang w:val="fr-FR"/>
-              </w:rPr>
-              <w:t xml:space="preserve"> </w:t>
+              <w:t xml:space="preserve">- Trường </w:t>
             </w:r>
             <w:proofErr w:type="spellStart"/>
             <w:r>
@@ -4116,7 +4056,6 @@
                 <w:szCs w:val="24"/>
                 <w:lang w:val="fr-FR"/>
               </w:rPr>
-              <w:lastRenderedPageBreak/>
               <w:t>1.2</w:t>
             </w:r>
             <w:r>
@@ -4256,7 +4195,7 @@
         </w:tc>
         <w:tc>
           <w:tcPr>
-            <w:tcW w:w="5717" w:type="dxa"/>
+            <w:tcW w:w="6311" w:type="dxa"/>
           </w:tcPr>
           <w:p>
             <w:pPr>
@@ -4345,25 +4284,7 @@
                 <w:szCs w:val="24"/>
                 <w:lang w:val="fr-FR"/>
               </w:rPr>
-              <w:t xml:space="preserve"> </w:t>
-            </w:r>
-            <w:proofErr w:type="spellStart"/>
-            <w:r>
-              <w:rPr>
-                <w:rFonts w:ascii="Times New Roman" w:hAnsi="Times New Roman"/>
-                <w:szCs w:val="24"/>
-                <w:lang w:val="fr-FR"/>
-              </w:rPr>
-              <w:t>Công</w:t>
-            </w:r>
-            <w:proofErr w:type="spellEnd"/>
-            <w:r>
-              <w:rPr>
-                <w:rFonts w:ascii="Times New Roman" w:hAnsi="Times New Roman"/>
-                <w:szCs w:val="24"/>
-                <w:lang w:val="fr-FR"/>
-              </w:rPr>
-              <w:t xml:space="preserve"> </w:t>
+              <w:t xml:space="preserve"> Công </w:t>
             </w:r>
             <w:proofErr w:type="spellStart"/>
             <w:r>
@@ -4561,6 +4482,24 @@
                 <w:szCs w:val="24"/>
                 <w:lang w:val="fr-FR"/>
               </w:rPr>
+              <w:t xml:space="preserve"> Sơn 7, </w:t>
+            </w:r>
+            <w:proofErr w:type="spellStart"/>
+            <w:r>
+              <w:rPr>
+                <w:rFonts w:ascii="Times New Roman" w:hAnsi="Times New Roman"/>
+                <w:szCs w:val="24"/>
+                <w:lang w:val="fr-FR"/>
+              </w:rPr>
+              <w:t>phường</w:t>
+            </w:r>
+            <w:proofErr w:type="spellEnd"/>
+            <w:r>
+              <w:rPr>
+                <w:rFonts w:ascii="Times New Roman" w:hAnsi="Times New Roman"/>
+                <w:szCs w:val="24"/>
+                <w:lang w:val="fr-FR"/>
+              </w:rPr>
               <w:t xml:space="preserve"> </w:t>
             </w:r>
             <w:proofErr w:type="spellStart"/>
@@ -4570,7 +4509,7 @@
                 <w:szCs w:val="24"/>
                 <w:lang w:val="fr-FR"/>
               </w:rPr>
-              <w:t>Sơn</w:t>
+              <w:t>Thủy</w:t>
             </w:r>
             <w:proofErr w:type="spellEnd"/>
             <w:r>
@@ -4579,7 +4518,7 @@
                 <w:szCs w:val="24"/>
                 <w:lang w:val="fr-FR"/>
               </w:rPr>
-              <w:t xml:space="preserve"> 7, </w:t>
+              <w:t xml:space="preserve"> Nguyên, </w:t>
             </w:r>
             <w:proofErr w:type="spellStart"/>
             <w:r>
@@ -4588,7 +4527,7 @@
                 <w:szCs w:val="24"/>
                 <w:lang w:val="fr-FR"/>
               </w:rPr>
-              <w:t>phường</w:t>
+              <w:t>thành</w:t>
             </w:r>
             <w:proofErr w:type="spellEnd"/>
             <w:r>
@@ -4606,7 +4545,7 @@
                 <w:szCs w:val="24"/>
                 <w:lang w:val="fr-FR"/>
               </w:rPr>
-              <w:t>Thủy</w:t>
+              <w:t>phố</w:t>
             </w:r>
             <w:proofErr w:type="spellEnd"/>
             <w:r>
@@ -4615,61 +4554,7 @@
                 <w:szCs w:val="24"/>
                 <w:lang w:val="fr-FR"/>
               </w:rPr>
-              <w:t xml:space="preserve"> Nguyên, </w:t>
-            </w:r>
-            <w:proofErr w:type="spellStart"/>
-            <w:r>
-              <w:rPr>
-                <w:rFonts w:ascii="Times New Roman" w:hAnsi="Times New Roman"/>
-                <w:szCs w:val="24"/>
-                <w:lang w:val="fr-FR"/>
-              </w:rPr>
-              <w:t>thành</w:t>
-            </w:r>
-            <w:proofErr w:type="spellEnd"/>
-            <w:r>
-              <w:rPr>
-                <w:rFonts w:ascii="Times New Roman" w:hAnsi="Times New Roman"/>
-                <w:szCs w:val="24"/>
-                <w:lang w:val="fr-FR"/>
-              </w:rPr>
-              <w:t xml:space="preserve"> </w:t>
-            </w:r>
-            <w:proofErr w:type="spellStart"/>
-            <w:r>
-              <w:rPr>
-                <w:rFonts w:ascii="Times New Roman" w:hAnsi="Times New Roman"/>
-                <w:szCs w:val="24"/>
-                <w:lang w:val="fr-FR"/>
-              </w:rPr>
-              <w:t>phố</w:t>
-            </w:r>
-            <w:proofErr w:type="spellEnd"/>
-            <w:r>
-              <w:rPr>
-                <w:rFonts w:ascii="Times New Roman" w:hAnsi="Times New Roman"/>
-                <w:szCs w:val="24"/>
-                <w:lang w:val="fr-FR"/>
-              </w:rPr>
-              <w:t xml:space="preserve"> </w:t>
-            </w:r>
-            <w:proofErr w:type="spellStart"/>
-            <w:r>
-              <w:rPr>
-                <w:rFonts w:ascii="Times New Roman" w:hAnsi="Times New Roman"/>
-                <w:szCs w:val="24"/>
-                <w:lang w:val="fr-FR"/>
-              </w:rPr>
-              <w:t>Hải</w:t>
-            </w:r>
-            <w:proofErr w:type="spellEnd"/>
-            <w:r>
-              <w:rPr>
-                <w:rFonts w:ascii="Times New Roman" w:hAnsi="Times New Roman"/>
-                <w:szCs w:val="24"/>
-                <w:lang w:val="fr-FR"/>
-              </w:rPr>
-              <w:t xml:space="preserve"> </w:t>
+              <w:t xml:space="preserve"> Hải </w:t>
             </w:r>
             <w:proofErr w:type="spellStart"/>
             <w:r>
@@ -4697,7 +4582,8 @@
                 <w:szCs w:val="24"/>
                 <w:lang w:val="fr-FR"/>
               </w:rPr>
-              <w:t xml:space="preserve">+ </w:t>
+              <w:lastRenderedPageBreak/>
+              <w:t xml:space="preserve">+ Các </w:t>
             </w:r>
             <w:proofErr w:type="spellStart"/>
             <w:r>
@@ -4706,7 +4592,7 @@
                 <w:szCs w:val="24"/>
                 <w:lang w:val="fr-FR"/>
               </w:rPr>
-              <w:t>Các</w:t>
+              <w:t>địa</w:t>
             </w:r>
             <w:proofErr w:type="spellEnd"/>
             <w:r>
@@ -4724,7 +4610,7 @@
                 <w:szCs w:val="24"/>
                 <w:lang w:val="fr-FR"/>
               </w:rPr>
-              <w:t>địa</w:t>
+              <w:t>điểm</w:t>
             </w:r>
             <w:proofErr w:type="spellEnd"/>
             <w:r>
@@ -4742,7 +4628,7 @@
                 <w:szCs w:val="24"/>
                 <w:lang w:val="fr-FR"/>
               </w:rPr>
-              <w:t>điểm</w:t>
+              <w:t>khác</w:t>
             </w:r>
             <w:proofErr w:type="spellEnd"/>
             <w:r>
@@ -4760,7 +4646,7 @@
                 <w:szCs w:val="24"/>
                 <w:lang w:val="fr-FR"/>
               </w:rPr>
-              <w:t>khác</w:t>
+              <w:t>theo</w:t>
             </w:r>
             <w:proofErr w:type="spellEnd"/>
             <w:r>
@@ -4778,7 +4664,7 @@
                 <w:szCs w:val="24"/>
                 <w:lang w:val="fr-FR"/>
               </w:rPr>
-              <w:t>theo</w:t>
+              <w:t>sự</w:t>
             </w:r>
             <w:proofErr w:type="spellEnd"/>
             <w:r>
@@ -4796,7 +4682,7 @@
                 <w:szCs w:val="24"/>
                 <w:lang w:val="fr-FR"/>
               </w:rPr>
-              <w:t>sự</w:t>
+              <w:t>phân</w:t>
             </w:r>
             <w:proofErr w:type="spellEnd"/>
             <w:r>
@@ -4814,7 +4700,7 @@
                 <w:szCs w:val="24"/>
                 <w:lang w:val="fr-FR"/>
               </w:rPr>
-              <w:t>phân</w:t>
+              <w:t>công</w:t>
             </w:r>
             <w:proofErr w:type="spellEnd"/>
             <w:r>
@@ -4832,7 +4718,7 @@
                 <w:szCs w:val="24"/>
                 <w:lang w:val="fr-FR"/>
               </w:rPr>
-              <w:t>công</w:t>
+              <w:t>của</w:t>
             </w:r>
             <w:proofErr w:type="spellEnd"/>
             <w:r>
@@ -4841,43 +4727,7 @@
                 <w:szCs w:val="24"/>
                 <w:lang w:val="fr-FR"/>
               </w:rPr>
-              <w:t xml:space="preserve"> </w:t>
-            </w:r>
-            <w:proofErr w:type="spellStart"/>
-            <w:r>
-              <w:rPr>
-                <w:rFonts w:ascii="Times New Roman" w:hAnsi="Times New Roman"/>
-                <w:szCs w:val="24"/>
-                <w:lang w:val="fr-FR"/>
-              </w:rPr>
-              <w:t>của</w:t>
-            </w:r>
-            <w:proofErr w:type="spellEnd"/>
-            <w:r>
-              <w:rPr>
-                <w:rFonts w:ascii="Times New Roman" w:hAnsi="Times New Roman"/>
-                <w:szCs w:val="24"/>
-                <w:lang w:val="fr-FR"/>
-              </w:rPr>
-              <w:t xml:space="preserve"> </w:t>
-            </w:r>
-            <w:proofErr w:type="spellStart"/>
-            <w:r>
-              <w:rPr>
-                <w:rFonts w:ascii="Times New Roman" w:hAnsi="Times New Roman"/>
-                <w:szCs w:val="24"/>
-                <w:lang w:val="fr-FR"/>
-              </w:rPr>
-              <w:t>Công</w:t>
-            </w:r>
-            <w:proofErr w:type="spellEnd"/>
-            <w:r>
-              <w:rPr>
-                <w:rFonts w:ascii="Times New Roman" w:hAnsi="Times New Roman"/>
-                <w:szCs w:val="24"/>
-                <w:lang w:val="fr-FR"/>
-              </w:rPr>
-              <w:t xml:space="preserve"> </w:t>
+              <w:t xml:space="preserve"> Công </w:t>
             </w:r>
             <w:proofErr w:type="spellStart"/>
             <w:r>
@@ -5002,6 +4852,7 @@
                 <w:szCs w:val="24"/>
                 <w:lang w:val="fr-FR"/>
               </w:rPr>
+              <w:lastRenderedPageBreak/>
               <w:t>1.3.</w:t>
             </w:r>
           </w:p>
@@ -5067,7 +4918,7 @@
         </w:tc>
         <w:tc>
           <w:tcPr>
-            <w:tcW w:w="5717" w:type="dxa"/>
+            <w:tcW w:w="6311" w:type="dxa"/>
           </w:tcPr>
           <w:p>
             <w:pPr>
@@ -5201,7 +5052,7 @@
         </w:tc>
         <w:tc>
           <w:tcPr>
-            <w:tcW w:w="5717" w:type="dxa"/>
+            <w:tcW w:w="6311" w:type="dxa"/>
           </w:tcPr>
           <w:p>
             <w:pPr>
@@ -5334,7 +5185,7 @@
         </w:tc>
         <w:tc>
           <w:tcPr>
-            <w:tcW w:w="5717" w:type="dxa"/>
+            <w:tcW w:w="6311" w:type="dxa"/>
           </w:tcPr>
           <w:p>
             <w:pPr>
@@ -5443,7 +5294,7 @@
         </w:tc>
         <w:tc>
           <w:tcPr>
-            <w:tcW w:w="5717" w:type="dxa"/>
+            <w:tcW w:w="6311" w:type="dxa"/>
           </w:tcPr>
           <w:p>
             <w:pPr>
@@ -6673,25 +6524,7 @@
           <w:szCs w:val="24"/>
           <w:lang w:val="fr-FR"/>
         </w:rPr>
-        <w:t xml:space="preserve">: </w:t>
-      </w:r>
-      <w:proofErr w:type="spellStart"/>
-      <w:r>
-        <w:rPr>
-          <w:rFonts w:ascii="Times New Roman" w:hAnsi="Times New Roman"/>
-          <w:szCs w:val="24"/>
-          <w:lang w:val="fr-FR"/>
-        </w:rPr>
-        <w:t>Công</w:t>
-      </w:r>
-      <w:proofErr w:type="spellEnd"/>
-      <w:r>
-        <w:rPr>
-          <w:rFonts w:ascii="Times New Roman" w:hAnsi="Times New Roman"/>
-          <w:szCs w:val="24"/>
-          <w:lang w:val="fr-FR"/>
-        </w:rPr>
-        <w:t xml:space="preserve"> </w:t>
+        <w:t xml:space="preserve">: Công </w:t>
       </w:r>
       <w:proofErr w:type="spellStart"/>
       <w:r>
@@ -7627,7 +7460,6 @@
         </w:rPr>
         <w:t xml:space="preserve">- </w:t>
       </w:r>
-      <w:proofErr w:type="spellStart"/>
       <w:r>
         <w:rPr>
           <w:rFonts w:ascii="Times New Roman" w:hAnsi="Times New Roman"/>
@@ -7637,19 +7469,7 @@
           <w:szCs w:val="24"/>
           <w:lang w:val="fr-FR"/>
         </w:rPr>
-        <w:t>Các</w:t>
-      </w:r>
-      <w:proofErr w:type="spellEnd"/>
-      <w:r>
-        <w:rPr>
-          <w:rFonts w:ascii="Times New Roman" w:hAnsi="Times New Roman"/>
-          <w:b/>
-          <w:bCs/>
-          <w:iCs/>
-          <w:szCs w:val="24"/>
-          <w:lang w:val="fr-FR"/>
-        </w:rPr>
-        <w:t xml:space="preserve"> </w:t>
+        <w:t xml:space="preserve">Các </w:t>
       </w:r>
       <w:proofErr w:type="spellStart"/>
       <w:r>
@@ -8044,29 +7864,7 @@
           <w:szCs w:val="24"/>
           <w:lang w:val="fr-FR"/>
         </w:rPr>
-        <w:t xml:space="preserve"> </w:t>
-      </w:r>
-      <w:proofErr w:type="spellStart"/>
-      <w:r>
-        <w:rPr>
-          <w:rFonts w:ascii="Times New Roman" w:hAnsi="Times New Roman"/>
-          <w:bCs/>
-          <w:iCs/>
-          <w:szCs w:val="24"/>
-          <w:lang w:val="fr-FR"/>
-        </w:rPr>
-        <w:t>Công</w:t>
-      </w:r>
-      <w:proofErr w:type="spellEnd"/>
-      <w:r>
-        <w:rPr>
-          <w:rFonts w:ascii="Times New Roman" w:hAnsi="Times New Roman"/>
-          <w:bCs/>
-          <w:iCs/>
-          <w:szCs w:val="24"/>
-          <w:lang w:val="fr-FR"/>
-        </w:rPr>
-        <w:t xml:space="preserve"> </w:t>
+        <w:t xml:space="preserve"> Công </w:t>
       </w:r>
       <w:proofErr w:type="spellStart"/>
       <w:r>
@@ -10840,29 +10638,7 @@
           <w:szCs w:val="24"/>
           <w:lang w:val="fr-FR"/>
         </w:rPr>
-        <w:t xml:space="preserve"> </w:t>
-      </w:r>
-      <w:proofErr w:type="spellStart"/>
-      <w:r>
-        <w:rPr>
-          <w:rFonts w:ascii="Times New Roman" w:hAnsi="Times New Roman"/>
-          <w:bCs/>
-          <w:iCs/>
-          <w:szCs w:val="24"/>
-          <w:lang w:val="fr-FR"/>
-        </w:rPr>
-        <w:t>Bảy</w:t>
-      </w:r>
-      <w:proofErr w:type="spellEnd"/>
-      <w:r>
-        <w:rPr>
-          <w:rFonts w:ascii="Times New Roman" w:hAnsi="Times New Roman"/>
-          <w:bCs/>
-          <w:iCs/>
-          <w:szCs w:val="24"/>
-          <w:lang w:val="fr-FR"/>
-        </w:rPr>
-        <w:t xml:space="preserve"> </w:t>
+        <w:t xml:space="preserve"> Bảy </w:t>
       </w:r>
       <w:proofErr w:type="spellStart"/>
       <w:r>
@@ -11448,29 +11224,7 @@
           <w:szCs w:val="24"/>
           <w:lang w:val="fr-FR"/>
         </w:rPr>
-        <w:t xml:space="preserve"> 11. </w:t>
-      </w:r>
-      <w:proofErr w:type="spellStart"/>
-      <w:r>
-        <w:rPr>
-          <w:rFonts w:ascii="Times New Roman" w:hAnsi="Times New Roman"/>
-          <w:bCs/>
-          <w:iCs/>
-          <w:szCs w:val="24"/>
-          <w:lang w:val="fr-FR"/>
-        </w:rPr>
-        <w:t>Trường</w:t>
-      </w:r>
-      <w:proofErr w:type="spellEnd"/>
-      <w:r>
-        <w:rPr>
-          <w:rFonts w:ascii="Times New Roman" w:hAnsi="Times New Roman"/>
-          <w:bCs/>
-          <w:iCs/>
-          <w:szCs w:val="24"/>
-          <w:lang w:val="fr-FR"/>
-        </w:rPr>
-        <w:t xml:space="preserve"> </w:t>
+        <w:t xml:space="preserve"> 11. Trường </w:t>
       </w:r>
       <w:proofErr w:type="spellStart"/>
       <w:r>
@@ -12256,7 +12010,6 @@
         </w:rPr>
         <w:t xml:space="preserve">. </w:t>
       </w:r>
-      <w:proofErr w:type="spellStart"/>
       <w:r>
         <w:rPr>
           <w:rFonts w:ascii="Times New Roman" w:hAnsi="Times New Roman"/>
@@ -12267,20 +12020,7 @@
           <w:szCs w:val="24"/>
           <w:lang w:val="fr-FR"/>
         </w:rPr>
-        <w:t>Trang</w:t>
-      </w:r>
-      <w:proofErr w:type="spellEnd"/>
-      <w:r>
-        <w:rPr>
-          <w:rFonts w:ascii="Times New Roman" w:hAnsi="Times New Roman"/>
-          <w:b/>
-          <w:bCs/>
-          <w:i/>
-          <w:iCs/>
-          <w:szCs w:val="24"/>
-          <w:lang w:val="fr-FR"/>
-        </w:rPr>
-        <w:t xml:space="preserve"> </w:t>
+        <w:t xml:space="preserve">Trang </w:t>
       </w:r>
       <w:proofErr w:type="spellStart"/>
       <w:r>
@@ -12941,7 +12681,6 @@
           <w:szCs w:val="24"/>
           <w:lang w:val="fr-FR"/>
         </w:rPr>
-        <w:lastRenderedPageBreak/>
         <w:t>3.</w:t>
       </w:r>
       <w:r>
@@ -12966,7 +12705,6 @@
         </w:rPr>
         <w:t xml:space="preserve">. </w:t>
       </w:r>
-      <w:proofErr w:type="spellStart"/>
       <w:r>
         <w:rPr>
           <w:rFonts w:ascii="Times New Roman" w:hAnsi="Times New Roman"/>
@@ -12977,9 +12715,9 @@
           <w:szCs w:val="24"/>
           <w:lang w:val="fr-FR"/>
         </w:rPr>
-        <w:t>Bảo</w:t>
-      </w:r>
-      <w:proofErr w:type="spellEnd"/>
+        <w:t xml:space="preserve">Bảo </w:t>
+      </w:r>
+      <w:proofErr w:type="spellStart"/>
       <w:r>
         <w:rPr>
           <w:rFonts w:ascii="Times New Roman" w:hAnsi="Times New Roman"/>
@@ -12990,9 +12728,9 @@
           <w:szCs w:val="24"/>
           <w:lang w:val="fr-FR"/>
         </w:rPr>
-        <w:t xml:space="preserve"> </w:t>
-      </w:r>
-      <w:proofErr w:type="spellStart"/>
+        <w:t>hiểm</w:t>
+      </w:r>
+      <w:proofErr w:type="spellEnd"/>
       <w:r>
         <w:rPr>
           <w:rFonts w:ascii="Times New Roman" w:hAnsi="Times New Roman"/>
@@ -13003,6 +12741,71 @@
           <w:szCs w:val="24"/>
           <w:lang w:val="fr-FR"/>
         </w:rPr>
+        <w:t xml:space="preserve"> </w:t>
+      </w:r>
+      <w:proofErr w:type="spellStart"/>
+      <w:r>
+        <w:rPr>
+          <w:rFonts w:ascii="Times New Roman" w:hAnsi="Times New Roman"/>
+          <w:b/>
+          <w:bCs/>
+          <w:i/>
+          <w:iCs/>
+          <w:szCs w:val="24"/>
+          <w:lang w:val="fr-FR"/>
+        </w:rPr>
+        <w:t>xã</w:t>
+      </w:r>
+      <w:proofErr w:type="spellEnd"/>
+      <w:r>
+        <w:rPr>
+          <w:rFonts w:ascii="Times New Roman" w:hAnsi="Times New Roman"/>
+          <w:b/>
+          <w:bCs/>
+          <w:i/>
+          <w:iCs/>
+          <w:szCs w:val="24"/>
+          <w:lang w:val="fr-FR"/>
+        </w:rPr>
+        <w:t xml:space="preserve"> </w:t>
+      </w:r>
+      <w:proofErr w:type="spellStart"/>
+      <w:r>
+        <w:rPr>
+          <w:rFonts w:ascii="Times New Roman" w:hAnsi="Times New Roman"/>
+          <w:b/>
+          <w:bCs/>
+          <w:i/>
+          <w:iCs/>
+          <w:szCs w:val="24"/>
+          <w:lang w:val="fr-FR"/>
+        </w:rPr>
+        <w:t>hội</w:t>
+      </w:r>
+      <w:proofErr w:type="spellEnd"/>
+      <w:r>
+        <w:rPr>
+          <w:rFonts w:ascii="Times New Roman" w:hAnsi="Times New Roman"/>
+          <w:b/>
+          <w:bCs/>
+          <w:i/>
+          <w:iCs/>
+          <w:szCs w:val="24"/>
+          <w:lang w:val="fr-FR"/>
+        </w:rPr>
+        <w:t xml:space="preserve">, Bảo </w:t>
+      </w:r>
+      <w:proofErr w:type="spellStart"/>
+      <w:r>
+        <w:rPr>
+          <w:rFonts w:ascii="Times New Roman" w:hAnsi="Times New Roman"/>
+          <w:b/>
+          <w:bCs/>
+          <w:i/>
+          <w:iCs/>
+          <w:szCs w:val="24"/>
+          <w:lang w:val="fr-FR"/>
+        </w:rPr>
         <w:t>hiểm</w:t>
       </w:r>
       <w:proofErr w:type="spellEnd"/>
@@ -13029,7 +12832,7 @@
           <w:szCs w:val="24"/>
           <w:lang w:val="fr-FR"/>
         </w:rPr>
-        <w:t>xã</w:t>
+        <w:t>thất</w:t>
       </w:r>
       <w:proofErr w:type="spellEnd"/>
       <w:r>
@@ -13055,7 +12858,7 @@
           <w:szCs w:val="24"/>
           <w:lang w:val="fr-FR"/>
         </w:rPr>
-        <w:t>hội</w:t>
+        <w:t>nghiệp</w:t>
       </w:r>
       <w:proofErr w:type="spellEnd"/>
       <w:r>
@@ -13068,7 +12871,7 @@
           <w:szCs w:val="24"/>
           <w:lang w:val="fr-FR"/>
         </w:rPr>
-        <w:t xml:space="preserve">, </w:t>
+        <w:t xml:space="preserve">, Bảo </w:t>
       </w:r>
       <w:proofErr w:type="spellStart"/>
       <w:r>
@@ -13081,7 +12884,7 @@
           <w:szCs w:val="24"/>
           <w:lang w:val="fr-FR"/>
         </w:rPr>
-        <w:t>Bảo</w:t>
+        <w:t>hiểm</w:t>
       </w:r>
       <w:proofErr w:type="spellEnd"/>
       <w:r>
@@ -13094,7 +12897,7 @@
           <w:szCs w:val="24"/>
           <w:lang w:val="fr-FR"/>
         </w:rPr>
-        <w:t xml:space="preserve"> </w:t>
+        <w:t xml:space="preserve"> y </w:t>
       </w:r>
       <w:proofErr w:type="spellStart"/>
       <w:r>
@@ -13107,7 +12910,7 @@
           <w:szCs w:val="24"/>
           <w:lang w:val="fr-FR"/>
         </w:rPr>
-        <w:t>hiểm</w:t>
+        <w:t>tế</w:t>
       </w:r>
       <w:proofErr w:type="spellEnd"/>
       <w:r>
@@ -13120,163 +12923,7 @@
           <w:szCs w:val="24"/>
           <w:lang w:val="fr-FR"/>
         </w:rPr>
-        <w:t xml:space="preserve"> </w:t>
-      </w:r>
-      <w:proofErr w:type="spellStart"/>
-      <w:r>
-        <w:rPr>
-          <w:rFonts w:ascii="Times New Roman" w:hAnsi="Times New Roman"/>
-          <w:b/>
-          <w:bCs/>
-          <w:i/>
-          <w:iCs/>
-          <w:szCs w:val="24"/>
-          <w:lang w:val="fr-FR"/>
-        </w:rPr>
-        <w:t>thất</w:t>
-      </w:r>
-      <w:proofErr w:type="spellEnd"/>
-      <w:r>
-        <w:rPr>
-          <w:rFonts w:ascii="Times New Roman" w:hAnsi="Times New Roman"/>
-          <w:b/>
-          <w:bCs/>
-          <w:i/>
-          <w:iCs/>
-          <w:szCs w:val="24"/>
-          <w:lang w:val="fr-FR"/>
-        </w:rPr>
-        <w:t xml:space="preserve"> </w:t>
-      </w:r>
-      <w:proofErr w:type="spellStart"/>
-      <w:r>
-        <w:rPr>
-          <w:rFonts w:ascii="Times New Roman" w:hAnsi="Times New Roman"/>
-          <w:b/>
-          <w:bCs/>
-          <w:i/>
-          <w:iCs/>
-          <w:szCs w:val="24"/>
-          <w:lang w:val="fr-FR"/>
-        </w:rPr>
-        <w:t>nghiệp</w:t>
-      </w:r>
-      <w:proofErr w:type="spellEnd"/>
-      <w:r>
-        <w:rPr>
-          <w:rFonts w:ascii="Times New Roman" w:hAnsi="Times New Roman"/>
-          <w:b/>
-          <w:bCs/>
-          <w:i/>
-          <w:iCs/>
-          <w:szCs w:val="24"/>
-          <w:lang w:val="fr-FR"/>
-        </w:rPr>
-        <w:t xml:space="preserve">, </w:t>
-      </w:r>
-      <w:proofErr w:type="spellStart"/>
-      <w:r>
-        <w:rPr>
-          <w:rFonts w:ascii="Times New Roman" w:hAnsi="Times New Roman"/>
-          <w:b/>
-          <w:bCs/>
-          <w:i/>
-          <w:iCs/>
-          <w:szCs w:val="24"/>
-          <w:lang w:val="fr-FR"/>
-        </w:rPr>
-        <w:t>Bảo</w:t>
-      </w:r>
-      <w:proofErr w:type="spellEnd"/>
-      <w:r>
-        <w:rPr>
-          <w:rFonts w:ascii="Times New Roman" w:hAnsi="Times New Roman"/>
-          <w:b/>
-          <w:bCs/>
-          <w:i/>
-          <w:iCs/>
-          <w:szCs w:val="24"/>
-          <w:lang w:val="fr-FR"/>
-        </w:rPr>
-        <w:t xml:space="preserve"> </w:t>
-      </w:r>
-      <w:proofErr w:type="spellStart"/>
-      <w:r>
-        <w:rPr>
-          <w:rFonts w:ascii="Times New Roman" w:hAnsi="Times New Roman"/>
-          <w:b/>
-          <w:bCs/>
-          <w:i/>
-          <w:iCs/>
-          <w:szCs w:val="24"/>
-          <w:lang w:val="fr-FR"/>
-        </w:rPr>
-        <w:t>hiểm</w:t>
-      </w:r>
-      <w:proofErr w:type="spellEnd"/>
-      <w:r>
-        <w:rPr>
-          <w:rFonts w:ascii="Times New Roman" w:hAnsi="Times New Roman"/>
-          <w:b/>
-          <w:bCs/>
-          <w:i/>
-          <w:iCs/>
-          <w:szCs w:val="24"/>
-          <w:lang w:val="fr-FR"/>
-        </w:rPr>
-        <w:t xml:space="preserve"> y </w:t>
-      </w:r>
-      <w:proofErr w:type="spellStart"/>
-      <w:r>
-        <w:rPr>
-          <w:rFonts w:ascii="Times New Roman" w:hAnsi="Times New Roman"/>
-          <w:b/>
-          <w:bCs/>
-          <w:i/>
-          <w:iCs/>
-          <w:szCs w:val="24"/>
-          <w:lang w:val="fr-FR"/>
-        </w:rPr>
-        <w:t>tế</w:t>
-      </w:r>
-      <w:proofErr w:type="spellEnd"/>
-      <w:r>
-        <w:rPr>
-          <w:rFonts w:ascii="Times New Roman" w:hAnsi="Times New Roman"/>
-          <w:b/>
-          <w:bCs/>
-          <w:i/>
-          <w:iCs/>
-          <w:szCs w:val="24"/>
-          <w:lang w:val="fr-FR"/>
-        </w:rPr>
-        <w:t xml:space="preserve">, </w:t>
-      </w:r>
-      <w:proofErr w:type="spellStart"/>
-      <w:r>
-        <w:rPr>
-          <w:rFonts w:ascii="Times New Roman" w:hAnsi="Times New Roman"/>
-          <w:b/>
-          <w:bCs/>
-          <w:i/>
-          <w:iCs/>
-          <w:szCs w:val="24"/>
-          <w:lang w:val="fr-FR"/>
-        </w:rPr>
-        <w:t>Bảo</w:t>
-      </w:r>
-      <w:proofErr w:type="spellEnd"/>
-      <w:r>
-        <w:rPr>
-          <w:rFonts w:ascii="Times New Roman" w:hAnsi="Times New Roman"/>
-          <w:b/>
-          <w:bCs/>
-          <w:i/>
-          <w:iCs/>
-          <w:szCs w:val="24"/>
-          <w:lang w:val="fr-FR"/>
-        </w:rPr>
-        <w:t xml:space="preserve"> </w:t>
+        <w:t xml:space="preserve">, Bảo </w:t>
       </w:r>
       <w:proofErr w:type="spellStart"/>
       <w:r>
@@ -14741,6 +14388,7 @@
           <w:szCs w:val="24"/>
           <w:lang w:val="fr-FR"/>
         </w:rPr>
+        <w:lastRenderedPageBreak/>
         <w:t>4.1.</w:t>
       </w:r>
       <w:r>
@@ -14753,7 +14401,6 @@
         </w:rPr>
         <w:t xml:space="preserve"> </w:t>
       </w:r>
-      <w:proofErr w:type="spellStart"/>
       <w:r>
         <w:rPr>
           <w:rFonts w:ascii="Times New Roman" w:hAnsi="Times New Roman"/>
@@ -14763,19 +14410,7 @@
           <w:szCs w:val="24"/>
           <w:lang w:val="fr-FR"/>
         </w:rPr>
-        <w:t>Quyền</w:t>
-      </w:r>
-      <w:proofErr w:type="spellEnd"/>
-      <w:r>
-        <w:rPr>
-          <w:rFonts w:ascii="Times New Roman" w:hAnsi="Times New Roman"/>
-          <w:b/>
-          <w:bCs/>
-          <w:i/>
-          <w:szCs w:val="24"/>
-          <w:lang w:val="fr-FR"/>
-        </w:rPr>
-        <w:t xml:space="preserve"> </w:t>
+        <w:t xml:space="preserve">Quyền </w:t>
       </w:r>
       <w:proofErr w:type="spellStart"/>
       <w:r>
@@ -15255,7 +14890,7 @@
           <w:szCs w:val="24"/>
           <w:lang w:val="fr-FR"/>
         </w:rPr>
-        <w:t xml:space="preserve"> lao   </w:t>
+        <w:t xml:space="preserve"> lao  </w:t>
       </w:r>
       <w:proofErr w:type="spellStart"/>
       <w:r>
@@ -15940,8 +15575,7 @@
     </w:p>
     <w:p>
       <w:pPr>
-        <w:spacing w:line="240" w:lineRule="exact"/>
-        <w:ind w:left="538" w:right="-284" w:hanging="113"/>
+        <w:ind w:left="561" w:hanging="113"/>
         <w:rPr>
           <w:rFonts w:ascii="Times New Roman" w:hAnsi="Times New Roman"/>
           <w:bCs/>
@@ -15956,28 +15590,7 @@
           <w:szCs w:val="24"/>
           <w:lang w:val="vi-VN"/>
         </w:rPr>
-        <w:t>-Về thời gian báo trước khi muốn nghỉ việc: Trong thời gian thử việc mỗi bên có quyền hủy bỏ</w:t>
-      </w:r>
-    </w:p>
-    <w:p>
-      <w:pPr>
-        <w:spacing w:line="240" w:lineRule="exact"/>
-        <w:ind w:left="538" w:right="-284" w:hanging="113"/>
-        <w:rPr>
-          <w:rFonts w:ascii="Times New Roman" w:hAnsi="Times New Roman"/>
-          <w:bCs/>
-          <w:szCs w:val="24"/>
-          <w:lang w:val="vi-VN"/>
-        </w:rPr>
-      </w:pPr>
-      <w:r>
-        <w:rPr>
-          <w:rFonts w:ascii="Times New Roman" w:hAnsi="Times New Roman"/>
-          <w:bCs/>
-          <w:szCs w:val="24"/>
-          <w:lang w:val="vi-VN"/>
-        </w:rPr>
-        <w:t xml:space="preserve"> thỏa thuận thử việc mà không cần báo trước và không phải bồi thường nếu việc làm thử không đạt yêu cầu mà hai bên đã thỏa thuận.</w:t>
+        <w:t>-Về thời gian báo trước khi muốn nghỉ việc: Trong thời gian thử việc mỗi bên có quyền hủy bỏ thỏa thuận thử việc mà không cần báo trước và không phải bồi thường nếu việc làm thử không đạt yêu cầu mà hai bên đã thỏa thuận.</w:t>
       </w:r>
       <w:r>
         <w:rPr>
@@ -16149,16 +15762,7 @@
           <w:szCs w:val="24"/>
           <w:lang w:val="vi-VN"/>
         </w:rPr>
-        <w:t xml:space="preserve">- Hoàn thành công việc được giao, thực hiện theo sự phân công yêu cầu của bộ phận, người quản lý. </w:t>
-      </w:r>
-      <w:r>
-        <w:rPr>
-          <w:rFonts w:ascii="Times New Roman" w:hAnsi="Times New Roman"/>
-          <w:bCs/>
-          <w:szCs w:val="24"/>
-          <w:lang w:val="vi-VN"/>
-        </w:rPr>
-        <w:tab/>
+        <w:t>- Hoàn thành công việc được giao, thực hiện theo sự phân công yêu cầu của bộ phận, người quản lý.</w:t>
       </w:r>
       <w:r>
         <w:rPr>
@@ -16245,7 +15849,7 @@
           <w:szCs w:val="24"/>
           <w:lang w:val="vi-VN"/>
         </w:rPr>
-        <w:t>- Ngoài những điều khoản nêu trong hợp đồng này, người lao động phải tuân thủ các quy định      trong Nội quy của công ty, Thỏa ước lao động tập thể và các quy chế khác.</w:t>
+        <w:t>- Ngoài những điều khoản nêu trong hợp đồng này, người lao động phải tuân thủ các quy định trong Nội quy của công ty, Thỏa ước lao động tập thể và các quy chế khác.</w:t>
       </w:r>
     </w:p>
     <w:p>
@@ -16256,10 +15860,30 @@
           <w:b/>
           <w:bCs/>
           <w:szCs w:val="24"/>
+          <w:lang w:val="vi-VN"/>
+        </w:rPr>
+      </w:pPr>
+      <w:r>
+        <w:rPr>
+          <w:rFonts w:ascii="Times New Roman" w:hAnsi="Times New Roman"/>
+          <w:b/>
+          <w:bCs/>
+          <w:szCs w:val="24"/>
           <w:u w:val="single"/>
           <w:lang w:val="vi-VN"/>
         </w:rPr>
-      </w:pPr>
+        <w:t>ĐIỀU 5:</w:t>
+      </w:r>
+      <w:r>
+        <w:rPr>
+          <w:rFonts w:ascii="Times New Roman" w:hAnsi="Times New Roman"/>
+          <w:b/>
+          <w:bCs/>
+          <w:szCs w:val="24"/>
+          <w:lang w:val="vi-VN"/>
+        </w:rPr>
+        <w:t xml:space="preserve"> NGHĨA VỤ VÀ QUYỀN HẠN CỦA NGƯỜI SỬ DỤNG LAO ĐỘNG</w:t>
+      </w:r>
     </w:p>
     <w:p>
       <w:pPr>
@@ -16278,20 +15902,21 @@
           <w:b/>
           <w:bCs/>
           <w:szCs w:val="24"/>
-          <w:u w:val="single"/>
           <w:lang w:val="vi-VN"/>
         </w:rPr>
-        <w:t>ĐIỀU 5:</w:t>
+        <w:t xml:space="preserve">5.1. </w:t>
       </w:r>
       <w:r>
         <w:rPr>
           <w:rFonts w:ascii="Times New Roman" w:hAnsi="Times New Roman"/>
           <w:b/>
           <w:bCs/>
+          <w:i/>
+          <w:iCs/>
           <w:szCs w:val="24"/>
           <w:lang w:val="vi-VN"/>
         </w:rPr>
-        <w:t xml:space="preserve"> NGHĨA VỤ VÀ QUYỀN HẠN CỦA NGƯỜI SỬ DỤNG LAO ĐỘNG</w:t>
+        <w:t>Quyền hạn</w:t>
       </w:r>
     </w:p>
     <w:p>
@@ -16299,40 +15924,6 @@
         <w:ind w:left="900" w:hanging="540"/>
         <w:rPr>
           <w:rFonts w:ascii="Times New Roman" w:hAnsi="Times New Roman"/>
-          <w:b/>
-          <w:bCs/>
-          <w:szCs w:val="24"/>
-          <w:lang w:val="vi-VN"/>
-        </w:rPr>
-      </w:pPr>
-      <w:r>
-        <w:rPr>
-          <w:rFonts w:ascii="Times New Roman" w:hAnsi="Times New Roman"/>
-          <w:b/>
-          <w:bCs/>
-          <w:szCs w:val="24"/>
-          <w:lang w:val="vi-VN"/>
-        </w:rPr>
-        <w:t xml:space="preserve">5.1. </w:t>
-      </w:r>
-      <w:r>
-        <w:rPr>
-          <w:rFonts w:ascii="Times New Roman" w:hAnsi="Times New Roman"/>
-          <w:b/>
-          <w:bCs/>
-          <w:i/>
-          <w:iCs/>
-          <w:szCs w:val="24"/>
-          <w:lang w:val="vi-VN"/>
-        </w:rPr>
-        <w:t>Quyền hạn</w:t>
-      </w:r>
-    </w:p>
-    <w:p>
-      <w:pPr>
-        <w:ind w:left="900" w:hanging="540"/>
-        <w:rPr>
-          <w:rFonts w:ascii="Times New Roman" w:hAnsi="Times New Roman"/>
           <w:bCs/>
           <w:szCs w:val="24"/>
           <w:lang w:val="vi-VN"/>
@@ -16562,484 +16153,926 @@
     </w:p>
     <w:p>
       <w:pPr>
-        <w:ind w:left="641" w:hanging="284"/>
+        <w:snapToGrid w:val="0"/>
+        <w:spacing w:after="0" w:line="288" w:lineRule="auto"/>
+        <w:ind w:left="0" w:firstLine="0"/>
         <w:rPr>
           <w:rFonts w:ascii="Times New Roman" w:hAnsi="Times New Roman"/>
           <w:b/>
           <w:szCs w:val="24"/>
+          <w:lang w:val="nl-NL"/>
+        </w:rPr>
+      </w:pPr>
+      <w:r>
+        <w:rPr>
+          <w:rFonts w:ascii="Times New Roman" w:hAnsi="Times New Roman"/>
+          <w:b/>
+          <w:szCs w:val="24"/>
           <w:u w:val="single"/>
-          <w:lang w:val="vi-VN"/>
-        </w:rPr>
-      </w:pPr>
+          <w:lang w:val="nl-NL"/>
+        </w:rPr>
+        <w:t>ĐIỀU 6:</w:t>
+      </w:r>
+      <w:r>
+        <w:rPr>
+          <w:rFonts w:ascii="Times New Roman" w:hAnsi="Times New Roman"/>
+          <w:b/>
+          <w:szCs w:val="24"/>
+          <w:lang w:val="nl-NL"/>
+        </w:rPr>
+        <w:t xml:space="preserve"> XỬ LÝ VÀ LƯU TRỮ DỮ LIỆU CÁ NHÂN CỦA NGƯỜI LAO ĐỘNG</w:t>
+      </w:r>
     </w:p>
     <w:p>
       <w:pPr>
-        <w:ind w:left="641" w:hanging="284"/>
-        <w:rPr>
-          <w:rFonts w:ascii="Times New Roman" w:hAnsi="Times New Roman"/>
-          <w:b/>
-          <w:szCs w:val="24"/>
-          <w:lang w:val="vi-VN"/>
+        <w:pStyle w:val="ListParagraph"/>
+        <w:numPr>
+          <w:ilvl w:val="1"/>
+          <w:numId w:val="9"/>
+        </w:numPr>
+        <w:snapToGrid w:val="0"/>
+        <w:spacing w:after="0" w:line="288" w:lineRule="auto"/>
+        <w:ind w:left="426" w:hanging="426"/>
+        <w:contextualSpacing w:val="0"/>
+        <w:rPr>
+          <w:rFonts w:ascii="Times New Roman" w:hAnsi="Times New Roman"/>
+          <w:bCs/>
+          <w:szCs w:val="24"/>
+          <w:lang w:val="nl-NL"/>
         </w:rPr>
       </w:pPr>
       <w:r>
         <w:rPr>
           <w:rFonts w:ascii="Times New Roman" w:hAnsi="Times New Roman"/>
-          <w:b/>
-          <w:szCs w:val="24"/>
-          <w:u w:val="single"/>
-          <w:lang w:val="vi-VN"/>
-        </w:rPr>
-        <w:t>ĐIỀU 6:</w:t>
-      </w:r>
-      <w:r>
-        <w:rPr>
-          <w:rFonts w:ascii="Times New Roman" w:hAnsi="Times New Roman"/>
-          <w:b/>
-          <w:szCs w:val="24"/>
-          <w:lang w:val="vi-VN"/>
-        </w:rPr>
-        <w:t xml:space="preserve"> THỎA THUẬN KHÁC</w:t>
+          <w:bCs/>
+          <w:szCs w:val="24"/>
+          <w:lang w:val="nl-NL"/>
+        </w:rPr>
+        <w:t xml:space="preserve">Người lao động đồng ý để Công ty thu thập, sử dụng, lưu trữ và xử lý dữ liệu cá nhân trong quá trình giao kết, thực hiện và sau khi chấm dứt Hợp đồng </w:t>
+      </w:r>
+      <w:r>
+        <w:rPr>
+          <w:rFonts w:ascii="Times New Roman" w:hAnsi="Times New Roman"/>
+          <w:bCs/>
+          <w:szCs w:val="24"/>
+          <w:lang w:val="nl-NL"/>
+        </w:rPr>
+        <w:t>thử việc</w:t>
+      </w:r>
+      <w:r>
+        <w:rPr>
+          <w:rFonts w:ascii="Times New Roman" w:hAnsi="Times New Roman"/>
+          <w:bCs/>
+          <w:szCs w:val="24"/>
+          <w:lang w:val="nl-NL"/>
+        </w:rPr>
+        <w:t>, bao gồm thông tin, dữ liệu cá nhân cơ bản và thông tin, dữ liệu cá nhân nhạy cảm theo quy định pháp luật.</w:t>
       </w:r>
     </w:p>
     <w:p>
       <w:pPr>
-        <w:spacing w:line="240" w:lineRule="exact"/>
-        <w:rPr>
-          <w:rFonts w:ascii="Times New Roman" w:hAnsi="Times New Roman"/>
-          <w:lang w:val="vi-VN"/>
+        <w:pStyle w:val="ListParagraph"/>
+        <w:numPr>
+          <w:ilvl w:val="1"/>
+          <w:numId w:val="9"/>
+        </w:numPr>
+        <w:snapToGrid w:val="0"/>
+        <w:spacing w:after="0" w:line="288" w:lineRule="auto"/>
+        <w:ind w:left="426" w:hanging="426"/>
+        <w:contextualSpacing w:val="0"/>
+        <w:rPr>
+          <w:rFonts w:ascii="Times New Roman" w:hAnsi="Times New Roman"/>
+          <w:bCs/>
+          <w:szCs w:val="24"/>
+          <w:lang w:val="nl-NL"/>
         </w:rPr>
       </w:pPr>
       <w:r>
         <w:rPr>
           <w:rFonts w:ascii="Times New Roman" w:hAnsi="Times New Roman"/>
-          <w:lang w:val="vi-VN"/>
-        </w:rPr>
-        <w:t>- Nh</w:t>
-      </w:r>
-      <w:r>
-        <w:rPr>
-          <w:rFonts w:ascii="Times New Roman" w:hAnsi="Times New Roman" w:cs="Calibri"/>
-          <w:lang w:val="vi-VN"/>
-        </w:rPr>
-        <w:t>ữ</w:t>
-      </w:r>
-      <w:r>
-        <w:rPr>
-          <w:rFonts w:ascii="Times New Roman" w:hAnsi="Times New Roman"/>
-          <w:lang w:val="vi-VN"/>
-        </w:rPr>
-        <w:t>ng v</w:t>
-      </w:r>
-      <w:r>
-        <w:rPr>
-          <w:rFonts w:ascii="Times New Roman" w:hAnsi="Times New Roman" w:cs="Calibri"/>
-          <w:lang w:val="vi-VN"/>
-        </w:rPr>
-        <w:t>ấ</w:t>
-      </w:r>
-      <w:r>
-        <w:rPr>
-          <w:rFonts w:ascii="Times New Roman" w:hAnsi="Times New Roman"/>
-          <w:lang w:val="vi-VN"/>
-        </w:rPr>
-        <w:t xml:space="preserve">n </w:t>
-      </w:r>
-      <w:r>
-        <w:rPr>
-          <w:rFonts w:ascii="Times New Roman" w:hAnsi="Times New Roman" w:cs="Calibri"/>
-          <w:lang w:val="vi-VN"/>
-        </w:rPr>
-        <w:t>đề</w:t>
-      </w:r>
-      <w:r>
-        <w:rPr>
-          <w:rFonts w:ascii="Times New Roman" w:hAnsi="Times New Roman"/>
-          <w:lang w:val="vi-VN"/>
-        </w:rPr>
-        <w:t xml:space="preserve"> v</w:t>
-      </w:r>
-      <w:r>
-        <w:rPr>
-          <w:rFonts w:ascii="Times New Roman" w:hAnsi="Times New Roman" w:cs="Calibri"/>
-          <w:lang w:val="vi-VN"/>
-        </w:rPr>
-        <w:t>ề</w:t>
-      </w:r>
-      <w:r>
-        <w:rPr>
-          <w:rFonts w:ascii="Times New Roman" w:hAnsi="Times New Roman"/>
-          <w:lang w:val="vi-VN"/>
-        </w:rPr>
-        <w:t xml:space="preserve"> lao </w:t>
-      </w:r>
-      <w:r>
-        <w:rPr>
-          <w:rFonts w:ascii="Times New Roman" w:hAnsi="Times New Roman" w:cs="Calibri"/>
-          <w:lang w:val="vi-VN"/>
-        </w:rPr>
-        <w:t>độ</w:t>
-      </w:r>
-      <w:r>
-        <w:rPr>
-          <w:rFonts w:ascii="Times New Roman" w:hAnsi="Times New Roman"/>
-          <w:lang w:val="vi-VN"/>
-        </w:rPr>
-        <w:t>ng kh</w:t>
-      </w:r>
-      <w:r>
-        <w:rPr>
-          <w:rFonts w:ascii="Times New Roman" w:hAnsi="Times New Roman" w:cs=".VnTime"/>
-          <w:lang w:val="vi-VN"/>
-        </w:rPr>
-        <w:t>ô</w:t>
-      </w:r>
-      <w:r>
-        <w:rPr>
-          <w:rFonts w:ascii="Times New Roman" w:hAnsi="Times New Roman"/>
-          <w:lang w:val="vi-VN"/>
-        </w:rPr>
-        <w:t>ng ghi trong h</w:t>
-      </w:r>
-      <w:r>
-        <w:rPr>
-          <w:rFonts w:ascii="Times New Roman" w:hAnsi="Times New Roman" w:cs="Calibri"/>
-          <w:lang w:val="vi-VN"/>
-        </w:rPr>
-        <w:t>ợ</w:t>
-      </w:r>
-      <w:r>
-        <w:rPr>
-          <w:rFonts w:ascii="Times New Roman" w:hAnsi="Times New Roman"/>
-          <w:lang w:val="vi-VN"/>
-        </w:rPr>
-        <w:t xml:space="preserve">p </w:t>
-      </w:r>
-      <w:r>
-        <w:rPr>
-          <w:rFonts w:ascii="Times New Roman" w:hAnsi="Times New Roman" w:cs="Calibri"/>
-          <w:lang w:val="vi-VN"/>
-        </w:rPr>
-        <w:t>đồ</w:t>
-      </w:r>
-      <w:r>
-        <w:rPr>
-          <w:rFonts w:ascii="Times New Roman" w:hAnsi="Times New Roman"/>
-          <w:lang w:val="vi-VN"/>
-        </w:rPr>
-        <w:t>ng n</w:t>
-      </w:r>
-      <w:r>
-        <w:rPr>
-          <w:rFonts w:ascii="Times New Roman" w:hAnsi="Times New Roman" w:cs="Calibri"/>
-          <w:lang w:val="vi-VN"/>
-        </w:rPr>
-        <w:t>à</w:t>
-      </w:r>
-      <w:r>
-        <w:rPr>
-          <w:rFonts w:ascii="Times New Roman" w:hAnsi="Times New Roman"/>
-          <w:lang w:val="vi-VN"/>
-        </w:rPr>
-        <w:t>y th</w:t>
-      </w:r>
-      <w:r>
-        <w:rPr>
-          <w:rFonts w:ascii="Times New Roman" w:hAnsi="Times New Roman" w:cs=".VnTime"/>
-          <w:lang w:val="vi-VN"/>
-        </w:rPr>
-        <w:t>ì</w:t>
-      </w:r>
-      <w:r>
-        <w:rPr>
-          <w:rFonts w:ascii="Times New Roman" w:hAnsi="Times New Roman"/>
-          <w:lang w:val="vi-VN"/>
-        </w:rPr>
-        <w:t xml:space="preserve"> </w:t>
-      </w:r>
-      <w:r>
-        <w:rPr>
-          <w:rFonts w:ascii="Times New Roman" w:hAnsi="Times New Roman" w:cs=".VnTime"/>
-          <w:lang w:val="vi-VN"/>
-        </w:rPr>
-        <w:t>á</w:t>
-      </w:r>
-      <w:r>
-        <w:rPr>
-          <w:rFonts w:ascii="Times New Roman" w:hAnsi="Times New Roman"/>
-          <w:lang w:val="vi-VN"/>
-        </w:rPr>
-        <w:t>p d</w:t>
-      </w:r>
-      <w:r>
-        <w:rPr>
-          <w:rFonts w:ascii="Times New Roman" w:hAnsi="Times New Roman" w:cs="Calibri"/>
-          <w:lang w:val="vi-VN"/>
-        </w:rPr>
-        <w:t>ụ</w:t>
-      </w:r>
-      <w:r>
-        <w:rPr>
-          <w:rFonts w:ascii="Times New Roman" w:hAnsi="Times New Roman"/>
-          <w:lang w:val="vi-VN"/>
-        </w:rPr>
-        <w:t xml:space="preserve">ng theo quy </w:t>
-      </w:r>
-      <w:r>
-        <w:rPr>
-          <w:rFonts w:ascii="Times New Roman" w:hAnsi="Times New Roman" w:cs="Calibri"/>
-          <w:lang w:val="vi-VN"/>
-        </w:rPr>
-        <w:t>đị</w:t>
-      </w:r>
-      <w:r>
-        <w:rPr>
-          <w:rFonts w:ascii="Times New Roman" w:hAnsi="Times New Roman"/>
-          <w:lang w:val="vi-VN"/>
-        </w:rPr>
-        <w:t>nh c</w:t>
-      </w:r>
-      <w:r>
-        <w:rPr>
-          <w:rFonts w:ascii="Times New Roman" w:hAnsi="Times New Roman" w:cs="Calibri"/>
-          <w:lang w:val="vi-VN"/>
-        </w:rPr>
-        <w:t>ủ</w:t>
-      </w:r>
-      <w:r>
-        <w:rPr>
-          <w:rFonts w:ascii="Times New Roman" w:hAnsi="Times New Roman"/>
-          <w:lang w:val="vi-VN"/>
-        </w:rPr>
-        <w:t>a N</w:t>
-      </w:r>
-      <w:r>
-        <w:rPr>
-          <w:rFonts w:ascii="Times New Roman" w:hAnsi="Times New Roman" w:cs="Calibri"/>
-          <w:lang w:val="vi-VN"/>
-        </w:rPr>
-        <w:t>ộ</w:t>
-      </w:r>
-      <w:r>
-        <w:rPr>
-          <w:rFonts w:ascii="Times New Roman" w:hAnsi="Times New Roman"/>
-          <w:lang w:val="vi-VN"/>
-        </w:rPr>
-        <w:t>i</w:t>
+          <w:bCs/>
+          <w:szCs w:val="24"/>
+          <w:lang w:val="nl-NL"/>
+        </w:rPr>
+        <w:t>Việc xử lý và lưu trữ dữ liệu cá nhân được thực hiện nhằm các mục đích sau:</w:t>
       </w:r>
     </w:p>
     <w:p>
       <w:pPr>
-        <w:spacing w:line="240" w:lineRule="exact"/>
-        <w:rPr>
-          <w:rFonts w:ascii="Times New Roman" w:hAnsi="Times New Roman"/>
-          <w:lang w:val="vi-VN"/>
+        <w:pStyle w:val="ListParagraph"/>
+        <w:numPr>
+          <w:ilvl w:val="0"/>
+          <w:numId w:val="8"/>
+        </w:numPr>
+        <w:snapToGrid w:val="0"/>
+        <w:spacing w:after="0" w:line="288" w:lineRule="auto"/>
+        <w:ind w:left="567" w:hanging="283"/>
+        <w:contextualSpacing w:val="0"/>
+        <w:rPr>
+          <w:rFonts w:ascii="Times New Roman" w:hAnsi="Times New Roman"/>
+          <w:bCs/>
+          <w:szCs w:val="24"/>
+          <w:lang w:val="nl-NL"/>
         </w:rPr>
       </w:pPr>
       <w:r>
         <w:rPr>
           <w:rFonts w:ascii="Times New Roman" w:hAnsi="Times New Roman"/>
-          <w:lang w:val="vi-VN"/>
-        </w:rPr>
-        <w:t xml:space="preserve">   quy c</w:t>
-      </w:r>
-      <w:r>
-        <w:rPr>
-          <w:rFonts w:ascii="Times New Roman" w:hAnsi="Times New Roman" w:cs=".VnTime"/>
-          <w:lang w:val="vi-VN"/>
-        </w:rPr>
-        <w:t>ô</w:t>
-      </w:r>
-      <w:r>
-        <w:rPr>
-          <w:rFonts w:ascii="Times New Roman" w:hAnsi="Times New Roman"/>
-          <w:lang w:val="vi-VN"/>
-        </w:rPr>
-        <w:t>ng ty, Tho</w:t>
-      </w:r>
-      <w:r>
-        <w:rPr>
-          <w:rFonts w:ascii="Times New Roman" w:hAnsi="Times New Roman" w:cs="Calibri"/>
-          <w:lang w:val="vi-VN"/>
-        </w:rPr>
-        <w:t>ả</w:t>
-      </w:r>
-      <w:r>
-        <w:rPr>
-          <w:rFonts w:ascii="Times New Roman" w:hAnsi="Times New Roman"/>
-          <w:lang w:val="vi-VN"/>
-        </w:rPr>
-        <w:t xml:space="preserve"> </w:t>
-      </w:r>
-      <w:r>
-        <w:rPr>
-          <w:rFonts w:ascii="Times New Roman" w:hAnsi="Times New Roman" w:cs="Calibri"/>
-          <w:lang w:val="vi-VN"/>
-        </w:rPr>
-        <w:t>ướ</w:t>
-      </w:r>
-      <w:r>
-        <w:rPr>
-          <w:rFonts w:ascii="Times New Roman" w:hAnsi="Times New Roman"/>
-          <w:lang w:val="vi-VN"/>
-        </w:rPr>
-        <w:t xml:space="preserve">c lao </w:t>
-      </w:r>
-      <w:r>
-        <w:rPr>
-          <w:rFonts w:ascii="Times New Roman" w:hAnsi="Times New Roman" w:cs="Calibri"/>
-          <w:lang w:val="vi-VN"/>
-        </w:rPr>
-        <w:t>độ</w:t>
-      </w:r>
-      <w:r>
-        <w:rPr>
-          <w:rFonts w:ascii="Times New Roman" w:hAnsi="Times New Roman"/>
-          <w:lang w:val="vi-VN"/>
-        </w:rPr>
-        <w:t>ng t</w:t>
-      </w:r>
-      <w:r>
-        <w:rPr>
-          <w:rFonts w:ascii="Times New Roman" w:hAnsi="Times New Roman" w:cs="Calibri"/>
-          <w:lang w:val="vi-VN"/>
-        </w:rPr>
-        <w:t>ậ</w:t>
-      </w:r>
-      <w:r>
-        <w:rPr>
-          <w:rFonts w:ascii="Times New Roman" w:hAnsi="Times New Roman"/>
-          <w:lang w:val="vi-VN"/>
-        </w:rPr>
-        <w:t>p th</w:t>
-      </w:r>
-      <w:r>
-        <w:rPr>
-          <w:rFonts w:ascii="Times New Roman" w:hAnsi="Times New Roman" w:cs="Calibri"/>
-          <w:lang w:val="vi-VN"/>
-        </w:rPr>
-        <w:t>ể</w:t>
-      </w:r>
-      <w:r>
-        <w:rPr>
-          <w:rFonts w:ascii="Times New Roman" w:hAnsi="Times New Roman"/>
-          <w:lang w:val="vi-VN"/>
-        </w:rPr>
-        <w:t xml:space="preserve"> ho</w:t>
-      </w:r>
-      <w:r>
-        <w:rPr>
-          <w:rFonts w:ascii="Times New Roman" w:hAnsi="Times New Roman" w:cs="Calibri"/>
-          <w:lang w:val="vi-VN"/>
-        </w:rPr>
-        <w:t>ặ</w:t>
-      </w:r>
-      <w:r>
-        <w:rPr>
-          <w:rFonts w:ascii="Times New Roman" w:hAnsi="Times New Roman"/>
-          <w:lang w:val="vi-VN"/>
-        </w:rPr>
-        <w:t xml:space="preserve">c quy </w:t>
-      </w:r>
-      <w:r>
-        <w:rPr>
-          <w:rFonts w:ascii="Times New Roman" w:hAnsi="Times New Roman" w:cs="Calibri"/>
-          <w:lang w:val="vi-VN"/>
-        </w:rPr>
-        <w:t>đị</w:t>
-      </w:r>
-      <w:r>
-        <w:rPr>
-          <w:rFonts w:ascii="Times New Roman" w:hAnsi="Times New Roman"/>
-          <w:lang w:val="vi-VN"/>
-        </w:rPr>
-        <w:t>nh c</w:t>
-      </w:r>
-      <w:r>
-        <w:rPr>
-          <w:rFonts w:ascii="Times New Roman" w:hAnsi="Times New Roman" w:cs="Calibri"/>
-          <w:lang w:val="vi-VN"/>
-        </w:rPr>
-        <w:t>ủ</w:t>
-      </w:r>
-      <w:r>
-        <w:rPr>
-          <w:rFonts w:ascii="Times New Roman" w:hAnsi="Times New Roman"/>
-          <w:lang w:val="vi-VN"/>
-        </w:rPr>
-        <w:t>a ph</w:t>
-      </w:r>
-      <w:r>
-        <w:rPr>
-          <w:rFonts w:ascii="Times New Roman" w:hAnsi="Times New Roman" w:cs=".VnTime"/>
-          <w:lang w:val="vi-VN"/>
-        </w:rPr>
-        <w:t>á</w:t>
-      </w:r>
-      <w:r>
-        <w:rPr>
-          <w:rFonts w:ascii="Times New Roman" w:hAnsi="Times New Roman"/>
-          <w:lang w:val="vi-VN"/>
-        </w:rPr>
-        <w:t>p lu</w:t>
-      </w:r>
-      <w:r>
-        <w:rPr>
-          <w:rFonts w:ascii="Times New Roman" w:hAnsi="Times New Roman" w:cs="Calibri"/>
-          <w:lang w:val="vi-VN"/>
-        </w:rPr>
-        <w:t>ậ</w:t>
-      </w:r>
-      <w:r>
-        <w:rPr>
-          <w:rFonts w:ascii="Times New Roman" w:hAnsi="Times New Roman"/>
-          <w:lang w:val="vi-VN"/>
-        </w:rPr>
-        <w:t>t c</w:t>
-      </w:r>
-      <w:r>
-        <w:rPr>
-          <w:rFonts w:ascii="Times New Roman" w:hAnsi="Times New Roman" w:cs=".VnTime"/>
-          <w:lang w:val="vi-VN"/>
-        </w:rPr>
-        <w:t>ó</w:t>
-      </w:r>
-      <w:r>
-        <w:rPr>
-          <w:rFonts w:ascii="Times New Roman" w:hAnsi="Times New Roman"/>
-          <w:lang w:val="vi-VN"/>
-        </w:rPr>
-        <w:t xml:space="preserve"> li</w:t>
-      </w:r>
-      <w:r>
-        <w:rPr>
-          <w:rFonts w:ascii="Times New Roman" w:hAnsi="Times New Roman" w:cs=".VnTime"/>
-          <w:lang w:val="vi-VN"/>
-        </w:rPr>
-        <w:t>ê</w:t>
-      </w:r>
-      <w:r>
-        <w:rPr>
-          <w:rFonts w:ascii="Times New Roman" w:hAnsi="Times New Roman"/>
-          <w:lang w:val="vi-VN"/>
-        </w:rPr>
-        <w:t>n quan.</w:t>
+          <w:bCs/>
+          <w:szCs w:val="24"/>
+          <w:lang w:val="nl-NL"/>
+        </w:rPr>
+        <w:t>Thực hiện nghĩa vụ theo quy định của pháp luật về lao động, bảo hiểm, thuế, kế toán, kiểm toán;</w:t>
       </w:r>
     </w:p>
     <w:p>
       <w:pPr>
-        <w:spacing w:line="240" w:lineRule="exact"/>
-        <w:rPr>
-          <w:rFonts w:ascii="Times New Roman" w:hAnsi="Times New Roman"/>
-          <w:lang w:val="vi-VN"/>
+        <w:pStyle w:val="ListParagraph"/>
+        <w:numPr>
+          <w:ilvl w:val="0"/>
+          <w:numId w:val="8"/>
+        </w:numPr>
+        <w:snapToGrid w:val="0"/>
+        <w:spacing w:after="0" w:line="288" w:lineRule="auto"/>
+        <w:ind w:left="567" w:hanging="283"/>
+        <w:contextualSpacing w:val="0"/>
+        <w:rPr>
+          <w:rFonts w:ascii="Times New Roman" w:hAnsi="Times New Roman"/>
+          <w:bCs/>
+          <w:szCs w:val="24"/>
+          <w:lang w:val="nl-NL"/>
         </w:rPr>
       </w:pPr>
       <w:r>
         <w:rPr>
           <w:rFonts w:ascii="Times New Roman" w:hAnsi="Times New Roman"/>
-          <w:lang w:val="vi-VN"/>
-        </w:rPr>
-        <w:t xml:space="preserve">- Hợp đồng thử việc này được làm thành hai (02) bản có giá trị ngang nhau, mỗi bên giữ một </w:t>
+          <w:bCs/>
+          <w:szCs w:val="24"/>
+          <w:lang w:val="nl-NL"/>
+        </w:rPr>
+        <w:t>Giải quyết khiếu nại, tranh chấp lao động, tố tụng (nếu có);</w:t>
+      </w:r>
+    </w:p>
+    <w:p>
+      <w:pPr>
+        <w:pStyle w:val="ListParagraph"/>
+        <w:numPr>
+          <w:ilvl w:val="0"/>
+          <w:numId w:val="8"/>
+        </w:numPr>
+        <w:snapToGrid w:val="0"/>
+        <w:spacing w:after="0" w:line="288" w:lineRule="auto"/>
+        <w:ind w:left="567" w:hanging="283"/>
+        <w:contextualSpacing w:val="0"/>
+        <w:rPr>
+          <w:rFonts w:ascii="Times New Roman" w:hAnsi="Times New Roman"/>
+          <w:bCs/>
+          <w:szCs w:val="24"/>
+          <w:lang w:val="nl-NL"/>
+        </w:rPr>
+      </w:pPr>
+      <w:r>
+        <w:rPr>
+          <w:rFonts w:ascii="Times New Roman" w:hAnsi="Times New Roman"/>
+          <w:bCs/>
+          <w:szCs w:val="24"/>
+          <w:lang w:val="nl-NL"/>
+        </w:rPr>
+        <w:t>Cung cấp dữ liệu cá nhân cần thiết cho khách hàng, đối tác của Công ty để phục vụ đánh giá tuân thủ, kiểm toán, trách nhiệm xã hội (CSR) hoặc các yêu cầu hợp pháp liên quan đến quan hệ lao động;</w:t>
+      </w:r>
+    </w:p>
+    <w:p>
+      <w:pPr>
+        <w:pStyle w:val="ListParagraph"/>
+        <w:numPr>
+          <w:ilvl w:val="0"/>
+          <w:numId w:val="8"/>
+        </w:numPr>
+        <w:snapToGrid w:val="0"/>
+        <w:spacing w:after="0" w:line="288" w:lineRule="auto"/>
+        <w:ind w:left="567" w:hanging="283"/>
+        <w:contextualSpacing w:val="0"/>
+        <w:rPr>
+          <w:rFonts w:ascii="Times New Roman" w:hAnsi="Times New Roman"/>
+          <w:bCs/>
+          <w:szCs w:val="24"/>
+          <w:lang w:val="nl-NL"/>
+        </w:rPr>
+      </w:pPr>
+      <w:r>
+        <w:rPr>
+          <w:rFonts w:ascii="Times New Roman" w:hAnsi="Times New Roman"/>
+          <w:bCs/>
+          <w:szCs w:val="24"/>
+          <w:lang w:val="nl-NL"/>
+        </w:rPr>
+        <w:t>Cung cấp cho cơ quan nhà nước có thẩm quyền khi có yêu cầu hợp pháp.</w:t>
+      </w:r>
+    </w:p>
+    <w:p>
+      <w:pPr>
+        <w:pStyle w:val="ListParagraph"/>
+        <w:numPr>
+          <w:ilvl w:val="1"/>
+          <w:numId w:val="9"/>
+        </w:numPr>
+        <w:snapToGrid w:val="0"/>
+        <w:spacing w:after="0" w:line="288" w:lineRule="auto"/>
+        <w:ind w:left="426" w:hanging="426"/>
+        <w:contextualSpacing w:val="0"/>
+        <w:rPr>
+          <w:rFonts w:ascii="Times New Roman" w:hAnsi="Times New Roman"/>
+          <w:bCs/>
+          <w:szCs w:val="24"/>
+          <w:lang w:val="nl-NL"/>
+        </w:rPr>
+      </w:pPr>
+      <w:r>
+        <w:rPr>
+          <w:rFonts w:ascii="Times New Roman" w:hAnsi="Times New Roman"/>
+          <w:bCs/>
+          <w:szCs w:val="24"/>
+          <w:lang w:val="nl-NL"/>
+        </w:rPr>
+        <w:t>Thời hạn lưu trữ dữ liệu cá nhân được thực hiện theo quy định của pháp luật hoặc theo thời hiệu gắn với mục đích xử lý dữ liệu nêu tại Khoản 6.2 Điều này.</w:t>
+      </w:r>
+    </w:p>
+    <w:p>
+      <w:pPr>
+        <w:pStyle w:val="ListParagraph"/>
+        <w:numPr>
+          <w:ilvl w:val="1"/>
+          <w:numId w:val="9"/>
+        </w:numPr>
+        <w:snapToGrid w:val="0"/>
+        <w:spacing w:after="0" w:line="288" w:lineRule="auto"/>
+        <w:ind w:left="426" w:hanging="426"/>
+        <w:contextualSpacing w:val="0"/>
+        <w:rPr>
+          <w:rFonts w:ascii="Times New Roman" w:hAnsi="Times New Roman"/>
+          <w:bCs/>
+          <w:szCs w:val="24"/>
+          <w:lang w:val="nl-NL"/>
+        </w:rPr>
+      </w:pPr>
+      <w:r>
+        <w:rPr>
+          <w:rFonts w:ascii="Times New Roman" w:hAnsi="Times New Roman"/>
+          <w:bCs/>
+          <w:szCs w:val="24"/>
+          <w:lang w:val="nl-NL"/>
+        </w:rPr>
+        <w:t>Công ty cam kết bảo mật dữ liệu cá nhân của Người lao động, chỉ cung cấp trong phạm vi cần thiết, đúng mục đích, có căn cứ pháp luật; áp dụng các biện pháp quản lý và kỹ thuật để bảo vệ dữ liệu.</w:t>
+      </w:r>
+    </w:p>
+    <w:p>
+      <w:pPr>
+        <w:snapToGrid w:val="0"/>
+        <w:spacing w:after="0" w:line="288" w:lineRule="auto"/>
+        <w:ind w:left="0" w:firstLine="0"/>
+        <w:rPr>
+          <w:rFonts w:ascii="Times New Roman" w:hAnsi="Times New Roman"/>
+          <w:b/>
+          <w:szCs w:val="24"/>
+          <w:lang w:val="nl-NL"/>
+        </w:rPr>
+      </w:pPr>
+      <w:r>
+        <w:rPr>
+          <w:rFonts w:ascii="Times New Roman" w:hAnsi="Times New Roman"/>
+          <w:b/>
+          <w:szCs w:val="24"/>
+          <w:u w:val="single"/>
+        </w:rPr>
+        <w:lastRenderedPageBreak/>
+        <w:t xml:space="preserve">ĐIỀU </w:t>
+      </w:r>
+      <w:r>
+        <w:rPr>
+          <w:rFonts w:ascii="Times New Roman" w:hAnsi="Times New Roman"/>
+          <w:b/>
+          <w:szCs w:val="24"/>
+          <w:u w:val="single"/>
+          <w:lang w:val="nl-NL"/>
+        </w:rPr>
+        <w:t>7</w:t>
+      </w:r>
+      <w:r>
+        <w:rPr>
+          <w:rFonts w:ascii="Times New Roman" w:hAnsi="Times New Roman"/>
+          <w:b/>
+          <w:szCs w:val="24"/>
+          <w:u w:val="single"/>
+        </w:rPr>
+        <w:t>:</w:t>
+      </w:r>
+      <w:r>
+        <w:rPr>
+          <w:rFonts w:ascii="Times New Roman" w:hAnsi="Times New Roman"/>
+          <w:b/>
+          <w:szCs w:val="24"/>
+        </w:rPr>
+        <w:t xml:space="preserve"> THỎA THUẬN KHÁC</w:t>
+      </w:r>
+    </w:p>
+    <w:p>
+      <w:pPr>
+        <w:pStyle w:val="ListParagraph"/>
+        <w:numPr>
+          <w:ilvl w:val="0"/>
+          <w:numId w:val="8"/>
+        </w:numPr>
+        <w:snapToGrid w:val="0"/>
+        <w:spacing w:after="0" w:line="288" w:lineRule="auto"/>
+        <w:ind w:left="567" w:hanging="283"/>
+        <w:contextualSpacing w:val="0"/>
+        <w:rPr>
+          <w:rFonts w:ascii="Times New Roman" w:hAnsi="Times New Roman"/>
+          <w:szCs w:val="24"/>
+        </w:rPr>
+      </w:pPr>
+      <w:r>
+        <w:rPr>
+          <w:rFonts w:ascii="Times New Roman" w:hAnsi="Times New Roman"/>
+          <w:szCs w:val="24"/>
+        </w:rPr>
+        <w:t xml:space="preserve">Những </w:t>
+      </w:r>
+      <w:proofErr w:type="spellStart"/>
+      <w:r>
+        <w:rPr>
+          <w:rFonts w:ascii="Times New Roman" w:hAnsi="Times New Roman"/>
+          <w:szCs w:val="24"/>
+        </w:rPr>
+        <w:t>vấn</w:t>
+      </w:r>
+      <w:proofErr w:type="spellEnd"/>
+      <w:r>
+        <w:rPr>
+          <w:rFonts w:ascii="Times New Roman" w:hAnsi="Times New Roman"/>
+          <w:szCs w:val="24"/>
+        </w:rPr>
+        <w:t xml:space="preserve"> </w:t>
+      </w:r>
+      <w:proofErr w:type="spellStart"/>
+      <w:r>
+        <w:rPr>
+          <w:rFonts w:ascii="Times New Roman" w:hAnsi="Times New Roman"/>
+          <w:szCs w:val="24"/>
+        </w:rPr>
+        <w:t>đề</w:t>
+      </w:r>
+      <w:proofErr w:type="spellEnd"/>
+      <w:r>
+        <w:rPr>
+          <w:rFonts w:ascii="Times New Roman" w:hAnsi="Times New Roman"/>
+          <w:szCs w:val="24"/>
+        </w:rPr>
+        <w:t xml:space="preserve"> </w:t>
+      </w:r>
+      <w:proofErr w:type="spellStart"/>
+      <w:r>
+        <w:rPr>
+          <w:rFonts w:ascii="Times New Roman" w:hAnsi="Times New Roman"/>
+          <w:szCs w:val="24"/>
+        </w:rPr>
+        <w:t>về</w:t>
+      </w:r>
+      <w:proofErr w:type="spellEnd"/>
+      <w:r>
+        <w:rPr>
+          <w:rFonts w:ascii="Times New Roman" w:hAnsi="Times New Roman"/>
+          <w:szCs w:val="24"/>
+        </w:rPr>
+        <w:t xml:space="preserve"> </w:t>
+      </w:r>
+      <w:proofErr w:type="spellStart"/>
+      <w:r>
+        <w:rPr>
+          <w:rFonts w:ascii="Times New Roman" w:hAnsi="Times New Roman"/>
+          <w:szCs w:val="24"/>
+        </w:rPr>
+        <w:t>lao</w:t>
+      </w:r>
+      <w:proofErr w:type="spellEnd"/>
+      <w:r>
+        <w:rPr>
+          <w:rFonts w:ascii="Times New Roman" w:hAnsi="Times New Roman"/>
+          <w:szCs w:val="24"/>
+        </w:rPr>
+        <w:t xml:space="preserve"> </w:t>
+      </w:r>
+      <w:proofErr w:type="spellStart"/>
+      <w:r>
+        <w:rPr>
+          <w:rFonts w:ascii="Times New Roman" w:hAnsi="Times New Roman"/>
+          <w:szCs w:val="24"/>
+        </w:rPr>
+        <w:t>động</w:t>
+      </w:r>
+      <w:proofErr w:type="spellEnd"/>
+      <w:r>
+        <w:rPr>
+          <w:rFonts w:ascii="Times New Roman" w:hAnsi="Times New Roman"/>
+          <w:szCs w:val="24"/>
+        </w:rPr>
+        <w:t xml:space="preserve"> </w:t>
+      </w:r>
+      <w:proofErr w:type="spellStart"/>
+      <w:r>
+        <w:rPr>
+          <w:rFonts w:ascii="Times New Roman" w:hAnsi="Times New Roman"/>
+          <w:szCs w:val="24"/>
+        </w:rPr>
+        <w:t>không</w:t>
+      </w:r>
+      <w:proofErr w:type="spellEnd"/>
+      <w:r>
+        <w:rPr>
+          <w:rFonts w:ascii="Times New Roman" w:hAnsi="Times New Roman"/>
+          <w:szCs w:val="24"/>
+        </w:rPr>
+        <w:t xml:space="preserve"> </w:t>
+      </w:r>
+      <w:proofErr w:type="spellStart"/>
+      <w:r>
+        <w:rPr>
+          <w:rFonts w:ascii="Times New Roman" w:hAnsi="Times New Roman"/>
+          <w:szCs w:val="24"/>
+        </w:rPr>
+        <w:t>ghi</w:t>
+      </w:r>
+      <w:proofErr w:type="spellEnd"/>
+      <w:r>
+        <w:rPr>
+          <w:rFonts w:ascii="Times New Roman" w:hAnsi="Times New Roman"/>
+          <w:szCs w:val="24"/>
+        </w:rPr>
+        <w:t xml:space="preserve"> </w:t>
+      </w:r>
+      <w:proofErr w:type="spellStart"/>
+      <w:r>
+        <w:rPr>
+          <w:rFonts w:ascii="Times New Roman" w:hAnsi="Times New Roman"/>
+          <w:szCs w:val="24"/>
+        </w:rPr>
+        <w:t>trong</w:t>
+      </w:r>
+      <w:proofErr w:type="spellEnd"/>
+      <w:r>
+        <w:rPr>
+          <w:rFonts w:ascii="Times New Roman" w:hAnsi="Times New Roman"/>
+          <w:szCs w:val="24"/>
+        </w:rPr>
+        <w:t xml:space="preserve"> </w:t>
+      </w:r>
+      <w:proofErr w:type="spellStart"/>
+      <w:r>
+        <w:rPr>
+          <w:rFonts w:ascii="Times New Roman" w:hAnsi="Times New Roman"/>
+          <w:szCs w:val="24"/>
+        </w:rPr>
+        <w:t>hợp</w:t>
+      </w:r>
+      <w:proofErr w:type="spellEnd"/>
+      <w:r>
+        <w:rPr>
+          <w:rFonts w:ascii="Times New Roman" w:hAnsi="Times New Roman"/>
+          <w:szCs w:val="24"/>
+        </w:rPr>
+        <w:t xml:space="preserve"> </w:t>
+      </w:r>
+      <w:proofErr w:type="spellStart"/>
+      <w:r>
+        <w:rPr>
+          <w:rFonts w:ascii="Times New Roman" w:hAnsi="Times New Roman"/>
+          <w:szCs w:val="24"/>
+        </w:rPr>
+        <w:t>đồng</w:t>
+      </w:r>
+      <w:proofErr w:type="spellEnd"/>
+      <w:r>
+        <w:rPr>
+          <w:rFonts w:ascii="Times New Roman" w:hAnsi="Times New Roman"/>
+          <w:szCs w:val="24"/>
+        </w:rPr>
+        <w:t xml:space="preserve"> </w:t>
+      </w:r>
+      <w:proofErr w:type="spellStart"/>
+      <w:r>
+        <w:rPr>
+          <w:rFonts w:ascii="Times New Roman" w:hAnsi="Times New Roman"/>
+          <w:szCs w:val="24"/>
+        </w:rPr>
+        <w:t>này</w:t>
+      </w:r>
+      <w:proofErr w:type="spellEnd"/>
+      <w:r>
+        <w:rPr>
+          <w:rFonts w:ascii="Times New Roman" w:hAnsi="Times New Roman"/>
+          <w:szCs w:val="24"/>
+        </w:rPr>
+        <w:t xml:space="preserve"> </w:t>
+      </w:r>
+      <w:proofErr w:type="spellStart"/>
+      <w:r>
+        <w:rPr>
+          <w:rFonts w:ascii="Times New Roman" w:hAnsi="Times New Roman"/>
+          <w:szCs w:val="24"/>
+        </w:rPr>
+        <w:t>thì</w:t>
+      </w:r>
+      <w:proofErr w:type="spellEnd"/>
+      <w:r>
+        <w:rPr>
+          <w:rFonts w:ascii="Times New Roman" w:hAnsi="Times New Roman"/>
+          <w:szCs w:val="24"/>
+        </w:rPr>
+        <w:t xml:space="preserve"> </w:t>
+      </w:r>
+      <w:proofErr w:type="spellStart"/>
+      <w:r>
+        <w:rPr>
+          <w:rFonts w:ascii="Times New Roman" w:hAnsi="Times New Roman"/>
+          <w:szCs w:val="24"/>
+        </w:rPr>
+        <w:t>áp</w:t>
+      </w:r>
+      <w:proofErr w:type="spellEnd"/>
+      <w:r>
+        <w:rPr>
+          <w:rFonts w:ascii="Times New Roman" w:hAnsi="Times New Roman"/>
+          <w:szCs w:val="24"/>
+        </w:rPr>
+        <w:t xml:space="preserve"> </w:t>
+      </w:r>
+      <w:proofErr w:type="spellStart"/>
+      <w:r>
+        <w:rPr>
+          <w:rFonts w:ascii="Times New Roman" w:hAnsi="Times New Roman"/>
+          <w:szCs w:val="24"/>
+        </w:rPr>
+        <w:t>dụng</w:t>
+      </w:r>
+      <w:proofErr w:type="spellEnd"/>
+      <w:r>
+        <w:rPr>
+          <w:rFonts w:ascii="Times New Roman" w:hAnsi="Times New Roman"/>
+          <w:szCs w:val="24"/>
+        </w:rPr>
+        <w:t xml:space="preserve"> </w:t>
+      </w:r>
+      <w:proofErr w:type="spellStart"/>
+      <w:r>
+        <w:rPr>
+          <w:rFonts w:ascii="Times New Roman" w:hAnsi="Times New Roman"/>
+          <w:szCs w:val="24"/>
+        </w:rPr>
+        <w:t>theo</w:t>
+      </w:r>
+      <w:proofErr w:type="spellEnd"/>
+      <w:r>
+        <w:rPr>
+          <w:rFonts w:ascii="Times New Roman" w:hAnsi="Times New Roman"/>
+          <w:szCs w:val="24"/>
+        </w:rPr>
+        <w:t xml:space="preserve"> </w:t>
+      </w:r>
+      <w:proofErr w:type="spellStart"/>
+      <w:r>
+        <w:rPr>
+          <w:rFonts w:ascii="Times New Roman" w:hAnsi="Times New Roman"/>
+          <w:szCs w:val="24"/>
+        </w:rPr>
+        <w:t>quy</w:t>
+      </w:r>
+      <w:proofErr w:type="spellEnd"/>
+      <w:r>
+        <w:rPr>
+          <w:rFonts w:ascii="Times New Roman" w:hAnsi="Times New Roman"/>
+          <w:szCs w:val="24"/>
+        </w:rPr>
+        <w:t xml:space="preserve"> </w:t>
+      </w:r>
+      <w:proofErr w:type="spellStart"/>
+      <w:r>
+        <w:rPr>
+          <w:rFonts w:ascii="Times New Roman" w:hAnsi="Times New Roman"/>
+          <w:szCs w:val="24"/>
+        </w:rPr>
+        <w:t>định</w:t>
+      </w:r>
+      <w:proofErr w:type="spellEnd"/>
+      <w:r>
+        <w:rPr>
+          <w:rFonts w:ascii="Times New Roman" w:hAnsi="Times New Roman"/>
+          <w:szCs w:val="24"/>
+        </w:rPr>
+        <w:t xml:space="preserve"> </w:t>
+      </w:r>
+      <w:proofErr w:type="spellStart"/>
+      <w:r>
+        <w:rPr>
+          <w:rFonts w:ascii="Times New Roman" w:hAnsi="Times New Roman"/>
+          <w:szCs w:val="24"/>
+        </w:rPr>
+        <w:t>của</w:t>
+      </w:r>
+      <w:proofErr w:type="spellEnd"/>
+      <w:r>
+        <w:rPr>
+          <w:rFonts w:ascii="Times New Roman" w:hAnsi="Times New Roman"/>
+          <w:szCs w:val="24"/>
+        </w:rPr>
+        <w:t xml:space="preserve"> </w:t>
+      </w:r>
+      <w:proofErr w:type="spellStart"/>
+      <w:r>
+        <w:rPr>
+          <w:rFonts w:ascii="Times New Roman" w:hAnsi="Times New Roman"/>
+          <w:szCs w:val="24"/>
+        </w:rPr>
+        <w:t>Nội</w:t>
+      </w:r>
+      <w:proofErr w:type="spellEnd"/>
+      <w:r>
+        <w:rPr>
+          <w:rFonts w:ascii="Times New Roman" w:hAnsi="Times New Roman"/>
+          <w:szCs w:val="24"/>
+        </w:rPr>
+        <w:t xml:space="preserve"> </w:t>
+      </w:r>
+      <w:proofErr w:type="spellStart"/>
+      <w:r>
+        <w:rPr>
+          <w:rFonts w:ascii="Times New Roman" w:hAnsi="Times New Roman"/>
+          <w:szCs w:val="24"/>
+        </w:rPr>
+        <w:t>quy</w:t>
+      </w:r>
+      <w:proofErr w:type="spellEnd"/>
+      <w:r>
+        <w:rPr>
+          <w:rFonts w:ascii="Times New Roman" w:hAnsi="Times New Roman"/>
+          <w:szCs w:val="24"/>
+        </w:rPr>
+        <w:t xml:space="preserve"> </w:t>
+      </w:r>
+      <w:proofErr w:type="spellStart"/>
+      <w:r>
+        <w:rPr>
+          <w:rFonts w:ascii="Times New Roman" w:hAnsi="Times New Roman"/>
+          <w:szCs w:val="24"/>
+        </w:rPr>
+        <w:t>công</w:t>
+      </w:r>
+      <w:proofErr w:type="spellEnd"/>
+      <w:r>
+        <w:rPr>
+          <w:rFonts w:ascii="Times New Roman" w:hAnsi="Times New Roman"/>
+          <w:szCs w:val="24"/>
+        </w:rPr>
+        <w:t xml:space="preserve"> ty, </w:t>
+      </w:r>
+      <w:proofErr w:type="spellStart"/>
+      <w:r>
+        <w:rPr>
+          <w:rFonts w:ascii="Times New Roman" w:hAnsi="Times New Roman"/>
+          <w:szCs w:val="24"/>
+        </w:rPr>
+        <w:t>Thoả</w:t>
+      </w:r>
+      <w:proofErr w:type="spellEnd"/>
+      <w:r>
+        <w:rPr>
+          <w:rFonts w:ascii="Times New Roman" w:hAnsi="Times New Roman"/>
+          <w:szCs w:val="24"/>
+        </w:rPr>
+        <w:t xml:space="preserve"> </w:t>
+      </w:r>
+      <w:proofErr w:type="spellStart"/>
+      <w:r>
+        <w:rPr>
+          <w:rFonts w:ascii="Times New Roman" w:hAnsi="Times New Roman"/>
+          <w:szCs w:val="24"/>
+        </w:rPr>
+        <w:t>ước</w:t>
+      </w:r>
+      <w:proofErr w:type="spellEnd"/>
+      <w:r>
+        <w:rPr>
+          <w:rFonts w:ascii="Times New Roman" w:hAnsi="Times New Roman"/>
+          <w:szCs w:val="24"/>
+        </w:rPr>
+        <w:t xml:space="preserve"> </w:t>
+      </w:r>
+      <w:proofErr w:type="spellStart"/>
+      <w:r>
+        <w:rPr>
+          <w:rFonts w:ascii="Times New Roman" w:hAnsi="Times New Roman"/>
+          <w:szCs w:val="24"/>
+        </w:rPr>
+        <w:t>lao</w:t>
+      </w:r>
+      <w:proofErr w:type="spellEnd"/>
+      <w:r>
+        <w:rPr>
+          <w:rFonts w:ascii="Times New Roman" w:hAnsi="Times New Roman"/>
+          <w:szCs w:val="24"/>
+        </w:rPr>
+        <w:t xml:space="preserve"> </w:t>
+      </w:r>
+      <w:proofErr w:type="spellStart"/>
+      <w:r>
+        <w:rPr>
+          <w:rFonts w:ascii="Times New Roman" w:hAnsi="Times New Roman"/>
+          <w:szCs w:val="24"/>
+        </w:rPr>
+        <w:t>động</w:t>
+      </w:r>
+      <w:proofErr w:type="spellEnd"/>
+      <w:r>
+        <w:rPr>
+          <w:rFonts w:ascii="Times New Roman" w:hAnsi="Times New Roman"/>
+          <w:szCs w:val="24"/>
+        </w:rPr>
+        <w:t xml:space="preserve"> </w:t>
+      </w:r>
+      <w:proofErr w:type="spellStart"/>
+      <w:r>
+        <w:rPr>
+          <w:rFonts w:ascii="Times New Roman" w:hAnsi="Times New Roman"/>
+          <w:szCs w:val="24"/>
+        </w:rPr>
+        <w:t>tập</w:t>
+      </w:r>
+      <w:proofErr w:type="spellEnd"/>
+      <w:r>
+        <w:rPr>
+          <w:rFonts w:ascii="Times New Roman" w:hAnsi="Times New Roman"/>
+          <w:szCs w:val="24"/>
+        </w:rPr>
+        <w:t xml:space="preserve"> </w:t>
+      </w:r>
+      <w:proofErr w:type="spellStart"/>
+      <w:r>
+        <w:rPr>
+          <w:rFonts w:ascii="Times New Roman" w:hAnsi="Times New Roman"/>
+          <w:szCs w:val="24"/>
+        </w:rPr>
+        <w:t>thể</w:t>
+      </w:r>
+      <w:proofErr w:type="spellEnd"/>
+      <w:r>
+        <w:rPr>
+          <w:rFonts w:ascii="Times New Roman" w:hAnsi="Times New Roman"/>
+          <w:szCs w:val="24"/>
+        </w:rPr>
+        <w:t xml:space="preserve"> </w:t>
+      </w:r>
+      <w:proofErr w:type="spellStart"/>
+      <w:r>
+        <w:rPr>
+          <w:rFonts w:ascii="Times New Roman" w:hAnsi="Times New Roman"/>
+          <w:szCs w:val="24"/>
+        </w:rPr>
+        <w:t>hoặc</w:t>
+      </w:r>
+      <w:proofErr w:type="spellEnd"/>
+      <w:r>
+        <w:rPr>
+          <w:rFonts w:ascii="Times New Roman" w:hAnsi="Times New Roman"/>
+          <w:szCs w:val="24"/>
+        </w:rPr>
+        <w:t xml:space="preserve"> </w:t>
+      </w:r>
+      <w:proofErr w:type="spellStart"/>
+      <w:r>
+        <w:rPr>
+          <w:rFonts w:ascii="Times New Roman" w:hAnsi="Times New Roman"/>
+          <w:szCs w:val="24"/>
+        </w:rPr>
+        <w:t>quy</w:t>
+      </w:r>
+      <w:proofErr w:type="spellEnd"/>
+      <w:r>
+        <w:rPr>
+          <w:rFonts w:ascii="Times New Roman" w:hAnsi="Times New Roman"/>
+          <w:szCs w:val="24"/>
+        </w:rPr>
+        <w:t xml:space="preserve"> </w:t>
+      </w:r>
+      <w:proofErr w:type="spellStart"/>
+      <w:r>
+        <w:rPr>
+          <w:rFonts w:ascii="Times New Roman" w:hAnsi="Times New Roman"/>
+          <w:szCs w:val="24"/>
+        </w:rPr>
+        <w:t>định</w:t>
+      </w:r>
+      <w:proofErr w:type="spellEnd"/>
+      <w:r>
+        <w:rPr>
+          <w:rFonts w:ascii="Times New Roman" w:hAnsi="Times New Roman"/>
+          <w:szCs w:val="24"/>
+        </w:rPr>
+        <w:t xml:space="preserve"> </w:t>
+      </w:r>
+      <w:proofErr w:type="spellStart"/>
+      <w:r>
+        <w:rPr>
+          <w:rFonts w:ascii="Times New Roman" w:hAnsi="Times New Roman"/>
+          <w:szCs w:val="24"/>
+        </w:rPr>
+        <w:t>của</w:t>
+      </w:r>
+      <w:proofErr w:type="spellEnd"/>
+      <w:r>
+        <w:rPr>
+          <w:rFonts w:ascii="Times New Roman" w:hAnsi="Times New Roman"/>
+          <w:szCs w:val="24"/>
+        </w:rPr>
+        <w:t xml:space="preserve"> </w:t>
+      </w:r>
+      <w:proofErr w:type="spellStart"/>
+      <w:r>
+        <w:rPr>
+          <w:rFonts w:ascii="Times New Roman" w:hAnsi="Times New Roman"/>
+          <w:szCs w:val="24"/>
+        </w:rPr>
+        <w:t>pháp</w:t>
+      </w:r>
+      <w:proofErr w:type="spellEnd"/>
+      <w:r>
+        <w:rPr>
+          <w:rFonts w:ascii="Times New Roman" w:hAnsi="Times New Roman"/>
+          <w:szCs w:val="24"/>
+        </w:rPr>
+        <w:t xml:space="preserve"> </w:t>
+      </w:r>
+      <w:proofErr w:type="spellStart"/>
+      <w:r>
+        <w:rPr>
+          <w:rFonts w:ascii="Times New Roman" w:hAnsi="Times New Roman"/>
+          <w:szCs w:val="24"/>
+        </w:rPr>
+        <w:t>luật</w:t>
+      </w:r>
+      <w:proofErr w:type="spellEnd"/>
+      <w:r>
+        <w:rPr>
+          <w:rFonts w:ascii="Times New Roman" w:hAnsi="Times New Roman"/>
+          <w:szCs w:val="24"/>
+        </w:rPr>
+        <w:t xml:space="preserve"> </w:t>
+      </w:r>
+      <w:proofErr w:type="spellStart"/>
+      <w:r>
+        <w:rPr>
+          <w:rFonts w:ascii="Times New Roman" w:hAnsi="Times New Roman"/>
+          <w:szCs w:val="24"/>
+        </w:rPr>
+        <w:t>có</w:t>
+      </w:r>
+      <w:proofErr w:type="spellEnd"/>
+      <w:r>
+        <w:rPr>
+          <w:rFonts w:ascii="Times New Roman" w:hAnsi="Times New Roman"/>
+          <w:szCs w:val="24"/>
+        </w:rPr>
+        <w:t xml:space="preserve"> </w:t>
+      </w:r>
+      <w:proofErr w:type="spellStart"/>
+      <w:r>
+        <w:rPr>
+          <w:rFonts w:ascii="Times New Roman" w:hAnsi="Times New Roman"/>
+          <w:szCs w:val="24"/>
+        </w:rPr>
+        <w:t>liên</w:t>
+      </w:r>
+      <w:proofErr w:type="spellEnd"/>
+      <w:r>
+        <w:rPr>
+          <w:rFonts w:ascii="Times New Roman" w:hAnsi="Times New Roman"/>
+          <w:szCs w:val="24"/>
+        </w:rPr>
+        <w:t xml:space="preserve"> </w:t>
+      </w:r>
+      <w:proofErr w:type="spellStart"/>
+      <w:r>
+        <w:rPr>
+          <w:rFonts w:ascii="Times New Roman" w:hAnsi="Times New Roman"/>
+          <w:szCs w:val="24"/>
+        </w:rPr>
+        <w:t>quan</w:t>
+      </w:r>
+      <w:proofErr w:type="spellEnd"/>
+      <w:r>
+        <w:rPr>
+          <w:rFonts w:ascii="Times New Roman" w:hAnsi="Times New Roman"/>
+          <w:szCs w:val="24"/>
+        </w:rPr>
+        <w:t>.</w:t>
       </w:r>
     </w:p>
     <w:p>
@@ -17049,25 +17082,800 @@
           <w:lang w:val="vi-VN"/>
         </w:rPr>
       </w:pPr>
-      <w:r>
-        <w:rPr>
-          <w:rFonts w:ascii="Times New Roman" w:hAnsi="Times New Roman"/>
-          <w:lang w:val="vi-VN"/>
-        </w:rPr>
-        <w:lastRenderedPageBreak/>
-        <w:t xml:space="preserve">   (01) bản. Trong trường hợp có bất kỳ sửa đổi, bổ sung thì hai bên sẽ ký kết phụ lục hợp đồn</w:t>
-      </w:r>
-      <w:r>
-        <w:rPr>
-          <w:rFonts w:ascii="Times New Roman" w:hAnsi="Times New Roman"/>
-          <w:lang w:val="vi-VN"/>
-        </w:rPr>
-        <w:t>g</w:t>
-      </w:r>
-      <w:r>
-        <w:rPr>
-          <w:rFonts w:ascii="Times New Roman" w:hAnsi="Times New Roman"/>
-          <w:lang w:val="vi-VN"/>
+      <w:proofErr w:type="spellStart"/>
+      <w:r>
+        <w:rPr>
+          <w:rFonts w:ascii="Times New Roman" w:hAnsi="Times New Roman"/>
+          <w:szCs w:val="24"/>
+        </w:rPr>
+        <w:t>H</w:t>
+      </w:r>
+      <w:r>
+        <w:rPr>
+          <w:rFonts w:ascii="Times New Roman" w:hAnsi="Times New Roman" w:cs="Calibri"/>
+          <w:szCs w:val="24"/>
+        </w:rPr>
+        <w:t>ợ</w:t>
+      </w:r>
+      <w:r>
+        <w:rPr>
+          <w:rFonts w:ascii="Times New Roman" w:hAnsi="Times New Roman"/>
+          <w:szCs w:val="24"/>
+        </w:rPr>
+        <w:t>p</w:t>
+      </w:r>
+      <w:proofErr w:type="spellEnd"/>
+      <w:r>
+        <w:rPr>
+          <w:rFonts w:ascii="Times New Roman" w:hAnsi="Times New Roman"/>
+          <w:szCs w:val="24"/>
+        </w:rPr>
+        <w:t xml:space="preserve"> </w:t>
+      </w:r>
+      <w:proofErr w:type="spellStart"/>
+      <w:r>
+        <w:rPr>
+          <w:rFonts w:ascii="Times New Roman" w:hAnsi="Times New Roman" w:cs="Calibri"/>
+          <w:szCs w:val="24"/>
+        </w:rPr>
+        <w:t>đồ</w:t>
+      </w:r>
+      <w:r>
+        <w:rPr>
+          <w:rFonts w:ascii="Times New Roman" w:hAnsi="Times New Roman"/>
+          <w:szCs w:val="24"/>
+        </w:rPr>
+        <w:t>ng</w:t>
+      </w:r>
+      <w:proofErr w:type="spellEnd"/>
+      <w:r>
+        <w:rPr>
+          <w:rFonts w:ascii="Times New Roman" w:hAnsi="Times New Roman"/>
+          <w:szCs w:val="24"/>
+        </w:rPr>
+        <w:t xml:space="preserve"> </w:t>
+      </w:r>
+      <w:proofErr w:type="spellStart"/>
+      <w:r>
+        <w:rPr>
+          <w:rFonts w:ascii="Times New Roman" w:hAnsi="Times New Roman"/>
+          <w:szCs w:val="24"/>
+        </w:rPr>
+        <w:t>th</w:t>
+      </w:r>
+      <w:r>
+        <w:rPr>
+          <w:rFonts w:ascii="Times New Roman" w:hAnsi="Times New Roman" w:cs="Calibri"/>
+          <w:szCs w:val="24"/>
+        </w:rPr>
+        <w:t>ử</w:t>
+      </w:r>
+      <w:proofErr w:type="spellEnd"/>
+      <w:r>
+        <w:rPr>
+          <w:rFonts w:ascii="Times New Roman" w:hAnsi="Times New Roman"/>
+          <w:szCs w:val="24"/>
+        </w:rPr>
+        <w:t xml:space="preserve"> </w:t>
+      </w:r>
+      <w:proofErr w:type="spellStart"/>
+      <w:r>
+        <w:rPr>
+          <w:rFonts w:ascii="Times New Roman" w:hAnsi="Times New Roman"/>
+          <w:szCs w:val="24"/>
+        </w:rPr>
+        <w:t>vi</w:t>
+      </w:r>
+      <w:r>
+        <w:rPr>
+          <w:rFonts w:ascii="Times New Roman" w:hAnsi="Times New Roman" w:cs="Calibri"/>
+          <w:szCs w:val="24"/>
+        </w:rPr>
+        <w:t>ệ</w:t>
+      </w:r>
+      <w:r>
+        <w:rPr>
+          <w:rFonts w:ascii="Times New Roman" w:hAnsi="Times New Roman"/>
+          <w:szCs w:val="24"/>
+        </w:rPr>
+        <w:t>c</w:t>
+      </w:r>
+      <w:proofErr w:type="spellEnd"/>
+      <w:r>
+        <w:rPr>
+          <w:rFonts w:ascii="Times New Roman" w:hAnsi="Times New Roman"/>
+          <w:szCs w:val="24"/>
+        </w:rPr>
+        <w:t xml:space="preserve"> </w:t>
+      </w:r>
+      <w:proofErr w:type="spellStart"/>
+      <w:r>
+        <w:rPr>
+          <w:rFonts w:ascii="Times New Roman" w:hAnsi="Times New Roman"/>
+          <w:szCs w:val="24"/>
+        </w:rPr>
+        <w:t>n</w:t>
+      </w:r>
+      <w:r>
+        <w:rPr>
+          <w:rFonts w:ascii="Times New Roman" w:hAnsi="Times New Roman" w:cs="Calibri"/>
+          <w:szCs w:val="24"/>
+        </w:rPr>
+        <w:t>à</w:t>
+      </w:r>
+      <w:r>
+        <w:rPr>
+          <w:rFonts w:ascii="Times New Roman" w:hAnsi="Times New Roman"/>
+          <w:szCs w:val="24"/>
+        </w:rPr>
+        <w:t>y</w:t>
+      </w:r>
+      <w:proofErr w:type="spellEnd"/>
+      <w:r>
+        <w:rPr>
+          <w:rFonts w:ascii="Times New Roman" w:hAnsi="Times New Roman"/>
+          <w:szCs w:val="24"/>
+        </w:rPr>
+        <w:t xml:space="preserve"> </w:t>
+      </w:r>
+      <w:proofErr w:type="spellStart"/>
+      <w:r>
+        <w:rPr>
+          <w:rFonts w:ascii="Times New Roman" w:hAnsi="Times New Roman" w:cs="Calibri"/>
+          <w:szCs w:val="24"/>
+        </w:rPr>
+        <w:t>đượ</w:t>
+      </w:r>
+      <w:r>
+        <w:rPr>
+          <w:rFonts w:ascii="Times New Roman" w:hAnsi="Times New Roman"/>
+          <w:szCs w:val="24"/>
+        </w:rPr>
+        <w:t>c</w:t>
+      </w:r>
+      <w:proofErr w:type="spellEnd"/>
+      <w:r>
+        <w:rPr>
+          <w:rFonts w:ascii="Times New Roman" w:hAnsi="Times New Roman"/>
+          <w:szCs w:val="24"/>
+        </w:rPr>
+        <w:t xml:space="preserve"> </w:t>
+      </w:r>
+      <w:proofErr w:type="spellStart"/>
+      <w:r>
+        <w:rPr>
+          <w:rFonts w:ascii="Times New Roman" w:hAnsi="Times New Roman"/>
+          <w:szCs w:val="24"/>
+        </w:rPr>
+        <w:t>l</w:t>
+      </w:r>
+      <w:r>
+        <w:rPr>
+          <w:rFonts w:ascii="Times New Roman" w:hAnsi="Times New Roman" w:cs="Calibri"/>
+          <w:szCs w:val="24"/>
+        </w:rPr>
+        <w:t>à</w:t>
+      </w:r>
+      <w:r>
+        <w:rPr>
+          <w:rFonts w:ascii="Times New Roman" w:hAnsi="Times New Roman"/>
+          <w:szCs w:val="24"/>
+        </w:rPr>
+        <w:t>m</w:t>
+      </w:r>
+      <w:proofErr w:type="spellEnd"/>
+      <w:r>
+        <w:rPr>
+          <w:rFonts w:ascii="Times New Roman" w:hAnsi="Times New Roman"/>
+          <w:szCs w:val="24"/>
+        </w:rPr>
+        <w:t xml:space="preserve"> </w:t>
+      </w:r>
+      <w:proofErr w:type="spellStart"/>
+      <w:r>
+        <w:rPr>
+          <w:rFonts w:ascii="Times New Roman" w:hAnsi="Times New Roman"/>
+          <w:szCs w:val="24"/>
+        </w:rPr>
+        <w:t>th</w:t>
+      </w:r>
+      <w:r>
+        <w:rPr>
+          <w:rFonts w:ascii="Times New Roman" w:hAnsi="Times New Roman" w:cs="Calibri"/>
+          <w:szCs w:val="24"/>
+        </w:rPr>
+        <w:t>à</w:t>
+      </w:r>
+      <w:r>
+        <w:rPr>
+          <w:rFonts w:ascii="Times New Roman" w:hAnsi="Times New Roman"/>
+          <w:szCs w:val="24"/>
+        </w:rPr>
+        <w:t>nh</w:t>
+      </w:r>
+      <w:proofErr w:type="spellEnd"/>
+      <w:r>
+        <w:rPr>
+          <w:rFonts w:ascii="Times New Roman" w:hAnsi="Times New Roman"/>
+          <w:szCs w:val="24"/>
+        </w:rPr>
+        <w:t xml:space="preserve"> </w:t>
+      </w:r>
+      <w:proofErr w:type="spellStart"/>
+      <w:r>
+        <w:rPr>
+          <w:rFonts w:ascii="Times New Roman" w:hAnsi="Times New Roman"/>
+          <w:szCs w:val="24"/>
+        </w:rPr>
+        <w:t>hai</w:t>
+      </w:r>
+      <w:proofErr w:type="spellEnd"/>
+      <w:r>
+        <w:rPr>
+          <w:rFonts w:ascii="Times New Roman" w:hAnsi="Times New Roman"/>
+          <w:szCs w:val="24"/>
+        </w:rPr>
+        <w:t xml:space="preserve"> (02) </w:t>
+      </w:r>
+      <w:proofErr w:type="spellStart"/>
+      <w:r>
+        <w:rPr>
+          <w:rFonts w:ascii="Times New Roman" w:hAnsi="Times New Roman"/>
+          <w:szCs w:val="24"/>
+        </w:rPr>
+        <w:t>b</w:t>
+      </w:r>
+      <w:r>
+        <w:rPr>
+          <w:rFonts w:ascii="Times New Roman" w:hAnsi="Times New Roman" w:cs="Calibri"/>
+          <w:szCs w:val="24"/>
+        </w:rPr>
+        <w:t>ả</w:t>
+      </w:r>
+      <w:r>
+        <w:rPr>
+          <w:rFonts w:ascii="Times New Roman" w:hAnsi="Times New Roman"/>
+          <w:szCs w:val="24"/>
+        </w:rPr>
+        <w:t>n</w:t>
+      </w:r>
+      <w:proofErr w:type="spellEnd"/>
+      <w:r>
+        <w:rPr>
+          <w:rFonts w:ascii="Times New Roman" w:hAnsi="Times New Roman"/>
+          <w:szCs w:val="24"/>
+        </w:rPr>
+        <w:t xml:space="preserve"> </w:t>
+      </w:r>
+      <w:proofErr w:type="spellStart"/>
+      <w:r>
+        <w:rPr>
+          <w:rFonts w:ascii="Times New Roman" w:hAnsi="Times New Roman"/>
+          <w:szCs w:val="24"/>
+        </w:rPr>
+        <w:t>c</w:t>
+      </w:r>
+      <w:r>
+        <w:rPr>
+          <w:rFonts w:ascii="Times New Roman" w:hAnsi="Times New Roman" w:cs=".VnTime"/>
+          <w:szCs w:val="24"/>
+        </w:rPr>
+        <w:t>ó</w:t>
+      </w:r>
+      <w:proofErr w:type="spellEnd"/>
+      <w:r>
+        <w:rPr>
+          <w:rFonts w:ascii="Times New Roman" w:hAnsi="Times New Roman"/>
+          <w:szCs w:val="24"/>
+        </w:rPr>
+        <w:t xml:space="preserve"> </w:t>
+      </w:r>
+      <w:proofErr w:type="spellStart"/>
+      <w:r>
+        <w:rPr>
+          <w:rFonts w:ascii="Times New Roman" w:hAnsi="Times New Roman"/>
+          <w:szCs w:val="24"/>
+        </w:rPr>
+        <w:t>gi</w:t>
+      </w:r>
+      <w:r>
+        <w:rPr>
+          <w:rFonts w:ascii="Times New Roman" w:hAnsi="Times New Roman" w:cs=".VnTime"/>
+          <w:szCs w:val="24"/>
+        </w:rPr>
+        <w:t>á</w:t>
+      </w:r>
+      <w:proofErr w:type="spellEnd"/>
+      <w:r>
+        <w:rPr>
+          <w:rFonts w:ascii="Times New Roman" w:hAnsi="Times New Roman"/>
+          <w:szCs w:val="24"/>
+        </w:rPr>
+        <w:t xml:space="preserve"> </w:t>
+      </w:r>
+      <w:proofErr w:type="spellStart"/>
+      <w:r>
+        <w:rPr>
+          <w:rFonts w:ascii="Times New Roman" w:hAnsi="Times New Roman"/>
+          <w:szCs w:val="24"/>
+        </w:rPr>
+        <w:t>tr</w:t>
+      </w:r>
+      <w:r>
+        <w:rPr>
+          <w:rFonts w:ascii="Times New Roman" w:hAnsi="Times New Roman" w:cs="Calibri"/>
+          <w:szCs w:val="24"/>
+        </w:rPr>
+        <w:t>ị</w:t>
+      </w:r>
+      <w:proofErr w:type="spellEnd"/>
+      <w:r>
+        <w:rPr>
+          <w:rFonts w:ascii="Times New Roman" w:hAnsi="Times New Roman"/>
+          <w:szCs w:val="24"/>
+        </w:rPr>
+        <w:t xml:space="preserve"> </w:t>
+      </w:r>
+      <w:proofErr w:type="spellStart"/>
+      <w:r>
+        <w:rPr>
+          <w:rFonts w:ascii="Times New Roman" w:hAnsi="Times New Roman"/>
+          <w:szCs w:val="24"/>
+        </w:rPr>
+        <w:t>nh</w:t>
+      </w:r>
+      <w:r>
+        <w:rPr>
+          <w:rFonts w:ascii="Times New Roman" w:hAnsi="Times New Roman"/>
+          <w:szCs w:val="24"/>
+        </w:rPr>
+        <w:t>ư</w:t>
+      </w:r>
+      <w:proofErr w:type="spellEnd"/>
+      <w:r>
+        <w:rPr>
+          <w:rFonts w:ascii="Times New Roman" w:hAnsi="Times New Roman"/>
+          <w:szCs w:val="24"/>
+        </w:rPr>
+        <w:t xml:space="preserve"> </w:t>
+      </w:r>
+      <w:proofErr w:type="spellStart"/>
+      <w:r>
+        <w:rPr>
+          <w:rFonts w:ascii="Times New Roman" w:hAnsi="Times New Roman"/>
+          <w:szCs w:val="24"/>
+        </w:rPr>
+        <w:t>nhau</w:t>
+      </w:r>
+      <w:proofErr w:type="spellEnd"/>
+      <w:r>
+        <w:rPr>
+          <w:rFonts w:ascii="Times New Roman" w:hAnsi="Times New Roman"/>
+          <w:szCs w:val="24"/>
+        </w:rPr>
+        <w:t xml:space="preserve">, </w:t>
+      </w:r>
+      <w:proofErr w:type="spellStart"/>
+      <w:r>
+        <w:rPr>
+          <w:rFonts w:ascii="Times New Roman" w:hAnsi="Times New Roman"/>
+          <w:szCs w:val="24"/>
+        </w:rPr>
+        <w:t>m</w:t>
+      </w:r>
+      <w:r>
+        <w:rPr>
+          <w:rFonts w:ascii="Times New Roman" w:hAnsi="Times New Roman" w:cs="Calibri"/>
+          <w:szCs w:val="24"/>
+        </w:rPr>
+        <w:t>ỗ</w:t>
+      </w:r>
+      <w:r>
+        <w:rPr>
+          <w:rFonts w:ascii="Times New Roman" w:hAnsi="Times New Roman"/>
+          <w:szCs w:val="24"/>
+        </w:rPr>
+        <w:t>i</w:t>
+      </w:r>
+      <w:proofErr w:type="spellEnd"/>
+      <w:r>
+        <w:rPr>
+          <w:rFonts w:ascii="Times New Roman" w:hAnsi="Times New Roman"/>
+          <w:szCs w:val="24"/>
+        </w:rPr>
+        <w:t xml:space="preserve"> </w:t>
+      </w:r>
+      <w:proofErr w:type="spellStart"/>
+      <w:r>
+        <w:rPr>
+          <w:rFonts w:ascii="Times New Roman" w:hAnsi="Times New Roman"/>
+          <w:szCs w:val="24"/>
+        </w:rPr>
+        <w:t>b</w:t>
+      </w:r>
+      <w:r>
+        <w:rPr>
+          <w:rFonts w:ascii="Times New Roman" w:hAnsi="Times New Roman" w:cs=".VnTime"/>
+          <w:szCs w:val="24"/>
+        </w:rPr>
+        <w:t>ê</w:t>
+      </w:r>
+      <w:r>
+        <w:rPr>
+          <w:rFonts w:ascii="Times New Roman" w:hAnsi="Times New Roman"/>
+          <w:szCs w:val="24"/>
+        </w:rPr>
+        <w:t>n</w:t>
+      </w:r>
+      <w:proofErr w:type="spellEnd"/>
+      <w:r>
+        <w:rPr>
+          <w:rFonts w:ascii="Times New Roman" w:hAnsi="Times New Roman"/>
+          <w:szCs w:val="24"/>
+        </w:rPr>
+        <w:t xml:space="preserve"> </w:t>
+      </w:r>
+      <w:proofErr w:type="spellStart"/>
+      <w:r>
+        <w:rPr>
+          <w:rFonts w:ascii="Times New Roman" w:hAnsi="Times New Roman"/>
+          <w:szCs w:val="24"/>
+        </w:rPr>
+        <w:t>gi</w:t>
+      </w:r>
+      <w:r>
+        <w:rPr>
+          <w:rFonts w:ascii="Times New Roman" w:hAnsi="Times New Roman" w:cs="Calibri"/>
+          <w:szCs w:val="24"/>
+        </w:rPr>
+        <w:t>ữ</w:t>
+      </w:r>
+      <w:proofErr w:type="spellEnd"/>
+      <w:r>
+        <w:rPr>
+          <w:rFonts w:ascii="Times New Roman" w:hAnsi="Times New Roman"/>
+          <w:szCs w:val="24"/>
+        </w:rPr>
+        <w:t xml:space="preserve"> </w:t>
+      </w:r>
+      <w:proofErr w:type="spellStart"/>
+      <w:r>
+        <w:rPr>
+          <w:rFonts w:ascii="Times New Roman" w:hAnsi="Times New Roman"/>
+          <w:szCs w:val="24"/>
+        </w:rPr>
+        <w:t>m</w:t>
+      </w:r>
+      <w:r>
+        <w:rPr>
+          <w:rFonts w:ascii="Times New Roman" w:hAnsi="Times New Roman" w:cs="Calibri"/>
+          <w:szCs w:val="24"/>
+        </w:rPr>
+        <w:t>ộ</w:t>
+      </w:r>
+      <w:r>
+        <w:rPr>
+          <w:rFonts w:ascii="Times New Roman" w:hAnsi="Times New Roman"/>
+          <w:szCs w:val="24"/>
+        </w:rPr>
+        <w:t>t</w:t>
+      </w:r>
+      <w:proofErr w:type="spellEnd"/>
+      <w:r>
+        <w:rPr>
+          <w:rFonts w:ascii="Times New Roman" w:hAnsi="Times New Roman"/>
+          <w:szCs w:val="24"/>
+        </w:rPr>
+        <w:t xml:space="preserve"> </w:t>
+      </w:r>
+      <w:r>
+        <w:rPr>
+          <w:rFonts w:ascii="Times New Roman" w:hAnsi="Times New Roman"/>
+          <w:szCs w:val="24"/>
+        </w:rPr>
+        <w:t xml:space="preserve">(01) </w:t>
+      </w:r>
+      <w:proofErr w:type="spellStart"/>
+      <w:r>
+        <w:rPr>
+          <w:rFonts w:ascii="Times New Roman" w:hAnsi="Times New Roman"/>
+          <w:szCs w:val="24"/>
+        </w:rPr>
+        <w:t>bản</w:t>
+      </w:r>
+      <w:proofErr w:type="spellEnd"/>
+      <w:r>
+        <w:rPr>
+          <w:rFonts w:ascii="Times New Roman" w:hAnsi="Times New Roman"/>
+          <w:szCs w:val="24"/>
+        </w:rPr>
+        <w:t xml:space="preserve">. Trong </w:t>
+      </w:r>
+      <w:proofErr w:type="spellStart"/>
+      <w:r>
+        <w:rPr>
+          <w:rFonts w:ascii="Times New Roman" w:hAnsi="Times New Roman"/>
+          <w:szCs w:val="24"/>
+        </w:rPr>
+        <w:t>trường</w:t>
+      </w:r>
+      <w:proofErr w:type="spellEnd"/>
+      <w:r>
+        <w:rPr>
+          <w:rFonts w:ascii="Times New Roman" w:hAnsi="Times New Roman"/>
+          <w:szCs w:val="24"/>
+        </w:rPr>
+        <w:t xml:space="preserve"> </w:t>
+      </w:r>
+      <w:proofErr w:type="spellStart"/>
+      <w:r>
+        <w:rPr>
+          <w:rFonts w:ascii="Times New Roman" w:hAnsi="Times New Roman"/>
+          <w:szCs w:val="24"/>
+        </w:rPr>
+        <w:t>hợp</w:t>
+      </w:r>
+      <w:proofErr w:type="spellEnd"/>
+      <w:r>
+        <w:rPr>
+          <w:rFonts w:ascii="Times New Roman" w:hAnsi="Times New Roman"/>
+          <w:szCs w:val="24"/>
+        </w:rPr>
+        <w:t xml:space="preserve"> </w:t>
+      </w:r>
+      <w:proofErr w:type="spellStart"/>
+      <w:r>
+        <w:rPr>
+          <w:rFonts w:ascii="Times New Roman" w:hAnsi="Times New Roman"/>
+          <w:szCs w:val="24"/>
+        </w:rPr>
+        <w:t>có</w:t>
+      </w:r>
+      <w:proofErr w:type="spellEnd"/>
+      <w:r>
+        <w:rPr>
+          <w:rFonts w:ascii="Times New Roman" w:hAnsi="Times New Roman"/>
+          <w:szCs w:val="24"/>
+        </w:rPr>
+        <w:t xml:space="preserve"> </w:t>
+      </w:r>
+      <w:proofErr w:type="spellStart"/>
+      <w:r>
+        <w:rPr>
+          <w:rFonts w:ascii="Times New Roman" w:hAnsi="Times New Roman"/>
+          <w:szCs w:val="24"/>
+        </w:rPr>
+        <w:t>bất</w:t>
+      </w:r>
+      <w:proofErr w:type="spellEnd"/>
+      <w:r>
+        <w:rPr>
+          <w:rFonts w:ascii="Times New Roman" w:hAnsi="Times New Roman"/>
+          <w:szCs w:val="24"/>
+        </w:rPr>
+        <w:t xml:space="preserve"> </w:t>
+      </w:r>
+      <w:proofErr w:type="spellStart"/>
+      <w:r>
+        <w:rPr>
+          <w:rFonts w:ascii="Times New Roman" w:hAnsi="Times New Roman"/>
+          <w:szCs w:val="24"/>
+        </w:rPr>
+        <w:t>kỳ</w:t>
+      </w:r>
+      <w:proofErr w:type="spellEnd"/>
+      <w:r>
+        <w:rPr>
+          <w:rFonts w:ascii="Times New Roman" w:hAnsi="Times New Roman"/>
+          <w:szCs w:val="24"/>
+        </w:rPr>
+        <w:t xml:space="preserve"> </w:t>
+      </w:r>
+      <w:proofErr w:type="spellStart"/>
+      <w:r>
+        <w:rPr>
+          <w:rFonts w:ascii="Times New Roman" w:hAnsi="Times New Roman"/>
+          <w:szCs w:val="24"/>
+        </w:rPr>
+        <w:t>sửa</w:t>
+      </w:r>
+      <w:proofErr w:type="spellEnd"/>
+      <w:r>
+        <w:rPr>
+          <w:rFonts w:ascii="Times New Roman" w:hAnsi="Times New Roman"/>
+          <w:szCs w:val="24"/>
+        </w:rPr>
+        <w:t xml:space="preserve"> </w:t>
+      </w:r>
+      <w:proofErr w:type="spellStart"/>
+      <w:r>
+        <w:rPr>
+          <w:rFonts w:ascii="Times New Roman" w:hAnsi="Times New Roman"/>
+          <w:szCs w:val="24"/>
+        </w:rPr>
+        <w:t>đổi</w:t>
+      </w:r>
+      <w:proofErr w:type="spellEnd"/>
+      <w:r>
+        <w:rPr>
+          <w:rFonts w:ascii="Times New Roman" w:hAnsi="Times New Roman"/>
+          <w:szCs w:val="24"/>
+        </w:rPr>
+        <w:t xml:space="preserve">, </w:t>
+      </w:r>
+      <w:proofErr w:type="spellStart"/>
+      <w:r>
+        <w:rPr>
+          <w:rFonts w:ascii="Times New Roman" w:hAnsi="Times New Roman"/>
+          <w:szCs w:val="24"/>
+        </w:rPr>
+        <w:t>bổ</w:t>
+      </w:r>
+      <w:proofErr w:type="spellEnd"/>
+      <w:r>
+        <w:rPr>
+          <w:rFonts w:ascii="Times New Roman" w:hAnsi="Times New Roman"/>
+          <w:szCs w:val="24"/>
+        </w:rPr>
+        <w:t xml:space="preserve"> sung </w:t>
+      </w:r>
+      <w:proofErr w:type="spellStart"/>
+      <w:r>
+        <w:rPr>
+          <w:rFonts w:ascii="Times New Roman" w:hAnsi="Times New Roman"/>
+          <w:szCs w:val="24"/>
+        </w:rPr>
+        <w:t>thì</w:t>
+      </w:r>
+      <w:proofErr w:type="spellEnd"/>
+      <w:r>
+        <w:rPr>
+          <w:rFonts w:ascii="Times New Roman" w:hAnsi="Times New Roman"/>
+          <w:szCs w:val="24"/>
+        </w:rPr>
+        <w:t xml:space="preserve"> </w:t>
+      </w:r>
+      <w:proofErr w:type="spellStart"/>
+      <w:r>
+        <w:rPr>
+          <w:rFonts w:ascii="Times New Roman" w:hAnsi="Times New Roman"/>
+          <w:szCs w:val="24"/>
+        </w:rPr>
+        <w:t>hai</w:t>
+      </w:r>
+      <w:proofErr w:type="spellEnd"/>
+      <w:r>
+        <w:rPr>
+          <w:rFonts w:ascii="Times New Roman" w:hAnsi="Times New Roman"/>
+          <w:szCs w:val="24"/>
+        </w:rPr>
+        <w:t xml:space="preserve"> </w:t>
+      </w:r>
+      <w:proofErr w:type="spellStart"/>
+      <w:r>
+        <w:rPr>
+          <w:rFonts w:ascii="Times New Roman" w:hAnsi="Times New Roman"/>
+          <w:szCs w:val="24"/>
+        </w:rPr>
+        <w:t>bên</w:t>
+      </w:r>
+      <w:proofErr w:type="spellEnd"/>
+      <w:r>
+        <w:rPr>
+          <w:rFonts w:ascii="Times New Roman" w:hAnsi="Times New Roman"/>
+          <w:szCs w:val="24"/>
+        </w:rPr>
+        <w:t xml:space="preserve"> </w:t>
+      </w:r>
+      <w:proofErr w:type="spellStart"/>
+      <w:r>
+        <w:rPr>
+          <w:rFonts w:ascii="Times New Roman" w:hAnsi="Times New Roman"/>
+          <w:szCs w:val="24"/>
+        </w:rPr>
+        <w:t>sẽ</w:t>
+      </w:r>
+      <w:proofErr w:type="spellEnd"/>
+      <w:r>
+        <w:rPr>
+          <w:rFonts w:ascii="Times New Roman" w:hAnsi="Times New Roman"/>
+          <w:szCs w:val="24"/>
+        </w:rPr>
+        <w:t xml:space="preserve"> </w:t>
+      </w:r>
+      <w:proofErr w:type="spellStart"/>
+      <w:r>
+        <w:rPr>
+          <w:rFonts w:ascii="Times New Roman" w:hAnsi="Times New Roman"/>
+          <w:szCs w:val="24"/>
+        </w:rPr>
+        <w:t>ký</w:t>
+      </w:r>
+      <w:proofErr w:type="spellEnd"/>
+      <w:r>
+        <w:rPr>
+          <w:rFonts w:ascii="Times New Roman" w:hAnsi="Times New Roman"/>
+          <w:szCs w:val="24"/>
+        </w:rPr>
+        <w:t xml:space="preserve"> </w:t>
+      </w:r>
+      <w:proofErr w:type="spellStart"/>
+      <w:r>
+        <w:rPr>
+          <w:rFonts w:ascii="Times New Roman" w:hAnsi="Times New Roman"/>
+          <w:szCs w:val="24"/>
+        </w:rPr>
+        <w:t>kết</w:t>
+      </w:r>
+      <w:proofErr w:type="spellEnd"/>
+      <w:r>
+        <w:rPr>
+          <w:rFonts w:ascii="Times New Roman" w:hAnsi="Times New Roman"/>
+          <w:szCs w:val="24"/>
+        </w:rPr>
+        <w:t xml:space="preserve"> </w:t>
+      </w:r>
+      <w:proofErr w:type="spellStart"/>
+      <w:r>
+        <w:rPr>
+          <w:rFonts w:ascii="Times New Roman" w:hAnsi="Times New Roman"/>
+          <w:szCs w:val="24"/>
+        </w:rPr>
+        <w:t>phụ</w:t>
+      </w:r>
+      <w:proofErr w:type="spellEnd"/>
+      <w:r>
+        <w:rPr>
+          <w:rFonts w:ascii="Times New Roman" w:hAnsi="Times New Roman"/>
+          <w:szCs w:val="24"/>
+        </w:rPr>
+        <w:t xml:space="preserve"> </w:t>
+      </w:r>
+      <w:proofErr w:type="spellStart"/>
+      <w:r>
+        <w:rPr>
+          <w:rFonts w:ascii="Times New Roman" w:hAnsi="Times New Roman"/>
+          <w:szCs w:val="24"/>
+        </w:rPr>
+        <w:t>lục</w:t>
+      </w:r>
+      <w:proofErr w:type="spellEnd"/>
+      <w:r>
+        <w:rPr>
+          <w:rFonts w:ascii="Times New Roman" w:hAnsi="Times New Roman"/>
+          <w:szCs w:val="24"/>
+        </w:rPr>
+        <w:t xml:space="preserve"> </w:t>
+      </w:r>
+      <w:proofErr w:type="spellStart"/>
+      <w:r>
+        <w:rPr>
+          <w:rFonts w:ascii="Times New Roman" w:hAnsi="Times New Roman"/>
+          <w:szCs w:val="24"/>
+        </w:rPr>
+        <w:t>hợp</w:t>
+      </w:r>
+      <w:proofErr w:type="spellEnd"/>
+      <w:r>
+        <w:rPr>
+          <w:rFonts w:ascii="Times New Roman" w:hAnsi="Times New Roman"/>
+          <w:szCs w:val="24"/>
+        </w:rPr>
+        <w:t xml:space="preserve"> </w:t>
+      </w:r>
+      <w:proofErr w:type="spellStart"/>
+      <w:r>
+        <w:rPr>
+          <w:rFonts w:ascii="Times New Roman" w:hAnsi="Times New Roman"/>
+          <w:szCs w:val="24"/>
+        </w:rPr>
+        <w:t>đồng</w:t>
+      </w:r>
+      <w:proofErr w:type="spellEnd"/>
+      <w:r>
+        <w:rPr>
+          <w:rFonts w:ascii="Times New Roman" w:hAnsi="Times New Roman"/>
+          <w:szCs w:val="24"/>
         </w:rPr>
         <w:t>.</w:t>
       </w:r>
@@ -17626,7 +18434,7 @@
           <w:footerReference w:type="even" r:id="rId8"/>
           <w:footerReference w:type="default" r:id="rId9"/>
           <w:pgSz w:w="11909" w:h="16834" w:code="9"/>
-          <w:pgMar w:top="630" w:right="1289" w:bottom="810" w:left="1134" w:header="720" w:footer="40" w:gutter="0"/>
+          <w:pgMar w:top="720" w:right="720" w:bottom="720" w:left="720" w:header="720" w:footer="40" w:gutter="0"/>
           <w:pgNumType w:start="1"/>
           <w:cols w:space="720"/>
           <w:docGrid w:linePitch="360"/>
@@ -18489,7 +19297,234 @@
       </w:rPr>
     </w:lvl>
   </w:abstractNum>
-  <w:abstractNum w:abstractNumId="6" w15:restartNumberingAfterBreak="1">
+  <w:abstractNum w:abstractNumId="6" w15:restartNumberingAfterBreak="0">
+    <w:nsid w:val="5DD7389A"/>
+    <w:multiLevelType w:val="multilevel"/>
+    <w:tmpl w:val="52E216FC"/>
+    <w:lvl w:ilvl="0">
+      <w:start w:val="6"/>
+      <w:numFmt w:val="decimal"/>
+      <w:lvlText w:val="%1."/>
+      <w:lvlJc w:val="left"/>
+      <w:pPr>
+        <w:ind w:left="360" w:hanging="360"/>
+      </w:pPr>
+      <w:rPr>
+        <w:rFonts w:hint="default"/>
+      </w:rPr>
+    </w:lvl>
+    <w:lvl w:ilvl="1">
+      <w:start w:val="1"/>
+      <w:numFmt w:val="decimal"/>
+      <w:lvlText w:val="%1.%2."/>
+      <w:lvlJc w:val="left"/>
+      <w:pPr>
+        <w:ind w:left="720" w:hanging="360"/>
+      </w:pPr>
+      <w:rPr>
+        <w:rFonts w:hint="default"/>
+      </w:rPr>
+    </w:lvl>
+    <w:lvl w:ilvl="2">
+      <w:start w:val="1"/>
+      <w:numFmt w:val="decimal"/>
+      <w:lvlText w:val="%1.%2.%3."/>
+      <w:lvlJc w:val="left"/>
+      <w:pPr>
+        <w:ind w:left="1440" w:hanging="720"/>
+      </w:pPr>
+      <w:rPr>
+        <w:rFonts w:hint="default"/>
+      </w:rPr>
+    </w:lvl>
+    <w:lvl w:ilvl="3">
+      <w:start w:val="1"/>
+      <w:numFmt w:val="decimal"/>
+      <w:lvlText w:val="%1.%2.%3.%4."/>
+      <w:lvlJc w:val="left"/>
+      <w:pPr>
+        <w:ind w:left="1800" w:hanging="720"/>
+      </w:pPr>
+      <w:rPr>
+        <w:rFonts w:hint="default"/>
+      </w:rPr>
+    </w:lvl>
+    <w:lvl w:ilvl="4">
+      <w:start w:val="1"/>
+      <w:numFmt w:val="decimal"/>
+      <w:lvlText w:val="%1.%2.%3.%4.%5."/>
+      <w:lvlJc w:val="left"/>
+      <w:pPr>
+        <w:ind w:left="2520" w:hanging="1080"/>
+      </w:pPr>
+      <w:rPr>
+        <w:rFonts w:hint="default"/>
+      </w:rPr>
+    </w:lvl>
+    <w:lvl w:ilvl="5">
+      <w:start w:val="1"/>
+      <w:numFmt w:val="decimal"/>
+      <w:lvlText w:val="%1.%2.%3.%4.%5.%6."/>
+      <w:lvlJc w:val="left"/>
+      <w:pPr>
+        <w:ind w:left="2880" w:hanging="1080"/>
+      </w:pPr>
+      <w:rPr>
+        <w:rFonts w:hint="default"/>
+      </w:rPr>
+    </w:lvl>
+    <w:lvl w:ilvl="6">
+      <w:start w:val="1"/>
+      <w:numFmt w:val="decimal"/>
+      <w:lvlText w:val="%1.%2.%3.%4.%5.%6.%7."/>
+      <w:lvlJc w:val="left"/>
+      <w:pPr>
+        <w:ind w:left="3600" w:hanging="1440"/>
+      </w:pPr>
+      <w:rPr>
+        <w:rFonts w:hint="default"/>
+      </w:rPr>
+    </w:lvl>
+    <w:lvl w:ilvl="7">
+      <w:start w:val="1"/>
+      <w:numFmt w:val="decimal"/>
+      <w:lvlText w:val="%1.%2.%3.%4.%5.%6.%7.%8."/>
+      <w:lvlJc w:val="left"/>
+      <w:pPr>
+        <w:ind w:left="3960" w:hanging="1440"/>
+      </w:pPr>
+      <w:rPr>
+        <w:rFonts w:hint="default"/>
+      </w:rPr>
+    </w:lvl>
+    <w:lvl w:ilvl="8">
+      <w:start w:val="1"/>
+      <w:numFmt w:val="decimal"/>
+      <w:lvlText w:val="%1.%2.%3.%4.%5.%6.%7.%8.%9."/>
+      <w:lvlJc w:val="left"/>
+      <w:pPr>
+        <w:ind w:left="4680" w:hanging="1800"/>
+      </w:pPr>
+      <w:rPr>
+        <w:rFonts w:hint="default"/>
+      </w:rPr>
+    </w:lvl>
+  </w:abstractNum>
+  <w:abstractNum w:abstractNumId="7" w15:restartNumberingAfterBreak="0">
+    <w:nsid w:val="68251811"/>
+    <w:multiLevelType w:val="hybridMultilevel"/>
+    <w:tmpl w:val="F5F20764"/>
+    <w:lvl w:ilvl="0" w:tplc="3A3C8CB0">
+      <w:start w:val="2"/>
+      <w:numFmt w:val="bullet"/>
+      <w:lvlText w:val="-"/>
+      <w:lvlJc w:val="left"/>
+      <w:pPr>
+        <w:ind w:left="1080" w:hanging="360"/>
+      </w:pPr>
+      <w:rPr>
+        <w:rFonts w:ascii="Times New Roman" w:eastAsia="Times New Roman" w:hAnsi="Times New Roman" w:cs="Times New Roman" w:hint="default"/>
+        <w:b/>
+      </w:rPr>
+    </w:lvl>
+    <w:lvl w:ilvl="1" w:tplc="04090003" w:tentative="1">
+      <w:start w:val="1"/>
+      <w:numFmt w:val="bullet"/>
+      <w:lvlText w:val="o"/>
+      <w:lvlJc w:val="left"/>
+      <w:pPr>
+        <w:ind w:left="1800" w:hanging="360"/>
+      </w:pPr>
+      <w:rPr>
+        <w:rFonts w:ascii="Courier New" w:hAnsi="Courier New" w:cs="Courier New" w:hint="default"/>
+      </w:rPr>
+    </w:lvl>
+    <w:lvl w:ilvl="2" w:tplc="04090005" w:tentative="1">
+      <w:start w:val="1"/>
+      <w:numFmt w:val="bullet"/>
+      <w:lvlText w:val=""/>
+      <w:lvlJc w:val="left"/>
+      <w:pPr>
+        <w:ind w:left="2520" w:hanging="360"/>
+      </w:pPr>
+      <w:rPr>
+        <w:rFonts w:ascii="Wingdings" w:hAnsi="Wingdings" w:hint="default"/>
+      </w:rPr>
+    </w:lvl>
+    <w:lvl w:ilvl="3" w:tplc="04090001" w:tentative="1">
+      <w:start w:val="1"/>
+      <w:numFmt w:val="bullet"/>
+      <w:lvlText w:val=""/>
+      <w:lvlJc w:val="left"/>
+      <w:pPr>
+        <w:ind w:left="3240" w:hanging="360"/>
+      </w:pPr>
+      <w:rPr>
+        <w:rFonts w:ascii="Symbol" w:hAnsi="Symbol" w:hint="default"/>
+      </w:rPr>
+    </w:lvl>
+    <w:lvl w:ilvl="4" w:tplc="04090003" w:tentative="1">
+      <w:start w:val="1"/>
+      <w:numFmt w:val="bullet"/>
+      <w:lvlText w:val="o"/>
+      <w:lvlJc w:val="left"/>
+      <w:pPr>
+        <w:ind w:left="3960" w:hanging="360"/>
+      </w:pPr>
+      <w:rPr>
+        <w:rFonts w:ascii="Courier New" w:hAnsi="Courier New" w:cs="Courier New" w:hint="default"/>
+      </w:rPr>
+    </w:lvl>
+    <w:lvl w:ilvl="5" w:tplc="04090005" w:tentative="1">
+      <w:start w:val="1"/>
+      <w:numFmt w:val="bullet"/>
+      <w:lvlText w:val=""/>
+      <w:lvlJc w:val="left"/>
+      <w:pPr>
+        <w:ind w:left="4680" w:hanging="360"/>
+      </w:pPr>
+      <w:rPr>
+        <w:rFonts w:ascii="Wingdings" w:hAnsi="Wingdings" w:hint="default"/>
+      </w:rPr>
+    </w:lvl>
+    <w:lvl w:ilvl="6" w:tplc="04090001" w:tentative="1">
+      <w:start w:val="1"/>
+      <w:numFmt w:val="bullet"/>
+      <w:lvlText w:val=""/>
+      <w:lvlJc w:val="left"/>
+      <w:pPr>
+        <w:ind w:left="5400" w:hanging="360"/>
+      </w:pPr>
+      <w:rPr>
+        <w:rFonts w:ascii="Symbol" w:hAnsi="Symbol" w:hint="default"/>
+      </w:rPr>
+    </w:lvl>
+    <w:lvl w:ilvl="7" w:tplc="04090003" w:tentative="1">
+      <w:start w:val="1"/>
+      <w:numFmt w:val="bullet"/>
+      <w:lvlText w:val="o"/>
+      <w:lvlJc w:val="left"/>
+      <w:pPr>
+        <w:ind w:left="6120" w:hanging="360"/>
+      </w:pPr>
+      <w:rPr>
+        <w:rFonts w:ascii="Courier New" w:hAnsi="Courier New" w:cs="Courier New" w:hint="default"/>
+      </w:rPr>
+    </w:lvl>
+    <w:lvl w:ilvl="8" w:tplc="04090005" w:tentative="1">
+      <w:start w:val="1"/>
+      <w:numFmt w:val="bullet"/>
+      <w:lvlText w:val=""/>
+      <w:lvlJc w:val="left"/>
+      <w:pPr>
+        <w:ind w:left="6840" w:hanging="360"/>
+      </w:pPr>
+      <w:rPr>
+        <w:rFonts w:ascii="Wingdings" w:hAnsi="Wingdings" w:hint="default"/>
+      </w:rPr>
+    </w:lvl>
+  </w:abstractNum>
+  <w:abstractNum w:abstractNumId="8" w15:restartNumberingAfterBreak="1">
     <w:nsid w:val="6C537C1B"/>
     <w:multiLevelType w:val="hybridMultilevel"/>
     <w:tmpl w:val="1AF8EE5A"/>
@@ -18588,7 +19623,7 @@
     <w:abstractNumId w:val="2"/>
   </w:num>
   <w:num w:numId="4" w16cid:durableId="1093739505">
-    <w:abstractNumId w:val="6"/>
+    <w:abstractNumId w:val="8"/>
   </w:num>
   <w:num w:numId="5" w16cid:durableId="788162051">
     <w:abstractNumId w:val="3"/>
@@ -18598,6 +19633,12 @@
   </w:num>
   <w:num w:numId="7" w16cid:durableId="739670358">
     <w:abstractNumId w:val="5"/>
+  </w:num>
+  <w:num w:numId="8" w16cid:durableId="1908413860">
+    <w:abstractNumId w:val="7"/>
+  </w:num>
+  <w:num w:numId="9" w16cid:durableId="579171615">
+    <w:abstractNumId w:val="6"/>
   </w:num>
 </w:numbering>
 </file>
@@ -18655,6 +19696,12 @@
   <wne:recipientData>
     <wne:active wne:val="1"/>
     <wne:hash wne:val="1707048493"/>
+  </wne:recipientData>
+  <wne:recipientData>
+    <wne:active wne:val="1"/>
+  </wne:recipientData>
+  <wne:recipientData>
+    <wne:active wne:val="1"/>
   </wne:recipientData>
   <wne:recipientData>
     <wne:active wne:val="1"/>
